--- a/docassemble/MinorGuardianshipDischarge/data/templates/guardianship_discharge_petition.docx
+++ b/docassemble/MinorGuardianshipDischarge/data/templates/guardianship_discharge_petition.docx
@@ -20,39 +20,8 @@
           <w:sz w:val="24"/>
           <w:szCs w:val="24"/>
         </w:rPr>
-        <w:t xml:space="preserve">{% if </w:t>
-      </w:r>
-      <w:proofErr w:type="spellStart"/>
-      <w:r>
-        <w:rPr>
-          <w:rFonts w:ascii="Times New Roman" w:hAnsi="Times New Roman"/>
-          <w:b/>
-          <w:sz w:val="24"/>
-          <w:szCs w:val="24"/>
-        </w:rPr>
-        <w:t>trial_court_index</w:t>
-      </w:r>
-      <w:proofErr w:type="spellEnd"/>
-      <w:r>
-        <w:rPr>
-          <w:rFonts w:ascii="Times New Roman" w:hAnsi="Times New Roman"/>
-          <w:b/>
-          <w:sz w:val="24"/>
-          <w:szCs w:val="24"/>
-        </w:rPr>
-        <w:t xml:space="preserve"> == -</w:t>
-      </w:r>
-      <w:proofErr w:type="gramStart"/>
-      <w:r>
-        <w:rPr>
-          <w:rFonts w:ascii="Times New Roman" w:hAnsi="Times New Roman"/>
-          <w:b/>
-          <w:sz w:val="24"/>
-          <w:szCs w:val="24"/>
-        </w:rPr>
-        <w:t>1 %}</w:t>
-      </w:r>
-      <w:proofErr w:type="gramEnd"/>
+        <w:t>{% if trial_court_index == -1 %}</w:t>
+      </w:r>
     </w:p>
     <w:p>
       <w:pPr>
@@ -115,9 +84,8 @@
           <w:sz w:val="24"/>
           <w:szCs w:val="24"/>
         </w:rPr>
-        <w:t xml:space="preserve">{% else </w:t>
-      </w:r>
-      <w:proofErr w:type="gramStart"/>
+        <w:t>{% else %}</w:t>
+      </w:r>
       <w:r>
         <w:rPr>
           <w:rFonts w:ascii="Times New Roman" w:hAnsi="Times New Roman"/>
@@ -125,26 +93,7 @@
           <w:sz w:val="24"/>
           <w:szCs w:val="24"/>
         </w:rPr>
-        <w:t>%}</w:t>
-      </w:r>
-      <w:r>
-        <w:rPr>
-          <w:rFonts w:ascii="Times New Roman" w:hAnsi="Times New Roman"/>
-          <w:b/>
-          <w:sz w:val="24"/>
-          <w:szCs w:val="24"/>
-        </w:rPr>
-        <w:t>STATE</w:t>
-      </w:r>
-      <w:proofErr w:type="gramEnd"/>
-      <w:r>
-        <w:rPr>
-          <w:rFonts w:ascii="Times New Roman" w:hAnsi="Times New Roman"/>
-          <w:b/>
-          <w:sz w:val="24"/>
-          <w:szCs w:val="24"/>
-        </w:rPr>
-        <w:t xml:space="preserve"> OF ILLINOIS</w:t>
+        <w:t>STATE OF ILLINOIS</w:t>
       </w:r>
     </w:p>
     <w:p>
@@ -168,7 +117,6 @@
         </w:rPr>
         <w:t xml:space="preserve">IN THE CIRCUIT COURT OF THE </w:t>
       </w:r>
-      <w:proofErr w:type="gramStart"/>
       <w:r>
         <w:rPr>
           <w:rFonts w:ascii="Times New Roman" w:hAnsi="Times New Roman"/>
@@ -176,9 +124,8 @@
           <w:sz w:val="24"/>
           <w:szCs w:val="24"/>
         </w:rPr>
-        <w:t xml:space="preserve">{{ </w:t>
-      </w:r>
-      <w:proofErr w:type="spellStart"/>
+        <w:t>{{ judicial_district_ordinal</w:t>
+      </w:r>
       <w:r>
         <w:rPr>
           <w:rFonts w:ascii="Times New Roman" w:hAnsi="Times New Roman"/>
@@ -186,9 +133,8 @@
           <w:sz w:val="24"/>
           <w:szCs w:val="24"/>
         </w:rPr>
-        <w:t>judicial</w:t>
-      </w:r>
-      <w:proofErr w:type="gramEnd"/>
+        <w:t>.upper()</w:t>
+      </w:r>
       <w:r>
         <w:rPr>
           <w:rFonts w:ascii="Times New Roman" w:hAnsi="Times New Roman"/>
@@ -196,37 +142,7 @@
           <w:sz w:val="24"/>
           <w:szCs w:val="24"/>
         </w:rPr>
-        <w:t>_district_</w:t>
-      </w:r>
-      <w:proofErr w:type="gramStart"/>
-      <w:r>
-        <w:rPr>
-          <w:rFonts w:ascii="Times New Roman" w:hAnsi="Times New Roman"/>
-          <w:b/>
-          <w:sz w:val="24"/>
-          <w:szCs w:val="24"/>
-        </w:rPr>
-        <w:t>ordinal</w:t>
-      </w:r>
-      <w:proofErr w:type="spellEnd"/>
-      <w:r>
-        <w:rPr>
-          <w:rFonts w:ascii="Times New Roman" w:hAnsi="Times New Roman"/>
-          <w:b/>
-          <w:sz w:val="24"/>
-          <w:szCs w:val="24"/>
-        </w:rPr>
-        <w:t>(</w:t>
-      </w:r>
-      <w:proofErr w:type="gramEnd"/>
-      <w:r>
-        <w:rPr>
-          <w:rFonts w:ascii="Times New Roman" w:hAnsi="Times New Roman"/>
-          <w:b/>
-          <w:sz w:val="24"/>
-          <w:szCs w:val="24"/>
-        </w:rPr>
-        <w:t>)}}</w:t>
+        <w:t>}}</w:t>
       </w:r>
       <w:r>
         <w:rPr>
@@ -257,9 +173,8 @@
           <w:sz w:val="24"/>
           <w:szCs w:val="24"/>
         </w:rPr>
-        <w:t>{{</w:t>
-      </w:r>
-      <w:proofErr w:type="spellStart"/>
+        <w:t>{{trial_court.address.county</w:t>
+      </w:r>
       <w:r>
         <w:rPr>
           <w:rFonts w:ascii="Times New Roman" w:hAnsi="Times New Roman"/>
@@ -267,9 +182,8 @@
           <w:sz w:val="24"/>
           <w:szCs w:val="24"/>
         </w:rPr>
-        <w:t>trial_</w:t>
-      </w:r>
-      <w:proofErr w:type="gramStart"/>
+        <w:t>.upper()</w:t>
+      </w:r>
       <w:r>
         <w:rPr>
           <w:rFonts w:ascii="Times New Roman" w:hAnsi="Times New Roman"/>
@@ -277,9 +191,8 @@
           <w:sz w:val="24"/>
           <w:szCs w:val="24"/>
         </w:rPr>
-        <w:t>court.address</w:t>
-      </w:r>
-      <w:proofErr w:type="gramEnd"/>
+        <w:t>}}</w:t>
+      </w:r>
       <w:r>
         <w:rPr>
           <w:rFonts w:ascii="Times New Roman" w:hAnsi="Times New Roman"/>
@@ -287,9 +200,8 @@
           <w:sz w:val="24"/>
           <w:szCs w:val="24"/>
         </w:rPr>
-        <w:t>.county</w:t>
-      </w:r>
-      <w:proofErr w:type="spellEnd"/>
+        <w:t xml:space="preserve"> COUNTY</w:t>
+      </w:r>
       <w:r>
         <w:rPr>
           <w:rFonts w:ascii="Times New Roman" w:hAnsi="Times New Roman"/>
@@ -297,57 +209,8 @@
           <w:sz w:val="24"/>
           <w:szCs w:val="24"/>
         </w:rPr>
-        <w:t>}}</w:t>
-      </w:r>
-      <w:r>
-        <w:rPr>
-          <w:rFonts w:ascii="Times New Roman" w:hAnsi="Times New Roman"/>
-          <w:b/>
-          <w:sz w:val="24"/>
-          <w:szCs w:val="24"/>
-        </w:rPr>
-        <w:t xml:space="preserve"> </w:t>
-      </w:r>
-      <w:proofErr w:type="gramStart"/>
-      <w:r>
-        <w:rPr>
-          <w:rFonts w:ascii="Times New Roman" w:hAnsi="Times New Roman"/>
-          <w:b/>
-          <w:sz w:val="24"/>
-          <w:szCs w:val="24"/>
-        </w:rPr>
-        <w:t>COUNTY</w:t>
-      </w:r>
-      <w:r>
-        <w:rPr>
-          <w:rFonts w:ascii="Times New Roman" w:hAnsi="Times New Roman"/>
-          <w:b/>
-          <w:sz w:val="24"/>
-          <w:szCs w:val="24"/>
-        </w:rPr>
-        <w:t>{</w:t>
-      </w:r>
-      <w:proofErr w:type="gramEnd"/>
-      <w:r>
-        <w:rPr>
-          <w:rFonts w:ascii="Times New Roman" w:hAnsi="Times New Roman"/>
-          <w:b/>
-          <w:sz w:val="24"/>
-          <w:szCs w:val="24"/>
-        </w:rPr>
-        <w:t xml:space="preserve">% </w:t>
-      </w:r>
-      <w:proofErr w:type="gramStart"/>
-      <w:r>
-        <w:rPr>
-          <w:rFonts w:ascii="Times New Roman" w:hAnsi="Times New Roman"/>
-          <w:b/>
-          <w:sz w:val="24"/>
-          <w:szCs w:val="24"/>
-        </w:rPr>
-        <w:t>endif %}</w:t>
-      </w:r>
-      <w:proofErr w:type="gramEnd"/>
+        <w:t>{% endif %}</w:t>
+      </w:r>
     </w:p>
     <w:p>
       <w:pPr>
@@ -384,7 +247,6 @@
         <w:br/>
         <w:t>IN THE ESTATE OF </w:t>
       </w:r>
-      <w:proofErr w:type="gramStart"/>
       <w:r>
         <w:rPr>
           <w:rFonts w:ascii="Times New Roman" w:hAnsi="Times New Roman"/>
@@ -393,9 +255,8 @@
           <w:szCs w:val="24"/>
         </w:rPr>
         <w:tab/>
-        <w:t>)   </w:t>
-      </w:r>
-      <w:proofErr w:type="gramEnd"/>
+        <w:t xml:space="preserve">)    NO. </w:t>
+      </w:r>
       <w:r>
         <w:rPr>
           <w:rFonts w:ascii="Times New Roman" w:hAnsi="Times New Roman"/>
@@ -403,7 +264,7 @@
           <w:sz w:val="24"/>
           <w:szCs w:val="24"/>
         </w:rPr>
-        <w:t xml:space="preserve"> NO. </w:t>
+        <w:t>{% if case_number != “” %}{{case_number}}{% else %}</w:t>
       </w:r>
       <w:r>
         <w:rPr>
@@ -412,9 +273,8 @@
           <w:sz w:val="24"/>
           <w:szCs w:val="24"/>
         </w:rPr>
-        <w:t xml:space="preserve">{% if </w:t>
-      </w:r>
-      <w:proofErr w:type="spellStart"/>
+        <w:t>_______________</w:t>
+      </w:r>
       <w:r>
         <w:rPr>
           <w:rFonts w:ascii="Times New Roman" w:hAnsi="Times New Roman"/>
@@ -422,146 +282,7 @@
           <w:sz w:val="24"/>
           <w:szCs w:val="24"/>
         </w:rPr>
-        <w:t>case_</w:t>
-      </w:r>
-      <w:proofErr w:type="gramStart"/>
-      <w:r>
-        <w:rPr>
-          <w:rFonts w:ascii="Times New Roman" w:hAnsi="Times New Roman"/>
-          <w:color w:val="000000"/>
-          <w:sz w:val="24"/>
-          <w:szCs w:val="24"/>
-        </w:rPr>
-        <w:t>number</w:t>
-      </w:r>
-      <w:proofErr w:type="spellEnd"/>
-      <w:r>
-        <w:rPr>
-          <w:rFonts w:ascii="Times New Roman" w:hAnsi="Times New Roman"/>
-          <w:color w:val="000000"/>
-          <w:sz w:val="24"/>
-          <w:szCs w:val="24"/>
-        </w:rPr>
-        <w:t xml:space="preserve"> !</w:t>
-      </w:r>
-      <w:proofErr w:type="gramEnd"/>
-      <w:r>
-        <w:rPr>
-          <w:rFonts w:ascii="Times New Roman" w:hAnsi="Times New Roman"/>
-          <w:color w:val="000000"/>
-          <w:sz w:val="24"/>
-          <w:szCs w:val="24"/>
-        </w:rPr>
-        <w:t xml:space="preserve">= “” </w:t>
-      </w:r>
-      <w:proofErr w:type="gramStart"/>
-      <w:r>
-        <w:rPr>
-          <w:rFonts w:ascii="Times New Roman" w:hAnsi="Times New Roman"/>
-          <w:color w:val="000000"/>
-          <w:sz w:val="24"/>
-          <w:szCs w:val="24"/>
-        </w:rPr>
-        <w:t>%}{</w:t>
-      </w:r>
-      <w:proofErr w:type="gramEnd"/>
-      <w:r>
-        <w:rPr>
-          <w:rFonts w:ascii="Times New Roman" w:hAnsi="Times New Roman"/>
-          <w:color w:val="000000"/>
-          <w:sz w:val="24"/>
-          <w:szCs w:val="24"/>
-        </w:rPr>
-        <w:t>{</w:t>
-      </w:r>
-      <w:proofErr w:type="spellStart"/>
-      <w:r>
-        <w:rPr>
-          <w:rFonts w:ascii="Times New Roman" w:hAnsi="Times New Roman"/>
-          <w:color w:val="000000"/>
-          <w:sz w:val="24"/>
-          <w:szCs w:val="24"/>
-        </w:rPr>
-        <w:t>case_number</w:t>
-      </w:r>
-      <w:proofErr w:type="spellEnd"/>
-      <w:proofErr w:type="gramStart"/>
-      <w:r>
-        <w:rPr>
-          <w:rFonts w:ascii="Times New Roman" w:hAnsi="Times New Roman"/>
-          <w:color w:val="000000"/>
-          <w:sz w:val="24"/>
-          <w:szCs w:val="24"/>
-        </w:rPr>
-        <w:t>}}{</w:t>
-      </w:r>
-      <w:proofErr w:type="gramEnd"/>
-      <w:r>
-        <w:rPr>
-          <w:rFonts w:ascii="Times New Roman" w:hAnsi="Times New Roman"/>
-          <w:color w:val="000000"/>
-          <w:sz w:val="24"/>
-          <w:szCs w:val="24"/>
-        </w:rPr>
-        <w:t xml:space="preserve">% else </w:t>
-      </w:r>
-      <w:proofErr w:type="gramStart"/>
-      <w:r>
-        <w:rPr>
-          <w:rFonts w:ascii="Times New Roman" w:hAnsi="Times New Roman"/>
-          <w:color w:val="000000"/>
-          <w:sz w:val="24"/>
-          <w:szCs w:val="24"/>
-        </w:rPr>
-        <w:t>%}</w:t>
-      </w:r>
-      <w:r>
-        <w:rPr>
-          <w:rFonts w:ascii="Times New Roman" w:hAnsi="Times New Roman"/>
-          <w:color w:val="000000"/>
-          <w:sz w:val="24"/>
-          <w:szCs w:val="24"/>
-        </w:rPr>
-        <w:t>_</w:t>
-      </w:r>
-      <w:proofErr w:type="gramEnd"/>
-      <w:r>
-        <w:rPr>
-          <w:rFonts w:ascii="Times New Roman" w:hAnsi="Times New Roman"/>
-          <w:color w:val="000000"/>
-          <w:sz w:val="24"/>
-          <w:szCs w:val="24"/>
-        </w:rPr>
-        <w:t>_____________</w:t>
-      </w:r>
-      <w:proofErr w:type="gramStart"/>
-      <w:r>
-        <w:rPr>
-          <w:rFonts w:ascii="Times New Roman" w:hAnsi="Times New Roman"/>
-          <w:color w:val="000000"/>
-          <w:sz w:val="24"/>
-          <w:szCs w:val="24"/>
-        </w:rPr>
-        <w:t>_</w:t>
-      </w:r>
-      <w:r>
-        <w:rPr>
-          <w:rFonts w:ascii="Times New Roman" w:hAnsi="Times New Roman"/>
-          <w:color w:val="000000"/>
-          <w:sz w:val="24"/>
-          <w:szCs w:val="24"/>
-        </w:rPr>
-        <w:t>{</w:t>
-      </w:r>
-      <w:proofErr w:type="gramEnd"/>
-      <w:r>
-        <w:rPr>
-          <w:rFonts w:ascii="Times New Roman" w:hAnsi="Times New Roman"/>
-          <w:color w:val="000000"/>
-          <w:sz w:val="24"/>
-          <w:szCs w:val="24"/>
-        </w:rPr>
-        <w:t>% endif %}</w:t>
+        <w:t>{% endif %}</w:t>
       </w:r>
     </w:p>
     <w:p>
@@ -622,47 +343,7 @@
           <w:szCs w:val="24"/>
           <w:u w:val="single"/>
         </w:rPr>
-        <w:t>{{</w:t>
-      </w:r>
-      <w:proofErr w:type="spellStart"/>
-      <w:r>
-        <w:rPr>
-          <w:rFonts w:ascii="Times New Roman" w:hAnsi="Times New Roman"/>
-          <w:sz w:val="24"/>
-          <w:szCs w:val="24"/>
-          <w:u w:val="single"/>
-        </w:rPr>
-        <w:t>child.name_</w:t>
-      </w:r>
-      <w:proofErr w:type="gramStart"/>
-      <w:r>
-        <w:rPr>
-          <w:rFonts w:ascii="Times New Roman" w:hAnsi="Times New Roman"/>
-          <w:sz w:val="24"/>
-          <w:szCs w:val="24"/>
-          <w:u w:val="single"/>
-        </w:rPr>
-        <w:t>full</w:t>
-      </w:r>
-      <w:proofErr w:type="spellEnd"/>
-      <w:r>
-        <w:rPr>
-          <w:rFonts w:ascii="Times New Roman" w:hAnsi="Times New Roman"/>
-          <w:sz w:val="24"/>
-          <w:szCs w:val="24"/>
-          <w:u w:val="single"/>
-        </w:rPr>
-        <w:t>(</w:t>
-      </w:r>
-      <w:proofErr w:type="gramEnd"/>
-      <w:r>
-        <w:rPr>
-          <w:rFonts w:ascii="Times New Roman" w:hAnsi="Times New Roman"/>
-          <w:sz w:val="24"/>
-          <w:szCs w:val="24"/>
-          <w:u w:val="single"/>
-        </w:rPr>
-        <w:t>)}}</w:t>
+        <w:t>{{child.name_full()}}</w:t>
       </w:r>
       <w:r>
         <w:rPr>
@@ -751,7 +432,6 @@
           <w:szCs w:val="24"/>
         </w:rPr>
       </w:pPr>
-      <w:proofErr w:type="gramStart"/>
       <w:r>
         <w:rPr>
           <w:rFonts w:ascii="Times New Roman" w:hAnsi="Times New Roman"/>
@@ -766,52 +446,137 @@
           <w:sz w:val="24"/>
           <w:szCs w:val="24"/>
         </w:rPr>
+        <w:t>{{users[0].name_full()}}</w:t>
+      </w:r>
+      <w:r>
+        <w:rPr>
+          <w:rFonts w:ascii="Times New Roman" w:hAnsi="Times New Roman"/>
+          <w:sz w:val="24"/>
+          <w:szCs w:val="24"/>
+        </w:rPr>
+        <w:t xml:space="preserve"> </w:t>
+      </w:r>
+      <w:r>
+        <w:rPr>
+          <w:rFonts w:ascii="Times New Roman" w:hAnsi="Times New Roman"/>
+          <w:sz w:val="24"/>
+          <w:szCs w:val="24"/>
+        </w:rPr>
+        <w:t>state:</w:t>
+      </w:r>
+    </w:p>
+    <w:p>
+      <w:pPr>
+        <w:rPr>
+          <w:rFonts w:ascii="Times New Roman" w:hAnsi="Times New Roman"/>
+          <w:sz w:val="24"/>
+          <w:szCs w:val="24"/>
+        </w:rPr>
+      </w:pPr>
+      <w:r>
+        <w:rPr>
+          <w:rFonts w:ascii="Times New Roman" w:hAnsi="Times New Roman"/>
+          <w:sz w:val="24"/>
+          <w:szCs w:val="24"/>
+        </w:rPr>
+        <w:t>1.</w:t>
+      </w:r>
+      <w:r>
+        <w:rPr>
+          <w:rFonts w:ascii="Times New Roman" w:hAnsi="Times New Roman"/>
+          <w:sz w:val="24"/>
+          <w:szCs w:val="24"/>
+        </w:rPr>
+        <w:t xml:space="preserve"> </w:t>
+      </w:r>
+      <w:r>
+        <w:rPr>
+          <w:rFonts w:ascii="Times New Roman" w:hAnsi="Times New Roman"/>
+          <w:sz w:val="24"/>
+          <w:szCs w:val="24"/>
+        </w:rPr>
+        <w:t xml:space="preserve">I am the </w:t>
+      </w:r>
+      <w:r>
+        <w:rPr>
+          <w:rFonts w:ascii="Times New Roman" w:hAnsi="Times New Roman"/>
+          <w:sz w:val="24"/>
+          <w:szCs w:val="24"/>
+        </w:rPr>
+        <w:t>parent</w:t>
+      </w:r>
+      <w:r>
+        <w:rPr>
+          <w:rFonts w:ascii="Times New Roman" w:hAnsi="Times New Roman"/>
+          <w:sz w:val="24"/>
+          <w:szCs w:val="24"/>
+        </w:rPr>
+        <w:t xml:space="preserve"> </w:t>
+      </w:r>
+      <w:r>
+        <w:rPr>
+          <w:rFonts w:ascii="Times New Roman" w:hAnsi="Times New Roman"/>
+          <w:sz w:val="24"/>
+          <w:szCs w:val="24"/>
+        </w:rPr>
+        <w:t xml:space="preserve">of </w:t>
+      </w:r>
+      <w:r>
+        <w:rPr>
+          <w:rFonts w:ascii="Times New Roman" w:hAnsi="Times New Roman"/>
+          <w:sz w:val="24"/>
+          <w:szCs w:val="24"/>
+        </w:rPr>
+        <w:t>{{child.name_full()}}</w:t>
+      </w:r>
+      <w:r>
+        <w:rPr>
+          <w:rFonts w:ascii="Times New Roman" w:hAnsi="Times New Roman"/>
+          <w:sz w:val="24"/>
+          <w:szCs w:val="24"/>
+        </w:rPr>
+        <w:t>.</w:t>
+      </w:r>
+    </w:p>
+    <w:p>
+      <w:pPr>
+        <w:rPr>
+          <w:rFonts w:ascii="Times New Roman" w:hAnsi="Times New Roman"/>
+          <w:sz w:val="24"/>
+          <w:szCs w:val="24"/>
+        </w:rPr>
+      </w:pPr>
+      <w:r>
+        <w:rPr>
+          <w:rFonts w:ascii="Times New Roman" w:hAnsi="Times New Roman"/>
+          <w:sz w:val="24"/>
+          <w:szCs w:val="24"/>
+        </w:rPr>
+        <w:t xml:space="preserve">2. </w:t>
+      </w:r>
+      <w:r>
+        <w:rPr>
+          <w:rFonts w:ascii="Times New Roman" w:hAnsi="Times New Roman"/>
+          <w:sz w:val="24"/>
+          <w:szCs w:val="24"/>
+        </w:rPr>
         <w:t>{{</w:t>
       </w:r>
-      <w:proofErr w:type="gramEnd"/>
-      <w:r>
-        <w:rPr>
-          <w:rFonts w:ascii="Times New Roman" w:hAnsi="Times New Roman"/>
-          <w:sz w:val="24"/>
-          <w:szCs w:val="24"/>
-        </w:rPr>
-        <w:t>users[0].</w:t>
-      </w:r>
-      <w:proofErr w:type="spellStart"/>
-      <w:r>
-        <w:rPr>
-          <w:rFonts w:ascii="Times New Roman" w:hAnsi="Times New Roman"/>
-          <w:sz w:val="24"/>
-          <w:szCs w:val="24"/>
-        </w:rPr>
-        <w:t>name_</w:t>
-      </w:r>
-      <w:proofErr w:type="gramStart"/>
-      <w:r>
-        <w:rPr>
-          <w:rFonts w:ascii="Times New Roman" w:hAnsi="Times New Roman"/>
-          <w:sz w:val="24"/>
-          <w:szCs w:val="24"/>
-        </w:rPr>
-        <w:t>full</w:t>
-      </w:r>
-      <w:proofErr w:type="spellEnd"/>
-      <w:r>
-        <w:rPr>
-          <w:rFonts w:ascii="Times New Roman" w:hAnsi="Times New Roman"/>
-          <w:sz w:val="24"/>
-          <w:szCs w:val="24"/>
-        </w:rPr>
-        <w:t>(</w:t>
-      </w:r>
-      <w:proofErr w:type="gramEnd"/>
-      <w:r>
-        <w:rPr>
-          <w:rFonts w:ascii="Times New Roman" w:hAnsi="Times New Roman"/>
-          <w:sz w:val="24"/>
-          <w:szCs w:val="24"/>
-        </w:rPr>
-        <w:t>)}}</w:t>
+      <w:r>
+        <w:rPr>
+          <w:rFonts w:ascii="Times New Roman" w:hAnsi="Times New Roman"/>
+          <w:sz w:val="24"/>
+          <w:szCs w:val="24"/>
+        </w:rPr>
+        <w:t>other_parties[0]</w:t>
+      </w:r>
+      <w:r>
+        <w:rPr>
+          <w:rFonts w:ascii="Times New Roman" w:hAnsi="Times New Roman"/>
+          <w:sz w:val="24"/>
+          <w:szCs w:val="24"/>
+        </w:rPr>
+        <w:t>.name_full()}}</w:t>
       </w:r>
       <w:r>
         <w:rPr>
@@ -827,40 +592,15 @@
           <w:sz w:val="24"/>
           <w:szCs w:val="24"/>
         </w:rPr>
-        <w:t>state:</w:t>
-      </w:r>
-    </w:p>
-    <w:p>
-      <w:pPr>
-        <w:rPr>
-          <w:rFonts w:ascii="Times New Roman" w:hAnsi="Times New Roman"/>
-          <w:sz w:val="24"/>
-          <w:szCs w:val="24"/>
-        </w:rPr>
-      </w:pPr>
-      <w:r>
-        <w:rPr>
-          <w:rFonts w:ascii="Times New Roman" w:hAnsi="Times New Roman"/>
-          <w:sz w:val="24"/>
-          <w:szCs w:val="24"/>
-        </w:rPr>
-        <w:t xml:space="preserve">1. </w:t>
-      </w:r>
-      <w:r>
-        <w:rPr>
-          <w:rFonts w:ascii="Times New Roman" w:hAnsi="Times New Roman"/>
-          <w:sz w:val="24"/>
-          <w:szCs w:val="24"/>
-        </w:rPr>
-        <w:t xml:space="preserve">I am the </w:t>
-      </w:r>
-      <w:r>
-        <w:rPr>
-          <w:rFonts w:ascii="Times New Roman" w:hAnsi="Times New Roman"/>
-          <w:sz w:val="24"/>
-          <w:szCs w:val="24"/>
-        </w:rPr>
-        <w:t>parent</w:t>
+        <w:t xml:space="preserve">was appointed guardian of </w:t>
+      </w:r>
+      <w:r>
+        <w:rPr>
+          <w:rFonts w:ascii="Times New Roman" w:hAnsi="Times New Roman"/>
+          <w:sz w:val="24"/>
+          <w:szCs w:val="24"/>
+        </w:rPr>
+        <w:t>{{child.name_full()}}</w:t>
       </w:r>
       <w:r>
         <w:rPr>
@@ -876,51 +616,39 @@
           <w:sz w:val="24"/>
           <w:szCs w:val="24"/>
         </w:rPr>
-        <w:t xml:space="preserve">of </w:t>
-      </w:r>
-      <w:r>
-        <w:rPr>
-          <w:rFonts w:ascii="Times New Roman" w:hAnsi="Times New Roman"/>
-          <w:sz w:val="24"/>
-          <w:szCs w:val="24"/>
-        </w:rPr>
-        <w:t>{{</w:t>
-      </w:r>
-      <w:proofErr w:type="spellStart"/>
-      <w:r>
-        <w:rPr>
-          <w:rFonts w:ascii="Times New Roman" w:hAnsi="Times New Roman"/>
-          <w:sz w:val="24"/>
-          <w:szCs w:val="24"/>
-        </w:rPr>
-        <w:t>child.name_</w:t>
-      </w:r>
-      <w:proofErr w:type="gramStart"/>
-      <w:r>
-        <w:rPr>
-          <w:rFonts w:ascii="Times New Roman" w:hAnsi="Times New Roman"/>
-          <w:sz w:val="24"/>
-          <w:szCs w:val="24"/>
-        </w:rPr>
-        <w:t>full</w:t>
-      </w:r>
-      <w:proofErr w:type="spellEnd"/>
-      <w:r>
-        <w:rPr>
-          <w:rFonts w:ascii="Times New Roman" w:hAnsi="Times New Roman"/>
-          <w:sz w:val="24"/>
-          <w:szCs w:val="24"/>
-        </w:rPr>
-        <w:t>(</w:t>
-      </w:r>
-      <w:proofErr w:type="gramEnd"/>
-      <w:r>
-        <w:rPr>
-          <w:rFonts w:ascii="Times New Roman" w:hAnsi="Times New Roman"/>
-          <w:sz w:val="24"/>
-          <w:szCs w:val="24"/>
-        </w:rPr>
-        <w:t>)}}</w:t>
+        <w:t xml:space="preserve">by a judge in the Circuit Court of </w:t>
+      </w:r>
+      <w:r>
+        <w:rPr>
+          <w:rFonts w:ascii="Times New Roman" w:hAnsi="Times New Roman"/>
+          <w:sz w:val="24"/>
+          <w:szCs w:val="24"/>
+        </w:rPr>
+        <w:t>{{original_court.address.county}}</w:t>
+      </w:r>
+      <w:r>
+        <w:rPr>
+          <w:rFonts w:ascii="Times New Roman" w:hAnsi="Times New Roman"/>
+          <w:sz w:val="24"/>
+          <w:szCs w:val="24"/>
+        </w:rPr>
+        <w:t xml:space="preserve"> </w:t>
+      </w:r>
+      <w:r>
+        <w:rPr>
+          <w:rFonts w:ascii="Times New Roman" w:hAnsi="Times New Roman"/>
+          <w:sz w:val="24"/>
+          <w:szCs w:val="24"/>
+        </w:rPr>
+        <w:t xml:space="preserve">County, IL on </w:t>
+      </w:r>
+      <w:r>
+        <w:rPr>
+          <w:rFonts w:ascii="Times New Roman" w:hAnsi="Times New Roman"/>
+          <w:sz w:val="24"/>
+          <w:szCs w:val="24"/>
+        </w:rPr>
+        <w:t>{{guardianship_date}}</w:t>
       </w:r>
       <w:r>
         <w:rPr>
@@ -939,59 +667,29 @@
           <w:szCs w:val="24"/>
         </w:rPr>
       </w:pPr>
-      <w:proofErr w:type="gramStart"/>
-      <w:r>
-        <w:rPr>
-          <w:rFonts w:ascii="Times New Roman" w:hAnsi="Times New Roman"/>
-          <w:sz w:val="24"/>
-          <w:szCs w:val="24"/>
-        </w:rPr>
-        <w:t xml:space="preserve">2. </w:t>
-      </w:r>
-      <w:r>
-        <w:rPr>
-          <w:rFonts w:ascii="Times New Roman" w:hAnsi="Times New Roman"/>
-          <w:sz w:val="24"/>
-          <w:szCs w:val="24"/>
-        </w:rPr>
-        <w:t>{{</w:t>
-      </w:r>
-      <w:proofErr w:type="spellStart"/>
-      <w:proofErr w:type="gramEnd"/>
-      <w:r>
-        <w:rPr>
-          <w:rFonts w:ascii="Times New Roman" w:hAnsi="Times New Roman"/>
-          <w:sz w:val="24"/>
-          <w:szCs w:val="24"/>
-        </w:rPr>
-        <w:t>guardian.name_</w:t>
-      </w:r>
-      <w:proofErr w:type="gramStart"/>
-      <w:r>
-        <w:rPr>
-          <w:rFonts w:ascii="Times New Roman" w:hAnsi="Times New Roman"/>
-          <w:sz w:val="24"/>
-          <w:szCs w:val="24"/>
-        </w:rPr>
-        <w:t>full</w:t>
-      </w:r>
-      <w:proofErr w:type="spellEnd"/>
-      <w:r>
-        <w:rPr>
-          <w:rFonts w:ascii="Times New Roman" w:hAnsi="Times New Roman"/>
-          <w:sz w:val="24"/>
-          <w:szCs w:val="24"/>
-        </w:rPr>
-        <w:t>(</w:t>
-      </w:r>
-      <w:proofErr w:type="gramEnd"/>
-      <w:r>
-        <w:rPr>
-          <w:rFonts w:ascii="Times New Roman" w:hAnsi="Times New Roman"/>
-          <w:sz w:val="24"/>
-          <w:szCs w:val="24"/>
-        </w:rPr>
-        <w:t>)}}</w:t>
+      <w:r>
+        <w:rPr>
+          <w:rFonts w:ascii="Times New Roman" w:hAnsi="Times New Roman"/>
+          <w:sz w:val="24"/>
+          <w:szCs w:val="24"/>
+        </w:rPr>
+        <w:t xml:space="preserve">3. </w:t>
+      </w:r>
+      <w:r>
+        <w:rPr>
+          <w:rFonts w:ascii="Times New Roman" w:hAnsi="Times New Roman"/>
+          <w:sz w:val="24"/>
+          <w:szCs w:val="24"/>
+        </w:rPr>
+        <w:t>T</w:t>
+      </w:r>
+      <w:r>
+        <w:rPr>
+          <w:rFonts w:ascii="Times New Roman" w:hAnsi="Times New Roman"/>
+          <w:sz w:val="24"/>
+          <w:szCs w:val="24"/>
+        </w:rPr>
+        <w:t>he minor now lives with</w:t>
       </w:r>
       <w:r>
         <w:rPr>
@@ -1007,104 +705,16 @@
           <w:sz w:val="24"/>
           <w:szCs w:val="24"/>
         </w:rPr>
-        <w:t xml:space="preserve">was appointed guardian of </w:t>
-      </w:r>
-      <w:r>
-        <w:rPr>
-          <w:rFonts w:ascii="Times New Roman" w:hAnsi="Times New Roman"/>
-          <w:sz w:val="24"/>
-          <w:szCs w:val="24"/>
-        </w:rPr>
-        <w:t>{{</w:t>
-      </w:r>
-      <w:proofErr w:type="spellStart"/>
-      <w:r>
-        <w:rPr>
-          <w:rFonts w:ascii="Times New Roman" w:hAnsi="Times New Roman"/>
-          <w:sz w:val="24"/>
-          <w:szCs w:val="24"/>
-        </w:rPr>
-        <w:t>child.name_</w:t>
-      </w:r>
-      <w:proofErr w:type="gramStart"/>
-      <w:r>
-        <w:rPr>
-          <w:rFonts w:ascii="Times New Roman" w:hAnsi="Times New Roman"/>
-          <w:sz w:val="24"/>
-          <w:szCs w:val="24"/>
-        </w:rPr>
-        <w:t>full</w:t>
-      </w:r>
-      <w:proofErr w:type="spellEnd"/>
-      <w:r>
-        <w:rPr>
-          <w:rFonts w:ascii="Times New Roman" w:hAnsi="Times New Roman"/>
-          <w:sz w:val="24"/>
-          <w:szCs w:val="24"/>
-        </w:rPr>
-        <w:t>(</w:t>
-      </w:r>
-      <w:proofErr w:type="gramEnd"/>
-      <w:r>
-        <w:rPr>
-          <w:rFonts w:ascii="Times New Roman" w:hAnsi="Times New Roman"/>
-          <w:sz w:val="24"/>
-          <w:szCs w:val="24"/>
-        </w:rPr>
-        <w:t>)}}</w:t>
-      </w:r>
-      <w:r>
-        <w:rPr>
-          <w:rFonts w:ascii="Times New Roman" w:hAnsi="Times New Roman"/>
-          <w:sz w:val="24"/>
-          <w:szCs w:val="24"/>
-        </w:rPr>
-        <w:t xml:space="preserve"> </w:t>
-      </w:r>
-      <w:r>
-        <w:rPr>
-          <w:rFonts w:ascii="Times New Roman" w:hAnsi="Times New Roman"/>
-          <w:sz w:val="24"/>
-          <w:szCs w:val="24"/>
-        </w:rPr>
-        <w:t xml:space="preserve">by a judge in the Circuit Court of </w:t>
-      </w:r>
-      <w:r>
-        <w:rPr>
-          <w:rFonts w:ascii="Times New Roman" w:hAnsi="Times New Roman"/>
-          <w:sz w:val="24"/>
-          <w:szCs w:val="24"/>
-        </w:rPr>
-        <w:t>{{</w:t>
-      </w:r>
-      <w:proofErr w:type="spellStart"/>
-      <w:r>
-        <w:rPr>
-          <w:rFonts w:ascii="Times New Roman" w:hAnsi="Times New Roman"/>
-          <w:sz w:val="24"/>
-          <w:szCs w:val="24"/>
-        </w:rPr>
-        <w:t>original_</w:t>
-      </w:r>
-      <w:proofErr w:type="gramStart"/>
-      <w:r>
-        <w:rPr>
-          <w:rFonts w:ascii="Times New Roman" w:hAnsi="Times New Roman"/>
-          <w:sz w:val="24"/>
-          <w:szCs w:val="24"/>
-        </w:rPr>
-        <w:t>court.address</w:t>
-      </w:r>
-      <w:proofErr w:type="gramEnd"/>
-      <w:r>
-        <w:rPr>
-          <w:rFonts w:ascii="Times New Roman" w:hAnsi="Times New Roman"/>
-          <w:sz w:val="24"/>
-          <w:szCs w:val="24"/>
-        </w:rPr>
-        <w:t>.county</w:t>
-      </w:r>
-      <w:proofErr w:type="spellEnd"/>
+        <w:t>{{fix_punctuation(live_with_parties.full_names()</w:t>
+      </w:r>
+      <w:r>
+        <w:rPr>
+          <w:rFonts w:ascii="Times New Roman" w:hAnsi="Times New Roman"/>
+          <w:sz w:val="24"/>
+          <w:szCs w:val="24"/>
+        </w:rPr>
+        <w:t>)</w:t>
+      </w:r>
       <w:r>
         <w:rPr>
           <w:rFonts w:ascii="Times New Roman" w:hAnsi="Times New Roman"/>
@@ -1113,179 +723,6 @@
         </w:rPr>
         <w:t>}}</w:t>
       </w:r>
-      <w:r>
-        <w:rPr>
-          <w:rFonts w:ascii="Times New Roman" w:hAnsi="Times New Roman"/>
-          <w:sz w:val="24"/>
-          <w:szCs w:val="24"/>
-        </w:rPr>
-        <w:t xml:space="preserve"> </w:t>
-      </w:r>
-      <w:r>
-        <w:rPr>
-          <w:rFonts w:ascii="Times New Roman" w:hAnsi="Times New Roman"/>
-          <w:sz w:val="24"/>
-          <w:szCs w:val="24"/>
-        </w:rPr>
-        <w:t xml:space="preserve">County, IL on </w:t>
-      </w:r>
-      <w:r>
-        <w:rPr>
-          <w:rFonts w:ascii="Times New Roman" w:hAnsi="Times New Roman"/>
-          <w:sz w:val="24"/>
-          <w:szCs w:val="24"/>
-        </w:rPr>
-        <w:t>{{</w:t>
-      </w:r>
-      <w:proofErr w:type="spellStart"/>
-      <w:r>
-        <w:rPr>
-          <w:rFonts w:ascii="Times New Roman" w:hAnsi="Times New Roman"/>
-          <w:sz w:val="24"/>
-          <w:szCs w:val="24"/>
-        </w:rPr>
-        <w:t>guardianship_</w:t>
-      </w:r>
-      <w:proofErr w:type="gramStart"/>
-      <w:r>
-        <w:rPr>
-          <w:rFonts w:ascii="Times New Roman" w:hAnsi="Times New Roman"/>
-          <w:sz w:val="24"/>
-          <w:szCs w:val="24"/>
-        </w:rPr>
-        <w:t>date</w:t>
-      </w:r>
-      <w:proofErr w:type="spellEnd"/>
-      <w:r>
-        <w:rPr>
-          <w:rFonts w:ascii="Times New Roman" w:hAnsi="Times New Roman"/>
-          <w:sz w:val="24"/>
-          <w:szCs w:val="24"/>
-        </w:rPr>
-        <w:t>}}</w:t>
-      </w:r>
-      <w:r>
-        <w:rPr>
-          <w:rFonts w:ascii="Times New Roman" w:hAnsi="Times New Roman"/>
-          <w:sz w:val="24"/>
-          <w:szCs w:val="24"/>
-        </w:rPr>
-        <w:t>.</w:t>
-      </w:r>
-      <w:proofErr w:type="gramEnd"/>
-    </w:p>
-    <w:p>
-      <w:pPr>
-        <w:rPr>
-          <w:rFonts w:ascii="Times New Roman" w:hAnsi="Times New Roman"/>
-          <w:sz w:val="24"/>
-          <w:szCs w:val="24"/>
-        </w:rPr>
-      </w:pPr>
-      <w:r>
-        <w:rPr>
-          <w:rFonts w:ascii="Times New Roman" w:hAnsi="Times New Roman"/>
-          <w:sz w:val="24"/>
-          <w:szCs w:val="24"/>
-        </w:rPr>
-        <w:t xml:space="preserve">3. </w:t>
-      </w:r>
-      <w:r>
-        <w:rPr>
-          <w:rFonts w:ascii="Times New Roman" w:hAnsi="Times New Roman"/>
-          <w:sz w:val="24"/>
-          <w:szCs w:val="24"/>
-        </w:rPr>
-        <w:t>T</w:t>
-      </w:r>
-      <w:r>
-        <w:rPr>
-          <w:rFonts w:ascii="Times New Roman" w:hAnsi="Times New Roman"/>
-          <w:sz w:val="24"/>
-          <w:szCs w:val="24"/>
-        </w:rPr>
-        <w:t>he minor now lives with</w:t>
-      </w:r>
-      <w:r>
-        <w:rPr>
-          <w:rFonts w:ascii="Times New Roman" w:hAnsi="Times New Roman"/>
-          <w:sz w:val="24"/>
-          <w:szCs w:val="24"/>
-        </w:rPr>
-        <w:t xml:space="preserve"> </w:t>
-      </w:r>
-      <w:r>
-        <w:rPr>
-          <w:rFonts w:ascii="Times New Roman" w:hAnsi="Times New Roman"/>
-          <w:sz w:val="24"/>
-          <w:szCs w:val="24"/>
-        </w:rPr>
-        <w:t>{{</w:t>
-      </w:r>
-      <w:proofErr w:type="spellStart"/>
-      <w:r>
-        <w:rPr>
-          <w:rFonts w:ascii="Times New Roman" w:hAnsi="Times New Roman"/>
-          <w:sz w:val="24"/>
-          <w:szCs w:val="24"/>
-        </w:rPr>
-        <w:t>fix_punctuation</w:t>
-      </w:r>
-      <w:proofErr w:type="spellEnd"/>
-      <w:r>
-        <w:rPr>
-          <w:rFonts w:ascii="Times New Roman" w:hAnsi="Times New Roman"/>
-          <w:sz w:val="24"/>
-          <w:szCs w:val="24"/>
-        </w:rPr>
-        <w:t>(</w:t>
-      </w:r>
-      <w:proofErr w:type="spellStart"/>
-      <w:r>
-        <w:rPr>
-          <w:rFonts w:ascii="Times New Roman" w:hAnsi="Times New Roman"/>
-          <w:sz w:val="24"/>
-          <w:szCs w:val="24"/>
-        </w:rPr>
-        <w:t>live_with_</w:t>
-      </w:r>
-      <w:proofErr w:type="gramStart"/>
-      <w:r>
-        <w:rPr>
-          <w:rFonts w:ascii="Times New Roman" w:hAnsi="Times New Roman"/>
-          <w:sz w:val="24"/>
-          <w:szCs w:val="24"/>
-        </w:rPr>
-        <w:t>parties.full</w:t>
-      </w:r>
-      <w:proofErr w:type="gramEnd"/>
-      <w:r>
-        <w:rPr>
-          <w:rFonts w:ascii="Times New Roman" w:hAnsi="Times New Roman"/>
-          <w:sz w:val="24"/>
-          <w:szCs w:val="24"/>
-        </w:rPr>
-        <w:t>_</w:t>
-      </w:r>
-      <w:proofErr w:type="gramStart"/>
-      <w:r>
-        <w:rPr>
-          <w:rFonts w:ascii="Times New Roman" w:hAnsi="Times New Roman"/>
-          <w:sz w:val="24"/>
-          <w:szCs w:val="24"/>
-        </w:rPr>
-        <w:t>names</w:t>
-      </w:r>
-      <w:proofErr w:type="spellEnd"/>
-      <w:r>
-        <w:rPr>
-          <w:rFonts w:ascii="Times New Roman" w:hAnsi="Times New Roman"/>
-          <w:sz w:val="24"/>
-          <w:szCs w:val="24"/>
-        </w:rPr>
-        <w:t>())}}</w:t>
-      </w:r>
-      <w:proofErr w:type="gramEnd"/>
       <w:r>
         <w:rPr>
           <w:rFonts w:ascii="Times New Roman" w:hAnsi="Times New Roman"/>
@@ -1343,42 +780,13 @@
         <w:rPr>
           <w:rFonts w:ascii="Times New Roman" w:hAnsi="Times New Roman"/>
         </w:rPr>
-        <w:t xml:space="preserve">At the time that the guardian was appointed, the circumstances </w:t>
-      </w:r>
-      <w:proofErr w:type="gramStart"/>
-      <w:r>
-        <w:rPr>
-          <w:rFonts w:ascii="Times New Roman" w:hAnsi="Times New Roman"/>
-        </w:rPr>
-        <w:t xml:space="preserve">were: </w:t>
-      </w:r>
-      <w:r>
-        <w:rPr>
-          <w:rFonts w:ascii="Times New Roman" w:hAnsi="Times New Roman"/>
-        </w:rPr>
-        <w:t>{{</w:t>
-      </w:r>
-      <w:proofErr w:type="spellStart"/>
-      <w:proofErr w:type="gramEnd"/>
-      <w:r>
-        <w:rPr>
-          <w:rFonts w:ascii="Times New Roman" w:hAnsi="Times New Roman"/>
-        </w:rPr>
-        <w:t>why_</w:t>
-      </w:r>
-      <w:proofErr w:type="gramStart"/>
-      <w:r>
-        <w:rPr>
-          <w:rFonts w:ascii="Times New Roman" w:hAnsi="Times New Roman"/>
-        </w:rPr>
-        <w:t>started</w:t>
-      </w:r>
-      <w:proofErr w:type="spellEnd"/>
-      <w:r>
-        <w:rPr>
-          <w:rFonts w:ascii="Times New Roman" w:hAnsi="Times New Roman"/>
-        </w:rPr>
-        <w:t>}}</w:t>
+        <w:t xml:space="preserve">At the time that the guardian was appointed, the circumstances were: </w:t>
+      </w:r>
+      <w:r>
+        <w:rPr>
+          <w:rFonts w:ascii="Times New Roman" w:hAnsi="Times New Roman"/>
+        </w:rPr>
+        <w:t>{{why_started}}</w:t>
       </w:r>
       <w:r>
         <w:rPr>
@@ -1386,7 +794,6 @@
         </w:rPr>
         <w:t>.</w:t>
       </w:r>
-      <w:proofErr w:type="gramEnd"/>
     </w:p>
     <w:p>
       <w:pPr>
@@ -1399,54 +806,17 @@
           <w:rFonts w:ascii="Times New Roman" w:hAnsi="Times New Roman"/>
         </w:rPr>
       </w:pPr>
-      <w:proofErr w:type="gramStart"/>
-      <w:r>
-        <w:rPr>
-          <w:rFonts w:ascii="Times New Roman" w:hAnsi="Times New Roman"/>
-        </w:rPr>
-        <w:t>At this time</w:t>
-      </w:r>
-      <w:proofErr w:type="gramEnd"/>
-      <w:r>
-        <w:rPr>
-          <w:rFonts w:ascii="Times New Roman" w:hAnsi="Times New Roman"/>
-        </w:rPr>
-        <w:t xml:space="preserve"> circumstances have </w:t>
-      </w:r>
-      <w:proofErr w:type="gramStart"/>
-      <w:r>
-        <w:rPr>
-          <w:rFonts w:ascii="Times New Roman" w:hAnsi="Times New Roman"/>
-        </w:rPr>
-        <w:t>changed: </w:t>
-      </w:r>
-      <w:r>
-        <w:rPr>
-          <w:rFonts w:ascii="Times New Roman" w:hAnsi="Times New Roman"/>
-        </w:rPr>
-        <w:t>{{</w:t>
-      </w:r>
-      <w:proofErr w:type="spellStart"/>
-      <w:proofErr w:type="gramEnd"/>
-      <w:r>
-        <w:rPr>
-          <w:rFonts w:ascii="Times New Roman" w:hAnsi="Times New Roman"/>
-        </w:rPr>
-        <w:t>why_</w:t>
-      </w:r>
-      <w:proofErr w:type="gramStart"/>
-      <w:r>
-        <w:rPr>
-          <w:rFonts w:ascii="Times New Roman" w:hAnsi="Times New Roman"/>
-        </w:rPr>
-        <w:t>end</w:t>
-      </w:r>
-      <w:proofErr w:type="spellEnd"/>
-      <w:r>
-        <w:rPr>
-          <w:rFonts w:ascii="Times New Roman" w:hAnsi="Times New Roman"/>
-        </w:rPr>
-        <w:t>}}</w:t>
+      <w:r>
+        <w:rPr>
+          <w:rFonts w:ascii="Times New Roman" w:hAnsi="Times New Roman"/>
+        </w:rPr>
+        <w:t>At this time circumstances have changed: </w:t>
+      </w:r>
+      <w:r>
+        <w:rPr>
+          <w:rFonts w:ascii="Times New Roman" w:hAnsi="Times New Roman"/>
+        </w:rPr>
+        <w:t>{{why_end}}</w:t>
       </w:r>
       <w:r>
         <w:rPr>
@@ -1454,7 +824,6 @@
         </w:rPr>
         <w:t>.</w:t>
       </w:r>
-      <w:proofErr w:type="gramEnd"/>
     </w:p>
     <w:p>
       <w:pPr>
@@ -1478,43 +847,7 @@
           <w:sz w:val="24"/>
           <w:szCs w:val="24"/>
         </w:rPr>
-        <w:t>{{</w:t>
-      </w:r>
-      <w:proofErr w:type="spellStart"/>
-      <w:r>
-        <w:rPr>
-          <w:rFonts w:ascii="Times New Roman" w:hAnsi="Times New Roman"/>
-          <w:sz w:val="24"/>
-          <w:szCs w:val="24"/>
-        </w:rPr>
-        <w:t>child.name_</w:t>
-      </w:r>
-      <w:proofErr w:type="gramStart"/>
-      <w:r>
-        <w:rPr>
-          <w:rFonts w:ascii="Times New Roman" w:hAnsi="Times New Roman"/>
-          <w:sz w:val="24"/>
-          <w:szCs w:val="24"/>
-        </w:rPr>
-        <w:t>full</w:t>
-      </w:r>
-      <w:proofErr w:type="spellEnd"/>
-      <w:r>
-        <w:rPr>
-          <w:rFonts w:ascii="Times New Roman" w:hAnsi="Times New Roman"/>
-          <w:sz w:val="24"/>
-          <w:szCs w:val="24"/>
-        </w:rPr>
-        <w:t>(</w:t>
-      </w:r>
-      <w:proofErr w:type="gramEnd"/>
-      <w:r>
-        <w:rPr>
-          <w:rFonts w:ascii="Times New Roman" w:hAnsi="Times New Roman"/>
-          <w:sz w:val="24"/>
-          <w:szCs w:val="24"/>
-        </w:rPr>
-        <w:t>)}}</w:t>
+        <w:t>{{child.name_full()}}</w:t>
       </w:r>
       <w:r>
         <w:rPr>
@@ -1547,61 +880,7 @@
           <w:sz w:val="24"/>
           <w:szCs w:val="24"/>
         </w:rPr>
-        <w:t>{{</w:t>
-      </w:r>
-      <w:proofErr w:type="spellStart"/>
-      <w:r>
-        <w:rPr>
-          <w:rFonts w:ascii="Times New Roman" w:hAnsi="Times New Roman"/>
-          <w:sz w:val="24"/>
-          <w:szCs w:val="24"/>
-        </w:rPr>
-        <w:t>other_parties</w:t>
-      </w:r>
-      <w:proofErr w:type="spellEnd"/>
-      <w:r>
-        <w:rPr>
-          <w:rFonts w:ascii="Times New Roman" w:hAnsi="Times New Roman"/>
-          <w:sz w:val="24"/>
-          <w:szCs w:val="24"/>
-        </w:rPr>
-        <w:t>[0].</w:t>
-      </w:r>
-      <w:proofErr w:type="spellStart"/>
-      <w:r>
-        <w:rPr>
-          <w:rFonts w:ascii="Times New Roman" w:hAnsi="Times New Roman"/>
-          <w:sz w:val="24"/>
-          <w:szCs w:val="24"/>
-        </w:rPr>
-        <w:t>name_</w:t>
-      </w:r>
-      <w:proofErr w:type="gramStart"/>
-      <w:r>
-        <w:rPr>
-          <w:rFonts w:ascii="Times New Roman" w:hAnsi="Times New Roman"/>
-          <w:sz w:val="24"/>
-          <w:szCs w:val="24"/>
-        </w:rPr>
-        <w:t>full</w:t>
-      </w:r>
-      <w:proofErr w:type="spellEnd"/>
-      <w:r>
-        <w:rPr>
-          <w:rFonts w:ascii="Times New Roman" w:hAnsi="Times New Roman"/>
-          <w:sz w:val="24"/>
-          <w:szCs w:val="24"/>
-        </w:rPr>
-        <w:t>(</w:t>
-      </w:r>
-      <w:proofErr w:type="gramEnd"/>
-      <w:r>
-        <w:rPr>
-          <w:rFonts w:ascii="Times New Roman" w:hAnsi="Times New Roman"/>
-          <w:sz w:val="24"/>
-          <w:szCs w:val="24"/>
-        </w:rPr>
-        <w:t>)}}</w:t>
+        <w:t>{{other_parties[0].name_full()}}</w:t>
       </w:r>
       <w:r>
         <w:rPr>
@@ -1625,43 +904,7 @@
           <w:sz w:val="24"/>
           <w:szCs w:val="24"/>
         </w:rPr>
-        <w:t>{{</w:t>
-      </w:r>
-      <w:proofErr w:type="spellStart"/>
-      <w:r>
-        <w:rPr>
-          <w:rFonts w:ascii="Times New Roman" w:hAnsi="Times New Roman"/>
-          <w:sz w:val="24"/>
-          <w:szCs w:val="24"/>
-        </w:rPr>
-        <w:t>child.name_</w:t>
-      </w:r>
-      <w:proofErr w:type="gramStart"/>
-      <w:r>
-        <w:rPr>
-          <w:rFonts w:ascii="Times New Roman" w:hAnsi="Times New Roman"/>
-          <w:sz w:val="24"/>
-          <w:szCs w:val="24"/>
-        </w:rPr>
-        <w:t>full</w:t>
-      </w:r>
-      <w:proofErr w:type="spellEnd"/>
-      <w:r>
-        <w:rPr>
-          <w:rFonts w:ascii="Times New Roman" w:hAnsi="Times New Roman"/>
-          <w:sz w:val="24"/>
-          <w:szCs w:val="24"/>
-        </w:rPr>
-        <w:t>(</w:t>
-      </w:r>
-      <w:proofErr w:type="gramEnd"/>
-      <w:r>
-        <w:rPr>
-          <w:rFonts w:ascii="Times New Roman" w:hAnsi="Times New Roman"/>
-          <w:sz w:val="24"/>
-          <w:szCs w:val="24"/>
-        </w:rPr>
-        <w:t>)}}</w:t>
+        <w:t>{{child.name_full()}}</w:t>
       </w:r>
       <w:r>
         <w:rPr>
@@ -1729,43 +972,7 @@
           <w:sz w:val="24"/>
           <w:szCs w:val="24"/>
         </w:rPr>
-        <w:t>{{users[0].</w:t>
-      </w:r>
-      <w:proofErr w:type="spellStart"/>
-      <w:r>
-        <w:rPr>
-          <w:rFonts w:ascii="Times New Roman" w:hAnsi="Times New Roman"/>
-          <w:sz w:val="24"/>
-          <w:szCs w:val="24"/>
-        </w:rPr>
-        <w:t>name_</w:t>
-      </w:r>
-      <w:proofErr w:type="gramStart"/>
-      <w:r>
-        <w:rPr>
-          <w:rFonts w:ascii="Times New Roman" w:hAnsi="Times New Roman"/>
-          <w:sz w:val="24"/>
-          <w:szCs w:val="24"/>
-        </w:rPr>
-        <w:t>full</w:t>
-      </w:r>
-      <w:proofErr w:type="spellEnd"/>
-      <w:r>
-        <w:rPr>
-          <w:rFonts w:ascii="Times New Roman" w:hAnsi="Times New Roman"/>
-          <w:sz w:val="24"/>
-          <w:szCs w:val="24"/>
-        </w:rPr>
-        <w:t>(</w:t>
-      </w:r>
-      <w:proofErr w:type="gramEnd"/>
-      <w:r>
-        <w:rPr>
-          <w:rFonts w:ascii="Times New Roman" w:hAnsi="Times New Roman"/>
-          <w:sz w:val="24"/>
-          <w:szCs w:val="24"/>
-        </w:rPr>
-        <w:t>)}}</w:t>
+        <w:t>{{users[0].name_full()}}</w:t>
       </w:r>
     </w:p>
     <w:p>

--- a/docassemble/MinorGuardianshipDischarge/data/templates/guardianship_discharge_petition.docx
+++ b/docassemble/MinorGuardianshipDischarge/data/templates/guardianship_discharge_petition.docx
@@ -20,7 +20,27 @@
           <w:sz w:val="24"/>
           <w:szCs w:val="24"/>
         </w:rPr>
-        <w:t>{% if trial_court_index == -1 %}</w:t>
+        <w:t xml:space="preserve">{% if </w:t>
+      </w:r>
+      <w:proofErr w:type="spellStart"/>
+      <w:r>
+        <w:rPr>
+          <w:rFonts w:ascii="Times New Roman" w:hAnsi="Times New Roman"/>
+          <w:b/>
+          <w:sz w:val="24"/>
+          <w:szCs w:val="24"/>
+        </w:rPr>
+        <w:t>trial_court_index</w:t>
+      </w:r>
+      <w:proofErr w:type="spellEnd"/>
+      <w:r>
+        <w:rPr>
+          <w:rFonts w:ascii="Times New Roman" w:hAnsi="Times New Roman"/>
+          <w:b/>
+          <w:sz w:val="24"/>
+          <w:szCs w:val="24"/>
+        </w:rPr>
+        <w:t xml:space="preserve"> == -1 %}</w:t>
       </w:r>
     </w:p>
     <w:p>
@@ -124,16 +144,36 @@
           <w:sz w:val="24"/>
           <w:szCs w:val="24"/>
         </w:rPr>
-        <w:t>{{ judicial_district_ordinal</w:t>
-      </w:r>
-      <w:r>
-        <w:rPr>
-          <w:rFonts w:ascii="Times New Roman" w:hAnsi="Times New Roman"/>
-          <w:b/>
-          <w:sz w:val="24"/>
-          <w:szCs w:val="24"/>
-        </w:rPr>
-        <w:t>.upper()</w:t>
+        <w:t xml:space="preserve">{{ </w:t>
+      </w:r>
+      <w:proofErr w:type="spellStart"/>
+      <w:r>
+        <w:rPr>
+          <w:rFonts w:ascii="Times New Roman" w:hAnsi="Times New Roman"/>
+          <w:b/>
+          <w:sz w:val="24"/>
+          <w:szCs w:val="24"/>
+        </w:rPr>
+        <w:t>judicial_district_ordinal</w:t>
+      </w:r>
+      <w:r>
+        <w:rPr>
+          <w:rFonts w:ascii="Times New Roman" w:hAnsi="Times New Roman"/>
+          <w:b/>
+          <w:sz w:val="24"/>
+          <w:szCs w:val="24"/>
+        </w:rPr>
+        <w:t>.upper</w:t>
+      </w:r>
+      <w:proofErr w:type="spellEnd"/>
+      <w:r>
+        <w:rPr>
+          <w:rFonts w:ascii="Times New Roman" w:hAnsi="Times New Roman"/>
+          <w:b/>
+          <w:sz w:val="24"/>
+          <w:szCs w:val="24"/>
+        </w:rPr>
+        <w:t>()</w:t>
       </w:r>
       <w:r>
         <w:rPr>
@@ -173,16 +213,36 @@
           <w:sz w:val="24"/>
           <w:szCs w:val="24"/>
         </w:rPr>
-        <w:t>{{trial_court.address.county</w:t>
-      </w:r>
-      <w:r>
-        <w:rPr>
-          <w:rFonts w:ascii="Times New Roman" w:hAnsi="Times New Roman"/>
-          <w:b/>
-          <w:sz w:val="24"/>
-          <w:szCs w:val="24"/>
-        </w:rPr>
-        <w:t>.upper()</w:t>
+        <w:t>{{</w:t>
+      </w:r>
+      <w:proofErr w:type="spellStart"/>
+      <w:r>
+        <w:rPr>
+          <w:rFonts w:ascii="Times New Roman" w:hAnsi="Times New Roman"/>
+          <w:b/>
+          <w:sz w:val="24"/>
+          <w:szCs w:val="24"/>
+        </w:rPr>
+        <w:t>trial_court.address.county</w:t>
+      </w:r>
+      <w:r>
+        <w:rPr>
+          <w:rFonts w:ascii="Times New Roman" w:hAnsi="Times New Roman"/>
+          <w:b/>
+          <w:sz w:val="24"/>
+          <w:szCs w:val="24"/>
+        </w:rPr>
+        <w:t>.upper</w:t>
+      </w:r>
+      <w:proofErr w:type="spellEnd"/>
+      <w:r>
+        <w:rPr>
+          <w:rFonts w:ascii="Times New Roman" w:hAnsi="Times New Roman"/>
+          <w:b/>
+          <w:sz w:val="24"/>
+          <w:szCs w:val="24"/>
+        </w:rPr>
+        <w:t>()</w:t>
       </w:r>
       <w:r>
         <w:rPr>
@@ -264,7 +324,47 @@
           <w:sz w:val="24"/>
           <w:szCs w:val="24"/>
         </w:rPr>
-        <w:t>{% if case_number != “” %}{{case_number}}{% else %}</w:t>
+        <w:t xml:space="preserve">{% if </w:t>
+      </w:r>
+      <w:proofErr w:type="spellStart"/>
+      <w:r>
+        <w:rPr>
+          <w:rFonts w:ascii="Times New Roman" w:hAnsi="Times New Roman"/>
+          <w:color w:val="000000"/>
+          <w:sz w:val="24"/>
+          <w:szCs w:val="24"/>
+        </w:rPr>
+        <w:t>case_number</w:t>
+      </w:r>
+      <w:proofErr w:type="spellEnd"/>
+      <w:r>
+        <w:rPr>
+          <w:rFonts w:ascii="Times New Roman" w:hAnsi="Times New Roman"/>
+          <w:color w:val="000000"/>
+          <w:sz w:val="24"/>
+          <w:szCs w:val="24"/>
+        </w:rPr>
+        <w:t xml:space="preserve"> != “” %}{{</w:t>
+      </w:r>
+      <w:proofErr w:type="spellStart"/>
+      <w:r>
+        <w:rPr>
+          <w:rFonts w:ascii="Times New Roman" w:hAnsi="Times New Roman"/>
+          <w:color w:val="000000"/>
+          <w:sz w:val="24"/>
+          <w:szCs w:val="24"/>
+        </w:rPr>
+        <w:t>case_number</w:t>
+      </w:r>
+      <w:proofErr w:type="spellEnd"/>
+      <w:r>
+        <w:rPr>
+          <w:rFonts w:ascii="Times New Roman" w:hAnsi="Times New Roman"/>
+          <w:color w:val="000000"/>
+          <w:sz w:val="24"/>
+          <w:szCs w:val="24"/>
+        </w:rPr>
+        <w:t>}}{% else %}</w:t>
       </w:r>
       <w:r>
         <w:rPr>
@@ -343,7 +443,27 @@
           <w:szCs w:val="24"/>
           <w:u w:val="single"/>
         </w:rPr>
-        <w:t>{{child.name_full()}}</w:t>
+        <w:t>{{</w:t>
+      </w:r>
+      <w:proofErr w:type="spellStart"/>
+      <w:r>
+        <w:rPr>
+          <w:rFonts w:ascii="Times New Roman" w:hAnsi="Times New Roman"/>
+          <w:sz w:val="24"/>
+          <w:szCs w:val="24"/>
+          <w:u w:val="single"/>
+        </w:rPr>
+        <w:t>child.name_full</w:t>
+      </w:r>
+      <w:proofErr w:type="spellEnd"/>
+      <w:r>
+        <w:rPr>
+          <w:rFonts w:ascii="Times New Roman" w:hAnsi="Times New Roman"/>
+          <w:sz w:val="24"/>
+          <w:szCs w:val="24"/>
+          <w:u w:val="single"/>
+        </w:rPr>
+        <w:t>()}}</w:t>
       </w:r>
       <w:r>
         <w:rPr>
@@ -446,7 +566,33 @@
           <w:sz w:val="24"/>
           <w:szCs w:val="24"/>
         </w:rPr>
-        <w:t>{{users[0].name_full()}}</w:t>
+        <w:t>{{users[0].</w:t>
+      </w:r>
+      <w:proofErr w:type="spellStart"/>
+      <w:r>
+        <w:rPr>
+          <w:rFonts w:ascii="Times New Roman" w:hAnsi="Times New Roman"/>
+          <w:sz w:val="24"/>
+          <w:szCs w:val="24"/>
+        </w:rPr>
+        <w:t>name_full</w:t>
+      </w:r>
+      <w:proofErr w:type="spellEnd"/>
+      <w:r>
+        <w:rPr>
+          <w:rFonts w:ascii="Times New Roman" w:hAnsi="Times New Roman"/>
+          <w:sz w:val="24"/>
+          <w:szCs w:val="24"/>
+        </w:rPr>
+        <w:t>()}}</w:t>
+      </w:r>
+      <w:r>
+        <w:rPr>
+          <w:rFonts w:ascii="Times New Roman" w:hAnsi="Times New Roman"/>
+          <w:sz w:val="24"/>
+          <w:szCs w:val="24"/>
+        </w:rPr>
+        <w:t>,</w:t>
       </w:r>
       <w:r>
         <w:rPr>
@@ -527,7 +673,25 @@
           <w:sz w:val="24"/>
           <w:szCs w:val="24"/>
         </w:rPr>
-        <w:t>{{child.name_full()}}</w:t>
+        <w:t>{{</w:t>
+      </w:r>
+      <w:proofErr w:type="spellStart"/>
+      <w:r>
+        <w:rPr>
+          <w:rFonts w:ascii="Times New Roman" w:hAnsi="Times New Roman"/>
+          <w:sz w:val="24"/>
+          <w:szCs w:val="24"/>
+        </w:rPr>
+        <w:t>child.name_full</w:t>
+      </w:r>
+      <w:proofErr w:type="spellEnd"/>
+      <w:r>
+        <w:rPr>
+          <w:rFonts w:ascii="Times New Roman" w:hAnsi="Times New Roman"/>
+          <w:sz w:val="24"/>
+          <w:szCs w:val="24"/>
+        </w:rPr>
+        <w:t>()}}</w:t>
       </w:r>
       <w:r>
         <w:rPr>
@@ -562,21 +726,49 @@
         </w:rPr>
         <w:t>{{</w:t>
       </w:r>
-      <w:r>
-        <w:rPr>
-          <w:rFonts w:ascii="Times New Roman" w:hAnsi="Times New Roman"/>
-          <w:sz w:val="24"/>
-          <w:szCs w:val="24"/>
-        </w:rPr>
-        <w:t>other_parties[0]</w:t>
-      </w:r>
-      <w:r>
-        <w:rPr>
-          <w:rFonts w:ascii="Times New Roman" w:hAnsi="Times New Roman"/>
-          <w:sz w:val="24"/>
-          <w:szCs w:val="24"/>
-        </w:rPr>
-        <w:t>.name_full()}}</w:t>
+      <w:proofErr w:type="spellStart"/>
+      <w:r>
+        <w:rPr>
+          <w:rFonts w:ascii="Times New Roman" w:hAnsi="Times New Roman"/>
+          <w:sz w:val="24"/>
+          <w:szCs w:val="24"/>
+        </w:rPr>
+        <w:t>other_parties</w:t>
+      </w:r>
+      <w:proofErr w:type="spellEnd"/>
+      <w:r>
+        <w:rPr>
+          <w:rFonts w:ascii="Times New Roman" w:hAnsi="Times New Roman"/>
+          <w:sz w:val="24"/>
+          <w:szCs w:val="24"/>
+        </w:rPr>
+        <w:t>[0]</w:t>
+      </w:r>
+      <w:r>
+        <w:rPr>
+          <w:rFonts w:ascii="Times New Roman" w:hAnsi="Times New Roman"/>
+          <w:sz w:val="24"/>
+          <w:szCs w:val="24"/>
+        </w:rPr>
+        <w:t>.</w:t>
+      </w:r>
+      <w:proofErr w:type="spellStart"/>
+      <w:r>
+        <w:rPr>
+          <w:rFonts w:ascii="Times New Roman" w:hAnsi="Times New Roman"/>
+          <w:sz w:val="24"/>
+          <w:szCs w:val="24"/>
+        </w:rPr>
+        <w:t>name_full</w:t>
+      </w:r>
+      <w:proofErr w:type="spellEnd"/>
+      <w:r>
+        <w:rPr>
+          <w:rFonts w:ascii="Times New Roman" w:hAnsi="Times New Roman"/>
+          <w:sz w:val="24"/>
+          <w:szCs w:val="24"/>
+        </w:rPr>
+        <w:t>()}}</w:t>
       </w:r>
       <w:r>
         <w:rPr>
@@ -600,7 +792,25 @@
           <w:sz w:val="24"/>
           <w:szCs w:val="24"/>
         </w:rPr>
-        <w:t>{{child.name_full()}}</w:t>
+        <w:t>{{</w:t>
+      </w:r>
+      <w:proofErr w:type="spellStart"/>
+      <w:r>
+        <w:rPr>
+          <w:rFonts w:ascii="Times New Roman" w:hAnsi="Times New Roman"/>
+          <w:sz w:val="24"/>
+          <w:szCs w:val="24"/>
+        </w:rPr>
+        <w:t>child.name_full</w:t>
+      </w:r>
+      <w:proofErr w:type="spellEnd"/>
+      <w:r>
+        <w:rPr>
+          <w:rFonts w:ascii="Times New Roman" w:hAnsi="Times New Roman"/>
+          <w:sz w:val="24"/>
+          <w:szCs w:val="24"/>
+        </w:rPr>
+        <w:t>()}}</w:t>
       </w:r>
       <w:r>
         <w:rPr>
@@ -624,7 +834,25 @@
           <w:sz w:val="24"/>
           <w:szCs w:val="24"/>
         </w:rPr>
-        <w:t>{{original_court.address.county}}</w:t>
+        <w:t>{{</w:t>
+      </w:r>
+      <w:proofErr w:type="spellStart"/>
+      <w:r>
+        <w:rPr>
+          <w:rFonts w:ascii="Times New Roman" w:hAnsi="Times New Roman"/>
+          <w:sz w:val="24"/>
+          <w:szCs w:val="24"/>
+        </w:rPr>
+        <w:t>original_court.address.county</w:t>
+      </w:r>
+      <w:proofErr w:type="spellEnd"/>
+      <w:r>
+        <w:rPr>
+          <w:rFonts w:ascii="Times New Roman" w:hAnsi="Times New Roman"/>
+          <w:sz w:val="24"/>
+          <w:szCs w:val="24"/>
+        </w:rPr>
+        <w:t>}}</w:t>
       </w:r>
       <w:r>
         <w:rPr>
@@ -648,7 +876,25 @@
           <w:sz w:val="24"/>
           <w:szCs w:val="24"/>
         </w:rPr>
-        <w:t>{{guardianship_date}}</w:t>
+        <w:t>{{</w:t>
+      </w:r>
+      <w:proofErr w:type="spellStart"/>
+      <w:r>
+        <w:rPr>
+          <w:rFonts w:ascii="Times New Roman" w:hAnsi="Times New Roman"/>
+          <w:sz w:val="24"/>
+          <w:szCs w:val="24"/>
+        </w:rPr>
+        <w:t>guardianship_date</w:t>
+      </w:r>
+      <w:proofErr w:type="spellEnd"/>
+      <w:r>
+        <w:rPr>
+          <w:rFonts w:ascii="Times New Roman" w:hAnsi="Times New Roman"/>
+          <w:sz w:val="24"/>
+          <w:szCs w:val="24"/>
+        </w:rPr>
+        <w:t>}}</w:t>
       </w:r>
       <w:r>
         <w:rPr>
@@ -705,7 +951,43 @@
           <w:sz w:val="24"/>
           <w:szCs w:val="24"/>
         </w:rPr>
-        <w:t>{{fix_punctuation(live_with_parties.full_names()</w:t>
+        <w:t>{{</w:t>
+      </w:r>
+      <w:proofErr w:type="spellStart"/>
+      <w:r>
+        <w:rPr>
+          <w:rFonts w:ascii="Times New Roman" w:hAnsi="Times New Roman"/>
+          <w:sz w:val="24"/>
+          <w:szCs w:val="24"/>
+        </w:rPr>
+        <w:t>fix_punctuation</w:t>
+      </w:r>
+      <w:proofErr w:type="spellEnd"/>
+      <w:r>
+        <w:rPr>
+          <w:rFonts w:ascii="Times New Roman" w:hAnsi="Times New Roman"/>
+          <w:sz w:val="24"/>
+          <w:szCs w:val="24"/>
+        </w:rPr>
+        <w:t>(</w:t>
+      </w:r>
+      <w:proofErr w:type="spellStart"/>
+      <w:r>
+        <w:rPr>
+          <w:rFonts w:ascii="Times New Roman" w:hAnsi="Times New Roman"/>
+          <w:sz w:val="24"/>
+          <w:szCs w:val="24"/>
+        </w:rPr>
+        <w:t>live_with_parties.full_names</w:t>
+      </w:r>
+      <w:proofErr w:type="spellEnd"/>
+      <w:r>
+        <w:rPr>
+          <w:rFonts w:ascii="Times New Roman" w:hAnsi="Times New Roman"/>
+          <w:sz w:val="24"/>
+          <w:szCs w:val="24"/>
+        </w:rPr>
+        <w:t>()</w:t>
       </w:r>
       <w:r>
         <w:rPr>
@@ -786,13 +1068,47 @@
         <w:rPr>
           <w:rFonts w:ascii="Times New Roman" w:hAnsi="Times New Roman"/>
         </w:rPr>
-        <w:t>{{why_started}}</w:t>
-      </w:r>
-      <w:r>
-        <w:rPr>
-          <w:rFonts w:ascii="Times New Roman" w:hAnsi="Times New Roman"/>
-        </w:rPr>
-        <w:t>.</w:t>
+        <w:t>{{</w:t>
+      </w:r>
+      <w:proofErr w:type="spellStart"/>
+      <w:r>
+        <w:rPr>
+          <w:rFonts w:ascii="Times New Roman" w:hAnsi="Times New Roman"/>
+        </w:rPr>
+        <w:t>fix_</w:t>
+      </w:r>
+      <w:r>
+        <w:rPr>
+          <w:rFonts w:ascii="Times New Roman" w:hAnsi="Times New Roman"/>
+        </w:rPr>
+        <w:t>punctuation</w:t>
+      </w:r>
+      <w:proofErr w:type="spellEnd"/>
+      <w:r>
+        <w:rPr>
+          <w:rFonts w:ascii="Times New Roman" w:hAnsi="Times New Roman"/>
+        </w:rPr>
+        <w:t>(</w:t>
+      </w:r>
+      <w:proofErr w:type="spellStart"/>
+      <w:r>
+        <w:rPr>
+          <w:rFonts w:ascii="Times New Roman" w:hAnsi="Times New Roman"/>
+        </w:rPr>
+        <w:t>why_started</w:t>
+      </w:r>
+      <w:proofErr w:type="spellEnd"/>
+      <w:r>
+        <w:rPr>
+          <w:rFonts w:ascii="Times New Roman" w:hAnsi="Times New Roman"/>
+        </w:rPr>
+        <w:t>)</w:t>
+      </w:r>
+      <w:r>
+        <w:rPr>
+          <w:rFonts w:ascii="Times New Roman" w:hAnsi="Times New Roman"/>
+        </w:rPr>
+        <w:t>}}</w:t>
       </w:r>
     </w:p>
     <w:p>
@@ -816,11 +1132,90 @@
         <w:rPr>
           <w:rFonts w:ascii="Times New Roman" w:hAnsi="Times New Roman"/>
         </w:rPr>
-        <w:t>{{why_end}}</w:t>
-      </w:r>
-      <w:r>
-        <w:rPr>
-          <w:rFonts w:ascii="Times New Roman" w:hAnsi="Times New Roman"/>
+        <w:t>{{</w:t>
+      </w:r>
+      <w:proofErr w:type="spellStart"/>
+      <w:r>
+        <w:rPr>
+          <w:rFonts w:ascii="Times New Roman" w:hAnsi="Times New Roman"/>
+        </w:rPr>
+        <w:t>fix_punctuation</w:t>
+      </w:r>
+      <w:proofErr w:type="spellEnd"/>
+      <w:r>
+        <w:rPr>
+          <w:rFonts w:ascii="Times New Roman" w:hAnsi="Times New Roman"/>
+        </w:rPr>
+        <w:t>(</w:t>
+      </w:r>
+      <w:proofErr w:type="spellStart"/>
+      <w:r>
+        <w:rPr>
+          <w:rFonts w:ascii="Times New Roman" w:hAnsi="Times New Roman"/>
+        </w:rPr>
+        <w:t>why_end</w:t>
+      </w:r>
+      <w:proofErr w:type="spellEnd"/>
+      <w:r>
+        <w:rPr>
+          <w:rFonts w:ascii="Times New Roman" w:hAnsi="Times New Roman"/>
+        </w:rPr>
+        <w:t>)</w:t>
+      </w:r>
+      <w:r>
+        <w:rPr>
+          <w:rFonts w:ascii="Times New Roman" w:hAnsi="Times New Roman"/>
+        </w:rPr>
+        <w:t>}}</w:t>
+      </w:r>
+    </w:p>
+    <w:p>
+      <w:pPr>
+        <w:rPr>
+          <w:rFonts w:ascii="Times New Roman" w:hAnsi="Times New Roman"/>
+          <w:sz w:val="24"/>
+          <w:szCs w:val="24"/>
+        </w:rPr>
+      </w:pPr>
+      <w:r>
+        <w:rPr>
+          <w:rFonts w:ascii="Times New Roman" w:hAnsi="Times New Roman"/>
+          <w:sz w:val="24"/>
+          <w:szCs w:val="24"/>
+        </w:rPr>
+        <w:t xml:space="preserve">5. I am willing and able to resume care and custody of </w:t>
+      </w:r>
+      <w:r>
+        <w:rPr>
+          <w:rFonts w:ascii="Times New Roman" w:hAnsi="Times New Roman"/>
+          <w:sz w:val="24"/>
+          <w:szCs w:val="24"/>
+        </w:rPr>
+        <w:t>{{</w:t>
+      </w:r>
+      <w:proofErr w:type="spellStart"/>
+      <w:r>
+        <w:rPr>
+          <w:rFonts w:ascii="Times New Roman" w:hAnsi="Times New Roman"/>
+          <w:sz w:val="24"/>
+          <w:szCs w:val="24"/>
+        </w:rPr>
+        <w:t>child.name_full</w:t>
+      </w:r>
+      <w:proofErr w:type="spellEnd"/>
+      <w:r>
+        <w:rPr>
+          <w:rFonts w:ascii="Times New Roman" w:hAnsi="Times New Roman"/>
+          <w:sz w:val="24"/>
+          <w:szCs w:val="24"/>
+        </w:rPr>
+        <w:t>()}}</w:t>
+      </w:r>
+      <w:r>
+        <w:rPr>
+          <w:rFonts w:ascii="Times New Roman" w:hAnsi="Times New Roman"/>
+          <w:sz w:val="24"/>
+          <w:szCs w:val="24"/>
         </w:rPr>
         <w:t>.</w:t>
       </w:r>
@@ -839,39 +1234,6 @@
           <w:sz w:val="24"/>
           <w:szCs w:val="24"/>
         </w:rPr>
-        <w:t xml:space="preserve">5. I am willing and able to resume care and custody of </w:t>
-      </w:r>
-      <w:r>
-        <w:rPr>
-          <w:rFonts w:ascii="Times New Roman" w:hAnsi="Times New Roman"/>
-          <w:sz w:val="24"/>
-          <w:szCs w:val="24"/>
-        </w:rPr>
-        <w:t>{{child.name_full()}}</w:t>
-      </w:r>
-      <w:r>
-        <w:rPr>
-          <w:rFonts w:ascii="Times New Roman" w:hAnsi="Times New Roman"/>
-          <w:sz w:val="24"/>
-          <w:szCs w:val="24"/>
-        </w:rPr>
-        <w:t>.</w:t>
-      </w:r>
-    </w:p>
-    <w:p>
-      <w:pPr>
-        <w:rPr>
-          <w:rFonts w:ascii="Times New Roman" w:hAnsi="Times New Roman"/>
-          <w:sz w:val="24"/>
-          <w:szCs w:val="24"/>
-        </w:rPr>
-      </w:pPr>
-      <w:r>
-        <w:rPr>
-          <w:rFonts w:ascii="Times New Roman" w:hAnsi="Times New Roman"/>
-          <w:sz w:val="24"/>
-          <w:szCs w:val="24"/>
-        </w:rPr>
         <w:t xml:space="preserve">WHEREFORE, I pray that </w:t>
       </w:r>
       <w:r>
@@ -880,7 +1242,43 @@
           <w:sz w:val="24"/>
           <w:szCs w:val="24"/>
         </w:rPr>
-        <w:t>{{other_parties[0].name_full()}}</w:t>
+        <w:t>{{</w:t>
+      </w:r>
+      <w:proofErr w:type="spellStart"/>
+      <w:r>
+        <w:rPr>
+          <w:rFonts w:ascii="Times New Roman" w:hAnsi="Times New Roman"/>
+          <w:sz w:val="24"/>
+          <w:szCs w:val="24"/>
+        </w:rPr>
+        <w:t>other_parties</w:t>
+      </w:r>
+      <w:proofErr w:type="spellEnd"/>
+      <w:r>
+        <w:rPr>
+          <w:rFonts w:ascii="Times New Roman" w:hAnsi="Times New Roman"/>
+          <w:sz w:val="24"/>
+          <w:szCs w:val="24"/>
+        </w:rPr>
+        <w:t>[0].</w:t>
+      </w:r>
+      <w:proofErr w:type="spellStart"/>
+      <w:r>
+        <w:rPr>
+          <w:rFonts w:ascii="Times New Roman" w:hAnsi="Times New Roman"/>
+          <w:sz w:val="24"/>
+          <w:szCs w:val="24"/>
+        </w:rPr>
+        <w:t>name_full</w:t>
+      </w:r>
+      <w:proofErr w:type="spellEnd"/>
+      <w:r>
+        <w:rPr>
+          <w:rFonts w:ascii="Times New Roman" w:hAnsi="Times New Roman"/>
+          <w:sz w:val="24"/>
+          <w:szCs w:val="24"/>
+        </w:rPr>
+        <w:t>()}}</w:t>
       </w:r>
       <w:r>
         <w:rPr>
@@ -904,7 +1302,25 @@
           <w:sz w:val="24"/>
           <w:szCs w:val="24"/>
         </w:rPr>
-        <w:t>{{child.name_full()}}</w:t>
+        <w:t>{{</w:t>
+      </w:r>
+      <w:proofErr w:type="spellStart"/>
+      <w:r>
+        <w:rPr>
+          <w:rFonts w:ascii="Times New Roman" w:hAnsi="Times New Roman"/>
+          <w:sz w:val="24"/>
+          <w:szCs w:val="24"/>
+        </w:rPr>
+        <w:t>child.name_full</w:t>
+      </w:r>
+      <w:proofErr w:type="spellEnd"/>
+      <w:r>
+        <w:rPr>
+          <w:rFonts w:ascii="Times New Roman" w:hAnsi="Times New Roman"/>
+          <w:sz w:val="24"/>
+          <w:szCs w:val="24"/>
+        </w:rPr>
+        <w:t>()}}</w:t>
       </w:r>
       <w:r>
         <w:rPr>
@@ -972,7 +1388,25 @@
           <w:sz w:val="24"/>
           <w:szCs w:val="24"/>
         </w:rPr>
-        <w:t>{{users[0].name_full()}}</w:t>
+        <w:t>{{users[0].</w:t>
+      </w:r>
+      <w:proofErr w:type="spellStart"/>
+      <w:r>
+        <w:rPr>
+          <w:rFonts w:ascii="Times New Roman" w:hAnsi="Times New Roman"/>
+          <w:sz w:val="24"/>
+          <w:szCs w:val="24"/>
+        </w:rPr>
+        <w:t>name_full</w:t>
+      </w:r>
+      <w:proofErr w:type="spellEnd"/>
+      <w:r>
+        <w:rPr>
+          <w:rFonts w:ascii="Times New Roman" w:hAnsi="Times New Roman"/>
+          <w:sz w:val="24"/>
+          <w:szCs w:val="24"/>
+        </w:rPr>
+        <w:t>()}}</w:t>
       </w:r>
     </w:p>
     <w:p>

--- a/docassemble/MinorGuardianshipDischarge/data/templates/guardianship_discharge_petition.docx
+++ b/docassemble/MinorGuardianshipDischarge/data/templates/guardianship_discharge_petition.docx
@@ -8,11 +8,21 @@
         <w:jc w:val="center"/>
         <w:rPr>
           <w:rFonts w:ascii="Times New Roman" w:hAnsi="Times New Roman"/>
+          <w:color w:val="000000"/>
+          <w:sz w:val="24"/>
+          <w:szCs w:val="24"/>
+        </w:rPr>
+      </w:pPr>
+      <w:r>
+        <w:rPr>
+          <w:rFonts w:ascii="Times New Roman" w:hAnsi="Times New Roman"/>
           <w:b/>
           <w:sz w:val="24"/>
           <w:szCs w:val="24"/>
         </w:rPr>
-      </w:pPr>
+        <w:t>IN THE CIRCUIT COURT OF {{</w:t>
+      </w:r>
+      <w:proofErr w:type="spellStart"/>
       <w:r>
         <w:rPr>
           <w:rFonts w:ascii="Times New Roman" w:hAnsi="Times New Roman"/>
@@ -20,9 +30,9 @@
           <w:sz w:val="24"/>
           <w:szCs w:val="24"/>
         </w:rPr>
-        <w:t xml:space="preserve">{% if </w:t>
-      </w:r>
-      <w:proofErr w:type="spellStart"/>
+        <w:t>trial_</w:t>
+      </w:r>
+      <w:proofErr w:type="gramStart"/>
       <w:r>
         <w:rPr>
           <w:rFonts w:ascii="Times New Roman" w:hAnsi="Times New Roman"/>
@@ -30,7 +40,27 @@
           <w:sz w:val="24"/>
           <w:szCs w:val="24"/>
         </w:rPr>
-        <w:t>trial_court_index</w:t>
+        <w:t>court.address</w:t>
+      </w:r>
+      <w:proofErr w:type="gramEnd"/>
+      <w:r>
+        <w:rPr>
+          <w:rFonts w:ascii="Times New Roman" w:hAnsi="Times New Roman"/>
+          <w:b/>
+          <w:sz w:val="24"/>
+          <w:szCs w:val="24"/>
+        </w:rPr>
+        <w:t>.</w:t>
+      </w:r>
+      <w:proofErr w:type="gramStart"/>
+      <w:r>
+        <w:rPr>
+          <w:rFonts w:ascii="Times New Roman" w:hAnsi="Times New Roman"/>
+          <w:b/>
+          <w:sz w:val="24"/>
+          <w:szCs w:val="24"/>
+        </w:rPr>
+        <w:t>county.upper</w:t>
       </w:r>
       <w:proofErr w:type="spellEnd"/>
       <w:r>
@@ -40,249 +70,18 @@
           <w:sz w:val="24"/>
           <w:szCs w:val="24"/>
         </w:rPr>
-        <w:t xml:space="preserve"> == -1 %}</w:t>
-      </w:r>
-    </w:p>
-    <w:p>
-      <w:pPr>
-        <w:spacing w:after="0" w:line="240" w:lineRule="auto"/>
-        <w:jc w:val="center"/>
+        <w:t>()}}</w:t>
+      </w:r>
+      <w:proofErr w:type="gramEnd"/>
+      <w:r>
         <w:rPr>
           <w:rFonts w:ascii="Times New Roman" w:hAnsi="Times New Roman"/>
           <w:b/>
           <w:sz w:val="24"/>
           <w:szCs w:val="24"/>
         </w:rPr>
-      </w:pPr>
-      <w:r>
-        <w:rPr>
-          <w:rFonts w:ascii="Times New Roman" w:hAnsi="Times New Roman"/>
-          <w:b/>
-          <w:sz w:val="24"/>
-          <w:szCs w:val="24"/>
-        </w:rPr>
-        <w:t>IN THE CIRCUIT COURT OF COOK COUNTY, ILLINOIS</w:t>
-      </w:r>
-    </w:p>
-    <w:p>
-      <w:pPr>
-        <w:spacing w:after="0" w:line="240" w:lineRule="auto"/>
-        <w:jc w:val="center"/>
-        <w:rPr>
-          <w:rFonts w:ascii="Times New Roman" w:hAnsi="Times New Roman"/>
-          <w:b/>
-          <w:sz w:val="24"/>
-          <w:szCs w:val="24"/>
-        </w:rPr>
-      </w:pPr>
-      <w:r>
-        <w:rPr>
-          <w:rFonts w:ascii="Times New Roman" w:hAnsi="Times New Roman"/>
-          <w:b/>
-          <w:sz w:val="24"/>
-          <w:szCs w:val="24"/>
-        </w:rPr>
-        <w:t>PROBATE DIVISION</w:t>
-      </w:r>
-    </w:p>
-    <w:p>
-      <w:pPr>
-        <w:spacing w:after="0" w:line="240" w:lineRule="auto"/>
-        <w:jc w:val="center"/>
-        <w:outlineLvl w:val="0"/>
-        <w:rPr>
-          <w:rFonts w:ascii="Times New Roman" w:hAnsi="Times New Roman"/>
-          <w:b/>
-          <w:sz w:val="24"/>
-          <w:szCs w:val="24"/>
-        </w:rPr>
-      </w:pPr>
-      <w:r>
-        <w:rPr>
-          <w:rFonts w:ascii="Times New Roman" w:hAnsi="Times New Roman"/>
-          <w:b/>
-          <w:sz w:val="24"/>
-          <w:szCs w:val="24"/>
-        </w:rPr>
-        <w:t>{% else %}</w:t>
-      </w:r>
-      <w:r>
-        <w:rPr>
-          <w:rFonts w:ascii="Times New Roman" w:hAnsi="Times New Roman"/>
-          <w:b/>
-          <w:sz w:val="24"/>
-          <w:szCs w:val="24"/>
-        </w:rPr>
-        <w:t>STATE OF ILLINOIS</w:t>
-      </w:r>
-    </w:p>
-    <w:p>
-      <w:pPr>
-        <w:spacing w:after="0" w:line="240" w:lineRule="auto"/>
-        <w:jc w:val="center"/>
-        <w:outlineLvl w:val="0"/>
-        <w:rPr>
-          <w:rFonts w:ascii="Times New Roman" w:hAnsi="Times New Roman"/>
-          <w:b/>
-          <w:sz w:val="24"/>
-          <w:szCs w:val="24"/>
-        </w:rPr>
-      </w:pPr>
-      <w:r>
-        <w:rPr>
-          <w:rFonts w:ascii="Times New Roman" w:hAnsi="Times New Roman"/>
-          <w:b/>
-          <w:sz w:val="24"/>
-          <w:szCs w:val="24"/>
-        </w:rPr>
-        <w:t xml:space="preserve">IN THE CIRCUIT COURT OF THE </w:t>
-      </w:r>
-      <w:r>
-        <w:rPr>
-          <w:rFonts w:ascii="Times New Roman" w:hAnsi="Times New Roman"/>
-          <w:b/>
-          <w:sz w:val="24"/>
-          <w:szCs w:val="24"/>
-        </w:rPr>
-        <w:t xml:space="preserve">{{ </w:t>
-      </w:r>
-      <w:proofErr w:type="spellStart"/>
-      <w:r>
-        <w:rPr>
-          <w:rFonts w:ascii="Times New Roman" w:hAnsi="Times New Roman"/>
-          <w:b/>
-          <w:sz w:val="24"/>
-          <w:szCs w:val="24"/>
-        </w:rPr>
-        <w:t>judicial_district_ordinal</w:t>
-      </w:r>
-      <w:r>
-        <w:rPr>
-          <w:rFonts w:ascii="Times New Roman" w:hAnsi="Times New Roman"/>
-          <w:b/>
-          <w:sz w:val="24"/>
-          <w:szCs w:val="24"/>
-        </w:rPr>
-        <w:t>.upper</w:t>
-      </w:r>
-      <w:proofErr w:type="spellEnd"/>
-      <w:r>
-        <w:rPr>
-          <w:rFonts w:ascii="Times New Roman" w:hAnsi="Times New Roman"/>
-          <w:b/>
-          <w:sz w:val="24"/>
-          <w:szCs w:val="24"/>
-        </w:rPr>
-        <w:t>()</w:t>
-      </w:r>
-      <w:r>
-        <w:rPr>
-          <w:rFonts w:ascii="Times New Roman" w:hAnsi="Times New Roman"/>
-          <w:b/>
-          <w:sz w:val="24"/>
-          <w:szCs w:val="24"/>
-        </w:rPr>
-        <w:t>}}</w:t>
-      </w:r>
-      <w:r>
-        <w:rPr>
-          <w:rFonts w:ascii="Times New Roman" w:hAnsi="Times New Roman"/>
-          <w:b/>
-          <w:sz w:val="24"/>
-          <w:szCs w:val="24"/>
-        </w:rPr>
-        <w:t xml:space="preserve"> JUDICIAL CIRCUIT</w:t>
-      </w:r>
-    </w:p>
-    <w:p>
-      <w:pPr>
-        <w:spacing w:after="0" w:line="240" w:lineRule="auto"/>
-        <w:jc w:val="center"/>
-        <w:outlineLvl w:val="0"/>
-        <w:rPr>
-          <w:rFonts w:ascii="Times New Roman" w:hAnsi="Times New Roman"/>
-          <w:b/>
-          <w:sz w:val="24"/>
-          <w:szCs w:val="24"/>
-        </w:rPr>
-      </w:pPr>
-      <w:r>
-        <w:rPr>
-          <w:rFonts w:ascii="Times New Roman" w:hAnsi="Times New Roman"/>
-          <w:b/>
-          <w:sz w:val="24"/>
-          <w:szCs w:val="24"/>
-        </w:rPr>
-        <w:t>{{</w:t>
-      </w:r>
-      <w:proofErr w:type="spellStart"/>
-      <w:r>
-        <w:rPr>
-          <w:rFonts w:ascii="Times New Roman" w:hAnsi="Times New Roman"/>
-          <w:b/>
-          <w:sz w:val="24"/>
-          <w:szCs w:val="24"/>
-        </w:rPr>
-        <w:t>trial_court.address.county</w:t>
-      </w:r>
-      <w:r>
-        <w:rPr>
-          <w:rFonts w:ascii="Times New Roman" w:hAnsi="Times New Roman"/>
-          <w:b/>
-          <w:sz w:val="24"/>
-          <w:szCs w:val="24"/>
-        </w:rPr>
-        <w:t>.upper</w:t>
-      </w:r>
-      <w:proofErr w:type="spellEnd"/>
-      <w:r>
-        <w:rPr>
-          <w:rFonts w:ascii="Times New Roman" w:hAnsi="Times New Roman"/>
-          <w:b/>
-          <w:sz w:val="24"/>
-          <w:szCs w:val="24"/>
-        </w:rPr>
-        <w:t>()</w:t>
-      </w:r>
-      <w:r>
-        <w:rPr>
-          <w:rFonts w:ascii="Times New Roman" w:hAnsi="Times New Roman"/>
-          <w:b/>
-          <w:sz w:val="24"/>
-          <w:szCs w:val="24"/>
-        </w:rPr>
-        <w:t>}}</w:t>
-      </w:r>
-      <w:r>
-        <w:rPr>
-          <w:rFonts w:ascii="Times New Roman" w:hAnsi="Times New Roman"/>
-          <w:b/>
-          <w:sz w:val="24"/>
-          <w:szCs w:val="24"/>
-        </w:rPr>
-        <w:t xml:space="preserve"> COUNTY</w:t>
-      </w:r>
-      <w:r>
-        <w:rPr>
-          <w:rFonts w:ascii="Times New Roman" w:hAnsi="Times New Roman"/>
-          <w:b/>
-          <w:sz w:val="24"/>
-          <w:szCs w:val="24"/>
-        </w:rPr>
-        <w:t>{% endif %}</w:t>
-      </w:r>
-    </w:p>
-    <w:p>
-      <w:pPr>
-        <w:spacing w:after="0" w:line="240" w:lineRule="auto"/>
-        <w:jc w:val="center"/>
-        <w:rPr>
-          <w:rFonts w:ascii="Times New Roman" w:hAnsi="Times New Roman"/>
-          <w:color w:val="000000"/>
-          <w:sz w:val="24"/>
-          <w:szCs w:val="24"/>
-        </w:rPr>
-      </w:pPr>
+        <w:t xml:space="preserve"> COUNTY, ILLINOIS</w:t>
+      </w:r>
     </w:p>
     <w:p>
       <w:pPr>
@@ -334,9 +133,70 @@
           <w:sz w:val="24"/>
           <w:szCs w:val="24"/>
         </w:rPr>
+        <w:t>case_</w:t>
+      </w:r>
+      <w:proofErr w:type="gramStart"/>
+      <w:r>
+        <w:rPr>
+          <w:rFonts w:ascii="Times New Roman" w:hAnsi="Times New Roman"/>
+          <w:color w:val="000000"/>
+          <w:sz w:val="24"/>
+          <w:szCs w:val="24"/>
+        </w:rPr>
+        <w:t>number</w:t>
+      </w:r>
+      <w:proofErr w:type="spellEnd"/>
+      <w:r>
+        <w:rPr>
+          <w:rFonts w:ascii="Times New Roman" w:hAnsi="Times New Roman"/>
+          <w:color w:val="000000"/>
+          <w:sz w:val="24"/>
+          <w:szCs w:val="24"/>
+        </w:rPr>
+        <w:t xml:space="preserve"> !</w:t>
+      </w:r>
+      <w:proofErr w:type="gramEnd"/>
+      <w:r>
+        <w:rPr>
+          <w:rFonts w:ascii="Times New Roman" w:hAnsi="Times New Roman"/>
+          <w:color w:val="000000"/>
+          <w:sz w:val="24"/>
+          <w:szCs w:val="24"/>
+        </w:rPr>
+        <w:t xml:space="preserve">= “” </w:t>
+      </w:r>
+      <w:proofErr w:type="gramStart"/>
+      <w:r>
+        <w:rPr>
+          <w:rFonts w:ascii="Times New Roman" w:hAnsi="Times New Roman"/>
+          <w:color w:val="000000"/>
+          <w:sz w:val="24"/>
+          <w:szCs w:val="24"/>
+        </w:rPr>
+        <w:t>%}{</w:t>
+      </w:r>
+      <w:proofErr w:type="gramEnd"/>
+      <w:r>
+        <w:rPr>
+          <w:rFonts w:ascii="Times New Roman" w:hAnsi="Times New Roman"/>
+          <w:color w:val="000000"/>
+          <w:sz w:val="24"/>
+          <w:szCs w:val="24"/>
+        </w:rPr>
+        <w:t>{</w:t>
+      </w:r>
+      <w:proofErr w:type="spellStart"/>
+      <w:r>
+        <w:rPr>
+          <w:rFonts w:ascii="Times New Roman" w:hAnsi="Times New Roman"/>
+          <w:color w:val="000000"/>
+          <w:sz w:val="24"/>
+          <w:szCs w:val="24"/>
+        </w:rPr>
         <w:t>case_number</w:t>
       </w:r>
       <w:proofErr w:type="spellEnd"/>
+      <w:proofErr w:type="gramStart"/>
       <w:r>
         <w:rPr>
           <w:rFonts w:ascii="Times New Roman" w:hAnsi="Times New Roman"/>
@@ -344,9 +204,9 @@
           <w:sz w:val="24"/>
           <w:szCs w:val="24"/>
         </w:rPr>
-        <w:t xml:space="preserve"> != “” %}{{</w:t>
-      </w:r>
-      <w:proofErr w:type="spellStart"/>
+        <w:t>}}{</w:t>
+      </w:r>
+      <w:proofErr w:type="gramEnd"/>
       <w:r>
         <w:rPr>
           <w:rFonts w:ascii="Times New Roman" w:hAnsi="Times New Roman"/>
@@ -354,9 +214,9 @@
           <w:sz w:val="24"/>
           <w:szCs w:val="24"/>
         </w:rPr>
-        <w:t>case_number</w:t>
-      </w:r>
-      <w:proofErr w:type="spellEnd"/>
+        <w:t xml:space="preserve">% else </w:t>
+      </w:r>
+      <w:proofErr w:type="gramStart"/>
       <w:r>
         <w:rPr>
           <w:rFonts w:ascii="Times New Roman" w:hAnsi="Times New Roman"/>
@@ -364,7 +224,7 @@
           <w:sz w:val="24"/>
           <w:szCs w:val="24"/>
         </w:rPr>
-        <w:t>}}{% else %}</w:t>
+        <w:t>%}</w:t>
       </w:r>
       <w:r>
         <w:rPr>
@@ -373,8 +233,9 @@
           <w:sz w:val="24"/>
           <w:szCs w:val="24"/>
         </w:rPr>
-        <w:t>_______________</w:t>
-      </w:r>
+        <w:t>_</w:t>
+      </w:r>
+      <w:proofErr w:type="gramEnd"/>
       <w:r>
         <w:rPr>
           <w:rFonts w:ascii="Times New Roman" w:hAnsi="Times New Roman"/>
@@ -382,7 +243,36 @@
           <w:sz w:val="24"/>
           <w:szCs w:val="24"/>
         </w:rPr>
-        <w:t>{% endif %}</w:t>
+        <w:t>_____________</w:t>
+      </w:r>
+      <w:proofErr w:type="gramStart"/>
+      <w:r>
+        <w:rPr>
+          <w:rFonts w:ascii="Times New Roman" w:hAnsi="Times New Roman"/>
+          <w:color w:val="000000"/>
+          <w:sz w:val="24"/>
+          <w:szCs w:val="24"/>
+        </w:rPr>
+        <w:t>_</w:t>
+      </w:r>
+      <w:r>
+        <w:rPr>
+          <w:rFonts w:ascii="Times New Roman" w:hAnsi="Times New Roman"/>
+          <w:color w:val="000000"/>
+          <w:sz w:val="24"/>
+          <w:szCs w:val="24"/>
+        </w:rPr>
+        <w:t>{</w:t>
+      </w:r>
+      <w:proofErr w:type="gramEnd"/>
+      <w:r>
+        <w:rPr>
+          <w:rFonts w:ascii="Times New Roman" w:hAnsi="Times New Roman"/>
+          <w:color w:val="000000"/>
+          <w:sz w:val="24"/>
+          <w:szCs w:val="24"/>
+        </w:rPr>
+        <w:t>% endif %}</w:t>
       </w:r>
     </w:p>
     <w:p>
@@ -398,6 +288,25 @@
           <w:szCs w:val="24"/>
         </w:rPr>
       </w:pPr>
+      <w:r>
+        <w:rPr>
+          <w:rFonts w:ascii="Times New Roman" w:hAnsi="Times New Roman"/>
+          <w:color w:val="000000"/>
+          <w:sz w:val="24"/>
+          <w:szCs w:val="24"/>
+        </w:rPr>
+        <w:t>                 </w:t>
+      </w:r>
+      <w:r>
+        <w:rPr>
+          <w:rFonts w:ascii="Times New Roman" w:hAnsi="Times New Roman"/>
+          <w:color w:val="000000"/>
+          <w:sz w:val="24"/>
+          <w:szCs w:val="24"/>
+        </w:rPr>
+        <w:tab/>
+        <w:t>)</w:t>
+      </w:r>
     </w:p>
     <w:p>
       <w:pPr>
@@ -453,7 +362,17 @@
           <w:szCs w:val="24"/>
           <w:u w:val="single"/>
         </w:rPr>
-        <w:t>child.name_full</w:t>
+        <w:t>child.name_</w:t>
+      </w:r>
+      <w:proofErr w:type="gramStart"/>
+      <w:r>
+        <w:rPr>
+          <w:rFonts w:ascii="Times New Roman" w:hAnsi="Times New Roman"/>
+          <w:sz w:val="24"/>
+          <w:szCs w:val="24"/>
+          <w:u w:val="single"/>
+        </w:rPr>
+        <w:t>full</w:t>
       </w:r>
       <w:proofErr w:type="spellEnd"/>
       <w:r>
@@ -463,7 +382,17 @@
           <w:szCs w:val="24"/>
           <w:u w:val="single"/>
         </w:rPr>
-        <w:t>()}}</w:t>
+        <w:t>(</w:t>
+      </w:r>
+      <w:proofErr w:type="gramEnd"/>
+      <w:r>
+        <w:rPr>
+          <w:rFonts w:ascii="Times New Roman" w:hAnsi="Times New Roman"/>
+          <w:sz w:val="24"/>
+          <w:szCs w:val="24"/>
+          <w:u w:val="single"/>
+        </w:rPr>
+        <w:t>)}}</w:t>
       </w:r>
       <w:r>
         <w:rPr>
@@ -552,6 +481,7 @@
           <w:szCs w:val="24"/>
         </w:rPr>
       </w:pPr>
+      <w:proofErr w:type="gramStart"/>
       <w:r>
         <w:rPr>
           <w:rFonts w:ascii="Times New Roman" w:hAnsi="Times New Roman"/>
@@ -566,7 +496,16 @@
           <w:sz w:val="24"/>
           <w:szCs w:val="24"/>
         </w:rPr>
-        <w:t>{{users[0].</w:t>
+        <w:t>{{</w:t>
+      </w:r>
+      <w:proofErr w:type="gramEnd"/>
+      <w:r>
+        <w:rPr>
+          <w:rFonts w:ascii="Times New Roman" w:hAnsi="Times New Roman"/>
+          <w:sz w:val="24"/>
+          <w:szCs w:val="24"/>
+        </w:rPr>
+        <w:t>users[0].</w:t>
       </w:r>
       <w:proofErr w:type="spellStart"/>
       <w:r>
@@ -575,7 +514,16 @@
           <w:sz w:val="24"/>
           <w:szCs w:val="24"/>
         </w:rPr>
-        <w:t>name_full</w:t>
+        <w:t>name_</w:t>
+      </w:r>
+      <w:proofErr w:type="gramStart"/>
+      <w:r>
+        <w:rPr>
+          <w:rFonts w:ascii="Times New Roman" w:hAnsi="Times New Roman"/>
+          <w:sz w:val="24"/>
+          <w:szCs w:val="24"/>
+        </w:rPr>
+        <w:t>full</w:t>
       </w:r>
       <w:proofErr w:type="spellEnd"/>
       <w:r>
@@ -584,7 +532,16 @@
           <w:sz w:val="24"/>
           <w:szCs w:val="24"/>
         </w:rPr>
-        <w:t>()}}</w:t>
+        <w:t>(</w:t>
+      </w:r>
+      <w:proofErr w:type="gramEnd"/>
+      <w:r>
+        <w:rPr>
+          <w:rFonts w:ascii="Times New Roman" w:hAnsi="Times New Roman"/>
+          <w:sz w:val="24"/>
+          <w:szCs w:val="24"/>
+        </w:rPr>
+        <w:t>)}}</w:t>
       </w:r>
       <w:r>
         <w:rPr>
@@ -682,7 +639,16 @@
           <w:sz w:val="24"/>
           <w:szCs w:val="24"/>
         </w:rPr>
-        <w:t>child.name_full</w:t>
+        <w:t>child.name_</w:t>
+      </w:r>
+      <w:proofErr w:type="gramStart"/>
+      <w:r>
+        <w:rPr>
+          <w:rFonts w:ascii="Times New Roman" w:hAnsi="Times New Roman"/>
+          <w:sz w:val="24"/>
+          <w:szCs w:val="24"/>
+        </w:rPr>
+        <w:t>full</w:t>
       </w:r>
       <w:proofErr w:type="spellEnd"/>
       <w:r>
@@ -691,7 +657,16 @@
           <w:sz w:val="24"/>
           <w:szCs w:val="24"/>
         </w:rPr>
-        <w:t>()}}</w:t>
+        <w:t>(</w:t>
+      </w:r>
+      <w:proofErr w:type="gramEnd"/>
+      <w:r>
+        <w:rPr>
+          <w:rFonts w:ascii="Times New Roman" w:hAnsi="Times New Roman"/>
+          <w:sz w:val="24"/>
+          <w:szCs w:val="24"/>
+        </w:rPr>
+        <w:t>)}}</w:t>
       </w:r>
       <w:r>
         <w:rPr>
@@ -710,6 +685,7 @@
           <w:szCs w:val="24"/>
         </w:rPr>
       </w:pPr>
+      <w:proofErr w:type="gramStart"/>
       <w:r>
         <w:rPr>
           <w:rFonts w:ascii="Times New Roman" w:hAnsi="Times New Roman"/>
@@ -733,7 +709,16 @@
           <w:sz w:val="24"/>
           <w:szCs w:val="24"/>
         </w:rPr>
-        <w:t>other_parties</w:t>
+        <w:t>other</w:t>
+      </w:r>
+      <w:proofErr w:type="gramEnd"/>
+      <w:r>
+        <w:rPr>
+          <w:rFonts w:ascii="Times New Roman" w:hAnsi="Times New Roman"/>
+          <w:sz w:val="24"/>
+          <w:szCs w:val="24"/>
+        </w:rPr>
+        <w:t>_parties</w:t>
       </w:r>
       <w:proofErr w:type="spellEnd"/>
       <w:r>
@@ -759,7 +744,16 @@
           <w:sz w:val="24"/>
           <w:szCs w:val="24"/>
         </w:rPr>
-        <w:t>name_full</w:t>
+        <w:t>name_</w:t>
+      </w:r>
+      <w:proofErr w:type="gramStart"/>
+      <w:r>
+        <w:rPr>
+          <w:rFonts w:ascii="Times New Roman" w:hAnsi="Times New Roman"/>
+          <w:sz w:val="24"/>
+          <w:szCs w:val="24"/>
+        </w:rPr>
+        <w:t>full</w:t>
       </w:r>
       <w:proofErr w:type="spellEnd"/>
       <w:r>
@@ -768,7 +762,16 @@
           <w:sz w:val="24"/>
           <w:szCs w:val="24"/>
         </w:rPr>
-        <w:t>()}}</w:t>
+        <w:t>(</w:t>
+      </w:r>
+      <w:proofErr w:type="gramEnd"/>
+      <w:r>
+        <w:rPr>
+          <w:rFonts w:ascii="Times New Roman" w:hAnsi="Times New Roman"/>
+          <w:sz w:val="24"/>
+          <w:szCs w:val="24"/>
+        </w:rPr>
+        <w:t>)}}</w:t>
       </w:r>
       <w:r>
         <w:rPr>
@@ -801,7 +804,16 @@
           <w:sz w:val="24"/>
           <w:szCs w:val="24"/>
         </w:rPr>
-        <w:t>child.name_full</w:t>
+        <w:t>child.name_</w:t>
+      </w:r>
+      <w:proofErr w:type="gramStart"/>
+      <w:r>
+        <w:rPr>
+          <w:rFonts w:ascii="Times New Roman" w:hAnsi="Times New Roman"/>
+          <w:sz w:val="24"/>
+          <w:szCs w:val="24"/>
+        </w:rPr>
+        <w:t>full</w:t>
       </w:r>
       <w:proofErr w:type="spellEnd"/>
       <w:r>
@@ -810,7 +822,16 @@
           <w:sz w:val="24"/>
           <w:szCs w:val="24"/>
         </w:rPr>
-        <w:t>()}}</w:t>
+        <w:t>(</w:t>
+      </w:r>
+      <w:proofErr w:type="gramEnd"/>
+      <w:r>
+        <w:rPr>
+          <w:rFonts w:ascii="Times New Roman" w:hAnsi="Times New Roman"/>
+          <w:sz w:val="24"/>
+          <w:szCs w:val="24"/>
+        </w:rPr>
+        <w:t>)}}</w:t>
       </w:r>
       <w:r>
         <w:rPr>
@@ -843,7 +864,25 @@
           <w:sz w:val="24"/>
           <w:szCs w:val="24"/>
         </w:rPr>
-        <w:t>original_court.address.county</w:t>
+        <w:t>original_</w:t>
+      </w:r>
+      <w:proofErr w:type="gramStart"/>
+      <w:r>
+        <w:rPr>
+          <w:rFonts w:ascii="Times New Roman" w:hAnsi="Times New Roman"/>
+          <w:sz w:val="24"/>
+          <w:szCs w:val="24"/>
+        </w:rPr>
+        <w:t>court.address</w:t>
+      </w:r>
+      <w:proofErr w:type="gramEnd"/>
+      <w:r>
+        <w:rPr>
+          <w:rFonts w:ascii="Times New Roman" w:hAnsi="Times New Roman"/>
+          <w:sz w:val="24"/>
+          <w:szCs w:val="24"/>
+        </w:rPr>
+        <w:t>.county</w:t>
       </w:r>
       <w:proofErr w:type="spellEnd"/>
       <w:r>
@@ -868,7 +907,23 @@
           <w:sz w:val="24"/>
           <w:szCs w:val="24"/>
         </w:rPr>
-        <w:t xml:space="preserve">County, IL on </w:t>
+        <w:t>County, I</w:t>
+      </w:r>
+      <w:r>
+        <w:rPr>
+          <w:rFonts w:ascii="Times New Roman" w:hAnsi="Times New Roman"/>
+          <w:sz w:val="24"/>
+          <w:szCs w:val="24"/>
+        </w:rPr>
+        <w:t>llinois</w:t>
+      </w:r>
+      <w:r>
+        <w:rPr>
+          <w:rFonts w:ascii="Times New Roman" w:hAnsi="Times New Roman"/>
+          <w:sz w:val="24"/>
+          <w:szCs w:val="24"/>
+        </w:rPr>
+        <w:t xml:space="preserve"> on </w:t>
       </w:r>
       <w:r>
         <w:rPr>
@@ -885,7 +940,16 @@
           <w:sz w:val="24"/>
           <w:szCs w:val="24"/>
         </w:rPr>
-        <w:t>guardianship_date</w:t>
+        <w:t>guardianship_</w:t>
+      </w:r>
+      <w:proofErr w:type="gramStart"/>
+      <w:r>
+        <w:rPr>
+          <w:rFonts w:ascii="Times New Roman" w:hAnsi="Times New Roman"/>
+          <w:sz w:val="24"/>
+          <w:szCs w:val="24"/>
+        </w:rPr>
+        <w:t>date</w:t>
       </w:r>
       <w:proofErr w:type="spellEnd"/>
       <w:r>
@@ -904,6 +968,7 @@
         </w:rPr>
         <w:t>.</w:t>
       </w:r>
+      <w:proofErr w:type="gramEnd"/>
     </w:p>
     <w:p>
       <w:pPr>
@@ -927,15 +992,59 @@
           <w:sz w:val="24"/>
           <w:szCs w:val="24"/>
         </w:rPr>
-        <w:t>T</w:t>
-      </w:r>
-      <w:r>
-        <w:rPr>
-          <w:rFonts w:ascii="Times New Roman" w:hAnsi="Times New Roman"/>
-          <w:sz w:val="24"/>
-          <w:szCs w:val="24"/>
-        </w:rPr>
-        <w:t>he minor now lives with</w:t>
+        <w:t xml:space="preserve">{% if </w:t>
+      </w:r>
+      <w:proofErr w:type="spellStart"/>
+      <w:r>
+        <w:rPr>
+          <w:rFonts w:ascii="Times New Roman" w:hAnsi="Times New Roman"/>
+          <w:sz w:val="24"/>
+          <w:szCs w:val="24"/>
+        </w:rPr>
+        <w:t>live_with_parties.number_gathered</w:t>
+      </w:r>
+      <w:proofErr w:type="spellEnd"/>
+      <w:r>
+        <w:rPr>
+          <w:rFonts w:ascii="Times New Roman" w:hAnsi="Times New Roman"/>
+          <w:sz w:val="24"/>
+          <w:szCs w:val="24"/>
+        </w:rPr>
+        <w:t>() &gt; 0 %}</w:t>
+      </w:r>
+      <w:r>
+        <w:rPr>
+          <w:rFonts w:ascii="Times New Roman" w:hAnsi="Times New Roman"/>
+          <w:sz w:val="24"/>
+          <w:szCs w:val="24"/>
+        </w:rPr>
+        <w:t>{{</w:t>
+      </w:r>
+      <w:proofErr w:type="spellStart"/>
+      <w:r>
+        <w:rPr>
+          <w:rFonts w:ascii="Times New Roman" w:hAnsi="Times New Roman"/>
+          <w:sz w:val="24"/>
+          <w:szCs w:val="24"/>
+        </w:rPr>
+        <w:t>child.name_full</w:t>
+      </w:r>
+      <w:proofErr w:type="spellEnd"/>
+      <w:r>
+        <w:rPr>
+          <w:rFonts w:ascii="Times New Roman" w:hAnsi="Times New Roman"/>
+          <w:sz w:val="24"/>
+          <w:szCs w:val="24"/>
+        </w:rPr>
+        <w:t xml:space="preserve">()}} </w:t>
+      </w:r>
+      <w:r>
+        <w:rPr>
+          <w:rFonts w:ascii="Times New Roman" w:hAnsi="Times New Roman"/>
+          <w:sz w:val="24"/>
+          <w:szCs w:val="24"/>
+        </w:rPr>
+        <w:t>now lives with</w:t>
       </w:r>
       <w:r>
         <w:rPr>
@@ -1011,7 +1120,147 @@
           <w:sz w:val="24"/>
           <w:szCs w:val="24"/>
         </w:rPr>
-        <w:t>.</w:t>
+        <w:t xml:space="preserve">{% endif %}{% if not </w:t>
+      </w:r>
+      <w:proofErr w:type="spellStart"/>
+      <w:r>
+        <w:rPr>
+          <w:rFonts w:ascii="Times New Roman" w:hAnsi="Times New Roman"/>
+          <w:sz w:val="24"/>
+          <w:szCs w:val="24"/>
+        </w:rPr>
+        <w:t>other_parties</w:t>
+      </w:r>
+      <w:proofErr w:type="spellEnd"/>
+      <w:r>
+        <w:rPr>
+          <w:rFonts w:ascii="Times New Roman" w:hAnsi="Times New Roman"/>
+          <w:sz w:val="24"/>
+          <w:szCs w:val="24"/>
+        </w:rPr>
+        <w:t>[0].</w:t>
+      </w:r>
+      <w:proofErr w:type="spellStart"/>
+      <w:r>
+        <w:rPr>
+          <w:rFonts w:ascii="Times New Roman" w:hAnsi="Times New Roman"/>
+          <w:sz w:val="24"/>
+          <w:szCs w:val="24"/>
+        </w:rPr>
+        <w:t>lives_with</w:t>
+      </w:r>
+      <w:r>
+        <w:rPr>
+          <w:rFonts w:ascii="Times New Roman" w:hAnsi="Times New Roman"/>
+          <w:sz w:val="24"/>
+          <w:szCs w:val="24"/>
+        </w:rPr>
+        <w:t>_child</w:t>
+      </w:r>
+      <w:proofErr w:type="spellEnd"/>
+      <w:r>
+        <w:rPr>
+          <w:rFonts w:ascii="Times New Roman" w:hAnsi="Times New Roman"/>
+          <w:sz w:val="24"/>
+          <w:szCs w:val="24"/>
+        </w:rPr>
+        <w:t xml:space="preserve"> %} </w:t>
+      </w:r>
+      <w:r>
+        <w:rPr>
+          <w:rFonts w:ascii="Times New Roman" w:hAnsi="Times New Roman"/>
+          <w:sz w:val="24"/>
+          <w:szCs w:val="24"/>
+        </w:rPr>
+        <w:t>{{</w:t>
+      </w:r>
+      <w:proofErr w:type="spellStart"/>
+      <w:r>
+        <w:rPr>
+          <w:rFonts w:ascii="Times New Roman" w:hAnsi="Times New Roman"/>
+          <w:sz w:val="24"/>
+          <w:szCs w:val="24"/>
+        </w:rPr>
+        <w:t>child.name_full</w:t>
+      </w:r>
+      <w:proofErr w:type="spellEnd"/>
+      <w:r>
+        <w:rPr>
+          <w:rFonts w:ascii="Times New Roman" w:hAnsi="Times New Roman"/>
+          <w:sz w:val="24"/>
+          <w:szCs w:val="24"/>
+        </w:rPr>
+        <w:t>()}}</w:t>
+      </w:r>
+      <w:r>
+        <w:rPr>
+          <w:rFonts w:ascii="Times New Roman" w:hAnsi="Times New Roman"/>
+          <w:sz w:val="24"/>
+          <w:szCs w:val="24"/>
+        </w:rPr>
+        <w:t xml:space="preserve"> does not currently live with {{</w:t>
+      </w:r>
+      <w:proofErr w:type="spellStart"/>
+      <w:r>
+        <w:rPr>
+          <w:rFonts w:ascii="Times New Roman" w:hAnsi="Times New Roman"/>
+          <w:sz w:val="24"/>
+          <w:szCs w:val="24"/>
+        </w:rPr>
+        <w:t>fix_punctuation</w:t>
+      </w:r>
+      <w:proofErr w:type="spellEnd"/>
+      <w:r>
+        <w:rPr>
+          <w:rFonts w:ascii="Times New Roman" w:hAnsi="Times New Roman"/>
+          <w:sz w:val="24"/>
+          <w:szCs w:val="24"/>
+        </w:rPr>
+        <w:t>(</w:t>
+      </w:r>
+      <w:proofErr w:type="spellStart"/>
+      <w:r>
+        <w:rPr>
+          <w:rFonts w:ascii="Times New Roman" w:hAnsi="Times New Roman"/>
+          <w:sz w:val="24"/>
+          <w:szCs w:val="24"/>
+        </w:rPr>
+        <w:t>other_parties</w:t>
+      </w:r>
+      <w:proofErr w:type="spellEnd"/>
+      <w:r>
+        <w:rPr>
+          <w:rFonts w:ascii="Times New Roman" w:hAnsi="Times New Roman"/>
+          <w:sz w:val="24"/>
+          <w:szCs w:val="24"/>
+        </w:rPr>
+        <w:t>[0].</w:t>
+      </w:r>
+      <w:proofErr w:type="spellStart"/>
+      <w:r>
+        <w:rPr>
+          <w:rFonts w:ascii="Times New Roman" w:hAnsi="Times New Roman"/>
+          <w:sz w:val="24"/>
+          <w:szCs w:val="24"/>
+        </w:rPr>
+        <w:t>name_full</w:t>
+      </w:r>
+      <w:proofErr w:type="spellEnd"/>
+      <w:r>
+        <w:rPr>
+          <w:rFonts w:ascii="Times New Roman" w:hAnsi="Times New Roman"/>
+          <w:sz w:val="24"/>
+          <w:szCs w:val="24"/>
+        </w:rPr>
+        <w:t>())}}</w:t>
+      </w:r>
+      <w:r>
+        <w:rPr>
+          <w:rFonts w:ascii="Times New Roman" w:hAnsi="Times New Roman"/>
+          <w:sz w:val="24"/>
+          <w:szCs w:val="24"/>
+        </w:rPr>
+        <w:t>{% endif %}</w:t>
       </w:r>
     </w:p>
     <w:p>
@@ -1044,42 +1293,117 @@
           <w:sz w:val="24"/>
           <w:szCs w:val="24"/>
         </w:rPr>
-        <w:t xml:space="preserve">ince the time that the guardian was appointed, there has been a material change of circumstance of myself or of the minor.  </w:t>
+        <w:t xml:space="preserve">ince the time that the guardian was appointed, there has been a material change of circumstance of myself or of </w:t>
+      </w:r>
+      <w:r>
+        <w:rPr>
+          <w:rFonts w:ascii="Times New Roman" w:hAnsi="Times New Roman"/>
+          <w:sz w:val="24"/>
+          <w:szCs w:val="24"/>
+        </w:rPr>
+        <w:t>{{</w:t>
+      </w:r>
+      <w:proofErr w:type="spellStart"/>
+      <w:r>
+        <w:rPr>
+          <w:rFonts w:ascii="Times New Roman" w:hAnsi="Times New Roman"/>
+          <w:sz w:val="24"/>
+          <w:szCs w:val="24"/>
+        </w:rPr>
+        <w:t>child.name_</w:t>
+      </w:r>
+      <w:proofErr w:type="gramStart"/>
+      <w:r>
+        <w:rPr>
+          <w:rFonts w:ascii="Times New Roman" w:hAnsi="Times New Roman"/>
+          <w:sz w:val="24"/>
+          <w:szCs w:val="24"/>
+        </w:rPr>
+        <w:t>full</w:t>
+      </w:r>
+      <w:proofErr w:type="spellEnd"/>
+      <w:r>
+        <w:rPr>
+          <w:rFonts w:ascii="Times New Roman" w:hAnsi="Times New Roman"/>
+          <w:sz w:val="24"/>
+          <w:szCs w:val="24"/>
+        </w:rPr>
+        <w:t>(</w:t>
+      </w:r>
+      <w:proofErr w:type="gramEnd"/>
+      <w:r>
+        <w:rPr>
+          <w:rFonts w:ascii="Times New Roman" w:hAnsi="Times New Roman"/>
+          <w:sz w:val="24"/>
+          <w:szCs w:val="24"/>
+        </w:rPr>
+        <w:t>)}}</w:t>
+      </w:r>
+      <w:r>
+        <w:rPr>
+          <w:rFonts w:ascii="Times New Roman" w:hAnsi="Times New Roman"/>
+          <w:sz w:val="24"/>
+          <w:szCs w:val="24"/>
+        </w:rPr>
+        <w:t xml:space="preserve">.  </w:t>
       </w:r>
     </w:p>
     <w:p>
       <w:pPr>
-        <w:pStyle w:val="ListParagraph"/>
-        <w:numPr>
-          <w:ilvl w:val="0"/>
-          <w:numId w:val="1"/>
-        </w:numPr>
-        <w:rPr>
-          <w:rFonts w:ascii="Times New Roman" w:hAnsi="Times New Roman"/>
+        <w:rPr>
+          <w:rFonts w:ascii="Times New Roman" w:hAnsi="Times New Roman"/>
+          <w:sz w:val="24"/>
+          <w:szCs w:val="24"/>
         </w:rPr>
       </w:pPr>
       <w:r>
         <w:rPr>
           <w:rFonts w:ascii="Times New Roman" w:hAnsi="Times New Roman"/>
-        </w:rPr>
-        <w:t xml:space="preserve">At the time that the guardian was appointed, the circumstances were: </w:t>
-      </w:r>
-      <w:r>
-        <w:rPr>
-          <w:rFonts w:ascii="Times New Roman" w:hAnsi="Times New Roman"/>
+          <w:sz w:val="24"/>
+          <w:szCs w:val="24"/>
+        </w:rPr>
+        <w:t xml:space="preserve">5. </w:t>
+      </w:r>
+      <w:r>
+        <w:rPr>
+          <w:rFonts w:ascii="Times New Roman" w:hAnsi="Times New Roman"/>
+          <w:sz w:val="24"/>
+          <w:szCs w:val="24"/>
+        </w:rPr>
+        <w:t xml:space="preserve">At the time that the guardian was appointed, the circumstances </w:t>
+      </w:r>
+      <w:proofErr w:type="gramStart"/>
+      <w:r>
+        <w:rPr>
+          <w:rFonts w:ascii="Times New Roman" w:hAnsi="Times New Roman"/>
+          <w:sz w:val="24"/>
+          <w:szCs w:val="24"/>
+        </w:rPr>
+        <w:t xml:space="preserve">were: </w:t>
+      </w:r>
+      <w:r>
+        <w:rPr>
+          <w:rFonts w:ascii="Times New Roman" w:hAnsi="Times New Roman"/>
+          <w:sz w:val="24"/>
+          <w:szCs w:val="24"/>
         </w:rPr>
         <w:t>{{</w:t>
       </w:r>
       <w:proofErr w:type="spellStart"/>
-      <w:r>
-        <w:rPr>
-          <w:rFonts w:ascii="Times New Roman" w:hAnsi="Times New Roman"/>
+      <w:proofErr w:type="gramEnd"/>
+      <w:r>
+        <w:rPr>
+          <w:rFonts w:ascii="Times New Roman" w:hAnsi="Times New Roman"/>
+          <w:sz w:val="24"/>
+          <w:szCs w:val="24"/>
         </w:rPr>
         <w:t>fix_</w:t>
       </w:r>
       <w:r>
         <w:rPr>
           <w:rFonts w:ascii="Times New Roman" w:hAnsi="Times New Roman"/>
+          <w:sz w:val="24"/>
+          <w:szCs w:val="24"/>
         </w:rPr>
         <w:t>punctuation</w:t>
       </w:r>
@@ -1087,6 +1411,8 @@
       <w:r>
         <w:rPr>
           <w:rFonts w:ascii="Times New Roman" w:hAnsi="Times New Roman"/>
+          <w:sz w:val="24"/>
+          <w:szCs w:val="24"/>
         </w:rPr>
         <w:t>(</w:t>
       </w:r>
@@ -1094,50 +1420,97 @@
       <w:r>
         <w:rPr>
           <w:rFonts w:ascii="Times New Roman" w:hAnsi="Times New Roman"/>
-        </w:rPr>
-        <w:t>why_started</w:t>
+          <w:sz w:val="24"/>
+          <w:szCs w:val="24"/>
+        </w:rPr>
+        <w:t>why_</w:t>
+      </w:r>
+      <w:proofErr w:type="gramStart"/>
+      <w:r>
+        <w:rPr>
+          <w:rFonts w:ascii="Times New Roman" w:hAnsi="Times New Roman"/>
+          <w:sz w:val="24"/>
+          <w:szCs w:val="24"/>
+        </w:rPr>
+        <w:t>started</w:t>
       </w:r>
       <w:proofErr w:type="spellEnd"/>
       <w:r>
         <w:rPr>
           <w:rFonts w:ascii="Times New Roman" w:hAnsi="Times New Roman"/>
+          <w:sz w:val="24"/>
+          <w:szCs w:val="24"/>
         </w:rPr>
         <w:t>)</w:t>
       </w:r>
       <w:r>
         <w:rPr>
           <w:rFonts w:ascii="Times New Roman" w:hAnsi="Times New Roman"/>
+          <w:sz w:val="24"/>
+          <w:szCs w:val="24"/>
         </w:rPr>
         <w:t>}}</w:t>
       </w:r>
+      <w:proofErr w:type="gramEnd"/>
     </w:p>
     <w:p>
       <w:pPr>
-        <w:pStyle w:val="ListParagraph"/>
-        <w:numPr>
-          <w:ilvl w:val="0"/>
-          <w:numId w:val="1"/>
-        </w:numPr>
-        <w:rPr>
-          <w:rFonts w:ascii="Times New Roman" w:hAnsi="Times New Roman"/>
+        <w:rPr>
+          <w:rFonts w:ascii="Times New Roman" w:hAnsi="Times New Roman"/>
+          <w:sz w:val="24"/>
+          <w:szCs w:val="24"/>
         </w:rPr>
       </w:pPr>
       <w:r>
         <w:rPr>
           <w:rFonts w:ascii="Times New Roman" w:hAnsi="Times New Roman"/>
-        </w:rPr>
-        <w:t>At this time circumstances have changed: </w:t>
-      </w:r>
-      <w:r>
-        <w:rPr>
-          <w:rFonts w:ascii="Times New Roman" w:hAnsi="Times New Roman"/>
+          <w:sz w:val="24"/>
+          <w:szCs w:val="24"/>
+        </w:rPr>
+        <w:t xml:space="preserve">6. </w:t>
+      </w:r>
+      <w:proofErr w:type="gramStart"/>
+      <w:r>
+        <w:rPr>
+          <w:rFonts w:ascii="Times New Roman" w:hAnsi="Times New Roman"/>
+          <w:sz w:val="24"/>
+          <w:szCs w:val="24"/>
+        </w:rPr>
+        <w:t>At this time</w:t>
+      </w:r>
+      <w:proofErr w:type="gramEnd"/>
+      <w:r>
+        <w:rPr>
+          <w:rFonts w:ascii="Times New Roman" w:hAnsi="Times New Roman"/>
+          <w:sz w:val="24"/>
+          <w:szCs w:val="24"/>
+        </w:rPr>
+        <w:t xml:space="preserve"> circumstances have </w:t>
+      </w:r>
+      <w:proofErr w:type="gramStart"/>
+      <w:r>
+        <w:rPr>
+          <w:rFonts w:ascii="Times New Roman" w:hAnsi="Times New Roman"/>
+          <w:sz w:val="24"/>
+          <w:szCs w:val="24"/>
+        </w:rPr>
+        <w:t>changed: </w:t>
+      </w:r>
+      <w:r>
+        <w:rPr>
+          <w:rFonts w:ascii="Times New Roman" w:hAnsi="Times New Roman"/>
+          <w:sz w:val="24"/>
+          <w:szCs w:val="24"/>
         </w:rPr>
         <w:t>{{</w:t>
       </w:r>
       <w:proofErr w:type="spellStart"/>
-      <w:r>
-        <w:rPr>
-          <w:rFonts w:ascii="Times New Roman" w:hAnsi="Times New Roman"/>
+      <w:proofErr w:type="gramEnd"/>
+      <w:r>
+        <w:rPr>
+          <w:rFonts w:ascii="Times New Roman" w:hAnsi="Times New Roman"/>
+          <w:sz w:val="24"/>
+          <w:szCs w:val="24"/>
         </w:rPr>
         <w:t>fix_punctuation</w:t>
       </w:r>
@@ -1145,6 +1518,8 @@
       <w:r>
         <w:rPr>
           <w:rFonts w:ascii="Times New Roman" w:hAnsi="Times New Roman"/>
+          <w:sz w:val="24"/>
+          <w:szCs w:val="24"/>
         </w:rPr>
         <w:t>(</w:t>
       </w:r>
@@ -1152,22 +1527,38 @@
       <w:r>
         <w:rPr>
           <w:rFonts w:ascii="Times New Roman" w:hAnsi="Times New Roman"/>
-        </w:rPr>
-        <w:t>why_end</w:t>
+          <w:sz w:val="24"/>
+          <w:szCs w:val="24"/>
+        </w:rPr>
+        <w:t>why_</w:t>
+      </w:r>
+      <w:proofErr w:type="gramStart"/>
+      <w:r>
+        <w:rPr>
+          <w:rFonts w:ascii="Times New Roman" w:hAnsi="Times New Roman"/>
+          <w:sz w:val="24"/>
+          <w:szCs w:val="24"/>
+        </w:rPr>
+        <w:t>end</w:t>
       </w:r>
       <w:proofErr w:type="spellEnd"/>
       <w:r>
         <w:rPr>
           <w:rFonts w:ascii="Times New Roman" w:hAnsi="Times New Roman"/>
+          <w:sz w:val="24"/>
+          <w:szCs w:val="24"/>
         </w:rPr>
         <w:t>)</w:t>
       </w:r>
       <w:r>
         <w:rPr>
           <w:rFonts w:ascii="Times New Roman" w:hAnsi="Times New Roman"/>
+          <w:sz w:val="24"/>
+          <w:szCs w:val="24"/>
         </w:rPr>
         <w:t>}}</w:t>
       </w:r>
+      <w:proofErr w:type="gramEnd"/>
     </w:p>
     <w:p>
       <w:pPr>
@@ -1200,7 +1591,16 @@
           <w:sz w:val="24"/>
           <w:szCs w:val="24"/>
         </w:rPr>
-        <w:t>child.name_full</w:t>
+        <w:t>child.name_</w:t>
+      </w:r>
+      <w:proofErr w:type="gramStart"/>
+      <w:r>
+        <w:rPr>
+          <w:rFonts w:ascii="Times New Roman" w:hAnsi="Times New Roman"/>
+          <w:sz w:val="24"/>
+          <w:szCs w:val="24"/>
+        </w:rPr>
+        <w:t>full</w:t>
       </w:r>
       <w:proofErr w:type="spellEnd"/>
       <w:r>
@@ -1209,7 +1609,16 @@
           <w:sz w:val="24"/>
           <w:szCs w:val="24"/>
         </w:rPr>
-        <w:t>()}}</w:t>
+        <w:t>(</w:t>
+      </w:r>
+      <w:proofErr w:type="gramEnd"/>
+      <w:r>
+        <w:rPr>
+          <w:rFonts w:ascii="Times New Roman" w:hAnsi="Times New Roman"/>
+          <w:sz w:val="24"/>
+          <w:szCs w:val="24"/>
+        </w:rPr>
+        <w:t>)}}</w:t>
       </w:r>
       <w:r>
         <w:rPr>
@@ -1269,7 +1678,16 @@
           <w:sz w:val="24"/>
           <w:szCs w:val="24"/>
         </w:rPr>
-        <w:t>name_full</w:t>
+        <w:t>name_</w:t>
+      </w:r>
+      <w:proofErr w:type="gramStart"/>
+      <w:r>
+        <w:rPr>
+          <w:rFonts w:ascii="Times New Roman" w:hAnsi="Times New Roman"/>
+          <w:sz w:val="24"/>
+          <w:szCs w:val="24"/>
+        </w:rPr>
+        <w:t>full</w:t>
       </w:r>
       <w:proofErr w:type="spellEnd"/>
       <w:r>
@@ -1278,7 +1696,16 @@
           <w:sz w:val="24"/>
           <w:szCs w:val="24"/>
         </w:rPr>
-        <w:t>()}}</w:t>
+        <w:t>(</w:t>
+      </w:r>
+      <w:proofErr w:type="gramEnd"/>
+      <w:r>
+        <w:rPr>
+          <w:rFonts w:ascii="Times New Roman" w:hAnsi="Times New Roman"/>
+          <w:sz w:val="24"/>
+          <w:szCs w:val="24"/>
+        </w:rPr>
+        <w:t>)}}</w:t>
       </w:r>
       <w:r>
         <w:rPr>
@@ -1311,7 +1738,16 @@
           <w:sz w:val="24"/>
           <w:szCs w:val="24"/>
         </w:rPr>
-        <w:t>child.name_full</w:t>
+        <w:t>child.name_</w:t>
+      </w:r>
+      <w:proofErr w:type="gramStart"/>
+      <w:r>
+        <w:rPr>
+          <w:rFonts w:ascii="Times New Roman" w:hAnsi="Times New Roman"/>
+          <w:sz w:val="24"/>
+          <w:szCs w:val="24"/>
+        </w:rPr>
+        <w:t>full</w:t>
       </w:r>
       <w:proofErr w:type="spellEnd"/>
       <w:r>
@@ -1320,7 +1756,16 @@
           <w:sz w:val="24"/>
           <w:szCs w:val="24"/>
         </w:rPr>
-        <w:t>()}}</w:t>
+        <w:t>(</w:t>
+      </w:r>
+      <w:proofErr w:type="gramEnd"/>
+      <w:r>
+        <w:rPr>
+          <w:rFonts w:ascii="Times New Roman" w:hAnsi="Times New Roman"/>
+          <w:sz w:val="24"/>
+          <w:szCs w:val="24"/>
+        </w:rPr>
+        <w:t>)}}</w:t>
       </w:r>
       <w:r>
         <w:rPr>
@@ -1342,7 +1787,6 @@
     <w:p>
       <w:pPr>
         <w:spacing w:after="0" w:line="240" w:lineRule="auto"/>
-        <w:jc w:val="right"/>
         <w:rPr>
           <w:rFonts w:ascii="Times New Roman" w:hAnsi="Times New Roman"/>
           <w:color w:val="000000" w:themeColor="text1"/>
@@ -1354,7 +1798,6 @@
     <w:p>
       <w:pPr>
         <w:spacing w:after="0" w:line="240" w:lineRule="auto"/>
-        <w:jc w:val="right"/>
         <w:rPr>
           <w:rFonts w:ascii="Times New Roman" w:hAnsi="Times New Roman"/>
           <w:color w:val="000000" w:themeColor="text1"/>
@@ -1375,7 +1818,6 @@
     <w:p>
       <w:pPr>
         <w:spacing w:after="0"/>
-        <w:jc w:val="right"/>
         <w:rPr>
           <w:rFonts w:ascii="Times New Roman" w:hAnsi="Times New Roman"/>
           <w:sz w:val="24"/>
@@ -1397,7 +1839,16 @@
           <w:sz w:val="24"/>
           <w:szCs w:val="24"/>
         </w:rPr>
-        <w:t>name_full</w:t>
+        <w:t>name_</w:t>
+      </w:r>
+      <w:proofErr w:type="gramStart"/>
+      <w:r>
+        <w:rPr>
+          <w:rFonts w:ascii="Times New Roman" w:hAnsi="Times New Roman"/>
+          <w:sz w:val="24"/>
+          <w:szCs w:val="24"/>
+        </w:rPr>
+        <w:t>full</w:t>
       </w:r>
       <w:proofErr w:type="spellEnd"/>
       <w:r>
@@ -1406,125 +1857,1843 @@
           <w:sz w:val="24"/>
           <w:szCs w:val="24"/>
         </w:rPr>
-        <w:t>()}}</w:t>
+        <w:t>(</w:t>
+      </w:r>
+      <w:proofErr w:type="gramEnd"/>
+      <w:r>
+        <w:rPr>
+          <w:rFonts w:ascii="Times New Roman" w:hAnsi="Times New Roman"/>
+          <w:sz w:val="24"/>
+          <w:szCs w:val="24"/>
+        </w:rPr>
+        <w:t>)}}</w:t>
       </w:r>
     </w:p>
     <w:p>
       <w:pPr>
+        <w:pStyle w:val="Heading2"/>
+        <w:spacing w:before="80"/>
+        <w:jc w:val="center"/>
+        <w:rPr>
+          <w:rFonts w:ascii="Times New Roman" w:hAnsi="Times New Roman" w:cs="Times New Roman"/>
+          <w:color w:val="000000" w:themeColor="text1"/>
+        </w:rPr>
+      </w:pPr>
+      <w:r>
+        <w:rPr>
+          <w:rFonts w:ascii="Times New Roman" w:hAnsi="Times New Roman" w:cs="Times New Roman"/>
+          <w:color w:val="000000" w:themeColor="text1"/>
+          <w:spacing w:val="-2"/>
+        </w:rPr>
+        <w:lastRenderedPageBreak/>
+        <w:t>CERTIFICATION</w:t>
+      </w:r>
+    </w:p>
+    <w:p>
+      <w:pPr>
+        <w:pStyle w:val="BodyText"/>
         <w:keepNext/>
-        <w:keepLines/>
-        <w:spacing w:after="0" w:line="240" w:lineRule="auto"/>
-        <w:rPr>
-          <w:rFonts w:ascii="Times New Roman" w:hAnsi="Times New Roman"/>
-          <w:color w:val="000000" w:themeColor="text1"/>
-          <w:sz w:val="24"/>
-          <w:szCs w:val="24"/>
+        <w:spacing w:before="247"/>
+        <w:rPr>
+          <w:rFonts w:ascii="Arial"/>
+          <w:b/>
+          <w:sz w:val="24"/>
         </w:rPr>
       </w:pPr>
     </w:p>
     <w:p>
       <w:pPr>
         <w:keepNext/>
-        <w:keepLines/>
-        <w:spacing w:after="0" w:line="240" w:lineRule="auto"/>
-        <w:rPr>
-          <w:rFonts w:ascii="Times New Roman" w:hAnsi="Times New Roman"/>
-          <w:color w:val="000000" w:themeColor="text1"/>
-          <w:sz w:val="24"/>
-          <w:szCs w:val="24"/>
+        <w:ind w:left="1080"/>
+        <w:rPr>
+          <w:rFonts w:ascii="Times New Roman" w:hAnsi="Times New Roman"/>
+          <w:sz w:val="24"/>
         </w:rPr>
       </w:pPr>
       <w:r>
         <w:rPr>
           <w:rFonts w:ascii="Times New Roman" w:hAnsi="Times New Roman"/>
-          <w:color w:val="000000" w:themeColor="text1"/>
-          <w:sz w:val="24"/>
-          <w:szCs w:val="24"/>
-        </w:rPr>
-        <w:t>Subscribed and sworn before me</w:t>
+          <w:sz w:val="24"/>
+        </w:rPr>
+        <w:t>Under</w:t>
+      </w:r>
+      <w:r>
+        <w:rPr>
+          <w:rFonts w:ascii="Times New Roman" w:hAnsi="Times New Roman"/>
+          <w:spacing w:val="-6"/>
+          <w:sz w:val="24"/>
+        </w:rPr>
+        <w:t xml:space="preserve"> </w:t>
+      </w:r>
+      <w:r>
+        <w:rPr>
+          <w:rFonts w:ascii="Times New Roman" w:hAnsi="Times New Roman"/>
+          <w:sz w:val="24"/>
+        </w:rPr>
+        <w:t>735</w:t>
+      </w:r>
+      <w:r>
+        <w:rPr>
+          <w:rFonts w:ascii="Times New Roman" w:hAnsi="Times New Roman"/>
+          <w:spacing w:val="-2"/>
+          <w:sz w:val="24"/>
+        </w:rPr>
+        <w:t xml:space="preserve"> </w:t>
+      </w:r>
+      <w:r>
+        <w:rPr>
+          <w:rFonts w:ascii="Times New Roman" w:hAnsi="Times New Roman"/>
+          <w:sz w:val="24"/>
+        </w:rPr>
+        <w:t>ILCS</w:t>
+      </w:r>
+      <w:r>
+        <w:rPr>
+          <w:rFonts w:ascii="Times New Roman" w:hAnsi="Times New Roman"/>
+          <w:spacing w:val="-2"/>
+          <w:sz w:val="24"/>
+        </w:rPr>
+        <w:t xml:space="preserve"> </w:t>
+      </w:r>
+      <w:r>
+        <w:rPr>
+          <w:rFonts w:ascii="Times New Roman" w:hAnsi="Times New Roman"/>
+          <w:sz w:val="24"/>
+        </w:rPr>
+        <w:t>5/1-109,</w:t>
+      </w:r>
+      <w:r>
+        <w:rPr>
+          <w:rFonts w:ascii="Times New Roman" w:hAnsi="Times New Roman"/>
+          <w:spacing w:val="-1"/>
+          <w:sz w:val="24"/>
+        </w:rPr>
+        <w:t xml:space="preserve"> </w:t>
+      </w:r>
+      <w:r>
+        <w:rPr>
+          <w:rFonts w:ascii="Times New Roman" w:hAnsi="Times New Roman"/>
+          <w:sz w:val="24"/>
+        </w:rPr>
+        <w:t>my</w:t>
+      </w:r>
+      <w:r>
+        <w:rPr>
+          <w:rFonts w:ascii="Times New Roman" w:hAnsi="Times New Roman"/>
+          <w:spacing w:val="-3"/>
+          <w:sz w:val="24"/>
+        </w:rPr>
+        <w:t xml:space="preserve"> </w:t>
+      </w:r>
+      <w:r>
+        <w:rPr>
+          <w:rFonts w:ascii="Times New Roman" w:hAnsi="Times New Roman"/>
+          <w:sz w:val="24"/>
+        </w:rPr>
+        <w:t>signature</w:t>
+      </w:r>
+      <w:r>
+        <w:rPr>
+          <w:rFonts w:ascii="Times New Roman" w:hAnsi="Times New Roman"/>
+          <w:spacing w:val="-2"/>
+          <w:sz w:val="24"/>
+        </w:rPr>
+        <w:t xml:space="preserve"> </w:t>
+      </w:r>
+      <w:r>
+        <w:rPr>
+          <w:rFonts w:ascii="Times New Roman" w:hAnsi="Times New Roman"/>
+          <w:sz w:val="24"/>
+        </w:rPr>
+        <w:t>means</w:t>
+      </w:r>
+      <w:r>
+        <w:rPr>
+          <w:rFonts w:ascii="Times New Roman" w:hAnsi="Times New Roman"/>
+          <w:spacing w:val="-2"/>
+          <w:sz w:val="24"/>
+        </w:rPr>
+        <w:t xml:space="preserve"> that:</w:t>
       </w:r>
     </w:p>
     <w:p>
       <w:pPr>
+        <w:pStyle w:val="ListParagraph"/>
         <w:keepNext/>
-        <w:keepLines/>
-        <w:spacing w:after="0" w:line="240" w:lineRule="auto"/>
-        <w:rPr>
-          <w:rFonts w:ascii="Times New Roman" w:hAnsi="Times New Roman"/>
-          <w:color w:val="000000" w:themeColor="text1"/>
-          <w:sz w:val="24"/>
-          <w:szCs w:val="24"/>
+        <w:widowControl w:val="0"/>
+        <w:numPr>
+          <w:ilvl w:val="0"/>
+          <w:numId w:val="2"/>
+        </w:numPr>
+        <w:tabs>
+          <w:tab w:val="left" w:pos="1798"/>
+          <w:tab w:val="left" w:pos="1800"/>
+        </w:tabs>
+        <w:autoSpaceDE w:val="0"/>
+        <w:autoSpaceDN w:val="0"/>
+        <w:spacing w:before="204" w:after="0" w:line="278" w:lineRule="auto"/>
+        <w:ind w:right="1699"/>
+        <w:contextualSpacing w:val="0"/>
+        <w:rPr>
+          <w:rFonts w:ascii="Times New Roman" w:hAnsi="Times New Roman"/>
+          <w:sz w:val="24"/>
         </w:rPr>
       </w:pPr>
       <w:r>
         <w:rPr>
           <w:rFonts w:ascii="Times New Roman" w:hAnsi="Times New Roman"/>
-          <w:color w:val="000000" w:themeColor="text1"/>
-          <w:sz w:val="24"/>
-          <w:szCs w:val="24"/>
-        </w:rPr>
-        <w:t>____________________, 20___</w:t>
+          <w:sz w:val="24"/>
+        </w:rPr>
+        <w:t>Everything</w:t>
+      </w:r>
+      <w:r>
+        <w:rPr>
+          <w:rFonts w:ascii="Times New Roman" w:hAnsi="Times New Roman"/>
+          <w:spacing w:val="-2"/>
+          <w:sz w:val="24"/>
+        </w:rPr>
+        <w:t xml:space="preserve"> </w:t>
+      </w:r>
+      <w:r>
+        <w:rPr>
+          <w:rFonts w:ascii="Times New Roman" w:hAnsi="Times New Roman"/>
+          <w:sz w:val="24"/>
+        </w:rPr>
+        <w:t>in</w:t>
+      </w:r>
+      <w:r>
+        <w:rPr>
+          <w:rFonts w:ascii="Times New Roman" w:hAnsi="Times New Roman"/>
+          <w:spacing w:val="-2"/>
+          <w:sz w:val="24"/>
+        </w:rPr>
+        <w:t xml:space="preserve"> </w:t>
+      </w:r>
+      <w:r>
+        <w:rPr>
+          <w:rFonts w:ascii="Times New Roman" w:hAnsi="Times New Roman"/>
+          <w:sz w:val="24"/>
+        </w:rPr>
+        <w:t>this</w:t>
+      </w:r>
+      <w:r>
+        <w:rPr>
+          <w:rFonts w:ascii="Times New Roman" w:hAnsi="Times New Roman"/>
+          <w:spacing w:val="-3"/>
+          <w:sz w:val="24"/>
+        </w:rPr>
+        <w:t xml:space="preserve"> </w:t>
+      </w:r>
+      <w:r>
+        <w:rPr>
+          <w:rFonts w:ascii="Times New Roman" w:hAnsi="Times New Roman"/>
+          <w:sz w:val="24"/>
+        </w:rPr>
+        <w:t>document</w:t>
+      </w:r>
+      <w:r>
+        <w:rPr>
+          <w:rFonts w:ascii="Times New Roman" w:hAnsi="Times New Roman"/>
+          <w:spacing w:val="-2"/>
+          <w:sz w:val="24"/>
+        </w:rPr>
+        <w:t xml:space="preserve"> </w:t>
+      </w:r>
+      <w:r>
+        <w:rPr>
+          <w:rFonts w:ascii="Times New Roman" w:hAnsi="Times New Roman"/>
+          <w:sz w:val="24"/>
+        </w:rPr>
+        <w:t>is</w:t>
+      </w:r>
+      <w:r>
+        <w:rPr>
+          <w:rFonts w:ascii="Times New Roman" w:hAnsi="Times New Roman"/>
+          <w:spacing w:val="-3"/>
+          <w:sz w:val="24"/>
+        </w:rPr>
+        <w:t xml:space="preserve"> </w:t>
+      </w:r>
+      <w:r>
+        <w:rPr>
+          <w:rFonts w:ascii="Times New Roman" w:hAnsi="Times New Roman"/>
+          <w:sz w:val="24"/>
+        </w:rPr>
+        <w:t>true</w:t>
+      </w:r>
+      <w:r>
+        <w:rPr>
+          <w:rFonts w:ascii="Times New Roman" w:hAnsi="Times New Roman"/>
+          <w:spacing w:val="-2"/>
+          <w:sz w:val="24"/>
+        </w:rPr>
+        <w:t xml:space="preserve"> </w:t>
+      </w:r>
+      <w:r>
+        <w:rPr>
+          <w:rFonts w:ascii="Times New Roman" w:hAnsi="Times New Roman"/>
+          <w:sz w:val="24"/>
+        </w:rPr>
+        <w:t>and</w:t>
+      </w:r>
+      <w:r>
+        <w:rPr>
+          <w:rFonts w:ascii="Times New Roman" w:hAnsi="Times New Roman"/>
+          <w:spacing w:val="-2"/>
+          <w:sz w:val="24"/>
+        </w:rPr>
+        <w:t xml:space="preserve"> </w:t>
+      </w:r>
+      <w:r>
+        <w:rPr>
+          <w:rFonts w:ascii="Times New Roman" w:hAnsi="Times New Roman"/>
+          <w:sz w:val="24"/>
+        </w:rPr>
+        <w:t>correct,</w:t>
+      </w:r>
+      <w:r>
+        <w:rPr>
+          <w:rFonts w:ascii="Times New Roman" w:hAnsi="Times New Roman"/>
+          <w:spacing w:val="-2"/>
+          <w:sz w:val="24"/>
+        </w:rPr>
+        <w:t xml:space="preserve"> </w:t>
+      </w:r>
+      <w:r>
+        <w:rPr>
+          <w:rFonts w:ascii="Times New Roman" w:hAnsi="Times New Roman"/>
+          <w:sz w:val="24"/>
+        </w:rPr>
+        <w:t>or</w:t>
+      </w:r>
+      <w:r>
+        <w:rPr>
+          <w:rFonts w:ascii="Times New Roman" w:hAnsi="Times New Roman"/>
+          <w:spacing w:val="-4"/>
+          <w:sz w:val="24"/>
+        </w:rPr>
+        <w:t xml:space="preserve"> </w:t>
+      </w:r>
+      <w:r>
+        <w:rPr>
+          <w:rFonts w:ascii="Times New Roman" w:hAnsi="Times New Roman"/>
+          <w:sz w:val="24"/>
+        </w:rPr>
+        <w:t>I</w:t>
+      </w:r>
+      <w:r>
+        <w:rPr>
+          <w:rFonts w:ascii="Times New Roman" w:hAnsi="Times New Roman"/>
+          <w:spacing w:val="-5"/>
+          <w:sz w:val="24"/>
+        </w:rPr>
+        <w:t xml:space="preserve"> </w:t>
+      </w:r>
+      <w:r>
+        <w:rPr>
+          <w:rFonts w:ascii="Times New Roman" w:hAnsi="Times New Roman"/>
+          <w:sz w:val="24"/>
+        </w:rPr>
+        <w:t>have</w:t>
+      </w:r>
+      <w:r>
+        <w:rPr>
+          <w:rFonts w:ascii="Times New Roman" w:hAnsi="Times New Roman"/>
+          <w:spacing w:val="-2"/>
+          <w:sz w:val="24"/>
+        </w:rPr>
+        <w:t xml:space="preserve"> </w:t>
+      </w:r>
+      <w:r>
+        <w:rPr>
+          <w:rFonts w:ascii="Times New Roman" w:hAnsi="Times New Roman"/>
+          <w:sz w:val="24"/>
+        </w:rPr>
+        <w:t>been</w:t>
+      </w:r>
+      <w:r>
+        <w:rPr>
+          <w:rFonts w:ascii="Times New Roman" w:hAnsi="Times New Roman"/>
+          <w:spacing w:val="-2"/>
+          <w:sz w:val="24"/>
+        </w:rPr>
+        <w:t xml:space="preserve"> </w:t>
+      </w:r>
+      <w:r>
+        <w:rPr>
+          <w:rFonts w:ascii="Times New Roman" w:hAnsi="Times New Roman"/>
+          <w:sz w:val="24"/>
+        </w:rPr>
+        <w:t>informed</w:t>
+      </w:r>
+      <w:r>
+        <w:rPr>
+          <w:rFonts w:ascii="Times New Roman" w:hAnsi="Times New Roman"/>
+          <w:spacing w:val="-2"/>
+          <w:sz w:val="24"/>
+        </w:rPr>
+        <w:t xml:space="preserve"> </w:t>
+      </w:r>
+      <w:r>
+        <w:rPr>
+          <w:rFonts w:ascii="Times New Roman" w:hAnsi="Times New Roman"/>
+          <w:sz w:val="24"/>
+        </w:rPr>
+        <w:t>or</w:t>
+      </w:r>
+      <w:r>
+        <w:rPr>
+          <w:rFonts w:ascii="Times New Roman" w:hAnsi="Times New Roman"/>
+          <w:spacing w:val="-4"/>
+          <w:sz w:val="24"/>
+        </w:rPr>
+        <w:t xml:space="preserve"> </w:t>
+      </w:r>
+      <w:r>
+        <w:rPr>
+          <w:rFonts w:ascii="Times New Roman" w:hAnsi="Times New Roman"/>
+          <w:sz w:val="24"/>
+        </w:rPr>
+        <w:t>I believe it to be true and correct, and</w:t>
       </w:r>
     </w:p>
     <w:p>
       <w:pPr>
+        <w:pStyle w:val="ListParagraph"/>
         <w:keepNext/>
-        <w:keepLines/>
+        <w:widowControl w:val="0"/>
+        <w:numPr>
+          <w:ilvl w:val="0"/>
+          <w:numId w:val="2"/>
+        </w:numPr>
+        <w:tabs>
+          <w:tab w:val="left" w:pos="1798"/>
+          <w:tab w:val="left" w:pos="1800"/>
+        </w:tabs>
+        <w:autoSpaceDE w:val="0"/>
+        <w:autoSpaceDN w:val="0"/>
         <w:spacing w:after="0" w:line="240" w:lineRule="auto"/>
-        <w:rPr>
-          <w:rFonts w:ascii="Times New Roman" w:hAnsi="Times New Roman"/>
-          <w:color w:val="000000" w:themeColor="text1"/>
-          <w:sz w:val="24"/>
-          <w:szCs w:val="24"/>
+        <w:ind w:right="1901"/>
+        <w:contextualSpacing w:val="0"/>
+        <w:rPr>
+          <w:rFonts w:ascii="Times New Roman" w:hAnsi="Times New Roman"/>
+          <w:sz w:val="24"/>
+        </w:rPr>
+      </w:pPr>
+      <w:r>
+        <w:rPr>
+          <w:rFonts w:ascii="Times New Roman" w:hAnsi="Times New Roman"/>
+          <w:sz w:val="24"/>
+        </w:rPr>
+        <w:t>I</w:t>
+      </w:r>
+      <w:r>
+        <w:rPr>
+          <w:rFonts w:ascii="Times New Roman" w:hAnsi="Times New Roman"/>
+          <w:spacing w:val="-2"/>
+          <w:sz w:val="24"/>
+        </w:rPr>
+        <w:t xml:space="preserve"> </w:t>
+      </w:r>
+      <w:r>
+        <w:rPr>
+          <w:rFonts w:ascii="Times New Roman" w:hAnsi="Times New Roman"/>
+          <w:sz w:val="24"/>
+        </w:rPr>
+        <w:t>understand</w:t>
+      </w:r>
+      <w:r>
+        <w:rPr>
+          <w:rFonts w:ascii="Times New Roman" w:hAnsi="Times New Roman"/>
+          <w:spacing w:val="-2"/>
+          <w:sz w:val="24"/>
+        </w:rPr>
+        <w:t xml:space="preserve"> </w:t>
+      </w:r>
+      <w:r>
+        <w:rPr>
+          <w:rFonts w:ascii="Times New Roman" w:hAnsi="Times New Roman"/>
+          <w:sz w:val="24"/>
+        </w:rPr>
+        <w:t>that</w:t>
+      </w:r>
+      <w:r>
+        <w:rPr>
+          <w:rFonts w:ascii="Times New Roman" w:hAnsi="Times New Roman"/>
+          <w:spacing w:val="-5"/>
+          <w:sz w:val="24"/>
+        </w:rPr>
+        <w:t xml:space="preserve"> </w:t>
+      </w:r>
+      <w:r>
+        <w:rPr>
+          <w:rFonts w:ascii="Times New Roman" w:hAnsi="Times New Roman"/>
+          <w:sz w:val="24"/>
+        </w:rPr>
+        <w:t>making</w:t>
+      </w:r>
+      <w:r>
+        <w:rPr>
+          <w:rFonts w:ascii="Times New Roman" w:hAnsi="Times New Roman"/>
+          <w:spacing w:val="-2"/>
+          <w:sz w:val="24"/>
+        </w:rPr>
+        <w:t xml:space="preserve"> </w:t>
+      </w:r>
+      <w:r>
+        <w:rPr>
+          <w:rFonts w:ascii="Times New Roman" w:hAnsi="Times New Roman"/>
+          <w:sz w:val="24"/>
+        </w:rPr>
+        <w:t>a</w:t>
+      </w:r>
+      <w:r>
+        <w:rPr>
+          <w:rFonts w:ascii="Times New Roman" w:hAnsi="Times New Roman"/>
+          <w:spacing w:val="-4"/>
+          <w:sz w:val="24"/>
+        </w:rPr>
+        <w:t xml:space="preserve"> </w:t>
+      </w:r>
+      <w:r>
+        <w:rPr>
+          <w:rFonts w:ascii="Times New Roman" w:hAnsi="Times New Roman"/>
+          <w:sz w:val="24"/>
+        </w:rPr>
+        <w:t>false</w:t>
+      </w:r>
+      <w:r>
+        <w:rPr>
+          <w:rFonts w:ascii="Times New Roman" w:hAnsi="Times New Roman"/>
+          <w:spacing w:val="-4"/>
+          <w:sz w:val="24"/>
+        </w:rPr>
+        <w:t xml:space="preserve"> </w:t>
+      </w:r>
+      <w:r>
+        <w:rPr>
+          <w:rFonts w:ascii="Times New Roman" w:hAnsi="Times New Roman"/>
+          <w:sz w:val="24"/>
+        </w:rPr>
+        <w:t>statement</w:t>
+      </w:r>
+      <w:r>
+        <w:rPr>
+          <w:rFonts w:ascii="Times New Roman" w:hAnsi="Times New Roman"/>
+          <w:spacing w:val="-5"/>
+          <w:sz w:val="24"/>
+        </w:rPr>
+        <w:t xml:space="preserve"> </w:t>
+      </w:r>
+      <w:r>
+        <w:rPr>
+          <w:rFonts w:ascii="Times New Roman" w:hAnsi="Times New Roman"/>
+          <w:sz w:val="24"/>
+        </w:rPr>
+        <w:t>on</w:t>
+      </w:r>
+      <w:r>
+        <w:rPr>
+          <w:rFonts w:ascii="Times New Roman" w:hAnsi="Times New Roman"/>
+          <w:spacing w:val="-2"/>
+          <w:sz w:val="24"/>
+        </w:rPr>
+        <w:t xml:space="preserve"> </w:t>
+      </w:r>
+      <w:r>
+        <w:rPr>
+          <w:rFonts w:ascii="Times New Roman" w:hAnsi="Times New Roman"/>
+          <w:sz w:val="24"/>
+        </w:rPr>
+        <w:t>this</w:t>
+      </w:r>
+      <w:r>
+        <w:rPr>
+          <w:rFonts w:ascii="Times New Roman" w:hAnsi="Times New Roman"/>
+          <w:spacing w:val="-3"/>
+          <w:sz w:val="24"/>
+        </w:rPr>
+        <w:t xml:space="preserve"> </w:t>
+      </w:r>
+      <w:r>
+        <w:rPr>
+          <w:rFonts w:ascii="Times New Roman" w:hAnsi="Times New Roman"/>
+          <w:sz w:val="24"/>
+        </w:rPr>
+        <w:t>form</w:t>
+      </w:r>
+      <w:r>
+        <w:rPr>
+          <w:rFonts w:ascii="Times New Roman" w:hAnsi="Times New Roman"/>
+          <w:spacing w:val="-4"/>
+          <w:sz w:val="24"/>
+        </w:rPr>
+        <w:t xml:space="preserve"> </w:t>
+      </w:r>
+      <w:r>
+        <w:rPr>
+          <w:rFonts w:ascii="Times New Roman" w:hAnsi="Times New Roman"/>
+          <w:sz w:val="24"/>
+        </w:rPr>
+        <w:t>is</w:t>
+      </w:r>
+      <w:r>
+        <w:rPr>
+          <w:rFonts w:ascii="Times New Roman" w:hAnsi="Times New Roman"/>
+          <w:spacing w:val="-3"/>
+          <w:sz w:val="24"/>
+        </w:rPr>
+        <w:t xml:space="preserve"> </w:t>
+      </w:r>
+      <w:r>
+        <w:rPr>
+          <w:rFonts w:ascii="Times New Roman" w:hAnsi="Times New Roman"/>
+          <w:sz w:val="24"/>
+        </w:rPr>
+        <w:t>perjury</w:t>
+      </w:r>
+      <w:r>
+        <w:rPr>
+          <w:rFonts w:ascii="Times New Roman" w:hAnsi="Times New Roman"/>
+          <w:spacing w:val="-3"/>
+          <w:sz w:val="24"/>
+        </w:rPr>
+        <w:t xml:space="preserve"> </w:t>
+      </w:r>
+      <w:r>
+        <w:rPr>
+          <w:rFonts w:ascii="Times New Roman" w:hAnsi="Times New Roman"/>
+          <w:sz w:val="24"/>
+        </w:rPr>
+        <w:t>and</w:t>
+      </w:r>
+      <w:r>
+        <w:rPr>
+          <w:rFonts w:ascii="Times New Roman" w:hAnsi="Times New Roman"/>
+          <w:spacing w:val="-2"/>
+          <w:sz w:val="24"/>
+        </w:rPr>
+        <w:t xml:space="preserve"> </w:t>
+      </w:r>
+      <w:r>
+        <w:rPr>
+          <w:rFonts w:ascii="Times New Roman" w:hAnsi="Times New Roman"/>
+          <w:sz w:val="24"/>
+        </w:rPr>
+        <w:t>has penalties provided by law.</w:t>
+      </w:r>
+    </w:p>
+    <w:p>
+      <w:pPr>
+        <w:pStyle w:val="BodyText"/>
+        <w:keepNext/>
+        <w:rPr>
+          <w:rFonts w:ascii="Times New Roman" w:hAnsi="Times New Roman" w:cs="Times New Roman"/>
+          <w:sz w:val="20"/>
         </w:rPr>
       </w:pPr>
     </w:p>
     <w:p>
       <w:pPr>
+        <w:pStyle w:val="BodyText"/>
         <w:keepNext/>
-        <w:keepLines/>
-        <w:spacing w:after="0" w:line="240" w:lineRule="auto"/>
-        <w:rPr>
-          <w:rFonts w:ascii="Times New Roman" w:hAnsi="Times New Roman"/>
-          <w:color w:val="000000" w:themeColor="text1"/>
-          <w:sz w:val="24"/>
-          <w:szCs w:val="24"/>
+        <w:rPr>
+          <w:rFonts w:ascii="Times New Roman" w:hAnsi="Times New Roman" w:cs="Times New Roman"/>
+          <w:sz w:val="20"/>
         </w:rPr>
       </w:pPr>
-      <w:r>
-        <w:rPr>
-          <w:rFonts w:ascii="Times New Roman" w:hAnsi="Times New Roman"/>
-          <w:color w:val="000000" w:themeColor="text1"/>
-          <w:sz w:val="24"/>
-          <w:szCs w:val="24"/>
-        </w:rPr>
-        <w:t>___________________________</w:t>
-      </w:r>
     </w:p>
     <w:p>
       <w:pPr>
+        <w:pStyle w:val="BodyText"/>
         <w:keepNext/>
-        <w:keepLines/>
-        <w:spacing w:after="0" w:line="240" w:lineRule="auto"/>
-        <w:rPr>
-          <w:rFonts w:ascii="Times New Roman" w:hAnsi="Times New Roman"/>
-          <w:color w:val="000000" w:themeColor="text1"/>
-          <w:sz w:val="24"/>
-          <w:szCs w:val="24"/>
+        <w:rPr>
+          <w:rFonts w:ascii="Times New Roman" w:hAnsi="Times New Roman" w:cs="Times New Roman"/>
+          <w:sz w:val="20"/>
         </w:rPr>
       </w:pPr>
-      <w:r>
-        <w:rPr>
-          <w:rFonts w:ascii="Times New Roman" w:hAnsi="Times New Roman"/>
-          <w:color w:val="000000" w:themeColor="text1"/>
-          <w:sz w:val="24"/>
-          <w:szCs w:val="24"/>
-        </w:rPr>
-        <w:t>Notary Public</w:t>
-      </w:r>
     </w:p>
-    <w:p/>
+    <w:tbl>
+      <w:tblPr>
+        <w:tblStyle w:val="TableGrid"/>
+        <w:tblW w:w="0" w:type="auto"/>
+        <w:tblLayout w:type="fixed"/>
+        <w:tblLook w:val="04A0" w:firstRow="1" w:lastRow="0" w:firstColumn="1" w:lastColumn="0" w:noHBand="0" w:noVBand="1"/>
+      </w:tblPr>
+      <w:tblGrid>
+        <w:gridCol w:w="4500"/>
+        <w:gridCol w:w="4860"/>
+      </w:tblGrid>
+      <w:tr>
+        <w:tc>
+          <w:tcPr>
+            <w:tcW w:w="4500" w:type="dxa"/>
+            <w:tcBorders>
+              <w:top w:val="nil"/>
+              <w:left w:val="nil"/>
+              <w:bottom w:val="single" w:sz="4" w:space="0" w:color="auto"/>
+              <w:right w:val="nil"/>
+            </w:tcBorders>
+          </w:tcPr>
+          <w:p>
+            <w:pPr>
+              <w:keepNext/>
+              <w:spacing w:after="0"/>
+              <w:rPr>
+                <w:rFonts w:ascii="Times New Roman" w:hAnsi="Times New Roman"/>
+                <w:sz w:val="24"/>
+                <w:szCs w:val="24"/>
+              </w:rPr>
+            </w:pPr>
+            <w:r>
+              <w:rPr>
+                <w:rFonts w:ascii="Times New Roman" w:hAnsi="Times New Roman"/>
+                <w:sz w:val="24"/>
+                <w:szCs w:val="24"/>
+              </w:rPr>
+              <w:t xml:space="preserve">{% if </w:t>
+            </w:r>
+            <w:proofErr w:type="spellStart"/>
+            <w:r>
+              <w:rPr>
+                <w:rFonts w:ascii="Times New Roman" w:hAnsi="Times New Roman"/>
+                <w:sz w:val="24"/>
+                <w:szCs w:val="24"/>
+              </w:rPr>
+              <w:t>e_</w:t>
+            </w:r>
+            <w:proofErr w:type="gramStart"/>
+            <w:r>
+              <w:rPr>
+                <w:rFonts w:ascii="Times New Roman" w:hAnsi="Times New Roman"/>
+                <w:sz w:val="24"/>
+                <w:szCs w:val="24"/>
+              </w:rPr>
+              <w:t>signature</w:t>
+            </w:r>
+            <w:proofErr w:type="spellEnd"/>
+            <w:r>
+              <w:rPr>
+                <w:rFonts w:ascii="Times New Roman" w:hAnsi="Times New Roman"/>
+                <w:sz w:val="24"/>
+                <w:szCs w:val="24"/>
+              </w:rPr>
+              <w:t xml:space="preserve"> %}</w:t>
+            </w:r>
+            <w:proofErr w:type="gramEnd"/>
+            <w:r>
+              <w:rPr>
+                <w:rFonts w:ascii="Times New Roman" w:hAnsi="Times New Roman"/>
+                <w:sz w:val="24"/>
+                <w:szCs w:val="24"/>
+              </w:rPr>
+              <w:t>/</w:t>
+            </w:r>
+            <w:proofErr w:type="gramStart"/>
+            <w:r>
+              <w:rPr>
+                <w:rFonts w:ascii="Times New Roman" w:hAnsi="Times New Roman"/>
+                <w:sz w:val="24"/>
+                <w:szCs w:val="24"/>
+              </w:rPr>
+              <w:t>s/ {{</w:t>
+            </w:r>
+            <w:proofErr w:type="gramEnd"/>
+            <w:r>
+              <w:rPr>
+                <w:rFonts w:ascii="Times New Roman" w:hAnsi="Times New Roman"/>
+                <w:sz w:val="24"/>
+                <w:szCs w:val="24"/>
+              </w:rPr>
+              <w:t>users[0].</w:t>
+            </w:r>
+            <w:proofErr w:type="spellStart"/>
+            <w:r>
+              <w:rPr>
+                <w:rFonts w:ascii="Times New Roman" w:hAnsi="Times New Roman"/>
+                <w:sz w:val="24"/>
+                <w:szCs w:val="24"/>
+              </w:rPr>
+              <w:t>name_</w:t>
+            </w:r>
+            <w:proofErr w:type="gramStart"/>
+            <w:r>
+              <w:rPr>
+                <w:rFonts w:ascii="Times New Roman" w:hAnsi="Times New Roman"/>
+                <w:sz w:val="24"/>
+                <w:szCs w:val="24"/>
+              </w:rPr>
+              <w:t>full</w:t>
+            </w:r>
+            <w:proofErr w:type="spellEnd"/>
+            <w:r>
+              <w:rPr>
+                <w:rFonts w:ascii="Times New Roman" w:hAnsi="Times New Roman"/>
+                <w:sz w:val="24"/>
+                <w:szCs w:val="24"/>
+              </w:rPr>
+              <w:t>(</w:t>
+            </w:r>
+            <w:proofErr w:type="gramEnd"/>
+            <w:r>
+              <w:rPr>
+                <w:rFonts w:ascii="Times New Roman" w:hAnsi="Times New Roman"/>
+                <w:sz w:val="24"/>
+                <w:szCs w:val="24"/>
+              </w:rPr>
+              <w:t>)</w:t>
+            </w:r>
+            <w:proofErr w:type="gramStart"/>
+            <w:r>
+              <w:rPr>
+                <w:rFonts w:ascii="Times New Roman" w:hAnsi="Times New Roman"/>
+                <w:sz w:val="24"/>
+                <w:szCs w:val="24"/>
+              </w:rPr>
+              <w:t>}}{</w:t>
+            </w:r>
+            <w:proofErr w:type="gramEnd"/>
+            <w:r>
+              <w:rPr>
+                <w:rFonts w:ascii="Times New Roman" w:hAnsi="Times New Roman"/>
+                <w:sz w:val="24"/>
+                <w:szCs w:val="24"/>
+              </w:rPr>
+              <w:t>% endif%}</w:t>
+            </w:r>
+          </w:p>
+        </w:tc>
+        <w:tc>
+          <w:tcPr>
+            <w:tcW w:w="4860" w:type="dxa"/>
+            <w:tcBorders>
+              <w:top w:val="nil"/>
+              <w:left w:val="nil"/>
+              <w:bottom w:val="single" w:sz="4" w:space="0" w:color="auto"/>
+              <w:right w:val="nil"/>
+            </w:tcBorders>
+          </w:tcPr>
+          <w:p>
+            <w:pPr>
+              <w:spacing w:after="0"/>
+              <w:rPr>
+                <w:rFonts w:ascii="Times New Roman" w:hAnsi="Times New Roman"/>
+                <w:sz w:val="24"/>
+                <w:szCs w:val="24"/>
+              </w:rPr>
+            </w:pPr>
+            <w:r>
+              <w:rPr>
+                <w:rFonts w:ascii="Times New Roman" w:hAnsi="Times New Roman"/>
+                <w:sz w:val="24"/>
+                <w:szCs w:val="24"/>
+              </w:rPr>
+              <w:t xml:space="preserve">{% if </w:t>
+            </w:r>
+            <w:proofErr w:type="spellStart"/>
+            <w:r>
+              <w:rPr>
+                <w:rFonts w:ascii="Times New Roman" w:hAnsi="Times New Roman"/>
+                <w:sz w:val="24"/>
+                <w:szCs w:val="24"/>
+              </w:rPr>
+              <w:t>e_signature</w:t>
+            </w:r>
+            <w:proofErr w:type="spellEnd"/>
+            <w:r>
+              <w:rPr>
+                <w:rFonts w:ascii="Times New Roman" w:hAnsi="Times New Roman"/>
+                <w:sz w:val="24"/>
+                <w:szCs w:val="24"/>
+              </w:rPr>
+              <w:t xml:space="preserve"> </w:t>
+            </w:r>
+            <w:proofErr w:type="gramStart"/>
+            <w:r>
+              <w:rPr>
+                <w:rFonts w:ascii="Times New Roman" w:hAnsi="Times New Roman"/>
+                <w:sz w:val="24"/>
+                <w:szCs w:val="24"/>
+              </w:rPr>
+              <w:t>%}{</w:t>
+            </w:r>
+            <w:proofErr w:type="gramEnd"/>
+            <w:r>
+              <w:rPr>
+                <w:rFonts w:ascii="Times New Roman" w:hAnsi="Times New Roman"/>
+                <w:sz w:val="24"/>
+                <w:szCs w:val="24"/>
+              </w:rPr>
+              <w:t>{</w:t>
+            </w:r>
+            <w:proofErr w:type="gramStart"/>
+            <w:r>
+              <w:rPr>
+                <w:rFonts w:ascii="Times New Roman" w:hAnsi="Times New Roman"/>
+                <w:sz w:val="24"/>
+                <w:szCs w:val="24"/>
+              </w:rPr>
+              <w:t>today(</w:t>
+            </w:r>
+            <w:proofErr w:type="gramEnd"/>
+            <w:r>
+              <w:rPr>
+                <w:rFonts w:ascii="Times New Roman" w:hAnsi="Times New Roman"/>
+                <w:sz w:val="24"/>
+                <w:szCs w:val="24"/>
+              </w:rPr>
+              <w:t>)</w:t>
+            </w:r>
+            <w:proofErr w:type="gramStart"/>
+            <w:r>
+              <w:rPr>
+                <w:rFonts w:ascii="Times New Roman" w:hAnsi="Times New Roman"/>
+                <w:sz w:val="24"/>
+                <w:szCs w:val="24"/>
+              </w:rPr>
+              <w:t>}}{</w:t>
+            </w:r>
+            <w:proofErr w:type="gramEnd"/>
+            <w:r>
+              <w:rPr>
+                <w:rFonts w:ascii="Times New Roman" w:hAnsi="Times New Roman"/>
+                <w:sz w:val="24"/>
+                <w:szCs w:val="24"/>
+              </w:rPr>
+              <w:t>% endif %}</w:t>
+            </w:r>
+          </w:p>
+        </w:tc>
+      </w:tr>
+      <w:tr>
+        <w:tc>
+          <w:tcPr>
+            <w:tcW w:w="4500" w:type="dxa"/>
+            <w:tcBorders>
+              <w:top w:val="single" w:sz="4" w:space="0" w:color="auto"/>
+              <w:left w:val="nil"/>
+              <w:bottom w:val="nil"/>
+              <w:right w:val="nil"/>
+            </w:tcBorders>
+          </w:tcPr>
+          <w:p>
+            <w:pPr>
+              <w:keepNext/>
+              <w:spacing w:after="0"/>
+              <w:rPr>
+                <w:rFonts w:ascii="Times New Roman" w:hAnsi="Times New Roman"/>
+                <w:sz w:val="24"/>
+                <w:szCs w:val="24"/>
+              </w:rPr>
+            </w:pPr>
+            <w:r>
+              <w:rPr>
+                <w:rFonts w:ascii="Times New Roman" w:hAnsi="Times New Roman"/>
+                <w:sz w:val="24"/>
+                <w:szCs w:val="24"/>
+              </w:rPr>
+              <w:t>Signature</w:t>
+            </w:r>
+          </w:p>
+        </w:tc>
+        <w:tc>
+          <w:tcPr>
+            <w:tcW w:w="4860" w:type="dxa"/>
+            <w:tcBorders>
+              <w:top w:val="single" w:sz="4" w:space="0" w:color="auto"/>
+              <w:left w:val="nil"/>
+              <w:bottom w:val="nil"/>
+              <w:right w:val="nil"/>
+            </w:tcBorders>
+          </w:tcPr>
+          <w:p>
+            <w:pPr>
+              <w:spacing w:after="0"/>
+              <w:rPr>
+                <w:rFonts w:ascii="Times New Roman" w:hAnsi="Times New Roman"/>
+                <w:sz w:val="24"/>
+                <w:szCs w:val="24"/>
+              </w:rPr>
+            </w:pPr>
+            <w:r>
+              <w:rPr>
+                <w:rFonts w:ascii="Times New Roman" w:hAnsi="Times New Roman"/>
+                <w:sz w:val="24"/>
+                <w:szCs w:val="24"/>
+              </w:rPr>
+              <w:t>Date</w:t>
+            </w:r>
+          </w:p>
+        </w:tc>
+      </w:tr>
+      <w:tr>
+        <w:tc>
+          <w:tcPr>
+            <w:tcW w:w="4500" w:type="dxa"/>
+            <w:tcBorders>
+              <w:top w:val="nil"/>
+              <w:left w:val="nil"/>
+              <w:bottom w:val="nil"/>
+              <w:right w:val="nil"/>
+            </w:tcBorders>
+          </w:tcPr>
+          <w:p>
+            <w:pPr>
+              <w:keepNext/>
+              <w:spacing w:after="0"/>
+              <w:rPr>
+                <w:rFonts w:ascii="Times New Roman" w:hAnsi="Times New Roman"/>
+                <w:sz w:val="24"/>
+                <w:szCs w:val="24"/>
+              </w:rPr>
+            </w:pPr>
+          </w:p>
+        </w:tc>
+        <w:tc>
+          <w:tcPr>
+            <w:tcW w:w="4860" w:type="dxa"/>
+            <w:tcBorders>
+              <w:top w:val="nil"/>
+              <w:left w:val="nil"/>
+              <w:bottom w:val="nil"/>
+              <w:right w:val="nil"/>
+            </w:tcBorders>
+          </w:tcPr>
+          <w:p>
+            <w:pPr>
+              <w:spacing w:after="0"/>
+              <w:rPr>
+                <w:rFonts w:ascii="Times New Roman" w:hAnsi="Times New Roman"/>
+                <w:sz w:val="24"/>
+                <w:szCs w:val="24"/>
+              </w:rPr>
+            </w:pPr>
+          </w:p>
+        </w:tc>
+      </w:tr>
+      <w:tr>
+        <w:tc>
+          <w:tcPr>
+            <w:tcW w:w="4500" w:type="dxa"/>
+            <w:tcBorders>
+              <w:top w:val="nil"/>
+              <w:left w:val="nil"/>
+              <w:bottom w:val="single" w:sz="4" w:space="0" w:color="auto"/>
+              <w:right w:val="nil"/>
+            </w:tcBorders>
+          </w:tcPr>
+          <w:p>
+            <w:pPr>
+              <w:keepNext/>
+              <w:spacing w:after="0"/>
+              <w:rPr>
+                <w:rFonts w:ascii="Times New Roman" w:hAnsi="Times New Roman"/>
+                <w:sz w:val="24"/>
+                <w:szCs w:val="24"/>
+              </w:rPr>
+            </w:pPr>
+            <w:r>
+              <w:rPr>
+                <w:rFonts w:ascii="Times New Roman" w:hAnsi="Times New Roman"/>
+                <w:sz w:val="24"/>
+                <w:szCs w:val="24"/>
+              </w:rPr>
+              <w:t>{{users[0].</w:t>
+            </w:r>
+            <w:proofErr w:type="spellStart"/>
+            <w:r>
+              <w:rPr>
+                <w:rFonts w:ascii="Times New Roman" w:hAnsi="Times New Roman"/>
+                <w:sz w:val="24"/>
+                <w:szCs w:val="24"/>
+              </w:rPr>
+              <w:t>name_</w:t>
+            </w:r>
+            <w:proofErr w:type="gramStart"/>
+            <w:r>
+              <w:rPr>
+                <w:rFonts w:ascii="Times New Roman" w:hAnsi="Times New Roman"/>
+                <w:sz w:val="24"/>
+                <w:szCs w:val="24"/>
+              </w:rPr>
+              <w:t>full</w:t>
+            </w:r>
+            <w:proofErr w:type="spellEnd"/>
+            <w:r>
+              <w:rPr>
+                <w:rFonts w:ascii="Times New Roman" w:hAnsi="Times New Roman"/>
+                <w:sz w:val="24"/>
+                <w:szCs w:val="24"/>
+              </w:rPr>
+              <w:t>(</w:t>
+            </w:r>
+            <w:proofErr w:type="gramEnd"/>
+            <w:r>
+              <w:rPr>
+                <w:rFonts w:ascii="Times New Roman" w:hAnsi="Times New Roman"/>
+                <w:sz w:val="24"/>
+                <w:szCs w:val="24"/>
+              </w:rPr>
+              <w:t>)}}</w:t>
+            </w:r>
+          </w:p>
+        </w:tc>
+        <w:tc>
+          <w:tcPr>
+            <w:tcW w:w="4860" w:type="dxa"/>
+            <w:tcBorders>
+              <w:top w:val="nil"/>
+              <w:left w:val="nil"/>
+              <w:bottom w:val="nil"/>
+              <w:right w:val="nil"/>
+            </w:tcBorders>
+          </w:tcPr>
+          <w:p>
+            <w:pPr>
+              <w:spacing w:after="0"/>
+              <w:rPr>
+                <w:rFonts w:ascii="Times New Roman" w:hAnsi="Times New Roman"/>
+                <w:sz w:val="24"/>
+                <w:szCs w:val="24"/>
+              </w:rPr>
+            </w:pPr>
+          </w:p>
+        </w:tc>
+      </w:tr>
+      <w:tr>
+        <w:tc>
+          <w:tcPr>
+            <w:tcW w:w="4500" w:type="dxa"/>
+            <w:tcBorders>
+              <w:top w:val="single" w:sz="4" w:space="0" w:color="auto"/>
+              <w:left w:val="nil"/>
+              <w:bottom w:val="nil"/>
+              <w:right w:val="nil"/>
+            </w:tcBorders>
+          </w:tcPr>
+          <w:p>
+            <w:pPr>
+              <w:keepNext/>
+              <w:spacing w:after="0"/>
+              <w:rPr>
+                <w:rFonts w:ascii="Times New Roman" w:hAnsi="Times New Roman"/>
+                <w:sz w:val="24"/>
+                <w:szCs w:val="24"/>
+              </w:rPr>
+            </w:pPr>
+            <w:r>
+              <w:rPr>
+                <w:rFonts w:ascii="Times New Roman" w:hAnsi="Times New Roman"/>
+                <w:sz w:val="24"/>
+                <w:szCs w:val="24"/>
+              </w:rPr>
+              <w:t>Name</w:t>
+            </w:r>
+          </w:p>
+        </w:tc>
+        <w:tc>
+          <w:tcPr>
+            <w:tcW w:w="4860" w:type="dxa"/>
+            <w:tcBorders>
+              <w:top w:val="nil"/>
+              <w:left w:val="nil"/>
+              <w:bottom w:val="nil"/>
+              <w:right w:val="nil"/>
+            </w:tcBorders>
+          </w:tcPr>
+          <w:p>
+            <w:pPr>
+              <w:spacing w:after="0"/>
+              <w:rPr>
+                <w:rFonts w:ascii="Times New Roman" w:hAnsi="Times New Roman"/>
+                <w:sz w:val="24"/>
+                <w:szCs w:val="24"/>
+              </w:rPr>
+            </w:pPr>
+          </w:p>
+        </w:tc>
+      </w:tr>
+      <w:tr>
+        <w:tc>
+          <w:tcPr>
+            <w:tcW w:w="4500" w:type="dxa"/>
+            <w:tcBorders>
+              <w:top w:val="nil"/>
+              <w:left w:val="nil"/>
+              <w:bottom w:val="nil"/>
+              <w:right w:val="nil"/>
+            </w:tcBorders>
+          </w:tcPr>
+          <w:p>
+            <w:pPr>
+              <w:keepNext/>
+              <w:spacing w:after="0"/>
+              <w:rPr>
+                <w:rFonts w:ascii="Times New Roman" w:hAnsi="Times New Roman"/>
+                <w:sz w:val="24"/>
+                <w:szCs w:val="24"/>
+              </w:rPr>
+            </w:pPr>
+          </w:p>
+        </w:tc>
+        <w:tc>
+          <w:tcPr>
+            <w:tcW w:w="4860" w:type="dxa"/>
+            <w:tcBorders>
+              <w:top w:val="nil"/>
+              <w:left w:val="nil"/>
+              <w:bottom w:val="nil"/>
+              <w:right w:val="nil"/>
+            </w:tcBorders>
+          </w:tcPr>
+          <w:p>
+            <w:pPr>
+              <w:spacing w:after="0"/>
+              <w:rPr>
+                <w:rFonts w:ascii="Times New Roman" w:hAnsi="Times New Roman"/>
+                <w:sz w:val="24"/>
+                <w:szCs w:val="24"/>
+              </w:rPr>
+            </w:pPr>
+          </w:p>
+        </w:tc>
+      </w:tr>
+      <w:tr>
+        <w:tc>
+          <w:tcPr>
+            <w:tcW w:w="4500" w:type="dxa"/>
+            <w:tcBorders>
+              <w:top w:val="nil"/>
+              <w:left w:val="nil"/>
+              <w:bottom w:val="single" w:sz="4" w:space="0" w:color="auto"/>
+              <w:right w:val="nil"/>
+            </w:tcBorders>
+          </w:tcPr>
+          <w:p>
+            <w:pPr>
+              <w:keepNext/>
+              <w:spacing w:after="0"/>
+              <w:rPr>
+                <w:rFonts w:ascii="Times New Roman" w:hAnsi="Times New Roman"/>
+                <w:sz w:val="24"/>
+                <w:szCs w:val="24"/>
+              </w:rPr>
+            </w:pPr>
+            <w:r>
+              <w:rPr>
+                <w:rFonts w:ascii="Times New Roman" w:hAnsi="Times New Roman"/>
+                <w:sz w:val="24"/>
+                <w:szCs w:val="24"/>
+              </w:rPr>
+              <w:t xml:space="preserve">{% if </w:t>
+            </w:r>
+            <w:proofErr w:type="gramStart"/>
+            <w:r>
+              <w:rPr>
+                <w:rFonts w:ascii="Times New Roman" w:hAnsi="Times New Roman"/>
+                <w:sz w:val="24"/>
+                <w:szCs w:val="24"/>
+              </w:rPr>
+              <w:t>users[</w:t>
+            </w:r>
+            <w:proofErr w:type="gramEnd"/>
+            <w:r>
+              <w:rPr>
+                <w:rFonts w:ascii="Times New Roman" w:hAnsi="Times New Roman"/>
+                <w:sz w:val="24"/>
+                <w:szCs w:val="24"/>
+              </w:rPr>
+              <w:t>0</w:t>
+            </w:r>
+            <w:proofErr w:type="gramStart"/>
+            <w:r>
+              <w:rPr>
+                <w:rFonts w:ascii="Times New Roman" w:hAnsi="Times New Roman"/>
+                <w:sz w:val="24"/>
+                <w:szCs w:val="24"/>
+              </w:rPr>
+              <w:t>].</w:t>
+            </w:r>
+            <w:proofErr w:type="spellStart"/>
+            <w:r>
+              <w:rPr>
+                <w:rFonts w:ascii="Times New Roman" w:hAnsi="Times New Roman"/>
+                <w:sz w:val="24"/>
+                <w:szCs w:val="24"/>
+              </w:rPr>
+              <w:t>phone</w:t>
+            </w:r>
+            <w:proofErr w:type="gramEnd"/>
+            <w:r>
+              <w:rPr>
+                <w:rFonts w:ascii="Times New Roman" w:hAnsi="Times New Roman"/>
+                <w:sz w:val="24"/>
+                <w:szCs w:val="24"/>
+              </w:rPr>
+              <w:t>_</w:t>
+            </w:r>
+            <w:proofErr w:type="gramStart"/>
+            <w:r>
+              <w:rPr>
+                <w:rFonts w:ascii="Times New Roman" w:hAnsi="Times New Roman"/>
+                <w:sz w:val="24"/>
+                <w:szCs w:val="24"/>
+              </w:rPr>
+              <w:t>number</w:t>
+            </w:r>
+            <w:proofErr w:type="spellEnd"/>
+            <w:r>
+              <w:rPr>
+                <w:rFonts w:ascii="Times New Roman" w:hAnsi="Times New Roman"/>
+                <w:sz w:val="24"/>
+                <w:szCs w:val="24"/>
+              </w:rPr>
+              <w:t xml:space="preserve"> !</w:t>
+            </w:r>
+            <w:proofErr w:type="gramEnd"/>
+            <w:r>
+              <w:rPr>
+                <w:rFonts w:ascii="Times New Roman" w:hAnsi="Times New Roman"/>
+                <w:sz w:val="24"/>
+                <w:szCs w:val="24"/>
+              </w:rPr>
+              <w:t xml:space="preserve">= “” </w:t>
+            </w:r>
+            <w:proofErr w:type="gramStart"/>
+            <w:r>
+              <w:rPr>
+                <w:rFonts w:ascii="Times New Roman" w:hAnsi="Times New Roman"/>
+                <w:sz w:val="24"/>
+                <w:szCs w:val="24"/>
+              </w:rPr>
+              <w:t>%}{</w:t>
+            </w:r>
+            <w:proofErr w:type="gramEnd"/>
+            <w:r>
+              <w:rPr>
+                <w:rFonts w:ascii="Times New Roman" w:hAnsi="Times New Roman"/>
+                <w:sz w:val="24"/>
+                <w:szCs w:val="24"/>
+              </w:rPr>
+              <w:t>{</w:t>
+            </w:r>
+            <w:proofErr w:type="spellStart"/>
+            <w:r>
+              <w:rPr>
+                <w:rFonts w:ascii="Times New Roman" w:hAnsi="Times New Roman"/>
+                <w:sz w:val="24"/>
+                <w:szCs w:val="24"/>
+              </w:rPr>
+              <w:t>phone_number_formatted</w:t>
+            </w:r>
+            <w:proofErr w:type="spellEnd"/>
+            <w:r>
+              <w:rPr>
+                <w:rFonts w:ascii="Times New Roman" w:hAnsi="Times New Roman"/>
+                <w:sz w:val="24"/>
+                <w:szCs w:val="24"/>
+              </w:rPr>
+              <w:t>(users[0</w:t>
+            </w:r>
+            <w:proofErr w:type="gramStart"/>
+            <w:r>
+              <w:rPr>
+                <w:rFonts w:ascii="Times New Roman" w:hAnsi="Times New Roman"/>
+                <w:sz w:val="24"/>
+                <w:szCs w:val="24"/>
+              </w:rPr>
+              <w:t>].</w:t>
+            </w:r>
+            <w:proofErr w:type="spellStart"/>
+            <w:r>
+              <w:rPr>
+                <w:rFonts w:ascii="Times New Roman" w:hAnsi="Times New Roman"/>
+                <w:sz w:val="24"/>
+                <w:szCs w:val="24"/>
+              </w:rPr>
+              <w:t>phone</w:t>
+            </w:r>
+            <w:proofErr w:type="gramEnd"/>
+            <w:r>
+              <w:rPr>
+                <w:rFonts w:ascii="Times New Roman" w:hAnsi="Times New Roman"/>
+                <w:sz w:val="24"/>
+                <w:szCs w:val="24"/>
+              </w:rPr>
+              <w:t>_number</w:t>
+            </w:r>
+            <w:proofErr w:type="spellEnd"/>
+            <w:r>
+              <w:rPr>
+                <w:rFonts w:ascii="Times New Roman" w:hAnsi="Times New Roman"/>
+                <w:sz w:val="24"/>
+                <w:szCs w:val="24"/>
+              </w:rPr>
+              <w:t>)</w:t>
+            </w:r>
+            <w:proofErr w:type="gramStart"/>
+            <w:r>
+              <w:rPr>
+                <w:rFonts w:ascii="Times New Roman" w:hAnsi="Times New Roman"/>
+                <w:sz w:val="24"/>
+                <w:szCs w:val="24"/>
+              </w:rPr>
+              <w:t>}}{</w:t>
+            </w:r>
+            <w:proofErr w:type="gramEnd"/>
+            <w:r>
+              <w:rPr>
+                <w:rFonts w:ascii="Times New Roman" w:hAnsi="Times New Roman"/>
+                <w:sz w:val="24"/>
+                <w:szCs w:val="24"/>
+              </w:rPr>
+              <w:t>% endif %}</w:t>
+            </w:r>
+          </w:p>
+        </w:tc>
+        <w:tc>
+          <w:tcPr>
+            <w:tcW w:w="4860" w:type="dxa"/>
+            <w:tcBorders>
+              <w:top w:val="nil"/>
+              <w:left w:val="nil"/>
+              <w:bottom w:val="single" w:sz="4" w:space="0" w:color="auto"/>
+              <w:right w:val="nil"/>
+            </w:tcBorders>
+          </w:tcPr>
+          <w:p>
+            <w:pPr>
+              <w:spacing w:after="0"/>
+              <w:rPr>
+                <w:rFonts w:ascii="Times New Roman" w:hAnsi="Times New Roman"/>
+                <w:sz w:val="24"/>
+                <w:szCs w:val="24"/>
+              </w:rPr>
+            </w:pPr>
+            <w:r>
+              <w:rPr>
+                <w:rFonts w:ascii="Times New Roman" w:hAnsi="Times New Roman"/>
+                <w:sz w:val="24"/>
+                <w:szCs w:val="24"/>
+              </w:rPr>
+              <w:t xml:space="preserve">{% if </w:t>
+            </w:r>
+            <w:proofErr w:type="gramStart"/>
+            <w:r>
+              <w:rPr>
+                <w:rFonts w:ascii="Times New Roman" w:hAnsi="Times New Roman"/>
+                <w:sz w:val="24"/>
+                <w:szCs w:val="24"/>
+              </w:rPr>
+              <w:t>users[</w:t>
+            </w:r>
+            <w:proofErr w:type="gramEnd"/>
+            <w:r>
+              <w:rPr>
+                <w:rFonts w:ascii="Times New Roman" w:hAnsi="Times New Roman"/>
+                <w:sz w:val="24"/>
+                <w:szCs w:val="24"/>
+              </w:rPr>
+              <w:t>0</w:t>
+            </w:r>
+            <w:proofErr w:type="gramStart"/>
+            <w:r>
+              <w:rPr>
+                <w:rFonts w:ascii="Times New Roman" w:hAnsi="Times New Roman"/>
+                <w:sz w:val="24"/>
+                <w:szCs w:val="24"/>
+              </w:rPr>
+              <w:t>].</w:t>
+            </w:r>
+            <w:proofErr w:type="spellStart"/>
+            <w:r>
+              <w:rPr>
+                <w:rFonts w:ascii="Times New Roman" w:hAnsi="Times New Roman"/>
+                <w:sz w:val="24"/>
+                <w:szCs w:val="24"/>
+              </w:rPr>
+              <w:t>has</w:t>
+            </w:r>
+            <w:proofErr w:type="gramEnd"/>
+            <w:r>
+              <w:rPr>
+                <w:rFonts w:ascii="Times New Roman" w:hAnsi="Times New Roman"/>
+                <w:sz w:val="24"/>
+                <w:szCs w:val="24"/>
+              </w:rPr>
+              <w:t>_email_address</w:t>
+            </w:r>
+            <w:proofErr w:type="spellEnd"/>
+            <w:r>
+              <w:rPr>
+                <w:rFonts w:ascii="Times New Roman" w:hAnsi="Times New Roman"/>
+                <w:sz w:val="24"/>
+                <w:szCs w:val="24"/>
+              </w:rPr>
+              <w:t xml:space="preserve"> </w:t>
+            </w:r>
+            <w:proofErr w:type="gramStart"/>
+            <w:r>
+              <w:rPr>
+                <w:rFonts w:ascii="Times New Roman" w:hAnsi="Times New Roman"/>
+                <w:sz w:val="24"/>
+                <w:szCs w:val="24"/>
+              </w:rPr>
+              <w:t>%}{</w:t>
+            </w:r>
+            <w:proofErr w:type="gramEnd"/>
+            <w:r>
+              <w:rPr>
+                <w:rFonts w:ascii="Times New Roman" w:hAnsi="Times New Roman"/>
+                <w:sz w:val="24"/>
+                <w:szCs w:val="24"/>
+              </w:rPr>
+              <w:t>{users[0</w:t>
+            </w:r>
+            <w:proofErr w:type="gramStart"/>
+            <w:r>
+              <w:rPr>
+                <w:rFonts w:ascii="Times New Roman" w:hAnsi="Times New Roman"/>
+                <w:sz w:val="24"/>
+                <w:szCs w:val="24"/>
+              </w:rPr>
+              <w:t>].email}}{</w:t>
+            </w:r>
+            <w:proofErr w:type="gramEnd"/>
+            <w:r>
+              <w:rPr>
+                <w:rFonts w:ascii="Times New Roman" w:hAnsi="Times New Roman"/>
+                <w:sz w:val="24"/>
+                <w:szCs w:val="24"/>
+              </w:rPr>
+              <w:t>% endif %}</w:t>
+            </w:r>
+          </w:p>
+        </w:tc>
+      </w:tr>
+      <w:tr>
+        <w:tc>
+          <w:tcPr>
+            <w:tcW w:w="4500" w:type="dxa"/>
+            <w:tcBorders>
+              <w:top w:val="single" w:sz="4" w:space="0" w:color="auto"/>
+              <w:left w:val="nil"/>
+              <w:bottom w:val="nil"/>
+              <w:right w:val="nil"/>
+            </w:tcBorders>
+          </w:tcPr>
+          <w:p>
+            <w:pPr>
+              <w:keepNext/>
+              <w:spacing w:after="0"/>
+              <w:rPr>
+                <w:rFonts w:ascii="Times New Roman" w:hAnsi="Times New Roman"/>
+                <w:sz w:val="24"/>
+                <w:szCs w:val="24"/>
+              </w:rPr>
+            </w:pPr>
+            <w:r>
+              <w:rPr>
+                <w:rFonts w:ascii="Times New Roman" w:hAnsi="Times New Roman"/>
+                <w:sz w:val="24"/>
+                <w:szCs w:val="24"/>
+              </w:rPr>
+              <w:t>Phone</w:t>
+            </w:r>
+          </w:p>
+        </w:tc>
+        <w:tc>
+          <w:tcPr>
+            <w:tcW w:w="4860" w:type="dxa"/>
+            <w:tcBorders>
+              <w:top w:val="single" w:sz="4" w:space="0" w:color="auto"/>
+              <w:left w:val="nil"/>
+              <w:bottom w:val="nil"/>
+              <w:right w:val="nil"/>
+            </w:tcBorders>
+          </w:tcPr>
+          <w:p>
+            <w:pPr>
+              <w:spacing w:after="0"/>
+              <w:rPr>
+                <w:rFonts w:ascii="Times New Roman" w:hAnsi="Times New Roman"/>
+                <w:sz w:val="24"/>
+                <w:szCs w:val="24"/>
+              </w:rPr>
+            </w:pPr>
+            <w:r>
+              <w:rPr>
+                <w:rFonts w:ascii="Times New Roman" w:hAnsi="Times New Roman"/>
+                <w:sz w:val="24"/>
+                <w:szCs w:val="24"/>
+              </w:rPr>
+              <w:t>Email</w:t>
+            </w:r>
+          </w:p>
+        </w:tc>
+      </w:tr>
+      <w:tr>
+        <w:tc>
+          <w:tcPr>
+            <w:tcW w:w="4500" w:type="dxa"/>
+            <w:tcBorders>
+              <w:top w:val="nil"/>
+              <w:left w:val="nil"/>
+              <w:bottom w:val="nil"/>
+              <w:right w:val="nil"/>
+            </w:tcBorders>
+          </w:tcPr>
+          <w:p>
+            <w:pPr>
+              <w:keepNext/>
+              <w:spacing w:after="0"/>
+              <w:rPr>
+                <w:rFonts w:ascii="Times New Roman" w:hAnsi="Times New Roman"/>
+                <w:sz w:val="24"/>
+                <w:szCs w:val="24"/>
+              </w:rPr>
+            </w:pPr>
+          </w:p>
+        </w:tc>
+        <w:tc>
+          <w:tcPr>
+            <w:tcW w:w="4860" w:type="dxa"/>
+            <w:tcBorders>
+              <w:top w:val="nil"/>
+              <w:left w:val="nil"/>
+              <w:bottom w:val="nil"/>
+              <w:right w:val="nil"/>
+            </w:tcBorders>
+          </w:tcPr>
+          <w:p>
+            <w:pPr>
+              <w:spacing w:after="0"/>
+              <w:rPr>
+                <w:rFonts w:ascii="Times New Roman" w:hAnsi="Times New Roman"/>
+                <w:sz w:val="24"/>
+                <w:szCs w:val="24"/>
+              </w:rPr>
+            </w:pPr>
+          </w:p>
+        </w:tc>
+      </w:tr>
+      <w:tr>
+        <w:tc>
+          <w:tcPr>
+            <w:tcW w:w="4500" w:type="dxa"/>
+            <w:tcBorders>
+              <w:top w:val="nil"/>
+              <w:left w:val="nil"/>
+              <w:bottom w:val="single" w:sz="4" w:space="0" w:color="auto"/>
+              <w:right w:val="nil"/>
+            </w:tcBorders>
+          </w:tcPr>
+          <w:p>
+            <w:pPr>
+              <w:keepNext/>
+              <w:spacing w:after="0"/>
+              <w:rPr>
+                <w:rFonts w:ascii="Times New Roman" w:hAnsi="Times New Roman"/>
+                <w:sz w:val="24"/>
+                <w:szCs w:val="24"/>
+              </w:rPr>
+            </w:pPr>
+            <w:r>
+              <w:rPr>
+                <w:rFonts w:ascii="Times New Roman" w:hAnsi="Times New Roman"/>
+                <w:sz w:val="24"/>
+                <w:szCs w:val="24"/>
+              </w:rPr>
+              <w:t>{{users[0</w:t>
+            </w:r>
+            <w:proofErr w:type="gramStart"/>
+            <w:r>
+              <w:rPr>
+                <w:rFonts w:ascii="Times New Roman" w:hAnsi="Times New Roman"/>
+                <w:sz w:val="24"/>
+                <w:szCs w:val="24"/>
+              </w:rPr>
+              <w:t>].</w:t>
+            </w:r>
+            <w:proofErr w:type="spellStart"/>
+            <w:r>
+              <w:rPr>
+                <w:rFonts w:ascii="Times New Roman" w:hAnsi="Times New Roman"/>
+                <w:sz w:val="24"/>
+                <w:szCs w:val="24"/>
+              </w:rPr>
+              <w:t>address</w:t>
+            </w:r>
+            <w:proofErr w:type="gramEnd"/>
+            <w:r>
+              <w:rPr>
+                <w:rFonts w:ascii="Times New Roman" w:hAnsi="Times New Roman"/>
+                <w:sz w:val="24"/>
+                <w:szCs w:val="24"/>
+              </w:rPr>
+              <w:t>.line_one</w:t>
+            </w:r>
+            <w:proofErr w:type="spellEnd"/>
+            <w:r>
+              <w:rPr>
+                <w:rFonts w:ascii="Times New Roman" w:hAnsi="Times New Roman"/>
+                <w:sz w:val="24"/>
+                <w:szCs w:val="24"/>
+              </w:rPr>
+              <w:t>(bare=True)}}</w:t>
+            </w:r>
+          </w:p>
+        </w:tc>
+        <w:tc>
+          <w:tcPr>
+            <w:tcW w:w="4860" w:type="dxa"/>
+            <w:tcBorders>
+              <w:top w:val="nil"/>
+              <w:left w:val="nil"/>
+              <w:bottom w:val="single" w:sz="4" w:space="0" w:color="auto"/>
+              <w:right w:val="nil"/>
+            </w:tcBorders>
+          </w:tcPr>
+          <w:p>
+            <w:pPr>
+              <w:spacing w:after="0"/>
+              <w:rPr>
+                <w:rFonts w:ascii="Times New Roman" w:hAnsi="Times New Roman"/>
+                <w:sz w:val="24"/>
+                <w:szCs w:val="24"/>
+              </w:rPr>
+            </w:pPr>
+            <w:r>
+              <w:rPr>
+                <w:rFonts w:ascii="Times New Roman" w:hAnsi="Times New Roman"/>
+                <w:sz w:val="24"/>
+                <w:szCs w:val="24"/>
+              </w:rPr>
+              <w:t>{{users[0</w:t>
+            </w:r>
+            <w:proofErr w:type="gramStart"/>
+            <w:r>
+              <w:rPr>
+                <w:rFonts w:ascii="Times New Roman" w:hAnsi="Times New Roman"/>
+                <w:sz w:val="24"/>
+                <w:szCs w:val="24"/>
+              </w:rPr>
+              <w:t>].</w:t>
+            </w:r>
+            <w:proofErr w:type="spellStart"/>
+            <w:r>
+              <w:rPr>
+                <w:rFonts w:ascii="Times New Roman" w:hAnsi="Times New Roman"/>
+                <w:sz w:val="24"/>
+                <w:szCs w:val="24"/>
+              </w:rPr>
+              <w:t>address</w:t>
+            </w:r>
+            <w:proofErr w:type="gramEnd"/>
+            <w:r>
+              <w:rPr>
+                <w:rFonts w:ascii="Times New Roman" w:hAnsi="Times New Roman"/>
+                <w:sz w:val="24"/>
+                <w:szCs w:val="24"/>
+              </w:rPr>
+              <w:t>.line_</w:t>
+            </w:r>
+            <w:proofErr w:type="gramStart"/>
+            <w:r>
+              <w:rPr>
+                <w:rFonts w:ascii="Times New Roman" w:hAnsi="Times New Roman"/>
+                <w:sz w:val="24"/>
+                <w:szCs w:val="24"/>
+              </w:rPr>
+              <w:t>two</w:t>
+            </w:r>
+            <w:proofErr w:type="spellEnd"/>
+            <w:r>
+              <w:rPr>
+                <w:rFonts w:ascii="Times New Roman" w:hAnsi="Times New Roman"/>
+                <w:sz w:val="24"/>
+                <w:szCs w:val="24"/>
+              </w:rPr>
+              <w:t>(</w:t>
+            </w:r>
+            <w:proofErr w:type="gramEnd"/>
+            <w:r>
+              <w:rPr>
+                <w:rFonts w:ascii="Times New Roman" w:hAnsi="Times New Roman"/>
+                <w:sz w:val="24"/>
+                <w:szCs w:val="24"/>
+              </w:rPr>
+              <w:t>)}}</w:t>
+            </w:r>
+          </w:p>
+        </w:tc>
+      </w:tr>
+      <w:tr>
+        <w:tc>
+          <w:tcPr>
+            <w:tcW w:w="4500" w:type="dxa"/>
+            <w:tcBorders>
+              <w:top w:val="single" w:sz="4" w:space="0" w:color="auto"/>
+              <w:left w:val="nil"/>
+              <w:bottom w:val="nil"/>
+              <w:right w:val="nil"/>
+            </w:tcBorders>
+          </w:tcPr>
+          <w:p>
+            <w:pPr>
+              <w:keepNext/>
+              <w:spacing w:after="0"/>
+              <w:rPr>
+                <w:rFonts w:ascii="Times New Roman" w:hAnsi="Times New Roman"/>
+                <w:sz w:val="24"/>
+                <w:szCs w:val="24"/>
+              </w:rPr>
+            </w:pPr>
+            <w:r>
+              <w:rPr>
+                <w:rFonts w:ascii="Times New Roman" w:hAnsi="Times New Roman"/>
+                <w:sz w:val="24"/>
+                <w:szCs w:val="24"/>
+              </w:rPr>
+              <w:t>Address</w:t>
+            </w:r>
+          </w:p>
+        </w:tc>
+        <w:tc>
+          <w:tcPr>
+            <w:tcW w:w="4860" w:type="dxa"/>
+            <w:tcBorders>
+              <w:top w:val="single" w:sz="4" w:space="0" w:color="auto"/>
+              <w:left w:val="nil"/>
+              <w:bottom w:val="nil"/>
+              <w:right w:val="nil"/>
+            </w:tcBorders>
+          </w:tcPr>
+          <w:p>
+            <w:pPr>
+              <w:spacing w:after="0"/>
+              <w:rPr>
+                <w:rFonts w:ascii="Times New Roman" w:hAnsi="Times New Roman"/>
+                <w:sz w:val="24"/>
+                <w:szCs w:val="24"/>
+              </w:rPr>
+            </w:pPr>
+          </w:p>
+        </w:tc>
+      </w:tr>
+    </w:tbl>
+    <w:p>
+      <w:pPr>
+        <w:spacing w:after="0"/>
+        <w:rPr>
+          <w:rFonts w:ascii="Times New Roman" w:hAnsi="Times New Roman"/>
+          <w:sz w:val="24"/>
+          <w:szCs w:val="24"/>
+        </w:rPr>
+      </w:pPr>
+    </w:p>
     <w:sectPr>
+      <w:footerReference w:type="default" r:id="rId7"/>
       <w:pgSz w:w="12240" w:h="15840"/>
       <w:pgMar w:top="1440" w:right="1440" w:bottom="1440" w:left="1440" w:header="720" w:footer="720" w:gutter="0"/>
       <w:cols w:space="720"/>
@@ -1534,9 +3703,353 @@
 </w:document>
 </file>
 
+<file path=word/endnotes.xml><?xml version="1.0" encoding="utf-8"?>
+<w:endnotes xmlns:wpc="http://schemas.microsoft.com/office/word/2010/wordprocessingCanvas" xmlns:cx="http://schemas.microsoft.com/office/drawing/2014/chartex" xmlns:cx1="http://schemas.microsoft.com/office/drawing/2015/9/8/chartex" xmlns:cx2="http://schemas.microsoft.com/office/drawing/2015/10/21/chartex" xmlns:cx3="http://schemas.microsoft.com/office/drawing/2016/5/9/chartex" xmlns:cx4="http://schemas.microsoft.com/office/drawing/2016/5/10/chartex" xmlns:cx5="http://schemas.microsoft.com/office/drawing/2016/5/11/chartex" xmlns:cx6="http://schemas.microsoft.com/office/drawing/2016/5/12/chartex" xmlns:cx7="http://schemas.microsoft.com/office/drawing/2016/5/13/chartex" xmlns:cx8="http://schemas.microsoft.com/office/drawing/2016/5/14/chartex" xmlns:mc="http://schemas.openxmlformats.org/markup-compatibility/2006" xmlns:aink="http://schemas.microsoft.com/office/drawing/2016/ink" xmlns:am3d="http://schemas.microsoft.com/office/drawing/2017/model3d" xmlns:o="urn:schemas-microsoft-com:office:office" xmlns:oel="http://schemas.microsoft.com/office/2019/extlst" xmlns:r="http://schemas.openxmlformats.org/officeDocument/2006/relationships" xmlns:m="http://schemas.openxmlformats.org/officeDocument/2006/math" xmlns:v="urn:schemas-microsoft-com:vml" xmlns:wp14="http://schemas.microsoft.com/office/word/2010/wordprocessingDrawing" xmlns:wp="http://schemas.openxmlformats.org/drawingml/2006/wordprocessingDrawing" xmlns:w10="urn:schemas-microsoft-com:office:word" xmlns:w="http://schemas.openxmlformats.org/wordprocessingml/2006/main" xmlns:w14="http://schemas.microsoft.com/office/word/2010/wordml" xmlns:w15="http://schemas.microsoft.com/office/word/2012/wordml" xmlns:w16cex="http://schemas.microsoft.com/office/word/2018/wordml/cex" xmlns:w16cid="http://schemas.microsoft.com/office/word/2016/wordml/cid" xmlns:w16="http://schemas.microsoft.com/office/word/2018/wordml" xmlns:w16du="http://schemas.microsoft.com/office/word/2023/wordml/word16du" xmlns:w16sdtdh="http://schemas.microsoft.com/office/word/2020/wordml/sdtdatahash" xmlns:w16sdtfl="http://schemas.microsoft.com/office/word/2024/wordml/sdtformatlock" xmlns:w16se="http://schemas.microsoft.com/office/word/2015/wordml/symex" xmlns:wpg="http://schemas.microsoft.com/office/word/2010/wordprocessingGroup" xmlns:wpi="http://schemas.microsoft.com/office/word/2010/wordprocessingInk" xmlns:wne="http://schemas.microsoft.com/office/word/2006/wordml" xmlns:wps="http://schemas.microsoft.com/office/word/2010/wordprocessingShape" mc:Ignorable="w14 w15 w16se w16cid w16 w16cex w16sdtdh w16sdtfl w16du wp14">
+  <w:endnote w:type="separator" w:id="-1">
+    <w:p>
+      <w:pPr>
+        <w:spacing w:after="0" w:line="240" w:lineRule="auto"/>
+      </w:pPr>
+      <w:r>
+        <w:separator/>
+      </w:r>
+    </w:p>
+  </w:endnote>
+  <w:endnote w:type="continuationSeparator" w:id="0">
+    <w:p>
+      <w:pPr>
+        <w:spacing w:after="0" w:line="240" w:lineRule="auto"/>
+      </w:pPr>
+      <w:r>
+        <w:continuationSeparator/>
+      </w:r>
+    </w:p>
+  </w:endnote>
+</w:endnotes>
+</file>
+
+<file path=word/footer1.xml><?xml version="1.0" encoding="utf-8"?>
+<w:ftr xmlns:wpc="http://schemas.microsoft.com/office/word/2010/wordprocessingCanvas" xmlns:cx="http://schemas.microsoft.com/office/drawing/2014/chartex" xmlns:cx1="http://schemas.microsoft.com/office/drawing/2015/9/8/chartex" xmlns:cx2="http://schemas.microsoft.com/office/drawing/2015/10/21/chartex" xmlns:cx3="http://schemas.microsoft.com/office/drawing/2016/5/9/chartex" xmlns:cx4="http://schemas.microsoft.com/office/drawing/2016/5/10/chartex" xmlns:cx5="http://schemas.microsoft.com/office/drawing/2016/5/11/chartex" xmlns:cx6="http://schemas.microsoft.com/office/drawing/2016/5/12/chartex" xmlns:cx7="http://schemas.microsoft.com/office/drawing/2016/5/13/chartex" xmlns:cx8="http://schemas.microsoft.com/office/drawing/2016/5/14/chartex" xmlns:mc="http://schemas.openxmlformats.org/markup-compatibility/2006" xmlns:aink="http://schemas.microsoft.com/office/drawing/2016/ink" xmlns:am3d="http://schemas.microsoft.com/office/drawing/2017/model3d" xmlns:o="urn:schemas-microsoft-com:office:office" xmlns:oel="http://schemas.microsoft.com/office/2019/extlst" xmlns:r="http://schemas.openxmlformats.org/officeDocument/2006/relationships" xmlns:m="http://schemas.openxmlformats.org/officeDocument/2006/math" xmlns:v="urn:schemas-microsoft-com:vml" xmlns:wp14="http://schemas.microsoft.com/office/word/2010/wordprocessingDrawing" xmlns:wp="http://schemas.openxmlformats.org/drawingml/2006/wordprocessingDrawing" xmlns:w10="urn:schemas-microsoft-com:office:word" xmlns:w="http://schemas.openxmlformats.org/wordprocessingml/2006/main" xmlns:w14="http://schemas.microsoft.com/office/word/2010/wordml" xmlns:w15="http://schemas.microsoft.com/office/word/2012/wordml" xmlns:w16cex="http://schemas.microsoft.com/office/word/2018/wordml/cex" xmlns:w16cid="http://schemas.microsoft.com/office/word/2016/wordml/cid" xmlns:w16="http://schemas.microsoft.com/office/word/2018/wordml" xmlns:w16du="http://schemas.microsoft.com/office/word/2023/wordml/word16du" xmlns:w16sdtdh="http://schemas.microsoft.com/office/word/2020/wordml/sdtdatahash" xmlns:w16sdtfl="http://schemas.microsoft.com/office/word/2024/wordml/sdtformatlock" xmlns:w16se="http://schemas.microsoft.com/office/word/2015/wordml/symex" xmlns:wpg="http://schemas.microsoft.com/office/word/2010/wordprocessingGroup" xmlns:wpi="http://schemas.microsoft.com/office/word/2010/wordprocessingInk" xmlns:wne="http://schemas.microsoft.com/office/word/2006/wordml" xmlns:wps="http://schemas.microsoft.com/office/word/2010/wordprocessingShape" mc:Ignorable="w14 w15 w16se w16cid w16 w16cex w16sdtdh w16sdtfl w16du wp14">
+  <w:sdt>
+    <w:sdtPr>
+      <w:rPr>
+        <w:rFonts w:ascii="Times New Roman" w:hAnsi="Times New Roman"/>
+        <w:sz w:val="24"/>
+        <w:szCs w:val="24"/>
+      </w:rPr>
+      <w:id w:val="-569426554"/>
+      <w:docPartObj>
+        <w:docPartGallery w:val="Page Numbers (Bottom of Page)"/>
+        <w:docPartUnique/>
+      </w:docPartObj>
+    </w:sdtPr>
+    <w:sdtContent>
+      <w:sdt>
+        <w:sdtPr>
+          <w:rPr>
+            <w:rFonts w:ascii="Times New Roman" w:hAnsi="Times New Roman"/>
+            <w:sz w:val="24"/>
+            <w:szCs w:val="24"/>
+          </w:rPr>
+          <w:id w:val="1728636285"/>
+          <w:docPartObj>
+            <w:docPartGallery w:val="Page Numbers (Top of Page)"/>
+            <w:docPartUnique/>
+          </w:docPartObj>
+        </w:sdtPr>
+        <w:sdtContent>
+          <w:p>
+            <w:pPr>
+              <w:pStyle w:val="Footer"/>
+              <w:jc w:val="center"/>
+              <w:rPr>
+                <w:rFonts w:ascii="Times New Roman" w:hAnsi="Times New Roman"/>
+                <w:sz w:val="24"/>
+                <w:szCs w:val="24"/>
+              </w:rPr>
+            </w:pPr>
+            <w:r>
+              <w:rPr>
+                <w:rFonts w:ascii="Times New Roman" w:hAnsi="Times New Roman"/>
+                <w:sz w:val="24"/>
+                <w:szCs w:val="24"/>
+              </w:rPr>
+              <w:t xml:space="preserve">Page </w:t>
+            </w:r>
+            <w:r>
+              <w:rPr>
+                <w:rFonts w:ascii="Times New Roman" w:hAnsi="Times New Roman"/>
+                <w:b/>
+                <w:bCs/>
+                <w:sz w:val="24"/>
+                <w:szCs w:val="24"/>
+              </w:rPr>
+              <w:fldChar w:fldCharType="begin"/>
+            </w:r>
+            <w:r>
+              <w:rPr>
+                <w:rFonts w:ascii="Times New Roman" w:hAnsi="Times New Roman"/>
+                <w:b/>
+                <w:bCs/>
+                <w:sz w:val="24"/>
+                <w:szCs w:val="24"/>
+              </w:rPr>
+              <w:instrText xml:space="preserve"> PAGE </w:instrText>
+            </w:r>
+            <w:r>
+              <w:rPr>
+                <w:rFonts w:ascii="Times New Roman" w:hAnsi="Times New Roman"/>
+                <w:b/>
+                <w:bCs/>
+                <w:sz w:val="24"/>
+                <w:szCs w:val="24"/>
+              </w:rPr>
+              <w:fldChar w:fldCharType="separate"/>
+            </w:r>
+            <w:r>
+              <w:rPr>
+                <w:rFonts w:ascii="Times New Roman" w:hAnsi="Times New Roman"/>
+                <w:b/>
+                <w:bCs/>
+                <w:noProof/>
+                <w:sz w:val="24"/>
+                <w:szCs w:val="24"/>
+              </w:rPr>
+              <w:t>2</w:t>
+            </w:r>
+            <w:r>
+              <w:rPr>
+                <w:rFonts w:ascii="Times New Roman" w:hAnsi="Times New Roman"/>
+                <w:b/>
+                <w:bCs/>
+                <w:sz w:val="24"/>
+                <w:szCs w:val="24"/>
+              </w:rPr>
+              <w:fldChar w:fldCharType="end"/>
+            </w:r>
+            <w:r>
+              <w:rPr>
+                <w:rFonts w:ascii="Times New Roman" w:hAnsi="Times New Roman"/>
+                <w:sz w:val="24"/>
+                <w:szCs w:val="24"/>
+              </w:rPr>
+              <w:t xml:space="preserve"> of </w:t>
+            </w:r>
+            <w:r>
+              <w:rPr>
+                <w:rFonts w:ascii="Times New Roman" w:hAnsi="Times New Roman"/>
+                <w:b/>
+                <w:bCs/>
+                <w:sz w:val="24"/>
+                <w:szCs w:val="24"/>
+              </w:rPr>
+              <w:fldChar w:fldCharType="begin"/>
+            </w:r>
+            <w:r>
+              <w:rPr>
+                <w:rFonts w:ascii="Times New Roman" w:hAnsi="Times New Roman"/>
+                <w:b/>
+                <w:bCs/>
+                <w:sz w:val="24"/>
+                <w:szCs w:val="24"/>
+              </w:rPr>
+              <w:instrText xml:space="preserve"> NUMPAGES  </w:instrText>
+            </w:r>
+            <w:r>
+              <w:rPr>
+                <w:rFonts w:ascii="Times New Roman" w:hAnsi="Times New Roman"/>
+                <w:b/>
+                <w:bCs/>
+                <w:sz w:val="24"/>
+                <w:szCs w:val="24"/>
+              </w:rPr>
+              <w:fldChar w:fldCharType="separate"/>
+            </w:r>
+            <w:r>
+              <w:rPr>
+                <w:rFonts w:ascii="Times New Roman" w:hAnsi="Times New Roman"/>
+                <w:b/>
+                <w:bCs/>
+                <w:noProof/>
+                <w:sz w:val="24"/>
+                <w:szCs w:val="24"/>
+              </w:rPr>
+              <w:t>2</w:t>
+            </w:r>
+            <w:r>
+              <w:rPr>
+                <w:rFonts w:ascii="Times New Roman" w:hAnsi="Times New Roman"/>
+                <w:b/>
+                <w:bCs/>
+                <w:sz w:val="24"/>
+                <w:szCs w:val="24"/>
+              </w:rPr>
+              <w:fldChar w:fldCharType="end"/>
+            </w:r>
+          </w:p>
+        </w:sdtContent>
+      </w:sdt>
+    </w:sdtContent>
+  </w:sdt>
+  <w:p>
+    <w:pPr>
+      <w:pStyle w:val="Footer"/>
+    </w:pPr>
+  </w:p>
+</w:ftr>
+</file>
+
+<file path=word/footnotes.xml><?xml version="1.0" encoding="utf-8"?>
+<w:footnotes xmlns:wpc="http://schemas.microsoft.com/office/word/2010/wordprocessingCanvas" xmlns:cx="http://schemas.microsoft.com/office/drawing/2014/chartex" xmlns:cx1="http://schemas.microsoft.com/office/drawing/2015/9/8/chartex" xmlns:cx2="http://schemas.microsoft.com/office/drawing/2015/10/21/chartex" xmlns:cx3="http://schemas.microsoft.com/office/drawing/2016/5/9/chartex" xmlns:cx4="http://schemas.microsoft.com/office/drawing/2016/5/10/chartex" xmlns:cx5="http://schemas.microsoft.com/office/drawing/2016/5/11/chartex" xmlns:cx6="http://schemas.microsoft.com/office/drawing/2016/5/12/chartex" xmlns:cx7="http://schemas.microsoft.com/office/drawing/2016/5/13/chartex" xmlns:cx8="http://schemas.microsoft.com/office/drawing/2016/5/14/chartex" xmlns:mc="http://schemas.openxmlformats.org/markup-compatibility/2006" xmlns:aink="http://schemas.microsoft.com/office/drawing/2016/ink" xmlns:am3d="http://schemas.microsoft.com/office/drawing/2017/model3d" xmlns:o="urn:schemas-microsoft-com:office:office" xmlns:oel="http://schemas.microsoft.com/office/2019/extlst" xmlns:r="http://schemas.openxmlformats.org/officeDocument/2006/relationships" xmlns:m="http://schemas.openxmlformats.org/officeDocument/2006/math" xmlns:v="urn:schemas-microsoft-com:vml" xmlns:wp14="http://schemas.microsoft.com/office/word/2010/wordprocessingDrawing" xmlns:wp="http://schemas.openxmlformats.org/drawingml/2006/wordprocessingDrawing" xmlns:w10="urn:schemas-microsoft-com:office:word" xmlns:w="http://schemas.openxmlformats.org/wordprocessingml/2006/main" xmlns:w14="http://schemas.microsoft.com/office/word/2010/wordml" xmlns:w15="http://schemas.microsoft.com/office/word/2012/wordml" xmlns:w16cex="http://schemas.microsoft.com/office/word/2018/wordml/cex" xmlns:w16cid="http://schemas.microsoft.com/office/word/2016/wordml/cid" xmlns:w16="http://schemas.microsoft.com/office/word/2018/wordml" xmlns:w16du="http://schemas.microsoft.com/office/word/2023/wordml/word16du" xmlns:w16sdtdh="http://schemas.microsoft.com/office/word/2020/wordml/sdtdatahash" xmlns:w16sdtfl="http://schemas.microsoft.com/office/word/2024/wordml/sdtformatlock" xmlns:w16se="http://schemas.microsoft.com/office/word/2015/wordml/symex" xmlns:wpg="http://schemas.microsoft.com/office/word/2010/wordprocessingGroup" xmlns:wpi="http://schemas.microsoft.com/office/word/2010/wordprocessingInk" xmlns:wne="http://schemas.microsoft.com/office/word/2006/wordml" xmlns:wps="http://schemas.microsoft.com/office/word/2010/wordprocessingShape" mc:Ignorable="w14 w15 w16se w16cid w16 w16cex w16sdtdh w16sdtfl w16du wp14">
+  <w:footnote w:type="separator" w:id="-1">
+    <w:p>
+      <w:pPr>
+        <w:spacing w:after="0" w:line="240" w:lineRule="auto"/>
+      </w:pPr>
+      <w:r>
+        <w:separator/>
+      </w:r>
+    </w:p>
+  </w:footnote>
+  <w:footnote w:type="continuationSeparator" w:id="0">
+    <w:p>
+      <w:pPr>
+        <w:spacing w:after="0" w:line="240" w:lineRule="auto"/>
+      </w:pPr>
+      <w:r>
+        <w:continuationSeparator/>
+      </w:r>
+    </w:p>
+  </w:footnote>
+</w:footnotes>
+</file>
+
 <file path=word/numbering.xml><?xml version="1.0" encoding="utf-8"?>
 <w:numbering xmlns:wpc="http://schemas.microsoft.com/office/word/2010/wordprocessingCanvas" xmlns:cx="http://schemas.microsoft.com/office/drawing/2014/chartex" xmlns:cx1="http://schemas.microsoft.com/office/drawing/2015/9/8/chartex" xmlns:cx2="http://schemas.microsoft.com/office/drawing/2015/10/21/chartex" xmlns:cx3="http://schemas.microsoft.com/office/drawing/2016/5/9/chartex" xmlns:cx4="http://schemas.microsoft.com/office/drawing/2016/5/10/chartex" xmlns:cx5="http://schemas.microsoft.com/office/drawing/2016/5/11/chartex" xmlns:cx6="http://schemas.microsoft.com/office/drawing/2016/5/12/chartex" xmlns:cx7="http://schemas.microsoft.com/office/drawing/2016/5/13/chartex" xmlns:cx8="http://schemas.microsoft.com/office/drawing/2016/5/14/chartex" xmlns:mc="http://schemas.openxmlformats.org/markup-compatibility/2006" xmlns:aink="http://schemas.microsoft.com/office/drawing/2016/ink" xmlns:am3d="http://schemas.microsoft.com/office/drawing/2017/model3d" xmlns:o="urn:schemas-microsoft-com:office:office" xmlns:oel="http://schemas.microsoft.com/office/2019/extlst" xmlns:r="http://schemas.openxmlformats.org/officeDocument/2006/relationships" xmlns:m="http://schemas.openxmlformats.org/officeDocument/2006/math" xmlns:v="urn:schemas-microsoft-com:vml" xmlns:wp14="http://schemas.microsoft.com/office/word/2010/wordprocessingDrawing" xmlns:wp="http://schemas.openxmlformats.org/drawingml/2006/wordprocessingDrawing" xmlns:w10="urn:schemas-microsoft-com:office:word" xmlns:w="http://schemas.openxmlformats.org/wordprocessingml/2006/main" xmlns:w14="http://schemas.microsoft.com/office/word/2010/wordml" xmlns:w15="http://schemas.microsoft.com/office/word/2012/wordml" xmlns:w16cex="http://schemas.microsoft.com/office/word/2018/wordml/cex" xmlns:w16cid="http://schemas.microsoft.com/office/word/2016/wordml/cid" xmlns:w16="http://schemas.microsoft.com/office/word/2018/wordml" xmlns:w16du="http://schemas.microsoft.com/office/word/2023/wordml/word16du" xmlns:w16sdtdh="http://schemas.microsoft.com/office/word/2020/wordml/sdtdatahash" xmlns:w16sdtfl="http://schemas.microsoft.com/office/word/2024/wordml/sdtformatlock" xmlns:w16se="http://schemas.microsoft.com/office/word/2015/wordml/symex" xmlns:wpg="http://schemas.microsoft.com/office/word/2010/wordprocessingGroup" xmlns:wpi="http://schemas.microsoft.com/office/word/2010/wordprocessingInk" xmlns:wne="http://schemas.microsoft.com/office/word/2006/wordml" xmlns:wps="http://schemas.microsoft.com/office/word/2010/wordprocessingShape" mc:Ignorable="w14 w15 w16se w16cid w16 w16cex w16sdtdh w16sdtfl w16du wp14">
   <w:abstractNum w:abstractNumId="0" w15:restartNumberingAfterBreak="0">
+    <w:nsid w:val="2C630133"/>
+    <w:multiLevelType w:val="hybridMultilevel"/>
+    <w:tmpl w:val="73B09C94"/>
+    <w:lvl w:ilvl="0" w:tplc="7B62F238">
+      <w:start w:val="1"/>
+      <w:numFmt w:val="decimal"/>
+      <w:lvlText w:val="%1)"/>
+      <w:lvlJc w:val="left"/>
+      <w:pPr>
+        <w:ind w:left="1800" w:hanging="360"/>
+        <w:jc w:val="left"/>
+      </w:pPr>
+      <w:rPr>
+        <w:rFonts w:ascii="Arial" w:eastAsia="Arial" w:hAnsi="Arial" w:cs="Arial" w:hint="default"/>
+        <w:b w:val="0"/>
+        <w:bCs w:val="0"/>
+        <w:i w:val="0"/>
+        <w:iCs w:val="0"/>
+        <w:spacing w:val="0"/>
+        <w:w w:val="100"/>
+        <w:sz w:val="24"/>
+        <w:szCs w:val="24"/>
+        <w:lang w:val="en-US" w:eastAsia="en-US" w:bidi="ar-SA"/>
+      </w:rPr>
+    </w:lvl>
+    <w:lvl w:ilvl="1" w:tplc="ECE4A134">
+      <w:numFmt w:val="bullet"/>
+      <w:lvlText w:val="•"/>
+      <w:lvlJc w:val="left"/>
+      <w:pPr>
+        <w:ind w:left="2772" w:hanging="360"/>
+      </w:pPr>
+      <w:rPr>
+        <w:rFonts w:hint="default"/>
+        <w:lang w:val="en-US" w:eastAsia="en-US" w:bidi="ar-SA"/>
+      </w:rPr>
+    </w:lvl>
+    <w:lvl w:ilvl="2" w:tplc="F55EB4E4">
+      <w:numFmt w:val="bullet"/>
+      <w:lvlText w:val="•"/>
+      <w:lvlJc w:val="left"/>
+      <w:pPr>
+        <w:ind w:left="3744" w:hanging="360"/>
+      </w:pPr>
+      <w:rPr>
+        <w:rFonts w:hint="default"/>
+        <w:lang w:val="en-US" w:eastAsia="en-US" w:bidi="ar-SA"/>
+      </w:rPr>
+    </w:lvl>
+    <w:lvl w:ilvl="3" w:tplc="04103754">
+      <w:numFmt w:val="bullet"/>
+      <w:lvlText w:val="•"/>
+      <w:lvlJc w:val="left"/>
+      <w:pPr>
+        <w:ind w:left="4716" w:hanging="360"/>
+      </w:pPr>
+      <w:rPr>
+        <w:rFonts w:hint="default"/>
+        <w:lang w:val="en-US" w:eastAsia="en-US" w:bidi="ar-SA"/>
+      </w:rPr>
+    </w:lvl>
+    <w:lvl w:ilvl="4" w:tplc="EAC061AA">
+      <w:numFmt w:val="bullet"/>
+      <w:lvlText w:val="•"/>
+      <w:lvlJc w:val="left"/>
+      <w:pPr>
+        <w:ind w:left="5688" w:hanging="360"/>
+      </w:pPr>
+      <w:rPr>
+        <w:rFonts w:hint="default"/>
+        <w:lang w:val="en-US" w:eastAsia="en-US" w:bidi="ar-SA"/>
+      </w:rPr>
+    </w:lvl>
+    <w:lvl w:ilvl="5" w:tplc="3266BB00">
+      <w:numFmt w:val="bullet"/>
+      <w:lvlText w:val="•"/>
+      <w:lvlJc w:val="left"/>
+      <w:pPr>
+        <w:ind w:left="6660" w:hanging="360"/>
+      </w:pPr>
+      <w:rPr>
+        <w:rFonts w:hint="default"/>
+        <w:lang w:val="en-US" w:eastAsia="en-US" w:bidi="ar-SA"/>
+      </w:rPr>
+    </w:lvl>
+    <w:lvl w:ilvl="6" w:tplc="7B90CF4C">
+      <w:numFmt w:val="bullet"/>
+      <w:lvlText w:val="•"/>
+      <w:lvlJc w:val="left"/>
+      <w:pPr>
+        <w:ind w:left="7632" w:hanging="360"/>
+      </w:pPr>
+      <w:rPr>
+        <w:rFonts w:hint="default"/>
+        <w:lang w:val="en-US" w:eastAsia="en-US" w:bidi="ar-SA"/>
+      </w:rPr>
+    </w:lvl>
+    <w:lvl w:ilvl="7" w:tplc="0D34ED6C">
+      <w:numFmt w:val="bullet"/>
+      <w:lvlText w:val="•"/>
+      <w:lvlJc w:val="left"/>
+      <w:pPr>
+        <w:ind w:left="8604" w:hanging="360"/>
+      </w:pPr>
+      <w:rPr>
+        <w:rFonts w:hint="default"/>
+        <w:lang w:val="en-US" w:eastAsia="en-US" w:bidi="ar-SA"/>
+      </w:rPr>
+    </w:lvl>
+    <w:lvl w:ilvl="8" w:tplc="0D606872">
+      <w:numFmt w:val="bullet"/>
+      <w:lvlText w:val="•"/>
+      <w:lvlJc w:val="left"/>
+      <w:pPr>
+        <w:ind w:left="9576" w:hanging="360"/>
+      </w:pPr>
+      <w:rPr>
+        <w:rFonts w:hint="default"/>
+        <w:lang w:val="en-US" w:eastAsia="en-US" w:bidi="ar-SA"/>
+      </w:rPr>
+    </w:lvl>
+  </w:abstractNum>
+  <w:abstractNum w:abstractNumId="1" w15:restartNumberingAfterBreak="0">
     <w:nsid w:val="523C05A6"/>
     <w:multiLevelType w:val="hybridMultilevel"/>
     <w:tmpl w:val="FFFFFFFF"/>
@@ -1650,6 +4163,9 @@
     </w:lvl>
   </w:abstractNum>
   <w:num w:numId="1" w16cid:durableId="1602103250">
+    <w:abstractNumId w:val="1"/>
+  </w:num>
+  <w:num w:numId="2" w16cid:durableId="1711346575">
     <w:abstractNumId w:val="0"/>
   </w:num>
 </w:numbering>
@@ -1741,7 +4257,7 @@
     <w:lsdException w:name="Closing" w:semiHidden="1" w:unhideWhenUsed="1"/>
     <w:lsdException w:name="Signature" w:semiHidden="1" w:unhideWhenUsed="1"/>
     <w:lsdException w:name="Default Paragraph Font" w:semiHidden="1" w:uiPriority="1" w:unhideWhenUsed="1"/>
-    <w:lsdException w:name="Body Text" w:semiHidden="1" w:unhideWhenUsed="1"/>
+    <w:lsdException w:name="Body Text" w:semiHidden="1" w:uiPriority="1" w:unhideWhenUsed="1" w:qFormat="1"/>
     <w:lsdException w:name="Body Text Indent" w:semiHidden="1" w:unhideWhenUsed="1"/>
     <w:lsdException w:name="List Continue" w:semiHidden="1" w:unhideWhenUsed="1"/>
     <w:lsdException w:name="List Continue 2" w:semiHidden="1" w:unhideWhenUsed="1"/>
@@ -1854,7 +4370,7 @@
     <w:lsdException w:name="Medium Shading 2 Accent 1" w:uiPriority="64"/>
     <w:lsdException w:name="Medium List 1 Accent 1" w:uiPriority="65"/>
     <w:lsdException w:name="Revision" w:semiHidden="1"/>
-    <w:lsdException w:name="List Paragraph" w:uiPriority="34" w:qFormat="1"/>
+    <w:lsdException w:name="List Paragraph" w:uiPriority="1" w:qFormat="1"/>
     <w:lsdException w:name="Quote" w:uiPriority="29" w:qFormat="1"/>
     <w:lsdException w:name="Intense Quote" w:uiPriority="30" w:qFormat="1"/>
     <w:lsdException w:name="Medium List 2 Accent 1" w:uiPriority="66"/>
@@ -2269,7 +4785,6 @@
   <w:style w:type="character" w:default="1" w:styleId="DefaultParagraphFont">
     <w:name w:val="Default Paragraph Font"/>
     <w:uiPriority w:val="1"/>
-    <w:semiHidden/>
     <w:unhideWhenUsed/>
   </w:style>
   <w:style w:type="table" w:default="1" w:styleId="TableNormal">
@@ -2514,7 +5029,7 @@
   <w:style w:type="paragraph" w:styleId="ListParagraph">
     <w:name w:val="List Paragraph"/>
     <w:basedOn w:val="Normal"/>
-    <w:uiPriority w:val="34"/>
+    <w:uiPriority w:val="1"/>
     <w:qFormat/>
     <w:rsid w:val="006D723B"/>
     <w:pPr>
@@ -2581,6 +5096,130 @@
       <w:smallCaps/>
       <w:color w:val="2E74B5" w:themeColor="accent1" w:themeShade="BF"/>
       <w:spacing w:val="5"/>
+    </w:rPr>
+  </w:style>
+  <w:style w:type="paragraph" w:styleId="BodyText">
+    <w:name w:val="Body Text"/>
+    <w:basedOn w:val="Normal"/>
+    <w:link w:val="BodyTextChar"/>
+    <w:uiPriority w:val="1"/>
+    <w:qFormat/>
+    <w:rsid w:val="00040ED4"/>
+    <w:pPr>
+      <w:widowControl w:val="0"/>
+      <w:autoSpaceDE w:val="0"/>
+      <w:autoSpaceDN w:val="0"/>
+      <w:spacing w:after="0" w:line="240" w:lineRule="auto"/>
+    </w:pPr>
+    <w:rPr>
+      <w:rFonts w:eastAsia="Calibri" w:cs="Calibri"/>
+    </w:rPr>
+  </w:style>
+  <w:style w:type="character" w:customStyle="1" w:styleId="BodyTextChar">
+    <w:name w:val="Body Text Char"/>
+    <w:basedOn w:val="DefaultParagraphFont"/>
+    <w:link w:val="BodyText"/>
+    <w:uiPriority w:val="1"/>
+    <w:rsid w:val="00040ED4"/>
+    <w:rPr>
+      <w:rFonts w:ascii="Calibri" w:eastAsia="Calibri" w:hAnsi="Calibri" w:cs="Calibri"/>
+      <w:kern w:val="0"/>
+      <w:sz w:val="22"/>
+      <w:szCs w:val="22"/>
+      <w14:ligatures w14:val="none"/>
+    </w:rPr>
+  </w:style>
+  <w:style w:type="paragraph" w:customStyle="1" w:styleId="TableParagraph">
+    <w:name w:val="Table Paragraph"/>
+    <w:basedOn w:val="Normal"/>
+    <w:uiPriority w:val="1"/>
+    <w:qFormat/>
+    <w:rsid w:val="00040ED4"/>
+    <w:pPr>
+      <w:widowControl w:val="0"/>
+      <w:autoSpaceDE w:val="0"/>
+      <w:autoSpaceDN w:val="0"/>
+      <w:spacing w:after="0" w:line="240" w:lineRule="auto"/>
+    </w:pPr>
+    <w:rPr>
+      <w:rFonts w:eastAsia="Calibri" w:cs="Calibri"/>
+    </w:rPr>
+  </w:style>
+  <w:style w:type="table" w:styleId="TableGrid">
+    <w:name w:val="Table Grid"/>
+    <w:basedOn w:val="TableNormal"/>
+    <w:uiPriority w:val="39"/>
+    <w:rsid w:val="00996ECE"/>
+    <w:pPr>
+      <w:spacing w:after="0" w:line="240" w:lineRule="auto"/>
+    </w:pPr>
+    <w:tblPr>
+      <w:tblBorders>
+        <w:top w:val="single" w:sz="4" w:space="0" w:color="auto"/>
+        <w:left w:val="single" w:sz="4" w:space="0" w:color="auto"/>
+        <w:bottom w:val="single" w:sz="4" w:space="0" w:color="auto"/>
+        <w:right w:val="single" w:sz="4" w:space="0" w:color="auto"/>
+        <w:insideH w:val="single" w:sz="4" w:space="0" w:color="auto"/>
+        <w:insideV w:val="single" w:sz="4" w:space="0" w:color="auto"/>
+      </w:tblBorders>
+    </w:tblPr>
+  </w:style>
+  <w:style w:type="paragraph" w:styleId="Header">
+    <w:name w:val="header"/>
+    <w:basedOn w:val="Normal"/>
+    <w:link w:val="HeaderChar"/>
+    <w:uiPriority w:val="99"/>
+    <w:unhideWhenUsed/>
+    <w:rsid w:val="00E83AB5"/>
+    <w:pPr>
+      <w:tabs>
+        <w:tab w:val="center" w:pos="4680"/>
+        <w:tab w:val="right" w:pos="9360"/>
+      </w:tabs>
+      <w:spacing w:after="0" w:line="240" w:lineRule="auto"/>
+    </w:pPr>
+  </w:style>
+  <w:style w:type="character" w:customStyle="1" w:styleId="HeaderChar">
+    <w:name w:val="Header Char"/>
+    <w:basedOn w:val="DefaultParagraphFont"/>
+    <w:link w:val="Header"/>
+    <w:uiPriority w:val="99"/>
+    <w:rsid w:val="00E83AB5"/>
+    <w:rPr>
+      <w:rFonts w:ascii="Calibri" w:eastAsia="Times New Roman" w:hAnsi="Calibri" w:cs="Times New Roman"/>
+      <w:kern w:val="0"/>
+      <w:sz w:val="22"/>
+      <w:szCs w:val="22"/>
+      <w14:ligatures w14:val="none"/>
+    </w:rPr>
+  </w:style>
+  <w:style w:type="paragraph" w:styleId="Footer">
+    <w:name w:val="footer"/>
+    <w:basedOn w:val="Normal"/>
+    <w:link w:val="FooterChar"/>
+    <w:uiPriority w:val="99"/>
+    <w:unhideWhenUsed/>
+    <w:rsid w:val="00E83AB5"/>
+    <w:pPr>
+      <w:tabs>
+        <w:tab w:val="center" w:pos="4680"/>
+        <w:tab w:val="right" w:pos="9360"/>
+      </w:tabs>
+      <w:spacing w:after="0" w:line="240" w:lineRule="auto"/>
+    </w:pPr>
+  </w:style>
+  <w:style w:type="character" w:customStyle="1" w:styleId="FooterChar">
+    <w:name w:val="Footer Char"/>
+    <w:basedOn w:val="DefaultParagraphFont"/>
+    <w:link w:val="Footer"/>
+    <w:uiPriority w:val="99"/>
+    <w:rsid w:val="00E83AB5"/>
+    <w:rPr>
+      <w:rFonts w:ascii="Calibri" w:eastAsia="Times New Roman" w:hAnsi="Calibri" w:cs="Times New Roman"/>
+      <w:kern w:val="0"/>
+      <w:sz w:val="22"/>
+      <w:szCs w:val="22"/>
+      <w14:ligatures w14:val="none"/>
     </w:rPr>
   </w:style>
 </w:styles>

--- a/docassemble/MinorGuardianshipDischarge/data/templates/guardianship_discharge_petition.docx
+++ b/docassemble/MinorGuardianshipDischarge/data/templates/guardianship_discharge_petition.docx
@@ -104,7 +104,7 @@
           <w:szCs w:val="24"/>
         </w:rPr>
         <w:br/>
-        <w:t>IN THE ESTATE OF </w:t>
+        <w:t>IN THE ESTATE OF</w:t>
       </w:r>
       <w:r>
         <w:rPr>
@@ -113,166 +113,26 @@
           <w:sz w:val="24"/>
           <w:szCs w:val="24"/>
         </w:rPr>
+        <w:t>:</w:t>
+      </w:r>
+      <w:r>
+        <w:rPr>
+          <w:rFonts w:ascii="Times New Roman" w:hAnsi="Times New Roman"/>
+          <w:color w:val="000000"/>
+          <w:sz w:val="24"/>
+          <w:szCs w:val="24"/>
+        </w:rPr>
+        <w:t> </w:t>
+      </w:r>
+      <w:r>
+        <w:rPr>
+          <w:rFonts w:ascii="Times New Roman" w:hAnsi="Times New Roman"/>
+          <w:color w:val="000000"/>
+          <w:sz w:val="24"/>
+          <w:szCs w:val="24"/>
+        </w:rPr>
         <w:tab/>
-        <w:t xml:space="preserve">)    NO. </w:t>
-      </w:r>
-      <w:r>
-        <w:rPr>
-          <w:rFonts w:ascii="Times New Roman" w:hAnsi="Times New Roman"/>
-          <w:color w:val="000000"/>
-          <w:sz w:val="24"/>
-          <w:szCs w:val="24"/>
-        </w:rPr>
-        <w:t xml:space="preserve">{% if </w:t>
-      </w:r>
-      <w:proofErr w:type="spellStart"/>
-      <w:r>
-        <w:rPr>
-          <w:rFonts w:ascii="Times New Roman" w:hAnsi="Times New Roman"/>
-          <w:color w:val="000000"/>
-          <w:sz w:val="24"/>
-          <w:szCs w:val="24"/>
-        </w:rPr>
-        <w:t>case_</w:t>
-      </w:r>
-      <w:proofErr w:type="gramStart"/>
-      <w:r>
-        <w:rPr>
-          <w:rFonts w:ascii="Times New Roman" w:hAnsi="Times New Roman"/>
-          <w:color w:val="000000"/>
-          <w:sz w:val="24"/>
-          <w:szCs w:val="24"/>
-        </w:rPr>
-        <w:t>number</w:t>
-      </w:r>
-      <w:proofErr w:type="spellEnd"/>
-      <w:r>
-        <w:rPr>
-          <w:rFonts w:ascii="Times New Roman" w:hAnsi="Times New Roman"/>
-          <w:color w:val="000000"/>
-          <w:sz w:val="24"/>
-          <w:szCs w:val="24"/>
-        </w:rPr>
-        <w:t xml:space="preserve"> !</w:t>
-      </w:r>
-      <w:proofErr w:type="gramEnd"/>
-      <w:r>
-        <w:rPr>
-          <w:rFonts w:ascii="Times New Roman" w:hAnsi="Times New Roman"/>
-          <w:color w:val="000000"/>
-          <w:sz w:val="24"/>
-          <w:szCs w:val="24"/>
-        </w:rPr>
-        <w:t xml:space="preserve">= “” </w:t>
-      </w:r>
-      <w:proofErr w:type="gramStart"/>
-      <w:r>
-        <w:rPr>
-          <w:rFonts w:ascii="Times New Roman" w:hAnsi="Times New Roman"/>
-          <w:color w:val="000000"/>
-          <w:sz w:val="24"/>
-          <w:szCs w:val="24"/>
-        </w:rPr>
-        <w:t>%}{</w:t>
-      </w:r>
-      <w:proofErr w:type="gramEnd"/>
-      <w:r>
-        <w:rPr>
-          <w:rFonts w:ascii="Times New Roman" w:hAnsi="Times New Roman"/>
-          <w:color w:val="000000"/>
-          <w:sz w:val="24"/>
-          <w:szCs w:val="24"/>
-        </w:rPr>
-        <w:t>{</w:t>
-      </w:r>
-      <w:proofErr w:type="spellStart"/>
-      <w:r>
-        <w:rPr>
-          <w:rFonts w:ascii="Times New Roman" w:hAnsi="Times New Roman"/>
-          <w:color w:val="000000"/>
-          <w:sz w:val="24"/>
-          <w:szCs w:val="24"/>
-        </w:rPr>
-        <w:t>case_number</w:t>
-      </w:r>
-      <w:proofErr w:type="spellEnd"/>
-      <w:proofErr w:type="gramStart"/>
-      <w:r>
-        <w:rPr>
-          <w:rFonts w:ascii="Times New Roman" w:hAnsi="Times New Roman"/>
-          <w:color w:val="000000"/>
-          <w:sz w:val="24"/>
-          <w:szCs w:val="24"/>
-        </w:rPr>
-        <w:t>}}{</w:t>
-      </w:r>
-      <w:proofErr w:type="gramEnd"/>
-      <w:r>
-        <w:rPr>
-          <w:rFonts w:ascii="Times New Roman" w:hAnsi="Times New Roman"/>
-          <w:color w:val="000000"/>
-          <w:sz w:val="24"/>
-          <w:szCs w:val="24"/>
-        </w:rPr>
-        <w:t xml:space="preserve">% else </w:t>
-      </w:r>
-      <w:proofErr w:type="gramStart"/>
-      <w:r>
-        <w:rPr>
-          <w:rFonts w:ascii="Times New Roman" w:hAnsi="Times New Roman"/>
-          <w:color w:val="000000"/>
-          <w:sz w:val="24"/>
-          <w:szCs w:val="24"/>
-        </w:rPr>
-        <w:t>%}</w:t>
-      </w:r>
-      <w:r>
-        <w:rPr>
-          <w:rFonts w:ascii="Times New Roman" w:hAnsi="Times New Roman"/>
-          <w:color w:val="000000"/>
-          <w:sz w:val="24"/>
-          <w:szCs w:val="24"/>
-        </w:rPr>
-        <w:t>_</w:t>
-      </w:r>
-      <w:proofErr w:type="gramEnd"/>
-      <w:r>
-        <w:rPr>
-          <w:rFonts w:ascii="Times New Roman" w:hAnsi="Times New Roman"/>
-          <w:color w:val="000000"/>
-          <w:sz w:val="24"/>
-          <w:szCs w:val="24"/>
-        </w:rPr>
-        <w:t>_____________</w:t>
-      </w:r>
-      <w:proofErr w:type="gramStart"/>
-      <w:r>
-        <w:rPr>
-          <w:rFonts w:ascii="Times New Roman" w:hAnsi="Times New Roman"/>
-          <w:color w:val="000000"/>
-          <w:sz w:val="24"/>
-          <w:szCs w:val="24"/>
-        </w:rPr>
-        <w:t>_</w:t>
-      </w:r>
-      <w:r>
-        <w:rPr>
-          <w:rFonts w:ascii="Times New Roman" w:hAnsi="Times New Roman"/>
-          <w:color w:val="000000"/>
-          <w:sz w:val="24"/>
-          <w:szCs w:val="24"/>
-        </w:rPr>
-        <w:t>{</w:t>
-      </w:r>
-      <w:proofErr w:type="gramEnd"/>
-      <w:r>
-        <w:rPr>
-          <w:rFonts w:ascii="Times New Roman" w:hAnsi="Times New Roman"/>
-          <w:color w:val="000000"/>
-          <w:sz w:val="24"/>
-          <w:szCs w:val="24"/>
-        </w:rPr>
-        <w:t>% endif %}</w:t>
+        <w:t>)</w:t>
       </w:r>
     </w:p>
     <w:p>
@@ -291,11 +151,51 @@
       <w:r>
         <w:rPr>
           <w:rFonts w:ascii="Times New Roman" w:hAnsi="Times New Roman"/>
-          <w:color w:val="000000"/>
-          <w:sz w:val="24"/>
-          <w:szCs w:val="24"/>
-        </w:rPr>
-        <w:t>                 </w:t>
+          <w:sz w:val="24"/>
+          <w:szCs w:val="24"/>
+          <w:u w:val="single"/>
+        </w:rPr>
+        <w:t>{{</w:t>
+      </w:r>
+      <w:proofErr w:type="spellStart"/>
+      <w:r>
+        <w:rPr>
+          <w:rFonts w:ascii="Times New Roman" w:hAnsi="Times New Roman"/>
+          <w:sz w:val="24"/>
+          <w:szCs w:val="24"/>
+          <w:u w:val="single"/>
+        </w:rPr>
+        <w:t>child.name_</w:t>
+      </w:r>
+      <w:proofErr w:type="gramStart"/>
+      <w:r>
+        <w:rPr>
+          <w:rFonts w:ascii="Times New Roman" w:hAnsi="Times New Roman"/>
+          <w:sz w:val="24"/>
+          <w:szCs w:val="24"/>
+          <w:u w:val="single"/>
+        </w:rPr>
+        <w:t>full</w:t>
+      </w:r>
+      <w:proofErr w:type="spellEnd"/>
+      <w:r>
+        <w:rPr>
+          <w:rFonts w:ascii="Times New Roman" w:hAnsi="Times New Roman"/>
+          <w:sz w:val="24"/>
+          <w:szCs w:val="24"/>
+          <w:u w:val="single"/>
+        </w:rPr>
+        <w:t>(</w:t>
+      </w:r>
+      <w:proofErr w:type="gramEnd"/>
+      <w:r>
+        <w:rPr>
+          <w:rFonts w:ascii="Times New Roman" w:hAnsi="Times New Roman"/>
+          <w:sz w:val="24"/>
+          <w:szCs w:val="24"/>
+          <w:u w:val="single"/>
+        </w:rPr>
+        <w:t>)}}</w:t>
       </w:r>
       <w:r>
         <w:rPr>
@@ -324,8 +224,9 @@
           <w:sz w:val="24"/>
           <w:szCs w:val="24"/>
         </w:rPr>
-        <w:t>                 </w:t>
-      </w:r>
+        <w:t>(Name of Minor)</w:t>
+      </w:r>
+      <w:proofErr w:type="gramStart"/>
       <w:r>
         <w:rPr>
           <w:rFonts w:ascii="Times New Roman" w:hAnsi="Times New Roman"/>
@@ -343,64 +244,193 @@
           <w:sz w:val="24"/>
           <w:szCs w:val="24"/>
         </w:rPr>
+        <w:t xml:space="preserve"> </w:t>
+      </w:r>
+      <w:r>
+        <w:rPr>
+          <w:rFonts w:ascii="Times New Roman" w:hAnsi="Times New Roman"/>
+          <w:color w:val="000000"/>
+          <w:sz w:val="24"/>
+          <w:szCs w:val="24"/>
+        </w:rPr>
+        <w:t>  </w:t>
+      </w:r>
+      <w:proofErr w:type="gramEnd"/>
+      <w:r>
+        <w:rPr>
+          <w:rFonts w:ascii="Times New Roman" w:hAnsi="Times New Roman"/>
+          <w:color w:val="000000"/>
+          <w:sz w:val="24"/>
+          <w:szCs w:val="24"/>
+        </w:rPr>
+        <w:t xml:space="preserve">  NO. </w:t>
+      </w:r>
+      <w:r>
+        <w:rPr>
+          <w:rFonts w:ascii="Times New Roman" w:hAnsi="Times New Roman"/>
+          <w:color w:val="000000"/>
+          <w:sz w:val="24"/>
+          <w:szCs w:val="24"/>
+        </w:rPr>
+        <w:t xml:space="preserve">{% if </w:t>
+      </w:r>
+      <w:proofErr w:type="spellStart"/>
+      <w:r>
+        <w:rPr>
+          <w:rFonts w:ascii="Times New Roman" w:hAnsi="Times New Roman"/>
+          <w:color w:val="000000"/>
+          <w:sz w:val="24"/>
+          <w:szCs w:val="24"/>
+        </w:rPr>
+        <w:t>case_</w:t>
+      </w:r>
+      <w:proofErr w:type="gramStart"/>
+      <w:r>
+        <w:rPr>
+          <w:rFonts w:ascii="Times New Roman" w:hAnsi="Times New Roman"/>
+          <w:color w:val="000000"/>
+          <w:sz w:val="24"/>
+          <w:szCs w:val="24"/>
+        </w:rPr>
+        <w:t>number</w:t>
+      </w:r>
+      <w:proofErr w:type="spellEnd"/>
+      <w:r>
+        <w:rPr>
+          <w:rFonts w:ascii="Times New Roman" w:hAnsi="Times New Roman"/>
+          <w:color w:val="000000"/>
+          <w:sz w:val="24"/>
+          <w:szCs w:val="24"/>
+        </w:rPr>
+        <w:t xml:space="preserve"> !</w:t>
+      </w:r>
+      <w:proofErr w:type="gramEnd"/>
+      <w:r>
+        <w:rPr>
+          <w:rFonts w:ascii="Times New Roman" w:hAnsi="Times New Roman"/>
+          <w:color w:val="000000"/>
+          <w:sz w:val="24"/>
+          <w:szCs w:val="24"/>
+        </w:rPr>
+        <w:t xml:space="preserve">= “” </w:t>
+      </w:r>
+      <w:proofErr w:type="gramStart"/>
+      <w:r>
+        <w:rPr>
+          <w:rFonts w:ascii="Times New Roman" w:hAnsi="Times New Roman"/>
+          <w:color w:val="000000"/>
+          <w:sz w:val="24"/>
+          <w:szCs w:val="24"/>
+        </w:rPr>
+        <w:t>%}{</w:t>
+      </w:r>
+      <w:proofErr w:type="gramEnd"/>
+      <w:r>
+        <w:rPr>
+          <w:rFonts w:ascii="Times New Roman" w:hAnsi="Times New Roman"/>
+          <w:color w:val="000000"/>
+          <w:sz w:val="24"/>
+          <w:szCs w:val="24"/>
+        </w:rPr>
+        <w:t>{</w:t>
+      </w:r>
+      <w:proofErr w:type="spellStart"/>
+      <w:r>
+        <w:rPr>
+          <w:rFonts w:ascii="Times New Roman" w:hAnsi="Times New Roman"/>
+          <w:color w:val="000000"/>
+          <w:sz w:val="24"/>
+          <w:szCs w:val="24"/>
+        </w:rPr>
+        <w:t>case_number</w:t>
+      </w:r>
+      <w:proofErr w:type="spellEnd"/>
+      <w:proofErr w:type="gramStart"/>
+      <w:r>
+        <w:rPr>
+          <w:rFonts w:ascii="Times New Roman" w:hAnsi="Times New Roman"/>
+          <w:color w:val="000000"/>
+          <w:sz w:val="24"/>
+          <w:szCs w:val="24"/>
+        </w:rPr>
+        <w:t>}}{</w:t>
+      </w:r>
+      <w:proofErr w:type="gramEnd"/>
+      <w:r>
+        <w:rPr>
+          <w:rFonts w:ascii="Times New Roman" w:hAnsi="Times New Roman"/>
+          <w:color w:val="000000"/>
+          <w:sz w:val="24"/>
+          <w:szCs w:val="24"/>
+        </w:rPr>
+        <w:t xml:space="preserve">% else </w:t>
+      </w:r>
+      <w:proofErr w:type="gramStart"/>
+      <w:r>
+        <w:rPr>
+          <w:rFonts w:ascii="Times New Roman" w:hAnsi="Times New Roman"/>
+          <w:color w:val="000000"/>
+          <w:sz w:val="24"/>
+          <w:szCs w:val="24"/>
+        </w:rPr>
+        <w:t>%}</w:t>
+      </w:r>
+      <w:r>
+        <w:rPr>
+          <w:rFonts w:ascii="Times New Roman" w:hAnsi="Times New Roman"/>
+          <w:color w:val="000000"/>
+          <w:sz w:val="24"/>
+          <w:szCs w:val="24"/>
+        </w:rPr>
+        <w:t>_</w:t>
+      </w:r>
+      <w:proofErr w:type="gramEnd"/>
+      <w:r>
+        <w:rPr>
+          <w:rFonts w:ascii="Times New Roman" w:hAnsi="Times New Roman"/>
+          <w:color w:val="000000"/>
+          <w:sz w:val="24"/>
+          <w:szCs w:val="24"/>
+        </w:rPr>
+        <w:t>_____________</w:t>
+      </w:r>
+      <w:proofErr w:type="gramStart"/>
+      <w:r>
+        <w:rPr>
+          <w:rFonts w:ascii="Times New Roman" w:hAnsi="Times New Roman"/>
+          <w:color w:val="000000"/>
+          <w:sz w:val="24"/>
+          <w:szCs w:val="24"/>
+        </w:rPr>
+        <w:t>_</w:t>
+      </w:r>
+      <w:r>
+        <w:rPr>
+          <w:rFonts w:ascii="Times New Roman" w:hAnsi="Times New Roman"/>
+          <w:color w:val="000000"/>
+          <w:sz w:val="24"/>
+          <w:szCs w:val="24"/>
+        </w:rPr>
+        <w:t>{</w:t>
+      </w:r>
+      <w:proofErr w:type="gramEnd"/>
+      <w:r>
+        <w:rPr>
+          <w:rFonts w:ascii="Times New Roman" w:hAnsi="Times New Roman"/>
+          <w:color w:val="000000"/>
+          <w:sz w:val="24"/>
+          <w:szCs w:val="24"/>
+        </w:rPr>
+        <w:t>% endif %}</w:t>
+      </w:r>
+      <w:r>
+        <w:rPr>
+          <w:rFonts w:ascii="Times New Roman" w:hAnsi="Times New Roman"/>
+          <w:color w:val="000000"/>
+          <w:sz w:val="24"/>
+          <w:szCs w:val="24"/>
+        </w:rPr>
         <w:br/>
-      </w:r>
-      <w:r>
-        <w:rPr>
-          <w:rFonts w:ascii="Times New Roman" w:hAnsi="Times New Roman"/>
-          <w:sz w:val="24"/>
-          <w:szCs w:val="24"/>
-          <w:u w:val="single"/>
-        </w:rPr>
-        <w:t>{{</w:t>
-      </w:r>
-      <w:proofErr w:type="spellStart"/>
-      <w:r>
-        <w:rPr>
-          <w:rFonts w:ascii="Times New Roman" w:hAnsi="Times New Roman"/>
-          <w:sz w:val="24"/>
-          <w:szCs w:val="24"/>
-          <w:u w:val="single"/>
-        </w:rPr>
-        <w:t>child.name_</w:t>
-      </w:r>
-      <w:proofErr w:type="gramStart"/>
-      <w:r>
-        <w:rPr>
-          <w:rFonts w:ascii="Times New Roman" w:hAnsi="Times New Roman"/>
-          <w:sz w:val="24"/>
-          <w:szCs w:val="24"/>
-          <w:u w:val="single"/>
-        </w:rPr>
-        <w:t>full</w:t>
-      </w:r>
-      <w:proofErr w:type="spellEnd"/>
-      <w:r>
-        <w:rPr>
-          <w:rFonts w:ascii="Times New Roman" w:hAnsi="Times New Roman"/>
-          <w:sz w:val="24"/>
-          <w:szCs w:val="24"/>
-          <w:u w:val="single"/>
-        </w:rPr>
-        <w:t>(</w:t>
-      </w:r>
-      <w:proofErr w:type="gramEnd"/>
-      <w:r>
-        <w:rPr>
-          <w:rFonts w:ascii="Times New Roman" w:hAnsi="Times New Roman"/>
-          <w:sz w:val="24"/>
-          <w:szCs w:val="24"/>
-          <w:u w:val="single"/>
-        </w:rPr>
-        <w:t>)}}</w:t>
-      </w:r>
-      <w:r>
-        <w:rPr>
-          <w:rFonts w:ascii="Times New Roman" w:hAnsi="Times New Roman"/>
-          <w:sz w:val="24"/>
-          <w:szCs w:val="24"/>
-        </w:rPr>
-        <w:t xml:space="preserve"> </w:t>
       </w:r>
       <w:r>
         <w:rPr>
@@ -417,14 +447,6 @@
           <w:color w:val="000000"/>
           <w:sz w:val="24"/>
           <w:szCs w:val="24"/>
-        </w:rPr>
-        <w:br/>
-        <w:t>(Name of Minor)</w:t>
-      </w:r>
-      <w:r>
-        <w:rPr>
-          <w:rFonts w:ascii="Times New Roman" w:hAnsi="Times New Roman"/>
-          <w:color w:val="000000"/>
         </w:rPr>
         <w:br/>
       </w:r>
@@ -448,7 +470,7 @@
           <w:sz w:val="28"/>
           <w:szCs w:val="28"/>
         </w:rPr>
-        <w:t>Petition to Discharge Guardianship</w:t>
+        <w:t>PETITION</w:t>
       </w:r>
       <w:r>
         <w:rPr>
@@ -458,12 +480,9 @@
           <w:sz w:val="28"/>
           <w:szCs w:val="28"/>
         </w:rPr>
-        <w:t xml:space="preserve"> of a Minor</w:t>
-      </w:r>
-    </w:p>
-    <w:p>
-      <w:pPr>
-        <w:jc w:val="center"/>
+        <w:t xml:space="preserve"> </w:t>
+      </w:r>
+      <w:r>
         <w:rPr>
           <w:rFonts w:ascii="Times New Roman" w:hAnsi="Times New Roman"/>
           <w:b/>
@@ -471,10 +490,72 @@
           <w:sz w:val="28"/>
           <w:szCs w:val="28"/>
         </w:rPr>
-      </w:pPr>
+        <w:t>TO</w:t>
+      </w:r>
+      <w:r>
+        <w:rPr>
+          <w:rFonts w:ascii="Times New Roman" w:hAnsi="Times New Roman"/>
+          <w:b/>
+          <w:color w:val="000000" w:themeColor="text1"/>
+          <w:sz w:val="28"/>
+          <w:szCs w:val="28"/>
+        </w:rPr>
+        <w:t xml:space="preserve"> </w:t>
+      </w:r>
+      <w:r>
+        <w:rPr>
+          <w:rFonts w:ascii="Times New Roman" w:hAnsi="Times New Roman"/>
+          <w:b/>
+          <w:color w:val="000000" w:themeColor="text1"/>
+          <w:sz w:val="28"/>
+          <w:szCs w:val="28"/>
+        </w:rPr>
+        <w:t>DISCHARGE GUARDIANSHIP</w:t>
+      </w:r>
+      <w:r>
+        <w:rPr>
+          <w:rFonts w:ascii="Times New Roman" w:hAnsi="Times New Roman"/>
+          <w:b/>
+          <w:color w:val="000000" w:themeColor="text1"/>
+          <w:sz w:val="28"/>
+          <w:szCs w:val="28"/>
+        </w:rPr>
+        <w:t xml:space="preserve"> </w:t>
+      </w:r>
+      <w:r>
+        <w:rPr>
+          <w:rFonts w:ascii="Times New Roman" w:hAnsi="Times New Roman"/>
+          <w:b/>
+          <w:color w:val="000000" w:themeColor="text1"/>
+          <w:sz w:val="28"/>
+          <w:szCs w:val="28"/>
+        </w:rPr>
+        <w:t>OF</w:t>
+      </w:r>
+      <w:r>
+        <w:rPr>
+          <w:rFonts w:ascii="Times New Roman" w:hAnsi="Times New Roman"/>
+          <w:b/>
+          <w:color w:val="000000" w:themeColor="text1"/>
+          <w:sz w:val="28"/>
+          <w:szCs w:val="28"/>
+        </w:rPr>
+        <w:t xml:space="preserve"> </w:t>
+      </w:r>
+      <w:r>
+        <w:rPr>
+          <w:rFonts w:ascii="Times New Roman" w:hAnsi="Times New Roman"/>
+          <w:b/>
+          <w:color w:val="000000" w:themeColor="text1"/>
+          <w:sz w:val="28"/>
+          <w:szCs w:val="28"/>
+        </w:rPr>
+        <w:t>A MINOR</w:t>
+      </w:r>
     </w:p>
     <w:p>
       <w:pPr>
+        <w:ind w:firstLine="720"/>
         <w:rPr>
           <w:rFonts w:ascii="Times New Roman" w:hAnsi="Times New Roman"/>
           <w:sz w:val="24"/>
@@ -1164,15 +1245,7 @@
           <w:sz w:val="24"/>
           <w:szCs w:val="24"/>
         </w:rPr>
-        <w:t xml:space="preserve"> %} </w:t>
-      </w:r>
-      <w:r>
-        <w:rPr>
-          <w:rFonts w:ascii="Times New Roman" w:hAnsi="Times New Roman"/>
-          <w:sz w:val="24"/>
-          <w:szCs w:val="24"/>
-        </w:rPr>
-        <w:t>{{</w:t>
+        <w:t xml:space="preserve"> %}{{</w:t>
       </w:r>
       <w:proofErr w:type="spellStart"/>
       <w:r>
@@ -1190,15 +1263,7 @@
           <w:sz w:val="24"/>
           <w:szCs w:val="24"/>
         </w:rPr>
-        <w:t>()}}</w:t>
-      </w:r>
-      <w:r>
-        <w:rPr>
-          <w:rFonts w:ascii="Times New Roman" w:hAnsi="Times New Roman"/>
-          <w:sz w:val="24"/>
-          <w:szCs w:val="24"/>
-        </w:rPr>
-        <w:t xml:space="preserve"> does not currently live with {{</w:t>
+        <w:t>()}} does not currently live with {{</w:t>
       </w:r>
       <w:proofErr w:type="spellStart"/>
       <w:r>
@@ -1812,8 +1877,202 @@
           <w:sz w:val="24"/>
           <w:szCs w:val="24"/>
         </w:rPr>
-        <w:t>__________________________</w:t>
-      </w:r>
+        <w:t xml:space="preserve">{% if </w:t>
+      </w:r>
+      <w:proofErr w:type="spellStart"/>
+      <w:r>
+        <w:rPr>
+          <w:rFonts w:ascii="Times New Roman" w:hAnsi="Times New Roman"/>
+          <w:color w:val="000000" w:themeColor="text1"/>
+          <w:sz w:val="24"/>
+          <w:szCs w:val="24"/>
+        </w:rPr>
+        <w:t>e_signature</w:t>
+      </w:r>
+      <w:proofErr w:type="spellEnd"/>
+      <w:r>
+        <w:rPr>
+          <w:rFonts w:ascii="Times New Roman" w:hAnsi="Times New Roman"/>
+          <w:color w:val="000000" w:themeColor="text1"/>
+          <w:sz w:val="24"/>
+          <w:szCs w:val="24"/>
+        </w:rPr>
+        <w:t xml:space="preserve"> </w:t>
+      </w:r>
+      <w:proofErr w:type="gramStart"/>
+      <w:r>
+        <w:rPr>
+          <w:rFonts w:ascii="Times New Roman" w:hAnsi="Times New Roman"/>
+          <w:color w:val="000000" w:themeColor="text1"/>
+          <w:sz w:val="24"/>
+          <w:szCs w:val="24"/>
+        </w:rPr>
+        <w:t>%}</w:t>
+      </w:r>
+      <w:r>
+        <w:rPr>
+          <w:rFonts w:ascii="Times New Roman" w:hAnsi="Times New Roman"/>
+          <w:color w:val="000000" w:themeColor="text1"/>
+          <w:sz w:val="24"/>
+          <w:szCs w:val="24"/>
+          <w:u w:val="single"/>
+        </w:rPr>
+        <w:t>{</w:t>
+      </w:r>
+      <w:proofErr w:type="gramEnd"/>
+      <w:r>
+        <w:rPr>
+          <w:rFonts w:ascii="Times New Roman" w:hAnsi="Times New Roman"/>
+          <w:color w:val="000000" w:themeColor="text1"/>
+          <w:sz w:val="24"/>
+          <w:szCs w:val="24"/>
+          <w:u w:val="single"/>
+        </w:rPr>
+        <w:t>{users[0].</w:t>
+      </w:r>
+      <w:proofErr w:type="spellStart"/>
+      <w:r>
+        <w:rPr>
+          <w:rFonts w:ascii="Times New Roman" w:hAnsi="Times New Roman"/>
+          <w:color w:val="000000" w:themeColor="text1"/>
+          <w:sz w:val="24"/>
+          <w:szCs w:val="24"/>
+          <w:u w:val="single"/>
+        </w:rPr>
+        <w:t>name_</w:t>
+      </w:r>
+      <w:proofErr w:type="gramStart"/>
+      <w:r>
+        <w:rPr>
+          <w:rFonts w:ascii="Times New Roman" w:hAnsi="Times New Roman"/>
+          <w:color w:val="000000" w:themeColor="text1"/>
+          <w:sz w:val="24"/>
+          <w:szCs w:val="24"/>
+          <w:u w:val="single"/>
+        </w:rPr>
+        <w:t>full</w:t>
+      </w:r>
+      <w:proofErr w:type="spellEnd"/>
+      <w:r>
+        <w:rPr>
+          <w:rFonts w:ascii="Times New Roman" w:hAnsi="Times New Roman"/>
+          <w:color w:val="000000" w:themeColor="text1"/>
+          <w:sz w:val="24"/>
+          <w:szCs w:val="24"/>
+          <w:u w:val="single"/>
+        </w:rPr>
+        <w:t>(</w:t>
+      </w:r>
+      <w:proofErr w:type="gramEnd"/>
+      <w:r>
+        <w:rPr>
+          <w:rFonts w:ascii="Times New Roman" w:hAnsi="Times New Roman"/>
+          <w:color w:val="000000" w:themeColor="text1"/>
+          <w:sz w:val="24"/>
+          <w:szCs w:val="24"/>
+          <w:u w:val="single"/>
+        </w:rPr>
+        <w:t>)</w:t>
+      </w:r>
+      <w:proofErr w:type="gramStart"/>
+      <w:r>
+        <w:rPr>
+          <w:rFonts w:ascii="Times New Roman" w:hAnsi="Times New Roman"/>
+          <w:color w:val="000000" w:themeColor="text1"/>
+          <w:sz w:val="24"/>
+          <w:szCs w:val="24"/>
+          <w:u w:val="single"/>
+        </w:rPr>
+        <w:t>}}</w:t>
+      </w:r>
+      <w:r>
+        <w:rPr>
+          <w:rFonts w:ascii="Times New Roman" w:hAnsi="Times New Roman"/>
+          <w:color w:val="000000" w:themeColor="text1"/>
+          <w:sz w:val="24"/>
+          <w:szCs w:val="24"/>
+        </w:rPr>
+        <w:t>{</w:t>
+      </w:r>
+      <w:proofErr w:type="gramEnd"/>
+      <w:r>
+        <w:rPr>
+          <w:rFonts w:ascii="Times New Roman" w:hAnsi="Times New Roman"/>
+          <w:color w:val="000000" w:themeColor="text1"/>
+          <w:sz w:val="24"/>
+          <w:szCs w:val="24"/>
+        </w:rPr>
+        <w:t xml:space="preserve">% else </w:t>
+      </w:r>
+      <w:proofErr w:type="gramStart"/>
+      <w:r>
+        <w:rPr>
+          <w:rFonts w:ascii="Times New Roman" w:hAnsi="Times New Roman"/>
+          <w:color w:val="000000" w:themeColor="text1"/>
+          <w:sz w:val="24"/>
+          <w:szCs w:val="24"/>
+        </w:rPr>
+        <w:t>%}</w:t>
+      </w:r>
+      <w:r>
+        <w:rPr>
+          <w:rFonts w:ascii="Times New Roman" w:hAnsi="Times New Roman"/>
+          <w:color w:val="000000" w:themeColor="text1"/>
+          <w:sz w:val="24"/>
+          <w:szCs w:val="24"/>
+        </w:rPr>
+        <w:t>_</w:t>
+      </w:r>
+      <w:proofErr w:type="gramEnd"/>
+      <w:r>
+        <w:rPr>
+          <w:rFonts w:ascii="Times New Roman" w:hAnsi="Times New Roman"/>
+          <w:color w:val="000000" w:themeColor="text1"/>
+          <w:sz w:val="24"/>
+          <w:szCs w:val="24"/>
+        </w:rPr>
+        <w:t>________________________</w:t>
+      </w:r>
+      <w:proofErr w:type="gramStart"/>
+      <w:r>
+        <w:rPr>
+          <w:rFonts w:ascii="Times New Roman" w:hAnsi="Times New Roman"/>
+          <w:color w:val="000000" w:themeColor="text1"/>
+          <w:sz w:val="24"/>
+          <w:szCs w:val="24"/>
+        </w:rPr>
+        <w:t>_</w:t>
+      </w:r>
+      <w:r>
+        <w:rPr>
+          <w:rFonts w:ascii="Times New Roman" w:hAnsi="Times New Roman"/>
+          <w:color w:val="000000" w:themeColor="text1"/>
+          <w:sz w:val="24"/>
+          <w:szCs w:val="24"/>
+        </w:rPr>
+        <w:t>{</w:t>
+      </w:r>
+      <w:proofErr w:type="gramEnd"/>
+      <w:r>
+        <w:rPr>
+          <w:rFonts w:ascii="Times New Roman" w:hAnsi="Times New Roman"/>
+          <w:color w:val="000000" w:themeColor="text1"/>
+          <w:sz w:val="24"/>
+          <w:szCs w:val="24"/>
+        </w:rPr>
+        <w:t xml:space="preserve">% </w:t>
+      </w:r>
+      <w:proofErr w:type="gramStart"/>
+      <w:r>
+        <w:rPr>
+          <w:rFonts w:ascii="Times New Roman" w:hAnsi="Times New Roman"/>
+          <w:color w:val="000000" w:themeColor="text1"/>
+          <w:sz w:val="24"/>
+          <w:szCs w:val="24"/>
+        </w:rPr>
+        <w:t>endif %}</w:t>
+      </w:r>
+      <w:proofErr w:type="gramEnd"/>
     </w:p>
     <w:p>
       <w:pPr>
@@ -1877,6 +2136,8 @@
         <w:rPr>
           <w:rFonts w:ascii="Times New Roman" w:hAnsi="Times New Roman" w:cs="Times New Roman"/>
           <w:color w:val="000000" w:themeColor="text1"/>
+          <w:sz w:val="24"/>
+          <w:szCs w:val="24"/>
         </w:rPr>
       </w:pPr>
       <w:r>
@@ -1884,6 +2145,8 @@
           <w:rFonts w:ascii="Times New Roman" w:hAnsi="Times New Roman" w:cs="Times New Roman"/>
           <w:color w:val="000000" w:themeColor="text1"/>
           <w:spacing w:val="-2"/>
+          <w:sz w:val="24"/>
+          <w:szCs w:val="24"/>
         </w:rPr>
         <w:lastRenderedPageBreak/>
         <w:t>CERTIFICATION</w:t>
@@ -1904,7 +2167,6 @@
     <w:p>
       <w:pPr>
         <w:keepNext/>
-        <w:ind w:left="1080"/>
         <w:rPr>
           <w:rFonts w:ascii="Times New Roman" w:hAnsi="Times New Roman"/>
           <w:sz w:val="24"/>
@@ -2033,7 +2295,6 @@
         <w:autoSpaceDN w:val="0"/>
         <w:spacing w:before="204" w:after="0" w:line="278" w:lineRule="auto"/>
         <w:ind w:right="1699"/>
-        <w:contextualSpacing w:val="0"/>
         <w:rPr>
           <w:rFonts w:ascii="Times New Roman" w:hAnsi="Times New Roman"/>
           <w:sz w:val="24"/>
@@ -2516,15 +2777,175 @@
     <w:tbl>
       <w:tblPr>
         <w:tblStyle w:val="TableGrid"/>
-        <w:tblW w:w="0" w:type="auto"/>
+        <w:tblW w:w="9540" w:type="dxa"/>
         <w:tblLayout w:type="fixed"/>
         <w:tblLook w:val="04A0" w:firstRow="1" w:lastRow="0" w:firstColumn="1" w:lastColumn="0" w:noHBand="0" w:noVBand="1"/>
       </w:tblPr>
       <w:tblGrid>
+        <w:gridCol w:w="4410"/>
+        <w:gridCol w:w="630"/>
         <w:gridCol w:w="4500"/>
-        <w:gridCol w:w="4860"/>
       </w:tblGrid>
       <w:tr>
+        <w:tc>
+          <w:tcPr>
+            <w:tcW w:w="4410" w:type="dxa"/>
+            <w:tcBorders>
+              <w:top w:val="nil"/>
+              <w:left w:val="nil"/>
+              <w:bottom w:val="single" w:sz="4" w:space="0" w:color="auto"/>
+              <w:right w:val="nil"/>
+            </w:tcBorders>
+          </w:tcPr>
+          <w:p>
+            <w:pPr>
+              <w:keepNext/>
+              <w:spacing w:after="0"/>
+              <w:rPr>
+                <w:rFonts w:ascii="Times New Roman" w:hAnsi="Times New Roman"/>
+                <w:sz w:val="24"/>
+                <w:szCs w:val="24"/>
+              </w:rPr>
+            </w:pPr>
+            <w:r>
+              <w:rPr>
+                <w:rFonts w:ascii="Times New Roman" w:hAnsi="Times New Roman"/>
+                <w:sz w:val="24"/>
+                <w:szCs w:val="24"/>
+              </w:rPr>
+              <w:t xml:space="preserve">{% if </w:t>
+            </w:r>
+            <w:proofErr w:type="spellStart"/>
+            <w:r>
+              <w:rPr>
+                <w:rFonts w:ascii="Times New Roman" w:hAnsi="Times New Roman"/>
+                <w:sz w:val="24"/>
+                <w:szCs w:val="24"/>
+              </w:rPr>
+              <w:t>e_</w:t>
+            </w:r>
+            <w:proofErr w:type="gramStart"/>
+            <w:r>
+              <w:rPr>
+                <w:rFonts w:ascii="Times New Roman" w:hAnsi="Times New Roman"/>
+                <w:sz w:val="24"/>
+                <w:szCs w:val="24"/>
+              </w:rPr>
+              <w:t>signature</w:t>
+            </w:r>
+            <w:proofErr w:type="spellEnd"/>
+            <w:r>
+              <w:rPr>
+                <w:rFonts w:ascii="Times New Roman" w:hAnsi="Times New Roman"/>
+                <w:sz w:val="24"/>
+                <w:szCs w:val="24"/>
+              </w:rPr>
+              <w:t xml:space="preserve"> %}</w:t>
+            </w:r>
+            <w:proofErr w:type="gramEnd"/>
+            <w:r>
+              <w:rPr>
+                <w:rFonts w:ascii="Times New Roman" w:hAnsi="Times New Roman"/>
+                <w:sz w:val="24"/>
+                <w:szCs w:val="24"/>
+              </w:rPr>
+              <w:t>/</w:t>
+            </w:r>
+            <w:proofErr w:type="gramStart"/>
+            <w:r>
+              <w:rPr>
+                <w:rFonts w:ascii="Times New Roman" w:hAnsi="Times New Roman"/>
+                <w:sz w:val="24"/>
+                <w:szCs w:val="24"/>
+              </w:rPr>
+              <w:t>s/ {{</w:t>
+            </w:r>
+            <w:proofErr w:type="gramEnd"/>
+            <w:r>
+              <w:rPr>
+                <w:rFonts w:ascii="Times New Roman" w:hAnsi="Times New Roman"/>
+                <w:sz w:val="24"/>
+                <w:szCs w:val="24"/>
+              </w:rPr>
+              <w:t>users[0].</w:t>
+            </w:r>
+            <w:proofErr w:type="spellStart"/>
+            <w:r>
+              <w:rPr>
+                <w:rFonts w:ascii="Times New Roman" w:hAnsi="Times New Roman"/>
+                <w:sz w:val="24"/>
+                <w:szCs w:val="24"/>
+              </w:rPr>
+              <w:t>name_</w:t>
+            </w:r>
+            <w:proofErr w:type="gramStart"/>
+            <w:r>
+              <w:rPr>
+                <w:rFonts w:ascii="Times New Roman" w:hAnsi="Times New Roman"/>
+                <w:sz w:val="24"/>
+                <w:szCs w:val="24"/>
+              </w:rPr>
+              <w:t>full</w:t>
+            </w:r>
+            <w:proofErr w:type="spellEnd"/>
+            <w:r>
+              <w:rPr>
+                <w:rFonts w:ascii="Times New Roman" w:hAnsi="Times New Roman"/>
+                <w:sz w:val="24"/>
+                <w:szCs w:val="24"/>
+              </w:rPr>
+              <w:t>(</w:t>
+            </w:r>
+            <w:proofErr w:type="gramEnd"/>
+            <w:r>
+              <w:rPr>
+                <w:rFonts w:ascii="Times New Roman" w:hAnsi="Times New Roman"/>
+                <w:sz w:val="24"/>
+                <w:szCs w:val="24"/>
+              </w:rPr>
+              <w:t>)</w:t>
+            </w:r>
+            <w:proofErr w:type="gramStart"/>
+            <w:r>
+              <w:rPr>
+                <w:rFonts w:ascii="Times New Roman" w:hAnsi="Times New Roman"/>
+                <w:sz w:val="24"/>
+                <w:szCs w:val="24"/>
+              </w:rPr>
+              <w:t>}}{</w:t>
+            </w:r>
+            <w:proofErr w:type="gramEnd"/>
+            <w:r>
+              <w:rPr>
+                <w:rFonts w:ascii="Times New Roman" w:hAnsi="Times New Roman"/>
+                <w:sz w:val="24"/>
+                <w:szCs w:val="24"/>
+              </w:rPr>
+              <w:t>% endif%}</w:t>
+            </w:r>
+          </w:p>
+        </w:tc>
+        <w:tc>
+          <w:tcPr>
+            <w:tcW w:w="630" w:type="dxa"/>
+            <w:tcBorders>
+              <w:top w:val="nil"/>
+              <w:left w:val="nil"/>
+              <w:bottom w:val="nil"/>
+              <w:right w:val="nil"/>
+            </w:tcBorders>
+          </w:tcPr>
+          <w:p>
+            <w:pPr>
+              <w:spacing w:after="0"/>
+              <w:rPr>
+                <w:rFonts w:ascii="Times New Roman" w:hAnsi="Times New Roman"/>
+                <w:sz w:val="24"/>
+                <w:szCs w:val="24"/>
+              </w:rPr>
+            </w:pPr>
+          </w:p>
+        </w:tc>
         <w:tc>
           <w:tcPr>
             <w:tcW w:w="4500" w:type="dxa"/>
@@ -2537,6 +2958,109 @@
           </w:tcPr>
           <w:p>
             <w:pPr>
+              <w:spacing w:after="0"/>
+              <w:rPr>
+                <w:rFonts w:ascii="Times New Roman" w:hAnsi="Times New Roman"/>
+                <w:sz w:val="24"/>
+                <w:szCs w:val="24"/>
+              </w:rPr>
+            </w:pPr>
+            <w:r>
+              <w:rPr>
+                <w:rFonts w:ascii="Times New Roman" w:hAnsi="Times New Roman"/>
+                <w:sz w:val="24"/>
+                <w:szCs w:val="24"/>
+              </w:rPr>
+              <w:t xml:space="preserve">{% if </w:t>
+            </w:r>
+            <w:proofErr w:type="spellStart"/>
+            <w:r>
+              <w:rPr>
+                <w:rFonts w:ascii="Times New Roman" w:hAnsi="Times New Roman"/>
+                <w:sz w:val="24"/>
+                <w:szCs w:val="24"/>
+              </w:rPr>
+              <w:t>e_signature</w:t>
+            </w:r>
+            <w:proofErr w:type="spellEnd"/>
+            <w:r>
+              <w:rPr>
+                <w:rFonts w:ascii="Times New Roman" w:hAnsi="Times New Roman"/>
+                <w:sz w:val="24"/>
+                <w:szCs w:val="24"/>
+              </w:rPr>
+              <w:t xml:space="preserve"> </w:t>
+            </w:r>
+            <w:proofErr w:type="gramStart"/>
+            <w:r>
+              <w:rPr>
+                <w:rFonts w:ascii="Times New Roman" w:hAnsi="Times New Roman"/>
+                <w:sz w:val="24"/>
+                <w:szCs w:val="24"/>
+              </w:rPr>
+              <w:t>%}{</w:t>
+            </w:r>
+            <w:proofErr w:type="gramEnd"/>
+            <w:r>
+              <w:rPr>
+                <w:rFonts w:ascii="Times New Roman" w:hAnsi="Times New Roman"/>
+                <w:sz w:val="24"/>
+                <w:szCs w:val="24"/>
+              </w:rPr>
+              <w:t>{</w:t>
+            </w:r>
+            <w:proofErr w:type="gramStart"/>
+            <w:r>
+              <w:rPr>
+                <w:rFonts w:ascii="Times New Roman" w:hAnsi="Times New Roman"/>
+                <w:sz w:val="24"/>
+                <w:szCs w:val="24"/>
+              </w:rPr>
+              <w:t>today(</w:t>
+            </w:r>
+            <w:proofErr w:type="gramEnd"/>
+            <w:r>
+              <w:rPr>
+                <w:rFonts w:ascii="Times New Roman" w:hAnsi="Times New Roman"/>
+                <w:sz w:val="24"/>
+                <w:szCs w:val="24"/>
+              </w:rPr>
+              <w:t>)</w:t>
+            </w:r>
+            <w:proofErr w:type="gramStart"/>
+            <w:r>
+              <w:rPr>
+                <w:rFonts w:ascii="Times New Roman" w:hAnsi="Times New Roman"/>
+                <w:sz w:val="24"/>
+                <w:szCs w:val="24"/>
+              </w:rPr>
+              <w:t>}}{</w:t>
+            </w:r>
+            <w:proofErr w:type="gramEnd"/>
+            <w:r>
+              <w:rPr>
+                <w:rFonts w:ascii="Times New Roman" w:hAnsi="Times New Roman"/>
+                <w:sz w:val="24"/>
+                <w:szCs w:val="24"/>
+              </w:rPr>
+              <w:t>% endif %}</w:t>
+            </w:r>
+          </w:p>
+        </w:tc>
+      </w:tr>
+      <w:tr>
+        <w:tc>
+          <w:tcPr>
+            <w:tcW w:w="4410" w:type="dxa"/>
+            <w:tcBorders>
+              <w:top w:val="single" w:sz="4" w:space="0" w:color="auto"/>
+              <w:left w:val="nil"/>
+              <w:bottom w:val="nil"/>
+              <w:right w:val="nil"/>
+            </w:tcBorders>
+          </w:tcPr>
+          <w:p>
+            <w:pPr>
               <w:keepNext/>
               <w:spacing w:after="0"/>
               <w:rPr>
@@ -2551,125 +3075,17 @@
                 <w:sz w:val="24"/>
                 <w:szCs w:val="24"/>
               </w:rPr>
-              <w:t xml:space="preserve">{% if </w:t>
-            </w:r>
-            <w:proofErr w:type="spellStart"/>
-            <w:r>
-              <w:rPr>
-                <w:rFonts w:ascii="Times New Roman" w:hAnsi="Times New Roman"/>
-                <w:sz w:val="24"/>
-                <w:szCs w:val="24"/>
-              </w:rPr>
-              <w:t>e_</w:t>
-            </w:r>
-            <w:proofErr w:type="gramStart"/>
-            <w:r>
-              <w:rPr>
-                <w:rFonts w:ascii="Times New Roman" w:hAnsi="Times New Roman"/>
-                <w:sz w:val="24"/>
-                <w:szCs w:val="24"/>
-              </w:rPr>
-              <w:t>signature</w:t>
-            </w:r>
-            <w:proofErr w:type="spellEnd"/>
-            <w:r>
-              <w:rPr>
-                <w:rFonts w:ascii="Times New Roman" w:hAnsi="Times New Roman"/>
-                <w:sz w:val="24"/>
-                <w:szCs w:val="24"/>
-              </w:rPr>
-              <w:t xml:space="preserve"> %}</w:t>
-            </w:r>
-            <w:proofErr w:type="gramEnd"/>
-            <w:r>
-              <w:rPr>
-                <w:rFonts w:ascii="Times New Roman" w:hAnsi="Times New Roman"/>
-                <w:sz w:val="24"/>
-                <w:szCs w:val="24"/>
-              </w:rPr>
-              <w:t>/</w:t>
-            </w:r>
-            <w:proofErr w:type="gramStart"/>
-            <w:r>
-              <w:rPr>
-                <w:rFonts w:ascii="Times New Roman" w:hAnsi="Times New Roman"/>
-                <w:sz w:val="24"/>
-                <w:szCs w:val="24"/>
-              </w:rPr>
-              <w:t>s/ {{</w:t>
-            </w:r>
-            <w:proofErr w:type="gramEnd"/>
-            <w:r>
-              <w:rPr>
-                <w:rFonts w:ascii="Times New Roman" w:hAnsi="Times New Roman"/>
-                <w:sz w:val="24"/>
-                <w:szCs w:val="24"/>
-              </w:rPr>
-              <w:t>users[0].</w:t>
-            </w:r>
-            <w:proofErr w:type="spellStart"/>
-            <w:r>
-              <w:rPr>
-                <w:rFonts w:ascii="Times New Roman" w:hAnsi="Times New Roman"/>
-                <w:sz w:val="24"/>
-                <w:szCs w:val="24"/>
-              </w:rPr>
-              <w:t>name_</w:t>
-            </w:r>
-            <w:proofErr w:type="gramStart"/>
-            <w:r>
-              <w:rPr>
-                <w:rFonts w:ascii="Times New Roman" w:hAnsi="Times New Roman"/>
-                <w:sz w:val="24"/>
-                <w:szCs w:val="24"/>
-              </w:rPr>
-              <w:t>full</w:t>
-            </w:r>
-            <w:proofErr w:type="spellEnd"/>
-            <w:r>
-              <w:rPr>
-                <w:rFonts w:ascii="Times New Roman" w:hAnsi="Times New Roman"/>
-                <w:sz w:val="24"/>
-                <w:szCs w:val="24"/>
-              </w:rPr>
-              <w:t>(</w:t>
-            </w:r>
-            <w:proofErr w:type="gramEnd"/>
-            <w:r>
-              <w:rPr>
-                <w:rFonts w:ascii="Times New Roman" w:hAnsi="Times New Roman"/>
-                <w:sz w:val="24"/>
-                <w:szCs w:val="24"/>
-              </w:rPr>
-              <w:t>)</w:t>
-            </w:r>
-            <w:proofErr w:type="gramStart"/>
-            <w:r>
-              <w:rPr>
-                <w:rFonts w:ascii="Times New Roman" w:hAnsi="Times New Roman"/>
-                <w:sz w:val="24"/>
-                <w:szCs w:val="24"/>
-              </w:rPr>
-              <w:t>}}{</w:t>
-            </w:r>
-            <w:proofErr w:type="gramEnd"/>
-            <w:r>
-              <w:rPr>
-                <w:rFonts w:ascii="Times New Roman" w:hAnsi="Times New Roman"/>
-                <w:sz w:val="24"/>
-                <w:szCs w:val="24"/>
-              </w:rPr>
-              <w:t>% endif%}</w:t>
+              <w:t>Signature</w:t>
             </w:r>
           </w:p>
         </w:tc>
         <w:tc>
           <w:tcPr>
-            <w:tcW w:w="4860" w:type="dxa"/>
+            <w:tcW w:w="630" w:type="dxa"/>
             <w:tcBorders>
               <w:top w:val="nil"/>
               <w:left w:val="nil"/>
-              <w:bottom w:val="single" w:sz="4" w:space="0" w:color="auto"/>
+              <w:bottom w:val="nil"/>
               <w:right w:val="nil"/>
             </w:tcBorders>
           </w:tcPr>
@@ -2682,90 +3098,8 @@
                 <w:szCs w:val="24"/>
               </w:rPr>
             </w:pPr>
-            <w:r>
-              <w:rPr>
-                <w:rFonts w:ascii="Times New Roman" w:hAnsi="Times New Roman"/>
-                <w:sz w:val="24"/>
-                <w:szCs w:val="24"/>
-              </w:rPr>
-              <w:t xml:space="preserve">{% if </w:t>
-            </w:r>
-            <w:proofErr w:type="spellStart"/>
-            <w:r>
-              <w:rPr>
-                <w:rFonts w:ascii="Times New Roman" w:hAnsi="Times New Roman"/>
-                <w:sz w:val="24"/>
-                <w:szCs w:val="24"/>
-              </w:rPr>
-              <w:t>e_signature</w:t>
-            </w:r>
-            <w:proofErr w:type="spellEnd"/>
-            <w:r>
-              <w:rPr>
-                <w:rFonts w:ascii="Times New Roman" w:hAnsi="Times New Roman"/>
-                <w:sz w:val="24"/>
-                <w:szCs w:val="24"/>
-              </w:rPr>
-              <w:t xml:space="preserve"> </w:t>
-            </w:r>
-            <w:proofErr w:type="gramStart"/>
-            <w:r>
-              <w:rPr>
-                <w:rFonts w:ascii="Times New Roman" w:hAnsi="Times New Roman"/>
-                <w:sz w:val="24"/>
-                <w:szCs w:val="24"/>
-              </w:rPr>
-              <w:t>%}{</w:t>
-            </w:r>
-            <w:proofErr w:type="gramEnd"/>
-            <w:r>
-              <w:rPr>
-                <w:rFonts w:ascii="Times New Roman" w:hAnsi="Times New Roman"/>
-                <w:sz w:val="24"/>
-                <w:szCs w:val="24"/>
-              </w:rPr>
-              <w:t>{</w:t>
-            </w:r>
-            <w:proofErr w:type="gramStart"/>
-            <w:r>
-              <w:rPr>
-                <w:rFonts w:ascii="Times New Roman" w:hAnsi="Times New Roman"/>
-                <w:sz w:val="24"/>
-                <w:szCs w:val="24"/>
-              </w:rPr>
-              <w:t>today(</w:t>
-            </w:r>
-            <w:proofErr w:type="gramEnd"/>
-            <w:r>
-              <w:rPr>
-                <w:rFonts w:ascii="Times New Roman" w:hAnsi="Times New Roman"/>
-                <w:sz w:val="24"/>
-                <w:szCs w:val="24"/>
-              </w:rPr>
-              <w:t>)</w:t>
-            </w:r>
-            <w:proofErr w:type="gramStart"/>
-            <w:r>
-              <w:rPr>
-                <w:rFonts w:ascii="Times New Roman" w:hAnsi="Times New Roman"/>
-                <w:sz w:val="24"/>
-                <w:szCs w:val="24"/>
-              </w:rPr>
-              <w:t>}}{</w:t>
-            </w:r>
-            <w:proofErr w:type="gramEnd"/>
-            <w:r>
-              <w:rPr>
-                <w:rFonts w:ascii="Times New Roman" w:hAnsi="Times New Roman"/>
-                <w:sz w:val="24"/>
-                <w:szCs w:val="24"/>
-              </w:rPr>
-              <w:t>% endif %}</w:t>
-            </w:r>
           </w:p>
         </w:tc>
-      </w:tr>
-      <w:tr>
         <w:tc>
           <w:tcPr>
             <w:tcW w:w="4500" w:type="dxa"/>
@@ -2778,6 +3112,37 @@
           </w:tcPr>
           <w:p>
             <w:pPr>
+              <w:spacing w:after="0"/>
+              <w:rPr>
+                <w:rFonts w:ascii="Times New Roman" w:hAnsi="Times New Roman"/>
+                <w:sz w:val="24"/>
+                <w:szCs w:val="24"/>
+              </w:rPr>
+            </w:pPr>
+            <w:r>
+              <w:rPr>
+                <w:rFonts w:ascii="Times New Roman" w:hAnsi="Times New Roman"/>
+                <w:sz w:val="24"/>
+                <w:szCs w:val="24"/>
+              </w:rPr>
+              <w:t>Date</w:t>
+            </w:r>
+          </w:p>
+        </w:tc>
+      </w:tr>
+      <w:tr>
+        <w:tc>
+          <w:tcPr>
+            <w:tcW w:w="4410" w:type="dxa"/>
+            <w:tcBorders>
+              <w:top w:val="nil"/>
+              <w:left w:val="nil"/>
+              <w:bottom w:val="nil"/>
+              <w:right w:val="nil"/>
+            </w:tcBorders>
+          </w:tcPr>
+          <w:p>
+            <w:pPr>
               <w:keepNext/>
               <w:spacing w:after="0"/>
               <w:rPr>
@@ -2786,21 +3151,13 @@
                 <w:szCs w:val="24"/>
               </w:rPr>
             </w:pPr>
-            <w:r>
-              <w:rPr>
-                <w:rFonts w:ascii="Times New Roman" w:hAnsi="Times New Roman"/>
-                <w:sz w:val="24"/>
-                <w:szCs w:val="24"/>
-              </w:rPr>
-              <w:t>Signature</w:t>
-            </w:r>
           </w:p>
         </w:tc>
         <w:tc>
           <w:tcPr>
-            <w:tcW w:w="4860" w:type="dxa"/>
+            <w:tcW w:w="630" w:type="dxa"/>
             <w:tcBorders>
-              <w:top w:val="single" w:sz="4" w:space="0" w:color="auto"/>
+              <w:top w:val="nil"/>
               <w:left w:val="nil"/>
               <w:bottom w:val="nil"/>
               <w:right w:val="nil"/>
@@ -2815,18 +3172,8 @@
                 <w:szCs w:val="24"/>
               </w:rPr>
             </w:pPr>
-            <w:r>
-              <w:rPr>
-                <w:rFonts w:ascii="Times New Roman" w:hAnsi="Times New Roman"/>
-                <w:sz w:val="24"/>
-                <w:szCs w:val="24"/>
-              </w:rPr>
-              <w:t>Date</w:t>
-            </w:r>
           </w:p>
         </w:tc>
-      </w:tr>
-      <w:tr>
         <w:tc>
           <w:tcPr>
             <w:tcW w:w="4500" w:type="dxa"/>
@@ -2839,6 +3186,29 @@
           </w:tcPr>
           <w:p>
             <w:pPr>
+              <w:spacing w:after="0"/>
+              <w:rPr>
+                <w:rFonts w:ascii="Times New Roman" w:hAnsi="Times New Roman"/>
+                <w:sz w:val="24"/>
+                <w:szCs w:val="24"/>
+              </w:rPr>
+            </w:pPr>
+          </w:p>
+        </w:tc>
+      </w:tr>
+      <w:tr>
+        <w:tc>
+          <w:tcPr>
+            <w:tcW w:w="4410" w:type="dxa"/>
+            <w:tcBorders>
+              <w:top w:val="nil"/>
+              <w:left w:val="nil"/>
+              <w:bottom w:val="single" w:sz="4" w:space="0" w:color="auto"/>
+              <w:right w:val="nil"/>
+            </w:tcBorders>
+          </w:tcPr>
+          <w:p>
+            <w:pPr>
               <w:keepNext/>
               <w:spacing w:after="0"/>
               <w:rPr>
@@ -2847,11 +3217,55 @@
                 <w:szCs w:val="24"/>
               </w:rPr>
             </w:pPr>
+            <w:r>
+              <w:rPr>
+                <w:rFonts w:ascii="Times New Roman" w:hAnsi="Times New Roman"/>
+                <w:sz w:val="24"/>
+                <w:szCs w:val="24"/>
+              </w:rPr>
+              <w:t>{{users[0].</w:t>
+            </w:r>
+            <w:proofErr w:type="spellStart"/>
+            <w:r>
+              <w:rPr>
+                <w:rFonts w:ascii="Times New Roman" w:hAnsi="Times New Roman"/>
+                <w:sz w:val="24"/>
+                <w:szCs w:val="24"/>
+              </w:rPr>
+              <w:t>name_</w:t>
+            </w:r>
+            <w:proofErr w:type="gramStart"/>
+            <w:r>
+              <w:rPr>
+                <w:rFonts w:ascii="Times New Roman" w:hAnsi="Times New Roman"/>
+                <w:sz w:val="24"/>
+                <w:szCs w:val="24"/>
+              </w:rPr>
+              <w:t>full</w:t>
+            </w:r>
+            <w:proofErr w:type="spellEnd"/>
+            <w:r>
+              <w:rPr>
+                <w:rFonts w:ascii="Times New Roman" w:hAnsi="Times New Roman"/>
+                <w:sz w:val="24"/>
+                <w:szCs w:val="24"/>
+              </w:rPr>
+              <w:t>(</w:t>
+            </w:r>
+            <w:proofErr w:type="gramEnd"/>
+            <w:r>
+              <w:rPr>
+                <w:rFonts w:ascii="Times New Roman" w:hAnsi="Times New Roman"/>
+                <w:sz w:val="24"/>
+                <w:szCs w:val="24"/>
+              </w:rPr>
+              <w:t>)}}</w:t>
+            </w:r>
           </w:p>
         </w:tc>
         <w:tc>
           <w:tcPr>
-            <w:tcW w:w="4860" w:type="dxa"/>
+            <w:tcW w:w="630" w:type="dxa"/>
             <w:tcBorders>
               <w:top w:val="nil"/>
               <w:left w:val="nil"/>
@@ -2870,8 +3284,382 @@
             </w:pPr>
           </w:p>
         </w:tc>
+        <w:tc>
+          <w:tcPr>
+            <w:tcW w:w="4500" w:type="dxa"/>
+            <w:tcBorders>
+              <w:top w:val="nil"/>
+              <w:left w:val="nil"/>
+              <w:bottom w:val="nil"/>
+              <w:right w:val="nil"/>
+            </w:tcBorders>
+          </w:tcPr>
+          <w:p>
+            <w:pPr>
+              <w:spacing w:after="0"/>
+              <w:rPr>
+                <w:rFonts w:ascii="Times New Roman" w:hAnsi="Times New Roman"/>
+                <w:sz w:val="24"/>
+                <w:szCs w:val="24"/>
+              </w:rPr>
+            </w:pPr>
+          </w:p>
+        </w:tc>
       </w:tr>
       <w:tr>
+        <w:tc>
+          <w:tcPr>
+            <w:tcW w:w="4410" w:type="dxa"/>
+            <w:tcBorders>
+              <w:top w:val="single" w:sz="4" w:space="0" w:color="auto"/>
+              <w:left w:val="nil"/>
+              <w:bottom w:val="nil"/>
+              <w:right w:val="nil"/>
+            </w:tcBorders>
+          </w:tcPr>
+          <w:p>
+            <w:pPr>
+              <w:keepNext/>
+              <w:spacing w:after="0"/>
+              <w:rPr>
+                <w:rFonts w:ascii="Times New Roman" w:hAnsi="Times New Roman"/>
+                <w:sz w:val="24"/>
+                <w:szCs w:val="24"/>
+              </w:rPr>
+            </w:pPr>
+            <w:r>
+              <w:rPr>
+                <w:rFonts w:ascii="Times New Roman" w:hAnsi="Times New Roman"/>
+                <w:sz w:val="24"/>
+                <w:szCs w:val="24"/>
+              </w:rPr>
+              <w:t>Name</w:t>
+            </w:r>
+          </w:p>
+        </w:tc>
+        <w:tc>
+          <w:tcPr>
+            <w:tcW w:w="630" w:type="dxa"/>
+            <w:tcBorders>
+              <w:top w:val="nil"/>
+              <w:left w:val="nil"/>
+              <w:bottom w:val="nil"/>
+              <w:right w:val="nil"/>
+            </w:tcBorders>
+          </w:tcPr>
+          <w:p>
+            <w:pPr>
+              <w:spacing w:after="0"/>
+              <w:rPr>
+                <w:rFonts w:ascii="Times New Roman" w:hAnsi="Times New Roman"/>
+                <w:sz w:val="24"/>
+                <w:szCs w:val="24"/>
+              </w:rPr>
+            </w:pPr>
+          </w:p>
+        </w:tc>
+        <w:tc>
+          <w:tcPr>
+            <w:tcW w:w="4500" w:type="dxa"/>
+            <w:tcBorders>
+              <w:top w:val="nil"/>
+              <w:left w:val="nil"/>
+              <w:bottom w:val="nil"/>
+              <w:right w:val="nil"/>
+            </w:tcBorders>
+          </w:tcPr>
+          <w:p>
+            <w:pPr>
+              <w:spacing w:after="0"/>
+              <w:rPr>
+                <w:rFonts w:ascii="Times New Roman" w:hAnsi="Times New Roman"/>
+                <w:sz w:val="24"/>
+                <w:szCs w:val="24"/>
+              </w:rPr>
+            </w:pPr>
+          </w:p>
+        </w:tc>
+      </w:tr>
+      <w:tr>
+        <w:tc>
+          <w:tcPr>
+            <w:tcW w:w="4410" w:type="dxa"/>
+            <w:tcBorders>
+              <w:top w:val="nil"/>
+              <w:left w:val="nil"/>
+              <w:bottom w:val="nil"/>
+              <w:right w:val="nil"/>
+            </w:tcBorders>
+          </w:tcPr>
+          <w:p>
+            <w:pPr>
+              <w:keepNext/>
+              <w:spacing w:after="0"/>
+              <w:rPr>
+                <w:rFonts w:ascii="Times New Roman" w:hAnsi="Times New Roman"/>
+                <w:sz w:val="24"/>
+                <w:szCs w:val="24"/>
+              </w:rPr>
+            </w:pPr>
+          </w:p>
+        </w:tc>
+        <w:tc>
+          <w:tcPr>
+            <w:tcW w:w="630" w:type="dxa"/>
+            <w:tcBorders>
+              <w:top w:val="nil"/>
+              <w:left w:val="nil"/>
+              <w:bottom w:val="nil"/>
+              <w:right w:val="nil"/>
+            </w:tcBorders>
+          </w:tcPr>
+          <w:p>
+            <w:pPr>
+              <w:spacing w:after="0"/>
+              <w:rPr>
+                <w:rFonts w:ascii="Times New Roman" w:hAnsi="Times New Roman"/>
+                <w:sz w:val="24"/>
+                <w:szCs w:val="24"/>
+              </w:rPr>
+            </w:pPr>
+          </w:p>
+        </w:tc>
+        <w:tc>
+          <w:tcPr>
+            <w:tcW w:w="4500" w:type="dxa"/>
+            <w:tcBorders>
+              <w:top w:val="nil"/>
+              <w:left w:val="nil"/>
+              <w:bottom w:val="nil"/>
+              <w:right w:val="nil"/>
+            </w:tcBorders>
+          </w:tcPr>
+          <w:p>
+            <w:pPr>
+              <w:spacing w:after="0"/>
+              <w:rPr>
+                <w:rFonts w:ascii="Times New Roman" w:hAnsi="Times New Roman"/>
+                <w:sz w:val="24"/>
+                <w:szCs w:val="24"/>
+              </w:rPr>
+            </w:pPr>
+          </w:p>
+        </w:tc>
+      </w:tr>
+      <w:tr>
+        <w:tc>
+          <w:tcPr>
+            <w:tcW w:w="4410" w:type="dxa"/>
+            <w:tcBorders>
+              <w:top w:val="nil"/>
+              <w:left w:val="nil"/>
+              <w:bottom w:val="single" w:sz="4" w:space="0" w:color="auto"/>
+              <w:right w:val="nil"/>
+            </w:tcBorders>
+          </w:tcPr>
+          <w:p>
+            <w:pPr>
+              <w:keepNext/>
+              <w:spacing w:after="0"/>
+              <w:rPr>
+                <w:rFonts w:ascii="Times New Roman" w:hAnsi="Times New Roman"/>
+                <w:sz w:val="24"/>
+                <w:szCs w:val="24"/>
+              </w:rPr>
+            </w:pPr>
+            <w:r>
+              <w:rPr>
+                <w:rFonts w:ascii="Times New Roman" w:hAnsi="Times New Roman"/>
+                <w:sz w:val="24"/>
+                <w:szCs w:val="24"/>
+              </w:rPr>
+              <w:t xml:space="preserve">{% if </w:t>
+            </w:r>
+            <w:proofErr w:type="gramStart"/>
+            <w:r>
+              <w:rPr>
+                <w:rFonts w:ascii="Times New Roman" w:hAnsi="Times New Roman"/>
+                <w:sz w:val="24"/>
+                <w:szCs w:val="24"/>
+              </w:rPr>
+              <w:t>users[</w:t>
+            </w:r>
+            <w:proofErr w:type="gramEnd"/>
+            <w:r>
+              <w:rPr>
+                <w:rFonts w:ascii="Times New Roman" w:hAnsi="Times New Roman"/>
+                <w:sz w:val="24"/>
+                <w:szCs w:val="24"/>
+              </w:rPr>
+              <w:t>0</w:t>
+            </w:r>
+            <w:proofErr w:type="gramStart"/>
+            <w:r>
+              <w:rPr>
+                <w:rFonts w:ascii="Times New Roman" w:hAnsi="Times New Roman"/>
+                <w:sz w:val="24"/>
+                <w:szCs w:val="24"/>
+              </w:rPr>
+              <w:t>].</w:t>
+            </w:r>
+            <w:proofErr w:type="spellStart"/>
+            <w:r>
+              <w:rPr>
+                <w:rFonts w:ascii="Times New Roman" w:hAnsi="Times New Roman"/>
+                <w:sz w:val="24"/>
+                <w:szCs w:val="24"/>
+              </w:rPr>
+              <w:t>phone</w:t>
+            </w:r>
+            <w:proofErr w:type="gramEnd"/>
+            <w:r>
+              <w:rPr>
+                <w:rFonts w:ascii="Times New Roman" w:hAnsi="Times New Roman"/>
+                <w:sz w:val="24"/>
+                <w:szCs w:val="24"/>
+              </w:rPr>
+              <w:t>_</w:t>
+            </w:r>
+            <w:proofErr w:type="gramStart"/>
+            <w:r>
+              <w:rPr>
+                <w:rFonts w:ascii="Times New Roman" w:hAnsi="Times New Roman"/>
+                <w:sz w:val="24"/>
+                <w:szCs w:val="24"/>
+              </w:rPr>
+              <w:t>number</w:t>
+            </w:r>
+            <w:proofErr w:type="spellEnd"/>
+            <w:r>
+              <w:rPr>
+                <w:rFonts w:ascii="Times New Roman" w:hAnsi="Times New Roman"/>
+                <w:sz w:val="24"/>
+                <w:szCs w:val="24"/>
+              </w:rPr>
+              <w:t xml:space="preserve"> !</w:t>
+            </w:r>
+            <w:proofErr w:type="gramEnd"/>
+            <w:r>
+              <w:rPr>
+                <w:rFonts w:ascii="Times New Roman" w:hAnsi="Times New Roman"/>
+                <w:sz w:val="24"/>
+                <w:szCs w:val="24"/>
+              </w:rPr>
+              <w:t xml:space="preserve">= “” </w:t>
+            </w:r>
+            <w:proofErr w:type="gramStart"/>
+            <w:r>
+              <w:rPr>
+                <w:rFonts w:ascii="Times New Roman" w:hAnsi="Times New Roman"/>
+                <w:sz w:val="24"/>
+                <w:szCs w:val="24"/>
+              </w:rPr>
+              <w:t>%}{</w:t>
+            </w:r>
+            <w:proofErr w:type="gramEnd"/>
+            <w:r>
+              <w:rPr>
+                <w:rFonts w:ascii="Times New Roman" w:hAnsi="Times New Roman"/>
+                <w:sz w:val="24"/>
+                <w:szCs w:val="24"/>
+              </w:rPr>
+              <w:t>{</w:t>
+            </w:r>
+            <w:proofErr w:type="spellStart"/>
+            <w:r>
+              <w:rPr>
+                <w:rFonts w:ascii="Times New Roman" w:hAnsi="Times New Roman"/>
+                <w:sz w:val="24"/>
+                <w:szCs w:val="24"/>
+              </w:rPr>
+              <w:t>phone_number_formatted</w:t>
+            </w:r>
+            <w:proofErr w:type="spellEnd"/>
+            <w:r>
+              <w:rPr>
+                <w:rFonts w:ascii="Times New Roman" w:hAnsi="Times New Roman"/>
+                <w:sz w:val="24"/>
+                <w:szCs w:val="24"/>
+              </w:rPr>
+              <w:t>(users[0</w:t>
+            </w:r>
+            <w:proofErr w:type="gramStart"/>
+            <w:r>
+              <w:rPr>
+                <w:rFonts w:ascii="Times New Roman" w:hAnsi="Times New Roman"/>
+                <w:sz w:val="24"/>
+                <w:szCs w:val="24"/>
+              </w:rPr>
+              <w:t>].</w:t>
+            </w:r>
+            <w:proofErr w:type="spellStart"/>
+            <w:r>
+              <w:rPr>
+                <w:rFonts w:ascii="Times New Roman" w:hAnsi="Times New Roman"/>
+                <w:sz w:val="24"/>
+                <w:szCs w:val="24"/>
+              </w:rPr>
+              <w:t>phone</w:t>
+            </w:r>
+            <w:proofErr w:type="gramEnd"/>
+            <w:r>
+              <w:rPr>
+                <w:rFonts w:ascii="Times New Roman" w:hAnsi="Times New Roman"/>
+                <w:sz w:val="24"/>
+                <w:szCs w:val="24"/>
+              </w:rPr>
+              <w:t>_number</w:t>
+            </w:r>
+            <w:proofErr w:type="spellEnd"/>
+            <w:r>
+              <w:rPr>
+                <w:rFonts w:ascii="Times New Roman" w:hAnsi="Times New Roman"/>
+                <w:sz w:val="24"/>
+                <w:szCs w:val="24"/>
+              </w:rPr>
+              <w:t>)</w:t>
+            </w:r>
+            <w:proofErr w:type="gramStart"/>
+            <w:r>
+              <w:rPr>
+                <w:rFonts w:ascii="Times New Roman" w:hAnsi="Times New Roman"/>
+                <w:sz w:val="24"/>
+                <w:szCs w:val="24"/>
+              </w:rPr>
+              <w:t>}}{</w:t>
+            </w:r>
+            <w:proofErr w:type="gramEnd"/>
+            <w:r>
+              <w:rPr>
+                <w:rFonts w:ascii="Times New Roman" w:hAnsi="Times New Roman"/>
+                <w:sz w:val="24"/>
+                <w:szCs w:val="24"/>
+              </w:rPr>
+              <w:t>% endif %}</w:t>
+            </w:r>
+          </w:p>
+        </w:tc>
+        <w:tc>
+          <w:tcPr>
+            <w:tcW w:w="630" w:type="dxa"/>
+            <w:tcBorders>
+              <w:top w:val="nil"/>
+              <w:left w:val="nil"/>
+              <w:bottom w:val="nil"/>
+              <w:right w:val="nil"/>
+            </w:tcBorders>
+          </w:tcPr>
+          <w:p>
+            <w:pPr>
+              <w:spacing w:after="0"/>
+              <w:rPr>
+                <w:rFonts w:ascii="Times New Roman" w:hAnsi="Times New Roman"/>
+                <w:sz w:val="24"/>
+                <w:szCs w:val="24"/>
+              </w:rPr>
+            </w:pPr>
+          </w:p>
+        </w:tc>
         <w:tc>
           <w:tcPr>
             <w:tcW w:w="4500" w:type="dxa"/>
@@ -2884,6 +3672,127 @@
           </w:tcPr>
           <w:p>
             <w:pPr>
+              <w:spacing w:after="0"/>
+              <w:rPr>
+                <w:rFonts w:ascii="Times New Roman" w:hAnsi="Times New Roman"/>
+                <w:sz w:val="24"/>
+                <w:szCs w:val="24"/>
+              </w:rPr>
+            </w:pPr>
+            <w:r>
+              <w:rPr>
+                <w:rFonts w:ascii="Times New Roman" w:hAnsi="Times New Roman"/>
+                <w:sz w:val="24"/>
+                <w:szCs w:val="24"/>
+              </w:rPr>
+              <w:t xml:space="preserve">{% if </w:t>
+            </w:r>
+            <w:proofErr w:type="gramStart"/>
+            <w:r>
+              <w:rPr>
+                <w:rFonts w:ascii="Times New Roman" w:hAnsi="Times New Roman"/>
+                <w:sz w:val="24"/>
+                <w:szCs w:val="24"/>
+              </w:rPr>
+              <w:t>users[</w:t>
+            </w:r>
+            <w:proofErr w:type="gramEnd"/>
+            <w:r>
+              <w:rPr>
+                <w:rFonts w:ascii="Times New Roman" w:hAnsi="Times New Roman"/>
+                <w:sz w:val="24"/>
+                <w:szCs w:val="24"/>
+              </w:rPr>
+              <w:t>0</w:t>
+            </w:r>
+            <w:proofErr w:type="gramStart"/>
+            <w:r>
+              <w:rPr>
+                <w:rFonts w:ascii="Times New Roman" w:hAnsi="Times New Roman"/>
+                <w:sz w:val="24"/>
+                <w:szCs w:val="24"/>
+              </w:rPr>
+              <w:t>].</w:t>
+            </w:r>
+            <w:proofErr w:type="spellStart"/>
+            <w:r>
+              <w:rPr>
+                <w:rFonts w:ascii="Times New Roman" w:hAnsi="Times New Roman"/>
+                <w:sz w:val="24"/>
+                <w:szCs w:val="24"/>
+              </w:rPr>
+              <w:t>has</w:t>
+            </w:r>
+            <w:proofErr w:type="gramEnd"/>
+            <w:r>
+              <w:rPr>
+                <w:rFonts w:ascii="Times New Roman" w:hAnsi="Times New Roman"/>
+                <w:sz w:val="24"/>
+                <w:szCs w:val="24"/>
+              </w:rPr>
+              <w:t>_email_address</w:t>
+            </w:r>
+            <w:proofErr w:type="spellEnd"/>
+            <w:r>
+              <w:rPr>
+                <w:rFonts w:ascii="Times New Roman" w:hAnsi="Times New Roman"/>
+                <w:sz w:val="24"/>
+                <w:szCs w:val="24"/>
+              </w:rPr>
+              <w:t xml:space="preserve"> </w:t>
+            </w:r>
+            <w:proofErr w:type="gramStart"/>
+            <w:r>
+              <w:rPr>
+                <w:rFonts w:ascii="Times New Roman" w:hAnsi="Times New Roman"/>
+                <w:sz w:val="24"/>
+                <w:szCs w:val="24"/>
+              </w:rPr>
+              <w:t>%}{</w:t>
+            </w:r>
+            <w:proofErr w:type="gramEnd"/>
+            <w:r>
+              <w:rPr>
+                <w:rFonts w:ascii="Times New Roman" w:hAnsi="Times New Roman"/>
+                <w:sz w:val="24"/>
+                <w:szCs w:val="24"/>
+              </w:rPr>
+              <w:t>{users[0</w:t>
+            </w:r>
+            <w:proofErr w:type="gramStart"/>
+            <w:r>
+              <w:rPr>
+                <w:rFonts w:ascii="Times New Roman" w:hAnsi="Times New Roman"/>
+                <w:sz w:val="24"/>
+                <w:szCs w:val="24"/>
+              </w:rPr>
+              <w:t>].email}}{</w:t>
+            </w:r>
+            <w:proofErr w:type="gramEnd"/>
+            <w:r>
+              <w:rPr>
+                <w:rFonts w:ascii="Times New Roman" w:hAnsi="Times New Roman"/>
+                <w:sz w:val="24"/>
+                <w:szCs w:val="24"/>
+              </w:rPr>
+              <w:t>% endif %}</w:t>
+            </w:r>
+          </w:p>
+        </w:tc>
+      </w:tr>
+      <w:tr>
+        <w:tc>
+          <w:tcPr>
+            <w:tcW w:w="4410" w:type="dxa"/>
+            <w:tcBorders>
+              <w:top w:val="single" w:sz="4" w:space="0" w:color="auto"/>
+              <w:left w:val="nil"/>
+              <w:bottom w:val="nil"/>
+              <w:right w:val="nil"/>
+            </w:tcBorders>
+          </w:tcPr>
+          <w:p>
+            <w:pPr>
               <w:keepNext/>
               <w:spacing w:after="0"/>
               <w:rPr>
@@ -2898,49 +3807,13 @@
                 <w:sz w:val="24"/>
                 <w:szCs w:val="24"/>
               </w:rPr>
-              <w:t>{{users[0].</w:t>
-            </w:r>
-            <w:proofErr w:type="spellStart"/>
-            <w:r>
-              <w:rPr>
-                <w:rFonts w:ascii="Times New Roman" w:hAnsi="Times New Roman"/>
-                <w:sz w:val="24"/>
-                <w:szCs w:val="24"/>
-              </w:rPr>
-              <w:t>name_</w:t>
-            </w:r>
-            <w:proofErr w:type="gramStart"/>
-            <w:r>
-              <w:rPr>
-                <w:rFonts w:ascii="Times New Roman" w:hAnsi="Times New Roman"/>
-                <w:sz w:val="24"/>
-                <w:szCs w:val="24"/>
-              </w:rPr>
-              <w:t>full</w:t>
-            </w:r>
-            <w:proofErr w:type="spellEnd"/>
-            <w:r>
-              <w:rPr>
-                <w:rFonts w:ascii="Times New Roman" w:hAnsi="Times New Roman"/>
-                <w:sz w:val="24"/>
-                <w:szCs w:val="24"/>
-              </w:rPr>
-              <w:t>(</w:t>
-            </w:r>
-            <w:proofErr w:type="gramEnd"/>
-            <w:r>
-              <w:rPr>
-                <w:rFonts w:ascii="Times New Roman" w:hAnsi="Times New Roman"/>
-                <w:sz w:val="24"/>
-                <w:szCs w:val="24"/>
-              </w:rPr>
-              <w:t>)}}</w:t>
+              <w:t>Phone</w:t>
             </w:r>
           </w:p>
         </w:tc>
         <w:tc>
           <w:tcPr>
-            <w:tcW w:w="4860" w:type="dxa"/>
+            <w:tcW w:w="630" w:type="dxa"/>
             <w:tcBorders>
               <w:top w:val="nil"/>
               <w:left w:val="nil"/>
@@ -2959,8 +3832,6 @@
             </w:pPr>
           </w:p>
         </w:tc>
-      </w:tr>
-      <w:tr>
         <w:tc>
           <w:tcPr>
             <w:tcW w:w="4500" w:type="dxa"/>
@@ -2973,6 +3844,37 @@
           </w:tcPr>
           <w:p>
             <w:pPr>
+              <w:spacing w:after="0"/>
+              <w:rPr>
+                <w:rFonts w:ascii="Times New Roman" w:hAnsi="Times New Roman"/>
+                <w:sz w:val="24"/>
+                <w:szCs w:val="24"/>
+              </w:rPr>
+            </w:pPr>
+            <w:r>
+              <w:rPr>
+                <w:rFonts w:ascii="Times New Roman" w:hAnsi="Times New Roman"/>
+                <w:sz w:val="24"/>
+                <w:szCs w:val="24"/>
+              </w:rPr>
+              <w:t>Email</w:t>
+            </w:r>
+          </w:p>
+        </w:tc>
+      </w:tr>
+      <w:tr>
+        <w:tc>
+          <w:tcPr>
+            <w:tcW w:w="4410" w:type="dxa"/>
+            <w:tcBorders>
+              <w:top w:val="nil"/>
+              <w:left w:val="nil"/>
+              <w:bottom w:val="nil"/>
+              <w:right w:val="nil"/>
+            </w:tcBorders>
+          </w:tcPr>
+          <w:p>
+            <w:pPr>
               <w:keepNext/>
               <w:spacing w:after="0"/>
               <w:rPr>
@@ -2981,19 +3883,11 @@
                 <w:szCs w:val="24"/>
               </w:rPr>
             </w:pPr>
-            <w:r>
-              <w:rPr>
-                <w:rFonts w:ascii="Times New Roman" w:hAnsi="Times New Roman"/>
-                <w:sz w:val="24"/>
-                <w:szCs w:val="24"/>
-              </w:rPr>
-              <w:t>Name</w:t>
-            </w:r>
           </w:p>
         </w:tc>
         <w:tc>
           <w:tcPr>
-            <w:tcW w:w="4860" w:type="dxa"/>
+            <w:tcW w:w="630" w:type="dxa"/>
             <w:tcBorders>
               <w:top w:val="nil"/>
               <w:left w:val="nil"/>
@@ -3012,8 +3906,6 @@
             </w:pPr>
           </w:p>
         </w:tc>
-      </w:tr>
-      <w:tr>
         <w:tc>
           <w:tcPr>
             <w:tcW w:w="4500" w:type="dxa"/>
@@ -3026,28 +3918,6 @@
           </w:tcPr>
           <w:p>
             <w:pPr>
-              <w:keepNext/>
-              <w:spacing w:after="0"/>
-              <w:rPr>
-                <w:rFonts w:ascii="Times New Roman" w:hAnsi="Times New Roman"/>
-                <w:sz w:val="24"/>
-                <w:szCs w:val="24"/>
-              </w:rPr>
-            </w:pPr>
-          </w:p>
-        </w:tc>
-        <w:tc>
-          <w:tcPr>
-            <w:tcW w:w="4860" w:type="dxa"/>
-            <w:tcBorders>
-              <w:top w:val="nil"/>
-              <w:left w:val="nil"/>
-              <w:bottom w:val="nil"/>
-              <w:right w:val="nil"/>
-            </w:tcBorders>
-          </w:tcPr>
-          <w:p>
-            <w:pPr>
               <w:spacing w:after="0"/>
               <w:rPr>
                 <w:rFonts w:ascii="Times New Roman" w:hAnsi="Times New Roman"/>
@@ -3061,7 +3931,8 @@
       <w:tr>
         <w:tc>
           <w:tcPr>
-            <w:tcW w:w="4500" w:type="dxa"/>
+            <w:tcW w:w="9540" w:type="dxa"/>
+            <w:gridSpan w:val="3"/>
             <w:tcBorders>
               <w:top w:val="nil"/>
               <w:left w:val="nil"/>
@@ -3085,7 +3956,7 @@
                 <w:sz w:val="24"/>
                 <w:szCs w:val="24"/>
               </w:rPr>
-              <w:t xml:space="preserve">{% if </w:t>
+              <w:t>{{users[0</w:t>
             </w:r>
             <w:proofErr w:type="gramStart"/>
             <w:r>
@@ -3094,7 +3965,16 @@
                 <w:sz w:val="24"/>
                 <w:szCs w:val="24"/>
               </w:rPr>
-              <w:t>users[</w:t>
+              <w:t>].</w:t>
+            </w:r>
+            <w:proofErr w:type="spellStart"/>
+            <w:r>
+              <w:rPr>
+                <w:rFonts w:ascii="Times New Roman" w:hAnsi="Times New Roman"/>
+                <w:sz w:val="24"/>
+                <w:szCs w:val="24"/>
+              </w:rPr>
+              <w:t>address</w:t>
             </w:r>
             <w:proofErr w:type="gramEnd"/>
             <w:r>
@@ -3103,43 +3983,7 @@
                 <w:sz w:val="24"/>
                 <w:szCs w:val="24"/>
               </w:rPr>
-              <w:t>0</w:t>
-            </w:r>
-            <w:proofErr w:type="gramStart"/>
-            <w:r>
-              <w:rPr>
-                <w:rFonts w:ascii="Times New Roman" w:hAnsi="Times New Roman"/>
-                <w:sz w:val="24"/>
-                <w:szCs w:val="24"/>
-              </w:rPr>
-              <w:t>].</w:t>
-            </w:r>
-            <w:proofErr w:type="spellStart"/>
-            <w:r>
-              <w:rPr>
-                <w:rFonts w:ascii="Times New Roman" w:hAnsi="Times New Roman"/>
-                <w:sz w:val="24"/>
-                <w:szCs w:val="24"/>
-              </w:rPr>
-              <w:t>phone</w:t>
-            </w:r>
-            <w:proofErr w:type="gramEnd"/>
-            <w:r>
-              <w:rPr>
-                <w:rFonts w:ascii="Times New Roman" w:hAnsi="Times New Roman"/>
-                <w:sz w:val="24"/>
-                <w:szCs w:val="24"/>
-              </w:rPr>
-              <w:t>_</w:t>
-            </w:r>
-            <w:proofErr w:type="gramStart"/>
-            <w:r>
-              <w:rPr>
-                <w:rFonts w:ascii="Times New Roman" w:hAnsi="Times New Roman"/>
-                <w:sz w:val="24"/>
-                <w:szCs w:val="24"/>
-              </w:rPr>
-              <w:t>number</w:t>
+              <w:t>.on_one_line</w:t>
             </w:r>
             <w:proofErr w:type="spellEnd"/>
             <w:r>
@@ -3148,116 +3992,49 @@
                 <w:sz w:val="24"/>
                 <w:szCs w:val="24"/>
               </w:rPr>
-              <w:t xml:space="preserve"> !</w:t>
-            </w:r>
-            <w:proofErr w:type="gramEnd"/>
-            <w:r>
-              <w:rPr>
-                <w:rFonts w:ascii="Times New Roman" w:hAnsi="Times New Roman"/>
-                <w:sz w:val="24"/>
-                <w:szCs w:val="24"/>
-              </w:rPr>
-              <w:t xml:space="preserve">= “” </w:t>
-            </w:r>
-            <w:proofErr w:type="gramStart"/>
-            <w:r>
-              <w:rPr>
-                <w:rFonts w:ascii="Times New Roman" w:hAnsi="Times New Roman"/>
-                <w:sz w:val="24"/>
-                <w:szCs w:val="24"/>
-              </w:rPr>
-              <w:t>%}{</w:t>
-            </w:r>
-            <w:proofErr w:type="gramEnd"/>
-            <w:r>
-              <w:rPr>
-                <w:rFonts w:ascii="Times New Roman" w:hAnsi="Times New Roman"/>
-                <w:sz w:val="24"/>
-                <w:szCs w:val="24"/>
-              </w:rPr>
-              <w:t>{</w:t>
-            </w:r>
-            <w:proofErr w:type="spellStart"/>
-            <w:r>
-              <w:rPr>
-                <w:rFonts w:ascii="Times New Roman" w:hAnsi="Times New Roman"/>
-                <w:sz w:val="24"/>
-                <w:szCs w:val="24"/>
-              </w:rPr>
-              <w:t>phone_number_formatted</w:t>
-            </w:r>
-            <w:proofErr w:type="spellEnd"/>
-            <w:r>
-              <w:rPr>
-                <w:rFonts w:ascii="Times New Roman" w:hAnsi="Times New Roman"/>
-                <w:sz w:val="24"/>
-                <w:szCs w:val="24"/>
-              </w:rPr>
-              <w:t>(users[0</w:t>
-            </w:r>
-            <w:proofErr w:type="gramStart"/>
-            <w:r>
-              <w:rPr>
-                <w:rFonts w:ascii="Times New Roman" w:hAnsi="Times New Roman"/>
-                <w:sz w:val="24"/>
-                <w:szCs w:val="24"/>
-              </w:rPr>
-              <w:t>].</w:t>
-            </w:r>
-            <w:proofErr w:type="spellStart"/>
-            <w:r>
-              <w:rPr>
-                <w:rFonts w:ascii="Times New Roman" w:hAnsi="Times New Roman"/>
-                <w:sz w:val="24"/>
-                <w:szCs w:val="24"/>
-              </w:rPr>
-              <w:t>phone</w:t>
-            </w:r>
-            <w:proofErr w:type="gramEnd"/>
-            <w:r>
-              <w:rPr>
-                <w:rFonts w:ascii="Times New Roman" w:hAnsi="Times New Roman"/>
-                <w:sz w:val="24"/>
-                <w:szCs w:val="24"/>
-              </w:rPr>
-              <w:t>_number</w:t>
-            </w:r>
-            <w:proofErr w:type="spellEnd"/>
-            <w:r>
-              <w:rPr>
-                <w:rFonts w:ascii="Times New Roman" w:hAnsi="Times New Roman"/>
-                <w:sz w:val="24"/>
-                <w:szCs w:val="24"/>
-              </w:rPr>
-              <w:t>)</w:t>
-            </w:r>
-            <w:proofErr w:type="gramStart"/>
-            <w:r>
-              <w:rPr>
-                <w:rFonts w:ascii="Times New Roman" w:hAnsi="Times New Roman"/>
-                <w:sz w:val="24"/>
-                <w:szCs w:val="24"/>
-              </w:rPr>
-              <w:t>}}{</w:t>
-            </w:r>
-            <w:proofErr w:type="gramEnd"/>
-            <w:r>
-              <w:rPr>
-                <w:rFonts w:ascii="Times New Roman" w:hAnsi="Times New Roman"/>
-                <w:sz w:val="24"/>
-                <w:szCs w:val="24"/>
-              </w:rPr>
-              <w:t>% endif %}</w:t>
+              <w:t>(bare=True)}}</w:t>
+            </w:r>
+          </w:p>
+        </w:tc>
+      </w:tr>
+      <w:tr>
+        <w:tc>
+          <w:tcPr>
+            <w:tcW w:w="4410" w:type="dxa"/>
+            <w:tcBorders>
+              <w:top w:val="single" w:sz="4" w:space="0" w:color="auto"/>
+              <w:left w:val="nil"/>
+              <w:bottom w:val="nil"/>
+              <w:right w:val="nil"/>
+            </w:tcBorders>
+          </w:tcPr>
+          <w:p>
+            <w:pPr>
+              <w:keepNext/>
+              <w:spacing w:after="0"/>
+              <w:rPr>
+                <w:rFonts w:ascii="Times New Roman" w:hAnsi="Times New Roman"/>
+                <w:sz w:val="24"/>
+                <w:szCs w:val="24"/>
+              </w:rPr>
+            </w:pPr>
+            <w:r>
+              <w:rPr>
+                <w:rFonts w:ascii="Times New Roman" w:hAnsi="Times New Roman"/>
+                <w:sz w:val="24"/>
+                <w:szCs w:val="24"/>
+              </w:rPr>
+              <w:t>Address</w:t>
             </w:r>
           </w:p>
         </w:tc>
         <w:tc>
           <w:tcPr>
-            <w:tcW w:w="4860" w:type="dxa"/>
+            <w:tcW w:w="630" w:type="dxa"/>
             <w:tcBorders>
               <w:top w:val="nil"/>
               <w:left w:val="nil"/>
-              <w:bottom w:val="single" w:sz="4" w:space="0" w:color="auto"/>
+              <w:bottom w:val="nil"/>
               <w:right w:val="nil"/>
             </w:tcBorders>
           </w:tcPr>
@@ -3270,108 +4047,8 @@
                 <w:szCs w:val="24"/>
               </w:rPr>
             </w:pPr>
-            <w:r>
-              <w:rPr>
-                <w:rFonts w:ascii="Times New Roman" w:hAnsi="Times New Roman"/>
-                <w:sz w:val="24"/>
-                <w:szCs w:val="24"/>
-              </w:rPr>
-              <w:t xml:space="preserve">{% if </w:t>
-            </w:r>
-            <w:proofErr w:type="gramStart"/>
-            <w:r>
-              <w:rPr>
-                <w:rFonts w:ascii="Times New Roman" w:hAnsi="Times New Roman"/>
-                <w:sz w:val="24"/>
-                <w:szCs w:val="24"/>
-              </w:rPr>
-              <w:t>users[</w:t>
-            </w:r>
-            <w:proofErr w:type="gramEnd"/>
-            <w:r>
-              <w:rPr>
-                <w:rFonts w:ascii="Times New Roman" w:hAnsi="Times New Roman"/>
-                <w:sz w:val="24"/>
-                <w:szCs w:val="24"/>
-              </w:rPr>
-              <w:t>0</w:t>
-            </w:r>
-            <w:proofErr w:type="gramStart"/>
-            <w:r>
-              <w:rPr>
-                <w:rFonts w:ascii="Times New Roman" w:hAnsi="Times New Roman"/>
-                <w:sz w:val="24"/>
-                <w:szCs w:val="24"/>
-              </w:rPr>
-              <w:t>].</w:t>
-            </w:r>
-            <w:proofErr w:type="spellStart"/>
-            <w:r>
-              <w:rPr>
-                <w:rFonts w:ascii="Times New Roman" w:hAnsi="Times New Roman"/>
-                <w:sz w:val="24"/>
-                <w:szCs w:val="24"/>
-              </w:rPr>
-              <w:t>has</w:t>
-            </w:r>
-            <w:proofErr w:type="gramEnd"/>
-            <w:r>
-              <w:rPr>
-                <w:rFonts w:ascii="Times New Roman" w:hAnsi="Times New Roman"/>
-                <w:sz w:val="24"/>
-                <w:szCs w:val="24"/>
-              </w:rPr>
-              <w:t>_email_address</w:t>
-            </w:r>
-            <w:proofErr w:type="spellEnd"/>
-            <w:r>
-              <w:rPr>
-                <w:rFonts w:ascii="Times New Roman" w:hAnsi="Times New Roman"/>
-                <w:sz w:val="24"/>
-                <w:szCs w:val="24"/>
-              </w:rPr>
-              <w:t xml:space="preserve"> </w:t>
-            </w:r>
-            <w:proofErr w:type="gramStart"/>
-            <w:r>
-              <w:rPr>
-                <w:rFonts w:ascii="Times New Roman" w:hAnsi="Times New Roman"/>
-                <w:sz w:val="24"/>
-                <w:szCs w:val="24"/>
-              </w:rPr>
-              <w:t>%}{</w:t>
-            </w:r>
-            <w:proofErr w:type="gramEnd"/>
-            <w:r>
-              <w:rPr>
-                <w:rFonts w:ascii="Times New Roman" w:hAnsi="Times New Roman"/>
-                <w:sz w:val="24"/>
-                <w:szCs w:val="24"/>
-              </w:rPr>
-              <w:t>{users[0</w:t>
-            </w:r>
-            <w:proofErr w:type="gramStart"/>
-            <w:r>
-              <w:rPr>
-                <w:rFonts w:ascii="Times New Roman" w:hAnsi="Times New Roman"/>
-                <w:sz w:val="24"/>
-                <w:szCs w:val="24"/>
-              </w:rPr>
-              <w:t>].email}}{</w:t>
-            </w:r>
-            <w:proofErr w:type="gramEnd"/>
-            <w:r>
-              <w:rPr>
-                <w:rFonts w:ascii="Times New Roman" w:hAnsi="Times New Roman"/>
-                <w:sz w:val="24"/>
-                <w:szCs w:val="24"/>
-              </w:rPr>
-              <w:t>% endif %}</w:t>
-            </w:r>
           </w:p>
         </w:tc>
-      </w:tr>
-      <w:tr>
         <w:tc>
           <w:tcPr>
             <w:tcW w:w="4500" w:type="dxa"/>
@@ -3384,293 +4061,6 @@
           </w:tcPr>
           <w:p>
             <w:pPr>
-              <w:keepNext/>
-              <w:spacing w:after="0"/>
-              <w:rPr>
-                <w:rFonts w:ascii="Times New Roman" w:hAnsi="Times New Roman"/>
-                <w:sz w:val="24"/>
-                <w:szCs w:val="24"/>
-              </w:rPr>
-            </w:pPr>
-            <w:r>
-              <w:rPr>
-                <w:rFonts w:ascii="Times New Roman" w:hAnsi="Times New Roman"/>
-                <w:sz w:val="24"/>
-                <w:szCs w:val="24"/>
-              </w:rPr>
-              <w:t>Phone</w:t>
-            </w:r>
-          </w:p>
-        </w:tc>
-        <w:tc>
-          <w:tcPr>
-            <w:tcW w:w="4860" w:type="dxa"/>
-            <w:tcBorders>
-              <w:top w:val="single" w:sz="4" w:space="0" w:color="auto"/>
-              <w:left w:val="nil"/>
-              <w:bottom w:val="nil"/>
-              <w:right w:val="nil"/>
-            </w:tcBorders>
-          </w:tcPr>
-          <w:p>
-            <w:pPr>
-              <w:spacing w:after="0"/>
-              <w:rPr>
-                <w:rFonts w:ascii="Times New Roman" w:hAnsi="Times New Roman"/>
-                <w:sz w:val="24"/>
-                <w:szCs w:val="24"/>
-              </w:rPr>
-            </w:pPr>
-            <w:r>
-              <w:rPr>
-                <w:rFonts w:ascii="Times New Roman" w:hAnsi="Times New Roman"/>
-                <w:sz w:val="24"/>
-                <w:szCs w:val="24"/>
-              </w:rPr>
-              <w:t>Email</w:t>
-            </w:r>
-          </w:p>
-        </w:tc>
-      </w:tr>
-      <w:tr>
-        <w:tc>
-          <w:tcPr>
-            <w:tcW w:w="4500" w:type="dxa"/>
-            <w:tcBorders>
-              <w:top w:val="nil"/>
-              <w:left w:val="nil"/>
-              <w:bottom w:val="nil"/>
-              <w:right w:val="nil"/>
-            </w:tcBorders>
-          </w:tcPr>
-          <w:p>
-            <w:pPr>
-              <w:keepNext/>
-              <w:spacing w:after="0"/>
-              <w:rPr>
-                <w:rFonts w:ascii="Times New Roman" w:hAnsi="Times New Roman"/>
-                <w:sz w:val="24"/>
-                <w:szCs w:val="24"/>
-              </w:rPr>
-            </w:pPr>
-          </w:p>
-        </w:tc>
-        <w:tc>
-          <w:tcPr>
-            <w:tcW w:w="4860" w:type="dxa"/>
-            <w:tcBorders>
-              <w:top w:val="nil"/>
-              <w:left w:val="nil"/>
-              <w:bottom w:val="nil"/>
-              <w:right w:val="nil"/>
-            </w:tcBorders>
-          </w:tcPr>
-          <w:p>
-            <w:pPr>
-              <w:spacing w:after="0"/>
-              <w:rPr>
-                <w:rFonts w:ascii="Times New Roman" w:hAnsi="Times New Roman"/>
-                <w:sz w:val="24"/>
-                <w:szCs w:val="24"/>
-              </w:rPr>
-            </w:pPr>
-          </w:p>
-        </w:tc>
-      </w:tr>
-      <w:tr>
-        <w:tc>
-          <w:tcPr>
-            <w:tcW w:w="4500" w:type="dxa"/>
-            <w:tcBorders>
-              <w:top w:val="nil"/>
-              <w:left w:val="nil"/>
-              <w:bottom w:val="single" w:sz="4" w:space="0" w:color="auto"/>
-              <w:right w:val="nil"/>
-            </w:tcBorders>
-          </w:tcPr>
-          <w:p>
-            <w:pPr>
-              <w:keepNext/>
-              <w:spacing w:after="0"/>
-              <w:rPr>
-                <w:rFonts w:ascii="Times New Roman" w:hAnsi="Times New Roman"/>
-                <w:sz w:val="24"/>
-                <w:szCs w:val="24"/>
-              </w:rPr>
-            </w:pPr>
-            <w:r>
-              <w:rPr>
-                <w:rFonts w:ascii="Times New Roman" w:hAnsi="Times New Roman"/>
-                <w:sz w:val="24"/>
-                <w:szCs w:val="24"/>
-              </w:rPr>
-              <w:t>{{users[0</w:t>
-            </w:r>
-            <w:proofErr w:type="gramStart"/>
-            <w:r>
-              <w:rPr>
-                <w:rFonts w:ascii="Times New Roman" w:hAnsi="Times New Roman"/>
-                <w:sz w:val="24"/>
-                <w:szCs w:val="24"/>
-              </w:rPr>
-              <w:t>].</w:t>
-            </w:r>
-            <w:proofErr w:type="spellStart"/>
-            <w:r>
-              <w:rPr>
-                <w:rFonts w:ascii="Times New Roman" w:hAnsi="Times New Roman"/>
-                <w:sz w:val="24"/>
-                <w:szCs w:val="24"/>
-              </w:rPr>
-              <w:t>address</w:t>
-            </w:r>
-            <w:proofErr w:type="gramEnd"/>
-            <w:r>
-              <w:rPr>
-                <w:rFonts w:ascii="Times New Roman" w:hAnsi="Times New Roman"/>
-                <w:sz w:val="24"/>
-                <w:szCs w:val="24"/>
-              </w:rPr>
-              <w:t>.line_one</w:t>
-            </w:r>
-            <w:proofErr w:type="spellEnd"/>
-            <w:r>
-              <w:rPr>
-                <w:rFonts w:ascii="Times New Roman" w:hAnsi="Times New Roman"/>
-                <w:sz w:val="24"/>
-                <w:szCs w:val="24"/>
-              </w:rPr>
-              <w:t>(bare=True)}}</w:t>
-            </w:r>
-          </w:p>
-        </w:tc>
-        <w:tc>
-          <w:tcPr>
-            <w:tcW w:w="4860" w:type="dxa"/>
-            <w:tcBorders>
-              <w:top w:val="nil"/>
-              <w:left w:val="nil"/>
-              <w:bottom w:val="single" w:sz="4" w:space="0" w:color="auto"/>
-              <w:right w:val="nil"/>
-            </w:tcBorders>
-          </w:tcPr>
-          <w:p>
-            <w:pPr>
-              <w:spacing w:after="0"/>
-              <w:rPr>
-                <w:rFonts w:ascii="Times New Roman" w:hAnsi="Times New Roman"/>
-                <w:sz w:val="24"/>
-                <w:szCs w:val="24"/>
-              </w:rPr>
-            </w:pPr>
-            <w:r>
-              <w:rPr>
-                <w:rFonts w:ascii="Times New Roman" w:hAnsi="Times New Roman"/>
-                <w:sz w:val="24"/>
-                <w:szCs w:val="24"/>
-              </w:rPr>
-              <w:t>{{users[0</w:t>
-            </w:r>
-            <w:proofErr w:type="gramStart"/>
-            <w:r>
-              <w:rPr>
-                <w:rFonts w:ascii="Times New Roman" w:hAnsi="Times New Roman"/>
-                <w:sz w:val="24"/>
-                <w:szCs w:val="24"/>
-              </w:rPr>
-              <w:t>].</w:t>
-            </w:r>
-            <w:proofErr w:type="spellStart"/>
-            <w:r>
-              <w:rPr>
-                <w:rFonts w:ascii="Times New Roman" w:hAnsi="Times New Roman"/>
-                <w:sz w:val="24"/>
-                <w:szCs w:val="24"/>
-              </w:rPr>
-              <w:t>address</w:t>
-            </w:r>
-            <w:proofErr w:type="gramEnd"/>
-            <w:r>
-              <w:rPr>
-                <w:rFonts w:ascii="Times New Roman" w:hAnsi="Times New Roman"/>
-                <w:sz w:val="24"/>
-                <w:szCs w:val="24"/>
-              </w:rPr>
-              <w:t>.line_</w:t>
-            </w:r>
-            <w:proofErr w:type="gramStart"/>
-            <w:r>
-              <w:rPr>
-                <w:rFonts w:ascii="Times New Roman" w:hAnsi="Times New Roman"/>
-                <w:sz w:val="24"/>
-                <w:szCs w:val="24"/>
-              </w:rPr>
-              <w:t>two</w:t>
-            </w:r>
-            <w:proofErr w:type="spellEnd"/>
-            <w:r>
-              <w:rPr>
-                <w:rFonts w:ascii="Times New Roman" w:hAnsi="Times New Roman"/>
-                <w:sz w:val="24"/>
-                <w:szCs w:val="24"/>
-              </w:rPr>
-              <w:t>(</w:t>
-            </w:r>
-            <w:proofErr w:type="gramEnd"/>
-            <w:r>
-              <w:rPr>
-                <w:rFonts w:ascii="Times New Roman" w:hAnsi="Times New Roman"/>
-                <w:sz w:val="24"/>
-                <w:szCs w:val="24"/>
-              </w:rPr>
-              <w:t>)}}</w:t>
-            </w:r>
-          </w:p>
-        </w:tc>
-      </w:tr>
-      <w:tr>
-        <w:tc>
-          <w:tcPr>
-            <w:tcW w:w="4500" w:type="dxa"/>
-            <w:tcBorders>
-              <w:top w:val="single" w:sz="4" w:space="0" w:color="auto"/>
-              <w:left w:val="nil"/>
-              <w:bottom w:val="nil"/>
-              <w:right w:val="nil"/>
-            </w:tcBorders>
-          </w:tcPr>
-          <w:p>
-            <w:pPr>
-              <w:keepNext/>
-              <w:spacing w:after="0"/>
-              <w:rPr>
-                <w:rFonts w:ascii="Times New Roman" w:hAnsi="Times New Roman"/>
-                <w:sz w:val="24"/>
-                <w:szCs w:val="24"/>
-              </w:rPr>
-            </w:pPr>
-            <w:r>
-              <w:rPr>
-                <w:rFonts w:ascii="Times New Roman" w:hAnsi="Times New Roman"/>
-                <w:sz w:val="24"/>
-                <w:szCs w:val="24"/>
-              </w:rPr>
-              <w:t>Address</w:t>
-            </w:r>
-          </w:p>
-        </w:tc>
-        <w:tc>
-          <w:tcPr>
-            <w:tcW w:w="4860" w:type="dxa"/>
-            <w:tcBorders>
-              <w:top w:val="single" w:sz="4" w:space="0" w:color="auto"/>
-              <w:left w:val="nil"/>
-              <w:bottom w:val="nil"/>
-              <w:right w:val="nil"/>
-            </w:tcBorders>
-          </w:tcPr>
-          <w:p>
-            <w:pPr>
               <w:spacing w:after="0"/>
               <w:rPr>
                 <w:rFonts w:ascii="Times New Roman" w:hAnsi="Times New Roman"/>
@@ -3693,7 +4083,12 @@
       </w:pPr>
     </w:p>
     <w:sectPr>
-      <w:footerReference w:type="default" r:id="rId7"/>
+      <w:headerReference w:type="even" r:id="rId7"/>
+      <w:headerReference w:type="default" r:id="rId8"/>
+      <w:footerReference w:type="even" r:id="rId9"/>
+      <w:footerReference w:type="default" r:id="rId10"/>
+      <w:headerReference w:type="first" r:id="rId11"/>
+      <w:footerReference w:type="first" r:id="rId12"/>
       <w:pgSz w:w="12240" w:h="15840"/>
       <w:pgMar w:top="1440" w:right="1440" w:bottom="1440" w:left="1440" w:header="720" w:footer="720" w:gutter="0"/>
       <w:cols w:space="720"/>
@@ -3729,6 +4124,16 @@
 </file>
 
 <file path=word/footer1.xml><?xml version="1.0" encoding="utf-8"?>
+<w:ftr xmlns:wpc="http://schemas.microsoft.com/office/word/2010/wordprocessingCanvas" xmlns:cx="http://schemas.microsoft.com/office/drawing/2014/chartex" xmlns:cx1="http://schemas.microsoft.com/office/drawing/2015/9/8/chartex" xmlns:cx2="http://schemas.microsoft.com/office/drawing/2015/10/21/chartex" xmlns:cx3="http://schemas.microsoft.com/office/drawing/2016/5/9/chartex" xmlns:cx4="http://schemas.microsoft.com/office/drawing/2016/5/10/chartex" xmlns:cx5="http://schemas.microsoft.com/office/drawing/2016/5/11/chartex" xmlns:cx6="http://schemas.microsoft.com/office/drawing/2016/5/12/chartex" xmlns:cx7="http://schemas.microsoft.com/office/drawing/2016/5/13/chartex" xmlns:cx8="http://schemas.microsoft.com/office/drawing/2016/5/14/chartex" xmlns:mc="http://schemas.openxmlformats.org/markup-compatibility/2006" xmlns:aink="http://schemas.microsoft.com/office/drawing/2016/ink" xmlns:am3d="http://schemas.microsoft.com/office/drawing/2017/model3d" xmlns:o="urn:schemas-microsoft-com:office:office" xmlns:oel="http://schemas.microsoft.com/office/2019/extlst" xmlns:r="http://schemas.openxmlformats.org/officeDocument/2006/relationships" xmlns:m="http://schemas.openxmlformats.org/officeDocument/2006/math" xmlns:v="urn:schemas-microsoft-com:vml" xmlns:wp14="http://schemas.microsoft.com/office/word/2010/wordprocessingDrawing" xmlns:wp="http://schemas.openxmlformats.org/drawingml/2006/wordprocessingDrawing" xmlns:w10="urn:schemas-microsoft-com:office:word" xmlns:w="http://schemas.openxmlformats.org/wordprocessingml/2006/main" xmlns:w14="http://schemas.microsoft.com/office/word/2010/wordml" xmlns:w15="http://schemas.microsoft.com/office/word/2012/wordml" xmlns:w16cex="http://schemas.microsoft.com/office/word/2018/wordml/cex" xmlns:w16cid="http://schemas.microsoft.com/office/word/2016/wordml/cid" xmlns:w16="http://schemas.microsoft.com/office/word/2018/wordml" xmlns:w16du="http://schemas.microsoft.com/office/word/2023/wordml/word16du" xmlns:w16sdtdh="http://schemas.microsoft.com/office/word/2020/wordml/sdtdatahash" xmlns:w16sdtfl="http://schemas.microsoft.com/office/word/2024/wordml/sdtformatlock" xmlns:w16se="http://schemas.microsoft.com/office/word/2015/wordml/symex" xmlns:wpg="http://schemas.microsoft.com/office/word/2010/wordprocessingGroup" xmlns:wpi="http://schemas.microsoft.com/office/word/2010/wordprocessingInk" xmlns:wne="http://schemas.microsoft.com/office/word/2006/wordml" xmlns:wps="http://schemas.microsoft.com/office/word/2010/wordprocessingShape" mc:Ignorable="w14 w15 w16se w16cid w16 w16cex w16sdtdh w16sdtfl w16du wp14">
+  <w:p>
+    <w:pPr>
+      <w:pStyle w:val="Footer"/>
+    </w:pPr>
+  </w:p>
+</w:ftr>
+</file>
+
+<file path=word/footer2.xml><?xml version="1.0" encoding="utf-8"?>
 <w:ftr xmlns:wpc="http://schemas.microsoft.com/office/word/2010/wordprocessingCanvas" xmlns:cx="http://schemas.microsoft.com/office/drawing/2014/chartex" xmlns:cx1="http://schemas.microsoft.com/office/drawing/2015/9/8/chartex" xmlns:cx2="http://schemas.microsoft.com/office/drawing/2015/10/21/chartex" xmlns:cx3="http://schemas.microsoft.com/office/drawing/2016/5/9/chartex" xmlns:cx4="http://schemas.microsoft.com/office/drawing/2016/5/10/chartex" xmlns:cx5="http://schemas.microsoft.com/office/drawing/2016/5/11/chartex" xmlns:cx6="http://schemas.microsoft.com/office/drawing/2016/5/12/chartex" xmlns:cx7="http://schemas.microsoft.com/office/drawing/2016/5/13/chartex" xmlns:cx8="http://schemas.microsoft.com/office/drawing/2016/5/14/chartex" xmlns:mc="http://schemas.openxmlformats.org/markup-compatibility/2006" xmlns:aink="http://schemas.microsoft.com/office/drawing/2016/ink" xmlns:am3d="http://schemas.microsoft.com/office/drawing/2017/model3d" xmlns:o="urn:schemas-microsoft-com:office:office" xmlns:oel="http://schemas.microsoft.com/office/2019/extlst" xmlns:r="http://schemas.openxmlformats.org/officeDocument/2006/relationships" xmlns:m="http://schemas.openxmlformats.org/officeDocument/2006/math" xmlns:v="urn:schemas-microsoft-com:vml" xmlns:wp14="http://schemas.microsoft.com/office/word/2010/wordprocessingDrawing" xmlns:wp="http://schemas.openxmlformats.org/drawingml/2006/wordprocessingDrawing" xmlns:w10="urn:schemas-microsoft-com:office:word" xmlns:w="http://schemas.openxmlformats.org/wordprocessingml/2006/main" xmlns:w14="http://schemas.microsoft.com/office/word/2010/wordml" xmlns:w15="http://schemas.microsoft.com/office/word/2012/wordml" xmlns:w16cex="http://schemas.microsoft.com/office/word/2018/wordml/cex" xmlns:w16cid="http://schemas.microsoft.com/office/word/2016/wordml/cid" xmlns:w16="http://schemas.microsoft.com/office/word/2018/wordml" xmlns:w16du="http://schemas.microsoft.com/office/word/2023/wordml/word16du" xmlns:w16sdtdh="http://schemas.microsoft.com/office/word/2020/wordml/sdtdatahash" xmlns:w16sdtfl="http://schemas.microsoft.com/office/word/2024/wordml/sdtformatlock" xmlns:w16se="http://schemas.microsoft.com/office/word/2015/wordml/symex" xmlns:wpg="http://schemas.microsoft.com/office/word/2010/wordprocessingGroup" xmlns:wpi="http://schemas.microsoft.com/office/word/2010/wordprocessingInk" xmlns:wne="http://schemas.microsoft.com/office/word/2006/wordml" xmlns:wps="http://schemas.microsoft.com/office/word/2010/wordprocessingShape" mc:Ignorable="w14 w15 w16se w16cid w16 w16cex w16sdtdh w16sdtfl w16du wp14">
   <w:sdt>
     <w:sdtPr>
@@ -3779,8 +4184,6 @@
             <w:r>
               <w:rPr>
                 <w:rFonts w:ascii="Times New Roman" w:hAnsi="Times New Roman"/>
-                <w:b/>
-                <w:bCs/>
                 <w:sz w:val="24"/>
                 <w:szCs w:val="24"/>
               </w:rPr>
@@ -3789,8 +4192,6 @@
             <w:r>
               <w:rPr>
                 <w:rFonts w:ascii="Times New Roman" w:hAnsi="Times New Roman"/>
-                <w:b/>
-                <w:bCs/>
                 <w:sz w:val="24"/>
                 <w:szCs w:val="24"/>
               </w:rPr>
@@ -3799,8 +4200,6 @@
             <w:r>
               <w:rPr>
                 <w:rFonts w:ascii="Times New Roman" w:hAnsi="Times New Roman"/>
-                <w:b/>
-                <w:bCs/>
                 <w:sz w:val="24"/>
                 <w:szCs w:val="24"/>
               </w:rPr>
@@ -3809,8 +4208,6 @@
             <w:r>
               <w:rPr>
                 <w:rFonts w:ascii="Times New Roman" w:hAnsi="Times New Roman"/>
-                <w:b/>
-                <w:bCs/>
                 <w:noProof/>
                 <w:sz w:val="24"/>
                 <w:szCs w:val="24"/>
@@ -3820,8 +4217,6 @@
             <w:r>
               <w:rPr>
                 <w:rFonts w:ascii="Times New Roman" w:hAnsi="Times New Roman"/>
-                <w:b/>
-                <w:bCs/>
                 <w:sz w:val="24"/>
                 <w:szCs w:val="24"/>
               </w:rPr>
@@ -3838,8 +4233,6 @@
             <w:r>
               <w:rPr>
                 <w:rFonts w:ascii="Times New Roman" w:hAnsi="Times New Roman"/>
-                <w:b/>
-                <w:bCs/>
                 <w:sz w:val="24"/>
                 <w:szCs w:val="24"/>
               </w:rPr>
@@ -3848,8 +4241,6 @@
             <w:r>
               <w:rPr>
                 <w:rFonts w:ascii="Times New Roman" w:hAnsi="Times New Roman"/>
-                <w:b/>
-                <w:bCs/>
                 <w:sz w:val="24"/>
                 <w:szCs w:val="24"/>
               </w:rPr>
@@ -3858,8 +4249,6 @@
             <w:r>
               <w:rPr>
                 <w:rFonts w:ascii="Times New Roman" w:hAnsi="Times New Roman"/>
-                <w:b/>
-                <w:bCs/>
                 <w:sz w:val="24"/>
                 <w:szCs w:val="24"/>
               </w:rPr>
@@ -3868,8 +4257,6 @@
             <w:r>
               <w:rPr>
                 <w:rFonts w:ascii="Times New Roman" w:hAnsi="Times New Roman"/>
-                <w:b/>
-                <w:bCs/>
                 <w:noProof/>
                 <w:sz w:val="24"/>
                 <w:szCs w:val="24"/>
@@ -3879,8 +4266,6 @@
             <w:r>
               <w:rPr>
                 <w:rFonts w:ascii="Times New Roman" w:hAnsi="Times New Roman"/>
-                <w:b/>
-                <w:bCs/>
                 <w:sz w:val="24"/>
                 <w:szCs w:val="24"/>
               </w:rPr>
@@ -3891,6 +4276,16 @@
       </w:sdt>
     </w:sdtContent>
   </w:sdt>
+  <w:p>
+    <w:pPr>
+      <w:pStyle w:val="Footer"/>
+    </w:pPr>
+  </w:p>
+</w:ftr>
+</file>
+
+<file path=word/footer3.xml><?xml version="1.0" encoding="utf-8"?>
+<w:ftr xmlns:wpc="http://schemas.microsoft.com/office/word/2010/wordprocessingCanvas" xmlns:cx="http://schemas.microsoft.com/office/drawing/2014/chartex" xmlns:cx1="http://schemas.microsoft.com/office/drawing/2015/9/8/chartex" xmlns:cx2="http://schemas.microsoft.com/office/drawing/2015/10/21/chartex" xmlns:cx3="http://schemas.microsoft.com/office/drawing/2016/5/9/chartex" xmlns:cx4="http://schemas.microsoft.com/office/drawing/2016/5/10/chartex" xmlns:cx5="http://schemas.microsoft.com/office/drawing/2016/5/11/chartex" xmlns:cx6="http://schemas.microsoft.com/office/drawing/2016/5/12/chartex" xmlns:cx7="http://schemas.microsoft.com/office/drawing/2016/5/13/chartex" xmlns:cx8="http://schemas.microsoft.com/office/drawing/2016/5/14/chartex" xmlns:mc="http://schemas.openxmlformats.org/markup-compatibility/2006" xmlns:aink="http://schemas.microsoft.com/office/drawing/2016/ink" xmlns:am3d="http://schemas.microsoft.com/office/drawing/2017/model3d" xmlns:o="urn:schemas-microsoft-com:office:office" xmlns:oel="http://schemas.microsoft.com/office/2019/extlst" xmlns:r="http://schemas.openxmlformats.org/officeDocument/2006/relationships" xmlns:m="http://schemas.openxmlformats.org/officeDocument/2006/math" xmlns:v="urn:schemas-microsoft-com:vml" xmlns:wp14="http://schemas.microsoft.com/office/word/2010/wordprocessingDrawing" xmlns:wp="http://schemas.openxmlformats.org/drawingml/2006/wordprocessingDrawing" xmlns:w10="urn:schemas-microsoft-com:office:word" xmlns:w="http://schemas.openxmlformats.org/wordprocessingml/2006/main" xmlns:w14="http://schemas.microsoft.com/office/word/2010/wordml" xmlns:w15="http://schemas.microsoft.com/office/word/2012/wordml" xmlns:w16cex="http://schemas.microsoft.com/office/word/2018/wordml/cex" xmlns:w16cid="http://schemas.microsoft.com/office/word/2016/wordml/cid" xmlns:w16="http://schemas.microsoft.com/office/word/2018/wordml" xmlns:w16du="http://schemas.microsoft.com/office/word/2023/wordml/word16du" xmlns:w16sdtdh="http://schemas.microsoft.com/office/word/2020/wordml/sdtdatahash" xmlns:w16sdtfl="http://schemas.microsoft.com/office/word/2024/wordml/sdtformatlock" xmlns:w16se="http://schemas.microsoft.com/office/word/2015/wordml/symex" xmlns:wpg="http://schemas.microsoft.com/office/word/2010/wordprocessingGroup" xmlns:wpi="http://schemas.microsoft.com/office/word/2010/wordprocessingInk" xmlns:wne="http://schemas.microsoft.com/office/word/2006/wordml" xmlns:wps="http://schemas.microsoft.com/office/word/2010/wordprocessingShape" mc:Ignorable="w14 w15 w16se w16cid w16 w16cex w16sdtdh w16sdtfl w16du wp14">
   <w:p>
     <w:pPr>
       <w:pStyle w:val="Footer"/>
@@ -3924,23 +4319,52 @@
 </w:footnotes>
 </file>
 
+<file path=word/header1.xml><?xml version="1.0" encoding="utf-8"?>
+<w:hdr xmlns:wpc="http://schemas.microsoft.com/office/word/2010/wordprocessingCanvas" xmlns:cx="http://schemas.microsoft.com/office/drawing/2014/chartex" xmlns:cx1="http://schemas.microsoft.com/office/drawing/2015/9/8/chartex" xmlns:cx2="http://schemas.microsoft.com/office/drawing/2015/10/21/chartex" xmlns:cx3="http://schemas.microsoft.com/office/drawing/2016/5/9/chartex" xmlns:cx4="http://schemas.microsoft.com/office/drawing/2016/5/10/chartex" xmlns:cx5="http://schemas.microsoft.com/office/drawing/2016/5/11/chartex" xmlns:cx6="http://schemas.microsoft.com/office/drawing/2016/5/12/chartex" xmlns:cx7="http://schemas.microsoft.com/office/drawing/2016/5/13/chartex" xmlns:cx8="http://schemas.microsoft.com/office/drawing/2016/5/14/chartex" xmlns:mc="http://schemas.openxmlformats.org/markup-compatibility/2006" xmlns:aink="http://schemas.microsoft.com/office/drawing/2016/ink" xmlns:am3d="http://schemas.microsoft.com/office/drawing/2017/model3d" xmlns:o="urn:schemas-microsoft-com:office:office" xmlns:oel="http://schemas.microsoft.com/office/2019/extlst" xmlns:r="http://schemas.openxmlformats.org/officeDocument/2006/relationships" xmlns:m="http://schemas.openxmlformats.org/officeDocument/2006/math" xmlns:v="urn:schemas-microsoft-com:vml" xmlns:wp14="http://schemas.microsoft.com/office/word/2010/wordprocessingDrawing" xmlns:wp="http://schemas.openxmlformats.org/drawingml/2006/wordprocessingDrawing" xmlns:w10="urn:schemas-microsoft-com:office:word" xmlns:w="http://schemas.openxmlformats.org/wordprocessingml/2006/main" xmlns:w14="http://schemas.microsoft.com/office/word/2010/wordml" xmlns:w15="http://schemas.microsoft.com/office/word/2012/wordml" xmlns:w16cex="http://schemas.microsoft.com/office/word/2018/wordml/cex" xmlns:w16cid="http://schemas.microsoft.com/office/word/2016/wordml/cid" xmlns:w16="http://schemas.microsoft.com/office/word/2018/wordml" xmlns:w16du="http://schemas.microsoft.com/office/word/2023/wordml/word16du" xmlns:w16sdtdh="http://schemas.microsoft.com/office/word/2020/wordml/sdtdatahash" xmlns:w16sdtfl="http://schemas.microsoft.com/office/word/2024/wordml/sdtformatlock" xmlns:w16se="http://schemas.microsoft.com/office/word/2015/wordml/symex" xmlns:wpg="http://schemas.microsoft.com/office/word/2010/wordprocessingGroup" xmlns:wpi="http://schemas.microsoft.com/office/word/2010/wordprocessingInk" xmlns:wne="http://schemas.microsoft.com/office/word/2006/wordml" xmlns:wps="http://schemas.microsoft.com/office/word/2010/wordprocessingShape" mc:Ignorable="w14 w15 w16se w16cid w16 w16cex w16sdtdh w16sdtfl w16du wp14">
+  <w:p>
+    <w:pPr>
+      <w:pStyle w:val="Header"/>
+    </w:pPr>
+  </w:p>
+</w:hdr>
+</file>
+
+<file path=word/header2.xml><?xml version="1.0" encoding="utf-8"?>
+<w:hdr xmlns:wpc="http://schemas.microsoft.com/office/word/2010/wordprocessingCanvas" xmlns:cx="http://schemas.microsoft.com/office/drawing/2014/chartex" xmlns:cx1="http://schemas.microsoft.com/office/drawing/2015/9/8/chartex" xmlns:cx2="http://schemas.microsoft.com/office/drawing/2015/10/21/chartex" xmlns:cx3="http://schemas.microsoft.com/office/drawing/2016/5/9/chartex" xmlns:cx4="http://schemas.microsoft.com/office/drawing/2016/5/10/chartex" xmlns:cx5="http://schemas.microsoft.com/office/drawing/2016/5/11/chartex" xmlns:cx6="http://schemas.microsoft.com/office/drawing/2016/5/12/chartex" xmlns:cx7="http://schemas.microsoft.com/office/drawing/2016/5/13/chartex" xmlns:cx8="http://schemas.microsoft.com/office/drawing/2016/5/14/chartex" xmlns:mc="http://schemas.openxmlformats.org/markup-compatibility/2006" xmlns:aink="http://schemas.microsoft.com/office/drawing/2016/ink" xmlns:am3d="http://schemas.microsoft.com/office/drawing/2017/model3d" xmlns:o="urn:schemas-microsoft-com:office:office" xmlns:oel="http://schemas.microsoft.com/office/2019/extlst" xmlns:r="http://schemas.openxmlformats.org/officeDocument/2006/relationships" xmlns:m="http://schemas.openxmlformats.org/officeDocument/2006/math" xmlns:v="urn:schemas-microsoft-com:vml" xmlns:wp14="http://schemas.microsoft.com/office/word/2010/wordprocessingDrawing" xmlns:wp="http://schemas.openxmlformats.org/drawingml/2006/wordprocessingDrawing" xmlns:w10="urn:schemas-microsoft-com:office:word" xmlns:w="http://schemas.openxmlformats.org/wordprocessingml/2006/main" xmlns:w14="http://schemas.microsoft.com/office/word/2010/wordml" xmlns:w15="http://schemas.microsoft.com/office/word/2012/wordml" xmlns:w16cex="http://schemas.microsoft.com/office/word/2018/wordml/cex" xmlns:w16cid="http://schemas.microsoft.com/office/word/2016/wordml/cid" xmlns:w16="http://schemas.microsoft.com/office/word/2018/wordml" xmlns:w16du="http://schemas.microsoft.com/office/word/2023/wordml/word16du" xmlns:w16sdtdh="http://schemas.microsoft.com/office/word/2020/wordml/sdtdatahash" xmlns:w16sdtfl="http://schemas.microsoft.com/office/word/2024/wordml/sdtformatlock" xmlns:w16se="http://schemas.microsoft.com/office/word/2015/wordml/symex" xmlns:wpg="http://schemas.microsoft.com/office/word/2010/wordprocessingGroup" xmlns:wpi="http://schemas.microsoft.com/office/word/2010/wordprocessingInk" xmlns:wne="http://schemas.microsoft.com/office/word/2006/wordml" xmlns:wps="http://schemas.microsoft.com/office/word/2010/wordprocessingShape" mc:Ignorable="w14 w15 w16se w16cid w16 w16cex w16sdtdh w16sdtfl w16du wp14">
+  <w:p>
+    <w:pPr>
+      <w:pStyle w:val="Header"/>
+    </w:pPr>
+  </w:p>
+</w:hdr>
+</file>
+
+<file path=word/header3.xml><?xml version="1.0" encoding="utf-8"?>
+<w:hdr xmlns:wpc="http://schemas.microsoft.com/office/word/2010/wordprocessingCanvas" xmlns:cx="http://schemas.microsoft.com/office/drawing/2014/chartex" xmlns:cx1="http://schemas.microsoft.com/office/drawing/2015/9/8/chartex" xmlns:cx2="http://schemas.microsoft.com/office/drawing/2015/10/21/chartex" xmlns:cx3="http://schemas.microsoft.com/office/drawing/2016/5/9/chartex" xmlns:cx4="http://schemas.microsoft.com/office/drawing/2016/5/10/chartex" xmlns:cx5="http://schemas.microsoft.com/office/drawing/2016/5/11/chartex" xmlns:cx6="http://schemas.microsoft.com/office/drawing/2016/5/12/chartex" xmlns:cx7="http://schemas.microsoft.com/office/drawing/2016/5/13/chartex" xmlns:cx8="http://schemas.microsoft.com/office/drawing/2016/5/14/chartex" xmlns:mc="http://schemas.openxmlformats.org/markup-compatibility/2006" xmlns:aink="http://schemas.microsoft.com/office/drawing/2016/ink" xmlns:am3d="http://schemas.microsoft.com/office/drawing/2017/model3d" xmlns:o="urn:schemas-microsoft-com:office:office" xmlns:oel="http://schemas.microsoft.com/office/2019/extlst" xmlns:r="http://schemas.openxmlformats.org/officeDocument/2006/relationships" xmlns:m="http://schemas.openxmlformats.org/officeDocument/2006/math" xmlns:v="urn:schemas-microsoft-com:vml" xmlns:wp14="http://schemas.microsoft.com/office/word/2010/wordprocessingDrawing" xmlns:wp="http://schemas.openxmlformats.org/drawingml/2006/wordprocessingDrawing" xmlns:w10="urn:schemas-microsoft-com:office:word" xmlns:w="http://schemas.openxmlformats.org/wordprocessingml/2006/main" xmlns:w14="http://schemas.microsoft.com/office/word/2010/wordml" xmlns:w15="http://schemas.microsoft.com/office/word/2012/wordml" xmlns:w16cex="http://schemas.microsoft.com/office/word/2018/wordml/cex" xmlns:w16cid="http://schemas.microsoft.com/office/word/2016/wordml/cid" xmlns:w16="http://schemas.microsoft.com/office/word/2018/wordml" xmlns:w16du="http://schemas.microsoft.com/office/word/2023/wordml/word16du" xmlns:w16sdtdh="http://schemas.microsoft.com/office/word/2020/wordml/sdtdatahash" xmlns:w16sdtfl="http://schemas.microsoft.com/office/word/2024/wordml/sdtformatlock" xmlns:w16se="http://schemas.microsoft.com/office/word/2015/wordml/symex" xmlns:wpg="http://schemas.microsoft.com/office/word/2010/wordprocessingGroup" xmlns:wpi="http://schemas.microsoft.com/office/word/2010/wordprocessingInk" xmlns:wne="http://schemas.microsoft.com/office/word/2006/wordml" xmlns:wps="http://schemas.microsoft.com/office/word/2010/wordprocessingShape" mc:Ignorable="w14 w15 w16se w16cid w16 w16cex w16sdtdh w16sdtfl w16du wp14">
+  <w:p>
+    <w:pPr>
+      <w:pStyle w:val="Header"/>
+    </w:pPr>
+  </w:p>
+</w:hdr>
+</file>
+
 <file path=word/numbering.xml><?xml version="1.0" encoding="utf-8"?>
 <w:numbering xmlns:wpc="http://schemas.microsoft.com/office/word/2010/wordprocessingCanvas" xmlns:cx="http://schemas.microsoft.com/office/drawing/2014/chartex" xmlns:cx1="http://schemas.microsoft.com/office/drawing/2015/9/8/chartex" xmlns:cx2="http://schemas.microsoft.com/office/drawing/2015/10/21/chartex" xmlns:cx3="http://schemas.microsoft.com/office/drawing/2016/5/9/chartex" xmlns:cx4="http://schemas.microsoft.com/office/drawing/2016/5/10/chartex" xmlns:cx5="http://schemas.microsoft.com/office/drawing/2016/5/11/chartex" xmlns:cx6="http://schemas.microsoft.com/office/drawing/2016/5/12/chartex" xmlns:cx7="http://schemas.microsoft.com/office/drawing/2016/5/13/chartex" xmlns:cx8="http://schemas.microsoft.com/office/drawing/2016/5/14/chartex" xmlns:mc="http://schemas.openxmlformats.org/markup-compatibility/2006" xmlns:aink="http://schemas.microsoft.com/office/drawing/2016/ink" xmlns:am3d="http://schemas.microsoft.com/office/drawing/2017/model3d" xmlns:o="urn:schemas-microsoft-com:office:office" xmlns:oel="http://schemas.microsoft.com/office/2019/extlst" xmlns:r="http://schemas.openxmlformats.org/officeDocument/2006/relationships" xmlns:m="http://schemas.openxmlformats.org/officeDocument/2006/math" xmlns:v="urn:schemas-microsoft-com:vml" xmlns:wp14="http://schemas.microsoft.com/office/word/2010/wordprocessingDrawing" xmlns:wp="http://schemas.openxmlformats.org/drawingml/2006/wordprocessingDrawing" xmlns:w10="urn:schemas-microsoft-com:office:word" xmlns:w="http://schemas.openxmlformats.org/wordprocessingml/2006/main" xmlns:w14="http://schemas.microsoft.com/office/word/2010/wordml" xmlns:w15="http://schemas.microsoft.com/office/word/2012/wordml" xmlns:w16cex="http://schemas.microsoft.com/office/word/2018/wordml/cex" xmlns:w16cid="http://schemas.microsoft.com/office/word/2016/wordml/cid" xmlns:w16="http://schemas.microsoft.com/office/word/2018/wordml" xmlns:w16du="http://schemas.microsoft.com/office/word/2023/wordml/word16du" xmlns:w16sdtdh="http://schemas.microsoft.com/office/word/2020/wordml/sdtdatahash" xmlns:w16sdtfl="http://schemas.microsoft.com/office/word/2024/wordml/sdtformatlock" xmlns:w16se="http://schemas.microsoft.com/office/word/2015/wordml/symex" xmlns:wpg="http://schemas.microsoft.com/office/word/2010/wordprocessingGroup" xmlns:wpi="http://schemas.microsoft.com/office/word/2010/wordprocessingInk" xmlns:wne="http://schemas.microsoft.com/office/word/2006/wordml" xmlns:wps="http://schemas.microsoft.com/office/word/2010/wordprocessingShape" mc:Ignorable="w14 w15 w16se w16cid w16 w16cex w16sdtdh w16sdtfl w16du wp14">
   <w:abstractNum w:abstractNumId="0" w15:restartNumberingAfterBreak="0">
     <w:nsid w:val="2C630133"/>
     <w:multiLevelType w:val="hybridMultilevel"/>
-    <w:tmpl w:val="73B09C94"/>
-    <w:lvl w:ilvl="0" w:tplc="7B62F238">
+    <w:tmpl w:val="DB38ABE0"/>
+    <w:lvl w:ilvl="0" w:tplc="310631BA">
       <w:start w:val="1"/>
       <w:numFmt w:val="decimal"/>
-      <w:lvlText w:val="%1)"/>
+      <w:lvlText w:val="%1."/>
       <w:lvlJc w:val="left"/>
       <w:pPr>
-        <w:ind w:left="1800" w:hanging="360"/>
-        <w:jc w:val="left"/>
+        <w:ind w:left="720" w:hanging="360"/>
       </w:pPr>
       <w:rPr>
-        <w:rFonts w:ascii="Arial" w:eastAsia="Arial" w:hAnsi="Arial" w:cs="Arial" w:hint="default"/>
+        <w:rFonts w:ascii="Times New Roman" w:eastAsia="Times New Roman" w:hAnsi="Times New Roman" w:cs="Times New Roman"/>
         <w:b w:val="0"/>
         <w:bCs w:val="0"/>
         <w:i w:val="0"/>
@@ -3957,7 +4381,7 @@
       <w:lvlText w:val="•"/>
       <w:lvlJc w:val="left"/>
       <w:pPr>
-        <w:ind w:left="2772" w:hanging="360"/>
+        <w:ind w:left="1692" w:hanging="360"/>
       </w:pPr>
       <w:rPr>
         <w:rFonts w:hint="default"/>
@@ -3969,7 +4393,7 @@
       <w:lvlText w:val="•"/>
       <w:lvlJc w:val="left"/>
       <w:pPr>
-        <w:ind w:left="3744" w:hanging="360"/>
+        <w:ind w:left="2664" w:hanging="360"/>
       </w:pPr>
       <w:rPr>
         <w:rFonts w:hint="default"/>
@@ -3981,7 +4405,7 @@
       <w:lvlText w:val="•"/>
       <w:lvlJc w:val="left"/>
       <w:pPr>
-        <w:ind w:left="4716" w:hanging="360"/>
+        <w:ind w:left="3636" w:hanging="360"/>
       </w:pPr>
       <w:rPr>
         <w:rFonts w:hint="default"/>
@@ -3993,7 +4417,7 @@
       <w:lvlText w:val="•"/>
       <w:lvlJc w:val="left"/>
       <w:pPr>
-        <w:ind w:left="5688" w:hanging="360"/>
+        <w:ind w:left="4608" w:hanging="360"/>
       </w:pPr>
       <w:rPr>
         <w:rFonts w:hint="default"/>
@@ -4005,7 +4429,7 @@
       <w:lvlText w:val="•"/>
       <w:lvlJc w:val="left"/>
       <w:pPr>
-        <w:ind w:left="6660" w:hanging="360"/>
+        <w:ind w:left="5580" w:hanging="360"/>
       </w:pPr>
       <w:rPr>
         <w:rFonts w:hint="default"/>
@@ -4017,7 +4441,7 @@
       <w:lvlText w:val="•"/>
       <w:lvlJc w:val="left"/>
       <w:pPr>
-        <w:ind w:left="7632" w:hanging="360"/>
+        <w:ind w:left="6552" w:hanging="360"/>
       </w:pPr>
       <w:rPr>
         <w:rFonts w:hint="default"/>
@@ -4029,7 +4453,7 @@
       <w:lvlText w:val="•"/>
       <w:lvlJc w:val="left"/>
       <w:pPr>
-        <w:ind w:left="8604" w:hanging="360"/>
+        <w:ind w:left="7524" w:hanging="360"/>
       </w:pPr>
       <w:rPr>
         <w:rFonts w:hint="default"/>
@@ -4041,7 +4465,7 @@
       <w:lvlText w:val="•"/>
       <w:lvlJc w:val="left"/>
       <w:pPr>
-        <w:ind w:left="9576" w:hanging="360"/>
+        <w:ind w:left="8496" w:hanging="360"/>
       </w:pPr>
       <w:rPr>
         <w:rFonts w:hint="default"/>
@@ -4785,6 +5209,7 @@
   <w:style w:type="character" w:default="1" w:styleId="DefaultParagraphFont">
     <w:name w:val="Default Paragraph Font"/>
     <w:uiPriority w:val="1"/>
+    <w:semiHidden/>
     <w:unhideWhenUsed/>
   </w:style>
   <w:style w:type="table" w:default="1" w:styleId="TableNormal">

--- a/docassemble/MinorGuardianshipDischarge/data/templates/guardianship_discharge_petition.docx
+++ b/docassemble/MinorGuardianshipDischarge/data/templates/guardianship_discharge_petition.docx
@@ -7,7 +7,7 @@
         <w:spacing w:after="0" w:line="240" w:lineRule="auto"/>
         <w:jc w:val="center"/>
         <w:rPr>
-          <w:rFonts w:ascii="Times New Roman" w:hAnsi="Times New Roman"/>
+          <w:rFonts w:ascii="Arial" w:hAnsi="Arial" w:cs="Arial"/>
           <w:color w:val="000000"/>
           <w:sz w:val="24"/>
           <w:szCs w:val="24"/>
@@ -15,7 +15,7 @@
       </w:pPr>
       <w:r>
         <w:rPr>
-          <w:rFonts w:ascii="Times New Roman" w:hAnsi="Times New Roman"/>
+          <w:rFonts w:ascii="Arial" w:hAnsi="Arial" w:cs="Arial"/>
           <w:b/>
           <w:sz w:val="24"/>
           <w:szCs w:val="24"/>
@@ -25,7 +25,7 @@
       <w:proofErr w:type="spellStart"/>
       <w:r>
         <w:rPr>
-          <w:rFonts w:ascii="Times New Roman" w:hAnsi="Times New Roman"/>
+          <w:rFonts w:ascii="Arial" w:hAnsi="Arial" w:cs="Arial"/>
           <w:b/>
           <w:sz w:val="24"/>
           <w:szCs w:val="24"/>
@@ -35,7 +35,7 @@
       <w:proofErr w:type="gramStart"/>
       <w:r>
         <w:rPr>
-          <w:rFonts w:ascii="Times New Roman" w:hAnsi="Times New Roman"/>
+          <w:rFonts w:ascii="Arial" w:hAnsi="Arial" w:cs="Arial"/>
           <w:b/>
           <w:sz w:val="24"/>
           <w:szCs w:val="24"/>
@@ -45,7 +45,7 @@
       <w:proofErr w:type="gramEnd"/>
       <w:r>
         <w:rPr>
-          <w:rFonts w:ascii="Times New Roman" w:hAnsi="Times New Roman"/>
+          <w:rFonts w:ascii="Arial" w:hAnsi="Arial" w:cs="Arial"/>
           <w:b/>
           <w:sz w:val="24"/>
           <w:szCs w:val="24"/>
@@ -55,7 +55,7 @@
       <w:proofErr w:type="gramStart"/>
       <w:r>
         <w:rPr>
-          <w:rFonts w:ascii="Times New Roman" w:hAnsi="Times New Roman"/>
+          <w:rFonts w:ascii="Arial" w:hAnsi="Arial" w:cs="Arial"/>
           <w:b/>
           <w:sz w:val="24"/>
           <w:szCs w:val="24"/>
@@ -65,7 +65,7 @@
       <w:proofErr w:type="spellEnd"/>
       <w:r>
         <w:rPr>
-          <w:rFonts w:ascii="Times New Roman" w:hAnsi="Times New Roman"/>
+          <w:rFonts w:ascii="Arial" w:hAnsi="Arial" w:cs="Arial"/>
           <w:b/>
           <w:sz w:val="24"/>
           <w:szCs w:val="24"/>
@@ -75,7 +75,7 @@
       <w:proofErr w:type="gramEnd"/>
       <w:r>
         <w:rPr>
-          <w:rFonts w:ascii="Times New Roman" w:hAnsi="Times New Roman"/>
+          <w:rFonts w:ascii="Arial" w:hAnsi="Arial" w:cs="Arial"/>
           <w:b/>
           <w:sz w:val="24"/>
           <w:szCs w:val="24"/>
@@ -90,7 +90,7 @@
         </w:tabs>
         <w:spacing w:after="0" w:line="240" w:lineRule="auto"/>
         <w:rPr>
-          <w:rFonts w:ascii="Times New Roman" w:hAnsi="Times New Roman"/>
+          <w:rFonts w:ascii="Arial" w:hAnsi="Arial" w:cs="Arial"/>
           <w:color w:val="000000"/>
           <w:sz w:val="24"/>
           <w:szCs w:val="24"/>
@@ -98,43 +98,581 @@
       </w:pPr>
       <w:r>
         <w:rPr>
-          <w:rFonts w:ascii="Times New Roman" w:hAnsi="Times New Roman"/>
+          <w:rFonts w:ascii="Arial" w:hAnsi="Arial" w:cs="Arial"/>
           <w:color w:val="000000"/>
           <w:sz w:val="24"/>
           <w:szCs w:val="24"/>
         </w:rPr>
         <w:br/>
-        <w:t>IN THE ESTATE OF</w:t>
-      </w:r>
-      <w:r>
-        <w:rPr>
-          <w:rFonts w:ascii="Times New Roman" w:hAnsi="Times New Roman"/>
-          <w:color w:val="000000"/>
-          <w:sz w:val="24"/>
-          <w:szCs w:val="24"/>
-        </w:rPr>
-        <w:t>:</w:t>
-      </w:r>
-      <w:r>
-        <w:rPr>
-          <w:rFonts w:ascii="Times New Roman" w:hAnsi="Times New Roman"/>
-          <w:color w:val="000000"/>
-          <w:sz w:val="24"/>
-          <w:szCs w:val="24"/>
-        </w:rPr>
-        <w:t> </w:t>
-      </w:r>
-      <w:r>
-        <w:rPr>
-          <w:rFonts w:ascii="Times New Roman" w:hAnsi="Times New Roman"/>
-          <w:color w:val="000000"/>
-          <w:sz w:val="24"/>
-          <w:szCs w:val="24"/>
-        </w:rPr>
-        <w:tab/>
-        <w:t>)</w:t>
       </w:r>
     </w:p>
+    <w:tbl>
+      <w:tblPr>
+        <w:tblStyle w:val="TableGrid"/>
+        <w:tblW w:w="0" w:type="auto"/>
+        <w:tblLayout w:type="fixed"/>
+        <w:tblLook w:val="04A0" w:firstRow="1" w:lastRow="0" w:firstColumn="1" w:lastColumn="0" w:noHBand="0" w:noVBand="1"/>
+      </w:tblPr>
+      <w:tblGrid>
+        <w:gridCol w:w="3960"/>
+        <w:gridCol w:w="720"/>
+        <w:gridCol w:w="720"/>
+        <w:gridCol w:w="3370"/>
+        <w:gridCol w:w="590"/>
+      </w:tblGrid>
+      <w:tr>
+        <w:tc>
+          <w:tcPr>
+            <w:tcW w:w="3960" w:type="dxa"/>
+            <w:tcBorders>
+              <w:top w:val="nil"/>
+              <w:left w:val="nil"/>
+              <w:bottom w:val="nil"/>
+              <w:right w:val="nil"/>
+            </w:tcBorders>
+          </w:tcPr>
+          <w:p>
+            <w:pPr>
+              <w:tabs>
+                <w:tab w:val="left" w:pos="4320"/>
+              </w:tabs>
+              <w:spacing w:after="0" w:line="240" w:lineRule="auto"/>
+              <w:rPr>
+                <w:rFonts w:ascii="Arial" w:hAnsi="Arial" w:cs="Arial"/>
+                <w:color w:val="000000"/>
+                <w:sz w:val="24"/>
+                <w:szCs w:val="24"/>
+              </w:rPr>
+            </w:pPr>
+            <w:r>
+              <w:rPr>
+                <w:rFonts w:ascii="Arial" w:hAnsi="Arial" w:cs="Arial"/>
+                <w:color w:val="000000"/>
+                <w:sz w:val="24"/>
+                <w:szCs w:val="24"/>
+              </w:rPr>
+              <w:t>IN </w:t>
+            </w:r>
+            <w:r>
+              <w:rPr>
+                <w:rFonts w:ascii="Arial" w:hAnsi="Arial" w:cs="Arial"/>
+                <w:color w:val="000000"/>
+                <w:sz w:val="24"/>
+                <w:szCs w:val="24"/>
+              </w:rPr>
+              <w:t xml:space="preserve">RE </w:t>
+            </w:r>
+            <w:r>
+              <w:rPr>
+                <w:rFonts w:ascii="Arial" w:hAnsi="Arial" w:cs="Arial"/>
+                <w:color w:val="000000"/>
+                <w:sz w:val="24"/>
+                <w:szCs w:val="24"/>
+              </w:rPr>
+              <w:t>THE ESTATE OF: </w:t>
+            </w:r>
+          </w:p>
+        </w:tc>
+        <w:tc>
+          <w:tcPr>
+            <w:tcW w:w="720" w:type="dxa"/>
+            <w:tcBorders>
+              <w:top w:val="nil"/>
+              <w:left w:val="nil"/>
+              <w:bottom w:val="nil"/>
+              <w:right w:val="single" w:sz="4" w:space="0" w:color="auto"/>
+            </w:tcBorders>
+          </w:tcPr>
+          <w:p>
+            <w:pPr>
+              <w:tabs>
+                <w:tab w:val="left" w:pos="4320"/>
+              </w:tabs>
+              <w:spacing w:after="0" w:line="240" w:lineRule="auto"/>
+              <w:rPr>
+                <w:rFonts w:ascii="Arial" w:hAnsi="Arial" w:cs="Arial"/>
+                <w:color w:val="000000"/>
+                <w:sz w:val="24"/>
+                <w:szCs w:val="24"/>
+              </w:rPr>
+            </w:pPr>
+          </w:p>
+        </w:tc>
+        <w:tc>
+          <w:tcPr>
+            <w:tcW w:w="720" w:type="dxa"/>
+            <w:tcBorders>
+              <w:top w:val="nil"/>
+              <w:left w:val="single" w:sz="4" w:space="0" w:color="auto"/>
+              <w:bottom w:val="nil"/>
+              <w:right w:val="nil"/>
+            </w:tcBorders>
+          </w:tcPr>
+          <w:p>
+            <w:pPr>
+              <w:tabs>
+                <w:tab w:val="left" w:pos="4320"/>
+              </w:tabs>
+              <w:spacing w:after="0" w:line="240" w:lineRule="auto"/>
+              <w:rPr>
+                <w:rFonts w:ascii="Arial" w:hAnsi="Arial" w:cs="Arial"/>
+                <w:color w:val="000000"/>
+                <w:sz w:val="24"/>
+                <w:szCs w:val="24"/>
+              </w:rPr>
+            </w:pPr>
+          </w:p>
+        </w:tc>
+        <w:tc>
+          <w:tcPr>
+            <w:tcW w:w="3370" w:type="dxa"/>
+            <w:tcBorders>
+              <w:top w:val="nil"/>
+              <w:left w:val="nil"/>
+              <w:bottom w:val="nil"/>
+              <w:right w:val="nil"/>
+            </w:tcBorders>
+          </w:tcPr>
+          <w:p>
+            <w:pPr>
+              <w:tabs>
+                <w:tab w:val="left" w:pos="4320"/>
+              </w:tabs>
+              <w:spacing w:after="0" w:line="240" w:lineRule="auto"/>
+              <w:rPr>
+                <w:rFonts w:ascii="Arial" w:hAnsi="Arial" w:cs="Arial"/>
+                <w:color w:val="000000"/>
+                <w:sz w:val="24"/>
+                <w:szCs w:val="24"/>
+              </w:rPr>
+            </w:pPr>
+          </w:p>
+        </w:tc>
+        <w:tc>
+          <w:tcPr>
+            <w:tcW w:w="590" w:type="dxa"/>
+            <w:tcBorders>
+              <w:top w:val="nil"/>
+              <w:left w:val="nil"/>
+              <w:bottom w:val="nil"/>
+              <w:right w:val="nil"/>
+            </w:tcBorders>
+          </w:tcPr>
+          <w:p>
+            <w:pPr>
+              <w:tabs>
+                <w:tab w:val="left" w:pos="4320"/>
+              </w:tabs>
+              <w:spacing w:after="0" w:line="240" w:lineRule="auto"/>
+              <w:rPr>
+                <w:rFonts w:ascii="Arial" w:hAnsi="Arial" w:cs="Arial"/>
+                <w:color w:val="000000"/>
+                <w:sz w:val="24"/>
+                <w:szCs w:val="24"/>
+              </w:rPr>
+            </w:pPr>
+          </w:p>
+        </w:tc>
+      </w:tr>
+      <w:tr>
+        <w:tc>
+          <w:tcPr>
+            <w:tcW w:w="3960" w:type="dxa"/>
+            <w:tcBorders>
+              <w:top w:val="nil"/>
+              <w:left w:val="nil"/>
+              <w:bottom w:val="single" w:sz="4" w:space="0" w:color="auto"/>
+              <w:right w:val="nil"/>
+            </w:tcBorders>
+          </w:tcPr>
+          <w:p>
+            <w:pPr>
+              <w:tabs>
+                <w:tab w:val="left" w:pos="4320"/>
+              </w:tabs>
+              <w:spacing w:after="0" w:line="240" w:lineRule="auto"/>
+              <w:rPr>
+                <w:rFonts w:ascii="Arial" w:hAnsi="Arial" w:cs="Arial"/>
+                <w:color w:val="000000"/>
+                <w:sz w:val="24"/>
+                <w:szCs w:val="24"/>
+              </w:rPr>
+            </w:pPr>
+            <w:r>
+              <w:rPr>
+                <w:rFonts w:ascii="Arial" w:hAnsi="Arial" w:cs="Arial"/>
+                <w:sz w:val="24"/>
+                <w:szCs w:val="24"/>
+              </w:rPr>
+              <w:t>{{</w:t>
+            </w:r>
+            <w:proofErr w:type="spellStart"/>
+            <w:r>
+              <w:rPr>
+                <w:rFonts w:ascii="Arial" w:hAnsi="Arial" w:cs="Arial"/>
+                <w:sz w:val="24"/>
+                <w:szCs w:val="24"/>
+              </w:rPr>
+              <w:t>child.name_</w:t>
+            </w:r>
+            <w:proofErr w:type="gramStart"/>
+            <w:r>
+              <w:rPr>
+                <w:rFonts w:ascii="Arial" w:hAnsi="Arial" w:cs="Arial"/>
+                <w:sz w:val="24"/>
+                <w:szCs w:val="24"/>
+              </w:rPr>
+              <w:t>full</w:t>
+            </w:r>
+            <w:proofErr w:type="spellEnd"/>
+            <w:r>
+              <w:rPr>
+                <w:rFonts w:ascii="Arial" w:hAnsi="Arial" w:cs="Arial"/>
+                <w:sz w:val="24"/>
+                <w:szCs w:val="24"/>
+              </w:rPr>
+              <w:t>(</w:t>
+            </w:r>
+            <w:proofErr w:type="gramEnd"/>
+            <w:r>
+              <w:rPr>
+                <w:rFonts w:ascii="Arial" w:hAnsi="Arial" w:cs="Arial"/>
+                <w:sz w:val="24"/>
+                <w:szCs w:val="24"/>
+              </w:rPr>
+              <w:t>)}}</w:t>
+            </w:r>
+          </w:p>
+        </w:tc>
+        <w:tc>
+          <w:tcPr>
+            <w:tcW w:w="720" w:type="dxa"/>
+            <w:tcBorders>
+              <w:top w:val="nil"/>
+              <w:left w:val="nil"/>
+              <w:bottom w:val="nil"/>
+              <w:right w:val="single" w:sz="4" w:space="0" w:color="auto"/>
+            </w:tcBorders>
+          </w:tcPr>
+          <w:p>
+            <w:pPr>
+              <w:tabs>
+                <w:tab w:val="left" w:pos="4320"/>
+              </w:tabs>
+              <w:spacing w:after="0" w:line="240" w:lineRule="auto"/>
+              <w:rPr>
+                <w:rFonts w:ascii="Arial" w:hAnsi="Arial" w:cs="Arial"/>
+                <w:color w:val="000000"/>
+                <w:sz w:val="24"/>
+                <w:szCs w:val="24"/>
+              </w:rPr>
+            </w:pPr>
+          </w:p>
+        </w:tc>
+        <w:tc>
+          <w:tcPr>
+            <w:tcW w:w="720" w:type="dxa"/>
+            <w:tcBorders>
+              <w:top w:val="nil"/>
+              <w:left w:val="single" w:sz="4" w:space="0" w:color="auto"/>
+              <w:bottom w:val="nil"/>
+              <w:right w:val="nil"/>
+            </w:tcBorders>
+          </w:tcPr>
+          <w:p>
+            <w:pPr>
+              <w:tabs>
+                <w:tab w:val="left" w:pos="4320"/>
+              </w:tabs>
+              <w:spacing w:after="0" w:line="240" w:lineRule="auto"/>
+              <w:rPr>
+                <w:rFonts w:ascii="Arial" w:hAnsi="Arial" w:cs="Arial"/>
+                <w:color w:val="000000"/>
+                <w:sz w:val="24"/>
+                <w:szCs w:val="24"/>
+              </w:rPr>
+            </w:pPr>
+          </w:p>
+        </w:tc>
+        <w:tc>
+          <w:tcPr>
+            <w:tcW w:w="3370" w:type="dxa"/>
+            <w:tcBorders>
+              <w:top w:val="nil"/>
+              <w:left w:val="nil"/>
+              <w:bottom w:val="single" w:sz="4" w:space="0" w:color="auto"/>
+              <w:right w:val="nil"/>
+            </w:tcBorders>
+          </w:tcPr>
+          <w:p>
+            <w:pPr>
+              <w:tabs>
+                <w:tab w:val="left" w:pos="4320"/>
+              </w:tabs>
+              <w:spacing w:after="0" w:line="240" w:lineRule="auto"/>
+              <w:rPr>
+                <w:rFonts w:ascii="Arial" w:hAnsi="Arial" w:cs="Arial"/>
+                <w:color w:val="000000"/>
+                <w:sz w:val="24"/>
+                <w:szCs w:val="24"/>
+              </w:rPr>
+            </w:pPr>
+            <w:r>
+              <w:rPr>
+                <w:rFonts w:ascii="Arial" w:hAnsi="Arial" w:cs="Arial"/>
+                <w:color w:val="000000"/>
+                <w:sz w:val="24"/>
+                <w:szCs w:val="24"/>
+              </w:rPr>
+              <w:t xml:space="preserve">NO. {% if </w:t>
+            </w:r>
+            <w:proofErr w:type="spellStart"/>
+            <w:r>
+              <w:rPr>
+                <w:rFonts w:ascii="Arial" w:hAnsi="Arial" w:cs="Arial"/>
+                <w:color w:val="000000"/>
+                <w:sz w:val="24"/>
+                <w:szCs w:val="24"/>
+              </w:rPr>
+              <w:t>case_</w:t>
+            </w:r>
+            <w:proofErr w:type="gramStart"/>
+            <w:r>
+              <w:rPr>
+                <w:rFonts w:ascii="Arial" w:hAnsi="Arial" w:cs="Arial"/>
+                <w:color w:val="000000"/>
+                <w:sz w:val="24"/>
+                <w:szCs w:val="24"/>
+              </w:rPr>
+              <w:t>number</w:t>
+            </w:r>
+            <w:proofErr w:type="spellEnd"/>
+            <w:r>
+              <w:rPr>
+                <w:rFonts w:ascii="Arial" w:hAnsi="Arial" w:cs="Arial"/>
+                <w:color w:val="000000"/>
+                <w:sz w:val="24"/>
+                <w:szCs w:val="24"/>
+              </w:rPr>
+              <w:t xml:space="preserve"> !</w:t>
+            </w:r>
+            <w:proofErr w:type="gramEnd"/>
+            <w:r>
+              <w:rPr>
+                <w:rFonts w:ascii="Arial" w:hAnsi="Arial" w:cs="Arial"/>
+                <w:color w:val="000000"/>
+                <w:sz w:val="24"/>
+                <w:szCs w:val="24"/>
+              </w:rPr>
+              <w:t xml:space="preserve">= “” </w:t>
+            </w:r>
+            <w:proofErr w:type="gramStart"/>
+            <w:r>
+              <w:rPr>
+                <w:rFonts w:ascii="Arial" w:hAnsi="Arial" w:cs="Arial"/>
+                <w:color w:val="000000"/>
+                <w:sz w:val="24"/>
+                <w:szCs w:val="24"/>
+              </w:rPr>
+              <w:t>%}{</w:t>
+            </w:r>
+            <w:proofErr w:type="gramEnd"/>
+            <w:r>
+              <w:rPr>
+                <w:rFonts w:ascii="Arial" w:hAnsi="Arial" w:cs="Arial"/>
+                <w:color w:val="000000"/>
+                <w:sz w:val="24"/>
+                <w:szCs w:val="24"/>
+              </w:rPr>
+              <w:t>{</w:t>
+            </w:r>
+            <w:proofErr w:type="spellStart"/>
+            <w:r>
+              <w:rPr>
+                <w:rFonts w:ascii="Arial" w:hAnsi="Arial" w:cs="Arial"/>
+                <w:color w:val="000000"/>
+                <w:sz w:val="24"/>
+                <w:szCs w:val="24"/>
+              </w:rPr>
+              <w:t>case_number</w:t>
+            </w:r>
+            <w:proofErr w:type="spellEnd"/>
+            <w:proofErr w:type="gramStart"/>
+            <w:r>
+              <w:rPr>
+                <w:rFonts w:ascii="Arial" w:hAnsi="Arial" w:cs="Arial"/>
+                <w:color w:val="000000"/>
+                <w:sz w:val="24"/>
+                <w:szCs w:val="24"/>
+              </w:rPr>
+              <w:t>}}{</w:t>
+            </w:r>
+            <w:proofErr w:type="gramEnd"/>
+            <w:r>
+              <w:rPr>
+                <w:rFonts w:ascii="Arial" w:hAnsi="Arial" w:cs="Arial"/>
+                <w:color w:val="000000"/>
+                <w:sz w:val="24"/>
+                <w:szCs w:val="24"/>
+              </w:rPr>
+              <w:t>% endif %}</w:t>
+            </w:r>
+          </w:p>
+        </w:tc>
+        <w:tc>
+          <w:tcPr>
+            <w:tcW w:w="590" w:type="dxa"/>
+            <w:tcBorders>
+              <w:top w:val="nil"/>
+              <w:left w:val="nil"/>
+              <w:bottom w:val="nil"/>
+              <w:right w:val="nil"/>
+            </w:tcBorders>
+          </w:tcPr>
+          <w:p>
+            <w:pPr>
+              <w:tabs>
+                <w:tab w:val="left" w:pos="4320"/>
+              </w:tabs>
+              <w:spacing w:after="0" w:line="240" w:lineRule="auto"/>
+              <w:rPr>
+                <w:rFonts w:ascii="Arial" w:hAnsi="Arial" w:cs="Arial"/>
+                <w:color w:val="000000"/>
+                <w:sz w:val="24"/>
+                <w:szCs w:val="24"/>
+              </w:rPr>
+            </w:pPr>
+          </w:p>
+        </w:tc>
+      </w:tr>
+      <w:tr>
+        <w:tc>
+          <w:tcPr>
+            <w:tcW w:w="3960" w:type="dxa"/>
+            <w:tcBorders>
+              <w:top w:val="single" w:sz="4" w:space="0" w:color="auto"/>
+              <w:left w:val="nil"/>
+              <w:bottom w:val="nil"/>
+              <w:right w:val="nil"/>
+            </w:tcBorders>
+          </w:tcPr>
+          <w:p>
+            <w:pPr>
+              <w:tabs>
+                <w:tab w:val="left" w:pos="4320"/>
+              </w:tabs>
+              <w:spacing w:after="0" w:line="240" w:lineRule="auto"/>
+              <w:rPr>
+                <w:rFonts w:ascii="Arial" w:hAnsi="Arial" w:cs="Arial"/>
+                <w:color w:val="000000"/>
+                <w:sz w:val="24"/>
+                <w:szCs w:val="24"/>
+              </w:rPr>
+            </w:pPr>
+          </w:p>
+        </w:tc>
+        <w:tc>
+          <w:tcPr>
+            <w:tcW w:w="720" w:type="dxa"/>
+            <w:tcBorders>
+              <w:top w:val="nil"/>
+              <w:left w:val="nil"/>
+              <w:bottom w:val="nil"/>
+              <w:right w:val="single" w:sz="4" w:space="0" w:color="auto"/>
+            </w:tcBorders>
+          </w:tcPr>
+          <w:p>
+            <w:pPr>
+              <w:tabs>
+                <w:tab w:val="left" w:pos="4320"/>
+              </w:tabs>
+              <w:spacing w:after="0" w:line="240" w:lineRule="auto"/>
+              <w:rPr>
+                <w:rFonts w:ascii="Arial" w:hAnsi="Arial" w:cs="Arial"/>
+                <w:color w:val="000000"/>
+                <w:sz w:val="24"/>
+                <w:szCs w:val="24"/>
+              </w:rPr>
+            </w:pPr>
+          </w:p>
+        </w:tc>
+        <w:tc>
+          <w:tcPr>
+            <w:tcW w:w="720" w:type="dxa"/>
+            <w:tcBorders>
+              <w:top w:val="nil"/>
+              <w:left w:val="single" w:sz="4" w:space="0" w:color="auto"/>
+              <w:bottom w:val="nil"/>
+              <w:right w:val="nil"/>
+            </w:tcBorders>
+          </w:tcPr>
+          <w:p>
+            <w:pPr>
+              <w:tabs>
+                <w:tab w:val="left" w:pos="4320"/>
+              </w:tabs>
+              <w:spacing w:after="0" w:line="240" w:lineRule="auto"/>
+              <w:rPr>
+                <w:rFonts w:ascii="Arial" w:hAnsi="Arial" w:cs="Arial"/>
+                <w:color w:val="000000"/>
+                <w:sz w:val="24"/>
+                <w:szCs w:val="24"/>
+              </w:rPr>
+            </w:pPr>
+          </w:p>
+        </w:tc>
+        <w:tc>
+          <w:tcPr>
+            <w:tcW w:w="3370" w:type="dxa"/>
+            <w:tcBorders>
+              <w:top w:val="single" w:sz="4" w:space="0" w:color="auto"/>
+              <w:left w:val="nil"/>
+              <w:bottom w:val="nil"/>
+              <w:right w:val="nil"/>
+            </w:tcBorders>
+          </w:tcPr>
+          <w:p>
+            <w:pPr>
+              <w:tabs>
+                <w:tab w:val="left" w:pos="4320"/>
+              </w:tabs>
+              <w:spacing w:after="0" w:line="240" w:lineRule="auto"/>
+              <w:rPr>
+                <w:rFonts w:ascii="Arial" w:hAnsi="Arial" w:cs="Arial"/>
+                <w:color w:val="000000"/>
+                <w:sz w:val="24"/>
+                <w:szCs w:val="24"/>
+              </w:rPr>
+            </w:pPr>
+          </w:p>
+        </w:tc>
+        <w:tc>
+          <w:tcPr>
+            <w:tcW w:w="590" w:type="dxa"/>
+            <w:tcBorders>
+              <w:top w:val="nil"/>
+              <w:left w:val="nil"/>
+              <w:bottom w:val="nil"/>
+              <w:right w:val="nil"/>
+            </w:tcBorders>
+          </w:tcPr>
+          <w:p>
+            <w:pPr>
+              <w:tabs>
+                <w:tab w:val="left" w:pos="4320"/>
+              </w:tabs>
+              <w:spacing w:after="0" w:line="240" w:lineRule="auto"/>
+              <w:rPr>
+                <w:rFonts w:ascii="Arial" w:hAnsi="Arial" w:cs="Arial"/>
+                <w:color w:val="000000"/>
+                <w:sz w:val="24"/>
+                <w:szCs w:val="24"/>
+              </w:rPr>
+            </w:pPr>
+          </w:p>
+        </w:tc>
+      </w:tr>
+    </w:tbl>
     <w:p>
       <w:pPr>
         <w:tabs>
@@ -142,413 +680,111 @@
         </w:tabs>
         <w:spacing w:after="0" w:line="240" w:lineRule="auto"/>
         <w:rPr>
-          <w:rFonts w:ascii="Times New Roman" w:hAnsi="Times New Roman"/>
+          <w:rFonts w:ascii="Arial" w:hAnsi="Arial" w:cs="Arial"/>
           <w:color w:val="000000"/>
           <w:sz w:val="24"/>
           <w:szCs w:val="24"/>
         </w:rPr>
       </w:pPr>
-      <w:r>
-        <w:rPr>
-          <w:rFonts w:ascii="Times New Roman" w:hAnsi="Times New Roman"/>
-          <w:sz w:val="24"/>
-          <w:szCs w:val="24"/>
-          <w:u w:val="single"/>
-        </w:rPr>
-        <w:t>{{</w:t>
-      </w:r>
-      <w:proofErr w:type="spellStart"/>
-      <w:r>
-        <w:rPr>
-          <w:rFonts w:ascii="Times New Roman" w:hAnsi="Times New Roman"/>
-          <w:sz w:val="24"/>
-          <w:szCs w:val="24"/>
-          <w:u w:val="single"/>
-        </w:rPr>
-        <w:t>child.name_</w:t>
-      </w:r>
-      <w:proofErr w:type="gramStart"/>
-      <w:r>
-        <w:rPr>
-          <w:rFonts w:ascii="Times New Roman" w:hAnsi="Times New Roman"/>
-          <w:sz w:val="24"/>
-          <w:szCs w:val="24"/>
-          <w:u w:val="single"/>
-        </w:rPr>
-        <w:t>full</w:t>
-      </w:r>
-      <w:proofErr w:type="spellEnd"/>
-      <w:r>
-        <w:rPr>
-          <w:rFonts w:ascii="Times New Roman" w:hAnsi="Times New Roman"/>
-          <w:sz w:val="24"/>
-          <w:szCs w:val="24"/>
-          <w:u w:val="single"/>
-        </w:rPr>
-        <w:t>(</w:t>
-      </w:r>
-      <w:proofErr w:type="gramEnd"/>
-      <w:r>
-        <w:rPr>
-          <w:rFonts w:ascii="Times New Roman" w:hAnsi="Times New Roman"/>
-          <w:sz w:val="24"/>
-          <w:szCs w:val="24"/>
-          <w:u w:val="single"/>
-        </w:rPr>
-        <w:t>)}}</w:t>
-      </w:r>
-      <w:r>
-        <w:rPr>
-          <w:rFonts w:ascii="Times New Roman" w:hAnsi="Times New Roman"/>
-          <w:color w:val="000000"/>
-          <w:sz w:val="24"/>
-          <w:szCs w:val="24"/>
-        </w:rPr>
-        <w:tab/>
-        <w:t>)</w:t>
-      </w:r>
-    </w:p>
-    <w:p>
-      <w:pPr>
-        <w:tabs>
-          <w:tab w:val="left" w:pos="4320"/>
-        </w:tabs>
-        <w:rPr>
-          <w:color w:val="000000" w:themeColor="text1"/>
-        </w:rPr>
-      </w:pPr>
-      <w:r>
-        <w:rPr>
-          <w:rFonts w:ascii="Times New Roman" w:hAnsi="Times New Roman"/>
-          <w:color w:val="000000"/>
-          <w:sz w:val="24"/>
-          <w:szCs w:val="24"/>
-        </w:rPr>
-        <w:t>(Name of Minor)</w:t>
-      </w:r>
-      <w:proofErr w:type="gramStart"/>
-      <w:r>
-        <w:rPr>
-          <w:rFonts w:ascii="Times New Roman" w:hAnsi="Times New Roman"/>
-          <w:color w:val="000000"/>
-          <w:sz w:val="24"/>
-          <w:szCs w:val="24"/>
-        </w:rPr>
-        <w:tab/>
-        <w:t>)</w:t>
-      </w:r>
-      <w:r>
-        <w:rPr>
-          <w:rFonts w:ascii="Times New Roman" w:hAnsi="Times New Roman"/>
-          <w:color w:val="000000"/>
-          <w:sz w:val="24"/>
-          <w:szCs w:val="24"/>
-        </w:rPr>
-        <w:t xml:space="preserve"> </w:t>
-      </w:r>
-      <w:r>
-        <w:rPr>
-          <w:rFonts w:ascii="Times New Roman" w:hAnsi="Times New Roman"/>
-          <w:color w:val="000000"/>
-          <w:sz w:val="24"/>
-          <w:szCs w:val="24"/>
-        </w:rPr>
-        <w:t>  </w:t>
-      </w:r>
-      <w:proofErr w:type="gramEnd"/>
-      <w:r>
-        <w:rPr>
-          <w:rFonts w:ascii="Times New Roman" w:hAnsi="Times New Roman"/>
-          <w:color w:val="000000"/>
-          <w:sz w:val="24"/>
-          <w:szCs w:val="24"/>
-        </w:rPr>
-        <w:t xml:space="preserve">  NO. </w:t>
-      </w:r>
-      <w:r>
-        <w:rPr>
-          <w:rFonts w:ascii="Times New Roman" w:hAnsi="Times New Roman"/>
-          <w:color w:val="000000"/>
-          <w:sz w:val="24"/>
-          <w:szCs w:val="24"/>
-        </w:rPr>
-        <w:t xml:space="preserve">{% if </w:t>
-      </w:r>
-      <w:proofErr w:type="spellStart"/>
-      <w:r>
-        <w:rPr>
-          <w:rFonts w:ascii="Times New Roman" w:hAnsi="Times New Roman"/>
-          <w:color w:val="000000"/>
-          <w:sz w:val="24"/>
-          <w:szCs w:val="24"/>
-        </w:rPr>
-        <w:t>case_</w:t>
-      </w:r>
-      <w:proofErr w:type="gramStart"/>
-      <w:r>
-        <w:rPr>
-          <w:rFonts w:ascii="Times New Roman" w:hAnsi="Times New Roman"/>
-          <w:color w:val="000000"/>
-          <w:sz w:val="24"/>
-          <w:szCs w:val="24"/>
-        </w:rPr>
-        <w:t>number</w:t>
-      </w:r>
-      <w:proofErr w:type="spellEnd"/>
-      <w:r>
-        <w:rPr>
-          <w:rFonts w:ascii="Times New Roman" w:hAnsi="Times New Roman"/>
-          <w:color w:val="000000"/>
-          <w:sz w:val="24"/>
-          <w:szCs w:val="24"/>
-        </w:rPr>
-        <w:t xml:space="preserve"> !</w:t>
-      </w:r>
-      <w:proofErr w:type="gramEnd"/>
-      <w:r>
-        <w:rPr>
-          <w:rFonts w:ascii="Times New Roman" w:hAnsi="Times New Roman"/>
-          <w:color w:val="000000"/>
-          <w:sz w:val="24"/>
-          <w:szCs w:val="24"/>
-        </w:rPr>
-        <w:t xml:space="preserve">= “” </w:t>
-      </w:r>
-      <w:proofErr w:type="gramStart"/>
-      <w:r>
-        <w:rPr>
-          <w:rFonts w:ascii="Times New Roman" w:hAnsi="Times New Roman"/>
-          <w:color w:val="000000"/>
-          <w:sz w:val="24"/>
-          <w:szCs w:val="24"/>
-        </w:rPr>
-        <w:t>%}{</w:t>
-      </w:r>
-      <w:proofErr w:type="gramEnd"/>
-      <w:r>
-        <w:rPr>
-          <w:rFonts w:ascii="Times New Roman" w:hAnsi="Times New Roman"/>
-          <w:color w:val="000000"/>
-          <w:sz w:val="24"/>
-          <w:szCs w:val="24"/>
-        </w:rPr>
-        <w:t>{</w:t>
-      </w:r>
-      <w:proofErr w:type="spellStart"/>
-      <w:r>
-        <w:rPr>
-          <w:rFonts w:ascii="Times New Roman" w:hAnsi="Times New Roman"/>
-          <w:color w:val="000000"/>
-          <w:sz w:val="24"/>
-          <w:szCs w:val="24"/>
-        </w:rPr>
-        <w:t>case_number</w:t>
-      </w:r>
-      <w:proofErr w:type="spellEnd"/>
-      <w:proofErr w:type="gramStart"/>
-      <w:r>
-        <w:rPr>
-          <w:rFonts w:ascii="Times New Roman" w:hAnsi="Times New Roman"/>
-          <w:color w:val="000000"/>
-          <w:sz w:val="24"/>
-          <w:szCs w:val="24"/>
-        </w:rPr>
-        <w:t>}}{</w:t>
-      </w:r>
-      <w:proofErr w:type="gramEnd"/>
-      <w:r>
-        <w:rPr>
-          <w:rFonts w:ascii="Times New Roman" w:hAnsi="Times New Roman"/>
-          <w:color w:val="000000"/>
-          <w:sz w:val="24"/>
-          <w:szCs w:val="24"/>
-        </w:rPr>
-        <w:t xml:space="preserve">% else </w:t>
-      </w:r>
-      <w:proofErr w:type="gramStart"/>
-      <w:r>
-        <w:rPr>
-          <w:rFonts w:ascii="Times New Roman" w:hAnsi="Times New Roman"/>
-          <w:color w:val="000000"/>
-          <w:sz w:val="24"/>
-          <w:szCs w:val="24"/>
-        </w:rPr>
-        <w:t>%}</w:t>
-      </w:r>
-      <w:r>
-        <w:rPr>
-          <w:rFonts w:ascii="Times New Roman" w:hAnsi="Times New Roman"/>
-          <w:color w:val="000000"/>
-          <w:sz w:val="24"/>
-          <w:szCs w:val="24"/>
-        </w:rPr>
-        <w:t>_</w:t>
-      </w:r>
-      <w:proofErr w:type="gramEnd"/>
-      <w:r>
-        <w:rPr>
-          <w:rFonts w:ascii="Times New Roman" w:hAnsi="Times New Roman"/>
-          <w:color w:val="000000"/>
-          <w:sz w:val="24"/>
-          <w:szCs w:val="24"/>
-        </w:rPr>
-        <w:t>_____________</w:t>
-      </w:r>
-      <w:proofErr w:type="gramStart"/>
-      <w:r>
-        <w:rPr>
-          <w:rFonts w:ascii="Times New Roman" w:hAnsi="Times New Roman"/>
-          <w:color w:val="000000"/>
-          <w:sz w:val="24"/>
-          <w:szCs w:val="24"/>
-        </w:rPr>
-        <w:t>_</w:t>
-      </w:r>
-      <w:r>
-        <w:rPr>
-          <w:rFonts w:ascii="Times New Roman" w:hAnsi="Times New Roman"/>
-          <w:color w:val="000000"/>
-          <w:sz w:val="24"/>
-          <w:szCs w:val="24"/>
-        </w:rPr>
-        <w:t>{</w:t>
-      </w:r>
-      <w:proofErr w:type="gramEnd"/>
-      <w:r>
-        <w:rPr>
-          <w:rFonts w:ascii="Times New Roman" w:hAnsi="Times New Roman"/>
-          <w:color w:val="000000"/>
-          <w:sz w:val="24"/>
-          <w:szCs w:val="24"/>
-        </w:rPr>
-        <w:t>% endif %}</w:t>
-      </w:r>
-      <w:r>
-        <w:rPr>
-          <w:rFonts w:ascii="Times New Roman" w:hAnsi="Times New Roman"/>
-          <w:color w:val="000000"/>
-          <w:sz w:val="24"/>
-          <w:szCs w:val="24"/>
-        </w:rPr>
-        <w:br/>
-      </w:r>
-      <w:r>
-        <w:rPr>
-          <w:rFonts w:ascii="Times New Roman" w:hAnsi="Times New Roman"/>
-          <w:sz w:val="24"/>
-          <w:szCs w:val="24"/>
-        </w:rPr>
-        <w:tab/>
-        <w:t>)</w:t>
-      </w:r>
-      <w:r>
-        <w:rPr>
-          <w:rFonts w:ascii="Times New Roman" w:hAnsi="Times New Roman"/>
-          <w:color w:val="000000"/>
-          <w:sz w:val="24"/>
-          <w:szCs w:val="24"/>
-        </w:rPr>
-        <w:br/>
-      </w:r>
     </w:p>
     <w:p>
       <w:pPr>
         <w:jc w:val="center"/>
         <w:rPr>
-          <w:rFonts w:ascii="Times New Roman" w:hAnsi="Times New Roman"/>
+          <w:rFonts w:ascii="Arial" w:hAnsi="Arial" w:cs="Arial"/>
           <w:b/>
           <w:color w:val="000000" w:themeColor="text1"/>
-          <w:sz w:val="28"/>
-          <w:szCs w:val="28"/>
+          <w:sz w:val="24"/>
+          <w:szCs w:val="24"/>
         </w:rPr>
       </w:pPr>
       <w:r>
         <w:rPr>
-          <w:rFonts w:ascii="Times New Roman" w:hAnsi="Times New Roman"/>
+          <w:rFonts w:ascii="Arial" w:hAnsi="Arial" w:cs="Arial"/>
           <w:b/>
           <w:color w:val="000000" w:themeColor="text1"/>
-          <w:sz w:val="28"/>
-          <w:szCs w:val="28"/>
+          <w:sz w:val="24"/>
+          <w:szCs w:val="24"/>
         </w:rPr>
         <w:t>PETITION</w:t>
       </w:r>
       <w:r>
         <w:rPr>
-          <w:rFonts w:ascii="Times New Roman" w:hAnsi="Times New Roman"/>
+          <w:rFonts w:ascii="Arial" w:hAnsi="Arial" w:cs="Arial"/>
           <w:b/>
           <w:color w:val="000000" w:themeColor="text1"/>
-          <w:sz w:val="28"/>
-          <w:szCs w:val="28"/>
+          <w:sz w:val="24"/>
+          <w:szCs w:val="24"/>
         </w:rPr>
         <w:t xml:space="preserve"> </w:t>
       </w:r>
       <w:r>
         <w:rPr>
-          <w:rFonts w:ascii="Times New Roman" w:hAnsi="Times New Roman"/>
+          <w:rFonts w:ascii="Arial" w:hAnsi="Arial" w:cs="Arial"/>
           <w:b/>
           <w:color w:val="000000" w:themeColor="text1"/>
-          <w:sz w:val="28"/>
-          <w:szCs w:val="28"/>
+          <w:sz w:val="24"/>
+          <w:szCs w:val="24"/>
         </w:rPr>
         <w:t>TO</w:t>
       </w:r>
       <w:r>
         <w:rPr>
-          <w:rFonts w:ascii="Times New Roman" w:hAnsi="Times New Roman"/>
+          <w:rFonts w:ascii="Arial" w:hAnsi="Arial" w:cs="Arial"/>
           <w:b/>
           <w:color w:val="000000" w:themeColor="text1"/>
-          <w:sz w:val="28"/>
-          <w:szCs w:val="28"/>
+          <w:sz w:val="24"/>
+          <w:szCs w:val="24"/>
         </w:rPr>
         <w:t xml:space="preserve"> </w:t>
       </w:r>
       <w:r>
         <w:rPr>
-          <w:rFonts w:ascii="Times New Roman" w:hAnsi="Times New Roman"/>
+          <w:rFonts w:ascii="Arial" w:hAnsi="Arial" w:cs="Arial"/>
           <w:b/>
           <w:color w:val="000000" w:themeColor="text1"/>
-          <w:sz w:val="28"/>
-          <w:szCs w:val="28"/>
+          <w:sz w:val="24"/>
+          <w:szCs w:val="24"/>
         </w:rPr>
         <w:t>DISCHARGE GUARDIANSHIP</w:t>
       </w:r>
       <w:r>
         <w:rPr>
-          <w:rFonts w:ascii="Times New Roman" w:hAnsi="Times New Roman"/>
+          <w:rFonts w:ascii="Arial" w:hAnsi="Arial" w:cs="Arial"/>
           <w:b/>
           <w:color w:val="000000" w:themeColor="text1"/>
-          <w:sz w:val="28"/>
-          <w:szCs w:val="28"/>
+          <w:sz w:val="24"/>
+          <w:szCs w:val="24"/>
         </w:rPr>
         <w:t xml:space="preserve"> </w:t>
       </w:r>
       <w:r>
         <w:rPr>
-          <w:rFonts w:ascii="Times New Roman" w:hAnsi="Times New Roman"/>
+          <w:rFonts w:ascii="Arial" w:hAnsi="Arial" w:cs="Arial"/>
           <w:b/>
           <w:color w:val="000000" w:themeColor="text1"/>
-          <w:sz w:val="28"/>
-          <w:szCs w:val="28"/>
+          <w:sz w:val="24"/>
+          <w:szCs w:val="24"/>
         </w:rPr>
         <w:t>OF</w:t>
       </w:r>
       <w:r>
         <w:rPr>
-          <w:rFonts w:ascii="Times New Roman" w:hAnsi="Times New Roman"/>
+          <w:rFonts w:ascii="Arial" w:hAnsi="Arial" w:cs="Arial"/>
           <w:b/>
           <w:color w:val="000000" w:themeColor="text1"/>
-          <w:sz w:val="28"/>
-          <w:szCs w:val="28"/>
+          <w:sz w:val="24"/>
+          <w:szCs w:val="24"/>
         </w:rPr>
         <w:t xml:space="preserve"> </w:t>
       </w:r>
       <w:r>
         <w:rPr>
-          <w:rFonts w:ascii="Times New Roman" w:hAnsi="Times New Roman"/>
+          <w:rFonts w:ascii="Arial" w:hAnsi="Arial" w:cs="Arial"/>
           <w:b/>
           <w:color w:val="000000" w:themeColor="text1"/>
-          <w:sz w:val="28"/>
-          <w:szCs w:val="28"/>
+          <w:sz w:val="24"/>
+          <w:szCs w:val="24"/>
         </w:rPr>
         <w:t>A MINOR</w:t>
       </w:r>
@@ -557,7 +793,7 @@
       <w:pPr>
         <w:ind w:firstLine="720"/>
         <w:rPr>
-          <w:rFonts w:ascii="Times New Roman" w:hAnsi="Times New Roman"/>
+          <w:rFonts w:ascii="Arial" w:hAnsi="Arial" w:cs="Arial"/>
           <w:sz w:val="24"/>
           <w:szCs w:val="24"/>
         </w:rPr>
@@ -565,7 +801,7 @@
       <w:proofErr w:type="gramStart"/>
       <w:r>
         <w:rPr>
-          <w:rFonts w:ascii="Times New Roman" w:hAnsi="Times New Roman"/>
+          <w:rFonts w:ascii="Arial" w:hAnsi="Arial" w:cs="Arial"/>
           <w:sz w:val="24"/>
           <w:szCs w:val="24"/>
         </w:rPr>
@@ -573,7 +809,7 @@
       </w:r>
       <w:r>
         <w:rPr>
-          <w:rFonts w:ascii="Times New Roman" w:hAnsi="Times New Roman"/>
+          <w:rFonts w:ascii="Arial" w:hAnsi="Arial" w:cs="Arial"/>
           <w:sz w:val="24"/>
           <w:szCs w:val="24"/>
         </w:rPr>
@@ -582,7 +818,7 @@
       <w:proofErr w:type="gramEnd"/>
       <w:r>
         <w:rPr>
-          <w:rFonts w:ascii="Times New Roman" w:hAnsi="Times New Roman"/>
+          <w:rFonts w:ascii="Arial" w:hAnsi="Arial" w:cs="Arial"/>
           <w:sz w:val="24"/>
           <w:szCs w:val="24"/>
         </w:rPr>
@@ -591,7 +827,7 @@
       <w:proofErr w:type="spellStart"/>
       <w:r>
         <w:rPr>
-          <w:rFonts w:ascii="Times New Roman" w:hAnsi="Times New Roman"/>
+          <w:rFonts w:ascii="Arial" w:hAnsi="Arial" w:cs="Arial"/>
           <w:sz w:val="24"/>
           <w:szCs w:val="24"/>
         </w:rPr>
@@ -600,7 +836,7 @@
       <w:proofErr w:type="gramStart"/>
       <w:r>
         <w:rPr>
-          <w:rFonts w:ascii="Times New Roman" w:hAnsi="Times New Roman"/>
+          <w:rFonts w:ascii="Arial" w:hAnsi="Arial" w:cs="Arial"/>
           <w:sz w:val="24"/>
           <w:szCs w:val="24"/>
         </w:rPr>
@@ -609,7 +845,7 @@
       <w:proofErr w:type="spellEnd"/>
       <w:r>
         <w:rPr>
-          <w:rFonts w:ascii="Times New Roman" w:hAnsi="Times New Roman"/>
+          <w:rFonts w:ascii="Arial" w:hAnsi="Arial" w:cs="Arial"/>
           <w:sz w:val="24"/>
           <w:szCs w:val="24"/>
         </w:rPr>
@@ -618,7 +854,7 @@
       <w:proofErr w:type="gramEnd"/>
       <w:r>
         <w:rPr>
-          <w:rFonts w:ascii="Times New Roman" w:hAnsi="Times New Roman"/>
+          <w:rFonts w:ascii="Arial" w:hAnsi="Arial" w:cs="Arial"/>
           <w:sz w:val="24"/>
           <w:szCs w:val="24"/>
         </w:rPr>
@@ -626,7 +862,7 @@
       </w:r>
       <w:r>
         <w:rPr>
-          <w:rFonts w:ascii="Times New Roman" w:hAnsi="Times New Roman"/>
+          <w:rFonts w:ascii="Arial" w:hAnsi="Arial" w:cs="Arial"/>
           <w:sz w:val="24"/>
           <w:szCs w:val="24"/>
         </w:rPr>
@@ -634,32 +870,24 @@
       </w:r>
       <w:r>
         <w:rPr>
-          <w:rFonts w:ascii="Times New Roman" w:hAnsi="Times New Roman"/>
-          <w:sz w:val="24"/>
-          <w:szCs w:val="24"/>
-        </w:rPr>
-        <w:t xml:space="preserve"> </w:t>
-      </w:r>
-      <w:r>
-        <w:rPr>
-          <w:rFonts w:ascii="Times New Roman" w:hAnsi="Times New Roman"/>
-          <w:sz w:val="24"/>
-          <w:szCs w:val="24"/>
-        </w:rPr>
-        <w:t>state:</w:t>
+          <w:rFonts w:ascii="Arial" w:hAnsi="Arial" w:cs="Arial"/>
+          <w:sz w:val="24"/>
+          <w:szCs w:val="24"/>
+        </w:rPr>
+        <w:t xml:space="preserve"> state:</w:t>
       </w:r>
     </w:p>
     <w:p>
       <w:pPr>
         <w:rPr>
-          <w:rFonts w:ascii="Times New Roman" w:hAnsi="Times New Roman"/>
+          <w:rFonts w:ascii="Arial" w:hAnsi="Arial" w:cs="Arial"/>
           <w:sz w:val="24"/>
           <w:szCs w:val="24"/>
         </w:rPr>
       </w:pPr>
       <w:r>
         <w:rPr>
-          <w:rFonts w:ascii="Times New Roman" w:hAnsi="Times New Roman"/>
+          <w:rFonts w:ascii="Arial" w:hAnsi="Arial" w:cs="Arial"/>
           <w:sz w:val="24"/>
           <w:szCs w:val="24"/>
         </w:rPr>
@@ -667,7 +895,7 @@
       </w:r>
       <w:r>
         <w:rPr>
-          <w:rFonts w:ascii="Times New Roman" w:hAnsi="Times New Roman"/>
+          <w:rFonts w:ascii="Arial" w:hAnsi="Arial" w:cs="Arial"/>
           <w:sz w:val="24"/>
           <w:szCs w:val="24"/>
         </w:rPr>
@@ -675,7 +903,7 @@
       </w:r>
       <w:r>
         <w:rPr>
-          <w:rFonts w:ascii="Times New Roman" w:hAnsi="Times New Roman"/>
+          <w:rFonts w:ascii="Arial" w:hAnsi="Arial" w:cs="Arial"/>
           <w:sz w:val="24"/>
           <w:szCs w:val="24"/>
         </w:rPr>
@@ -683,7 +911,7 @@
       </w:r>
       <w:r>
         <w:rPr>
-          <w:rFonts w:ascii="Times New Roman" w:hAnsi="Times New Roman"/>
+          <w:rFonts w:ascii="Arial" w:hAnsi="Arial" w:cs="Arial"/>
           <w:sz w:val="24"/>
           <w:szCs w:val="24"/>
         </w:rPr>
@@ -691,23 +919,15 @@
       </w:r>
       <w:r>
         <w:rPr>
-          <w:rFonts w:ascii="Times New Roman" w:hAnsi="Times New Roman"/>
-          <w:sz w:val="24"/>
-          <w:szCs w:val="24"/>
-        </w:rPr>
-        <w:t xml:space="preserve"> </w:t>
-      </w:r>
-      <w:r>
-        <w:rPr>
-          <w:rFonts w:ascii="Times New Roman" w:hAnsi="Times New Roman"/>
-          <w:sz w:val="24"/>
-          <w:szCs w:val="24"/>
-        </w:rPr>
-        <w:t xml:space="preserve">of </w:t>
-      </w:r>
-      <w:r>
-        <w:rPr>
-          <w:rFonts w:ascii="Times New Roman" w:hAnsi="Times New Roman"/>
+          <w:rFonts w:ascii="Arial" w:hAnsi="Arial" w:cs="Arial"/>
+          <w:sz w:val="24"/>
+          <w:szCs w:val="24"/>
+        </w:rPr>
+        <w:t xml:space="preserve"> of </w:t>
+      </w:r>
+      <w:r>
+        <w:rPr>
+          <w:rFonts w:ascii="Arial" w:hAnsi="Arial" w:cs="Arial"/>
           <w:sz w:val="24"/>
           <w:szCs w:val="24"/>
         </w:rPr>
@@ -716,7 +936,7 @@
       <w:proofErr w:type="spellStart"/>
       <w:r>
         <w:rPr>
-          <w:rFonts w:ascii="Times New Roman" w:hAnsi="Times New Roman"/>
+          <w:rFonts w:ascii="Arial" w:hAnsi="Arial" w:cs="Arial"/>
           <w:sz w:val="24"/>
           <w:szCs w:val="24"/>
         </w:rPr>
@@ -725,7 +945,7 @@
       <w:proofErr w:type="gramStart"/>
       <w:r>
         <w:rPr>
-          <w:rFonts w:ascii="Times New Roman" w:hAnsi="Times New Roman"/>
+          <w:rFonts w:ascii="Arial" w:hAnsi="Arial" w:cs="Arial"/>
           <w:sz w:val="24"/>
           <w:szCs w:val="24"/>
         </w:rPr>
@@ -734,7 +954,7 @@
       <w:proofErr w:type="spellEnd"/>
       <w:r>
         <w:rPr>
-          <w:rFonts w:ascii="Times New Roman" w:hAnsi="Times New Roman"/>
+          <w:rFonts w:ascii="Arial" w:hAnsi="Arial" w:cs="Arial"/>
           <w:sz w:val="24"/>
           <w:szCs w:val="24"/>
         </w:rPr>
@@ -743,7 +963,7 @@
       <w:proofErr w:type="gramEnd"/>
       <w:r>
         <w:rPr>
-          <w:rFonts w:ascii="Times New Roman" w:hAnsi="Times New Roman"/>
+          <w:rFonts w:ascii="Arial" w:hAnsi="Arial" w:cs="Arial"/>
           <w:sz w:val="24"/>
           <w:szCs w:val="24"/>
         </w:rPr>
@@ -751,7 +971,7 @@
       </w:r>
       <w:r>
         <w:rPr>
-          <w:rFonts w:ascii="Times New Roman" w:hAnsi="Times New Roman"/>
+          <w:rFonts w:ascii="Arial" w:hAnsi="Arial" w:cs="Arial"/>
           <w:sz w:val="24"/>
           <w:szCs w:val="24"/>
         </w:rPr>
@@ -761,7 +981,7 @@
     <w:p>
       <w:pPr>
         <w:rPr>
-          <w:rFonts w:ascii="Times New Roman" w:hAnsi="Times New Roman"/>
+          <w:rFonts w:ascii="Arial" w:hAnsi="Arial" w:cs="Arial"/>
           <w:sz w:val="24"/>
           <w:szCs w:val="24"/>
         </w:rPr>
@@ -769,7 +989,7 @@
       <w:proofErr w:type="gramStart"/>
       <w:r>
         <w:rPr>
-          <w:rFonts w:ascii="Times New Roman" w:hAnsi="Times New Roman"/>
+          <w:rFonts w:ascii="Arial" w:hAnsi="Arial" w:cs="Arial"/>
           <w:sz w:val="24"/>
           <w:szCs w:val="24"/>
         </w:rPr>
@@ -777,7 +997,7 @@
       </w:r>
       <w:r>
         <w:rPr>
-          <w:rFonts w:ascii="Times New Roman" w:hAnsi="Times New Roman"/>
+          <w:rFonts w:ascii="Arial" w:hAnsi="Arial" w:cs="Arial"/>
           <w:sz w:val="24"/>
           <w:szCs w:val="24"/>
         </w:rPr>
@@ -786,7 +1006,7 @@
       <w:proofErr w:type="spellStart"/>
       <w:r>
         <w:rPr>
-          <w:rFonts w:ascii="Times New Roman" w:hAnsi="Times New Roman"/>
+          <w:rFonts w:ascii="Arial" w:hAnsi="Arial" w:cs="Arial"/>
           <w:sz w:val="24"/>
           <w:szCs w:val="24"/>
         </w:rPr>
@@ -795,7 +1015,7 @@
       <w:proofErr w:type="gramEnd"/>
       <w:r>
         <w:rPr>
-          <w:rFonts w:ascii="Times New Roman" w:hAnsi="Times New Roman"/>
+          <w:rFonts w:ascii="Arial" w:hAnsi="Arial" w:cs="Arial"/>
           <w:sz w:val="24"/>
           <w:szCs w:val="24"/>
         </w:rPr>
@@ -804,7 +1024,7 @@
       <w:proofErr w:type="spellEnd"/>
       <w:r>
         <w:rPr>
-          <w:rFonts w:ascii="Times New Roman" w:hAnsi="Times New Roman"/>
+          <w:rFonts w:ascii="Arial" w:hAnsi="Arial" w:cs="Arial"/>
           <w:sz w:val="24"/>
           <w:szCs w:val="24"/>
         </w:rPr>
@@ -812,7 +1032,7 @@
       </w:r>
       <w:r>
         <w:rPr>
-          <w:rFonts w:ascii="Times New Roman" w:hAnsi="Times New Roman"/>
+          <w:rFonts w:ascii="Arial" w:hAnsi="Arial" w:cs="Arial"/>
           <w:sz w:val="24"/>
           <w:szCs w:val="24"/>
         </w:rPr>
@@ -821,7 +1041,7 @@
       <w:proofErr w:type="spellStart"/>
       <w:r>
         <w:rPr>
-          <w:rFonts w:ascii="Times New Roman" w:hAnsi="Times New Roman"/>
+          <w:rFonts w:ascii="Arial" w:hAnsi="Arial" w:cs="Arial"/>
           <w:sz w:val="24"/>
           <w:szCs w:val="24"/>
         </w:rPr>
@@ -830,7 +1050,7 @@
       <w:proofErr w:type="gramStart"/>
       <w:r>
         <w:rPr>
-          <w:rFonts w:ascii="Times New Roman" w:hAnsi="Times New Roman"/>
+          <w:rFonts w:ascii="Arial" w:hAnsi="Arial" w:cs="Arial"/>
           <w:sz w:val="24"/>
           <w:szCs w:val="24"/>
         </w:rPr>
@@ -839,7 +1059,7 @@
       <w:proofErr w:type="spellEnd"/>
       <w:r>
         <w:rPr>
-          <w:rFonts w:ascii="Times New Roman" w:hAnsi="Times New Roman"/>
+          <w:rFonts w:ascii="Arial" w:hAnsi="Arial" w:cs="Arial"/>
           <w:sz w:val="24"/>
           <w:szCs w:val="24"/>
         </w:rPr>
@@ -848,7 +1068,7 @@
       <w:proofErr w:type="gramEnd"/>
       <w:r>
         <w:rPr>
-          <w:rFonts w:ascii="Times New Roman" w:hAnsi="Times New Roman"/>
+          <w:rFonts w:ascii="Arial" w:hAnsi="Arial" w:cs="Arial"/>
           <w:sz w:val="24"/>
           <w:szCs w:val="24"/>
         </w:rPr>
@@ -856,23 +1076,15 @@
       </w:r>
       <w:r>
         <w:rPr>
-          <w:rFonts w:ascii="Times New Roman" w:hAnsi="Times New Roman"/>
-          <w:sz w:val="24"/>
-          <w:szCs w:val="24"/>
-        </w:rPr>
-        <w:t xml:space="preserve"> </w:t>
-      </w:r>
-      <w:r>
-        <w:rPr>
-          <w:rFonts w:ascii="Times New Roman" w:hAnsi="Times New Roman"/>
-          <w:sz w:val="24"/>
-          <w:szCs w:val="24"/>
-        </w:rPr>
-        <w:t xml:space="preserve">was appointed guardian of </w:t>
-      </w:r>
-      <w:r>
-        <w:rPr>
-          <w:rFonts w:ascii="Times New Roman" w:hAnsi="Times New Roman"/>
+          <w:rFonts w:ascii="Arial" w:hAnsi="Arial" w:cs="Arial"/>
+          <w:sz w:val="24"/>
+          <w:szCs w:val="24"/>
+        </w:rPr>
+        <w:t xml:space="preserve"> was appointed guardian of </w:t>
+      </w:r>
+      <w:r>
+        <w:rPr>
+          <w:rFonts w:ascii="Arial" w:hAnsi="Arial" w:cs="Arial"/>
           <w:sz w:val="24"/>
           <w:szCs w:val="24"/>
         </w:rPr>
@@ -881,7 +1093,7 @@
       <w:proofErr w:type="spellStart"/>
       <w:r>
         <w:rPr>
-          <w:rFonts w:ascii="Times New Roman" w:hAnsi="Times New Roman"/>
+          <w:rFonts w:ascii="Arial" w:hAnsi="Arial" w:cs="Arial"/>
           <w:sz w:val="24"/>
           <w:szCs w:val="24"/>
         </w:rPr>
@@ -890,7 +1102,7 @@
       <w:proofErr w:type="gramStart"/>
       <w:r>
         <w:rPr>
-          <w:rFonts w:ascii="Times New Roman" w:hAnsi="Times New Roman"/>
+          <w:rFonts w:ascii="Arial" w:hAnsi="Arial" w:cs="Arial"/>
           <w:sz w:val="24"/>
           <w:szCs w:val="24"/>
         </w:rPr>
@@ -899,7 +1111,7 @@
       <w:proofErr w:type="spellEnd"/>
       <w:r>
         <w:rPr>
-          <w:rFonts w:ascii="Times New Roman" w:hAnsi="Times New Roman"/>
+          <w:rFonts w:ascii="Arial" w:hAnsi="Arial" w:cs="Arial"/>
           <w:sz w:val="24"/>
           <w:szCs w:val="24"/>
         </w:rPr>
@@ -908,7 +1120,7 @@
       <w:proofErr w:type="gramEnd"/>
       <w:r>
         <w:rPr>
-          <w:rFonts w:ascii="Times New Roman" w:hAnsi="Times New Roman"/>
+          <w:rFonts w:ascii="Arial" w:hAnsi="Arial" w:cs="Arial"/>
           <w:sz w:val="24"/>
           <w:szCs w:val="24"/>
         </w:rPr>
@@ -916,23 +1128,15 @@
       </w:r>
       <w:r>
         <w:rPr>
-          <w:rFonts w:ascii="Times New Roman" w:hAnsi="Times New Roman"/>
-          <w:sz w:val="24"/>
-          <w:szCs w:val="24"/>
-        </w:rPr>
-        <w:t xml:space="preserve"> </w:t>
-      </w:r>
-      <w:r>
-        <w:rPr>
-          <w:rFonts w:ascii="Times New Roman" w:hAnsi="Times New Roman"/>
-          <w:sz w:val="24"/>
-          <w:szCs w:val="24"/>
-        </w:rPr>
-        <w:t xml:space="preserve">by a judge in the Circuit Court of </w:t>
-      </w:r>
-      <w:r>
-        <w:rPr>
-          <w:rFonts w:ascii="Times New Roman" w:hAnsi="Times New Roman"/>
+          <w:rFonts w:ascii="Arial" w:hAnsi="Arial" w:cs="Arial"/>
+          <w:sz w:val="24"/>
+          <w:szCs w:val="24"/>
+        </w:rPr>
+        <w:t xml:space="preserve"> by a judge in the Circuit Court of </w:t>
+      </w:r>
+      <w:r>
+        <w:rPr>
+          <w:rFonts w:ascii="Arial" w:hAnsi="Arial" w:cs="Arial"/>
           <w:sz w:val="24"/>
           <w:szCs w:val="24"/>
         </w:rPr>
@@ -941,7 +1145,7 @@
       <w:proofErr w:type="spellStart"/>
       <w:r>
         <w:rPr>
-          <w:rFonts w:ascii="Times New Roman" w:hAnsi="Times New Roman"/>
+          <w:rFonts w:ascii="Arial" w:hAnsi="Arial" w:cs="Arial"/>
           <w:sz w:val="24"/>
           <w:szCs w:val="24"/>
         </w:rPr>
@@ -950,7 +1154,7 @@
       <w:proofErr w:type="gramStart"/>
       <w:r>
         <w:rPr>
-          <w:rFonts w:ascii="Times New Roman" w:hAnsi="Times New Roman"/>
+          <w:rFonts w:ascii="Arial" w:hAnsi="Arial" w:cs="Arial"/>
           <w:sz w:val="24"/>
           <w:szCs w:val="24"/>
         </w:rPr>
@@ -959,7 +1163,7 @@
       <w:proofErr w:type="gramEnd"/>
       <w:r>
         <w:rPr>
-          <w:rFonts w:ascii="Times New Roman" w:hAnsi="Times New Roman"/>
+          <w:rFonts w:ascii="Arial" w:hAnsi="Arial" w:cs="Arial"/>
           <w:sz w:val="24"/>
           <w:szCs w:val="24"/>
         </w:rPr>
@@ -968,7 +1172,7 @@
       <w:proofErr w:type="spellEnd"/>
       <w:r>
         <w:rPr>
-          <w:rFonts w:ascii="Times New Roman" w:hAnsi="Times New Roman"/>
+          <w:rFonts w:ascii="Arial" w:hAnsi="Arial" w:cs="Arial"/>
           <w:sz w:val="24"/>
           <w:szCs w:val="24"/>
         </w:rPr>
@@ -976,23 +1180,15 @@
       </w:r>
       <w:r>
         <w:rPr>
-          <w:rFonts w:ascii="Times New Roman" w:hAnsi="Times New Roman"/>
-          <w:sz w:val="24"/>
-          <w:szCs w:val="24"/>
-        </w:rPr>
-        <w:t xml:space="preserve"> </w:t>
-      </w:r>
-      <w:r>
-        <w:rPr>
-          <w:rFonts w:ascii="Times New Roman" w:hAnsi="Times New Roman"/>
-          <w:sz w:val="24"/>
-          <w:szCs w:val="24"/>
-        </w:rPr>
-        <w:t>County, I</w:t>
-      </w:r>
-      <w:r>
-        <w:rPr>
-          <w:rFonts w:ascii="Times New Roman" w:hAnsi="Times New Roman"/>
+          <w:rFonts w:ascii="Arial" w:hAnsi="Arial" w:cs="Arial"/>
+          <w:sz w:val="24"/>
+          <w:szCs w:val="24"/>
+        </w:rPr>
+        <w:t xml:space="preserve"> County, I</w:t>
+      </w:r>
+      <w:r>
+        <w:rPr>
+          <w:rFonts w:ascii="Arial" w:hAnsi="Arial" w:cs="Arial"/>
           <w:sz w:val="24"/>
           <w:szCs w:val="24"/>
         </w:rPr>
@@ -1000,7 +1196,7 @@
       </w:r>
       <w:r>
         <w:rPr>
-          <w:rFonts w:ascii="Times New Roman" w:hAnsi="Times New Roman"/>
+          <w:rFonts w:ascii="Arial" w:hAnsi="Arial" w:cs="Arial"/>
           <w:sz w:val="24"/>
           <w:szCs w:val="24"/>
         </w:rPr>
@@ -1008,7 +1204,7 @@
       </w:r>
       <w:r>
         <w:rPr>
-          <w:rFonts w:ascii="Times New Roman" w:hAnsi="Times New Roman"/>
+          <w:rFonts w:ascii="Arial" w:hAnsi="Arial" w:cs="Arial"/>
           <w:sz w:val="24"/>
           <w:szCs w:val="24"/>
         </w:rPr>
@@ -1017,7 +1213,7 @@
       <w:proofErr w:type="spellStart"/>
       <w:r>
         <w:rPr>
-          <w:rFonts w:ascii="Times New Roman" w:hAnsi="Times New Roman"/>
+          <w:rFonts w:ascii="Arial" w:hAnsi="Arial" w:cs="Arial"/>
           <w:sz w:val="24"/>
           <w:szCs w:val="24"/>
         </w:rPr>
@@ -1026,7 +1222,7 @@
       <w:proofErr w:type="gramStart"/>
       <w:r>
         <w:rPr>
-          <w:rFonts w:ascii="Times New Roman" w:hAnsi="Times New Roman"/>
+          <w:rFonts w:ascii="Arial" w:hAnsi="Arial" w:cs="Arial"/>
           <w:sz w:val="24"/>
           <w:szCs w:val="24"/>
         </w:rPr>
@@ -1035,7 +1231,7 @@
       <w:proofErr w:type="spellEnd"/>
       <w:r>
         <w:rPr>
-          <w:rFonts w:ascii="Times New Roman" w:hAnsi="Times New Roman"/>
+          <w:rFonts w:ascii="Arial" w:hAnsi="Arial" w:cs="Arial"/>
           <w:sz w:val="24"/>
           <w:szCs w:val="24"/>
         </w:rPr>
@@ -1043,7 +1239,7 @@
       </w:r>
       <w:r>
         <w:rPr>
-          <w:rFonts w:ascii="Times New Roman" w:hAnsi="Times New Roman"/>
+          <w:rFonts w:ascii="Arial" w:hAnsi="Arial" w:cs="Arial"/>
           <w:sz w:val="24"/>
           <w:szCs w:val="24"/>
         </w:rPr>
@@ -1054,14 +1250,14 @@
     <w:p>
       <w:pPr>
         <w:rPr>
-          <w:rFonts w:ascii="Times New Roman" w:hAnsi="Times New Roman"/>
+          <w:rFonts w:ascii="Arial" w:hAnsi="Arial" w:cs="Arial"/>
           <w:sz w:val="24"/>
           <w:szCs w:val="24"/>
         </w:rPr>
       </w:pPr>
       <w:r>
         <w:rPr>
-          <w:rFonts w:ascii="Times New Roman" w:hAnsi="Times New Roman"/>
+          <w:rFonts w:ascii="Arial" w:hAnsi="Arial" w:cs="Arial"/>
           <w:sz w:val="24"/>
           <w:szCs w:val="24"/>
         </w:rPr>
@@ -1069,7 +1265,7 @@
       </w:r>
       <w:r>
         <w:rPr>
-          <w:rFonts w:ascii="Times New Roman" w:hAnsi="Times New Roman"/>
+          <w:rFonts w:ascii="Arial" w:hAnsi="Arial" w:cs="Arial"/>
           <w:sz w:val="24"/>
           <w:szCs w:val="24"/>
         </w:rPr>
@@ -1078,7 +1274,7 @@
       <w:proofErr w:type="spellStart"/>
       <w:r>
         <w:rPr>
-          <w:rFonts w:ascii="Times New Roman" w:hAnsi="Times New Roman"/>
+          <w:rFonts w:ascii="Arial" w:hAnsi="Arial" w:cs="Arial"/>
           <w:sz w:val="24"/>
           <w:szCs w:val="24"/>
         </w:rPr>
@@ -1087,7 +1283,7 @@
       <w:proofErr w:type="spellEnd"/>
       <w:r>
         <w:rPr>
-          <w:rFonts w:ascii="Times New Roman" w:hAnsi="Times New Roman"/>
+          <w:rFonts w:ascii="Arial" w:hAnsi="Arial" w:cs="Arial"/>
           <w:sz w:val="24"/>
           <w:szCs w:val="24"/>
         </w:rPr>
@@ -1095,7 +1291,7 @@
       </w:r>
       <w:r>
         <w:rPr>
-          <w:rFonts w:ascii="Times New Roman" w:hAnsi="Times New Roman"/>
+          <w:rFonts w:ascii="Arial" w:hAnsi="Arial" w:cs="Arial"/>
           <w:sz w:val="24"/>
           <w:szCs w:val="24"/>
         </w:rPr>
@@ -1104,7 +1300,7 @@
       <w:proofErr w:type="spellStart"/>
       <w:r>
         <w:rPr>
-          <w:rFonts w:ascii="Times New Roman" w:hAnsi="Times New Roman"/>
+          <w:rFonts w:ascii="Arial" w:hAnsi="Arial" w:cs="Arial"/>
           <w:sz w:val="24"/>
           <w:szCs w:val="24"/>
         </w:rPr>
@@ -1113,7 +1309,7 @@
       <w:proofErr w:type="spellEnd"/>
       <w:r>
         <w:rPr>
-          <w:rFonts w:ascii="Times New Roman" w:hAnsi="Times New Roman"/>
+          <w:rFonts w:ascii="Arial" w:hAnsi="Arial" w:cs="Arial"/>
           <w:sz w:val="24"/>
           <w:szCs w:val="24"/>
         </w:rPr>
@@ -1121,23 +1317,15 @@
       </w:r>
       <w:r>
         <w:rPr>
-          <w:rFonts w:ascii="Times New Roman" w:hAnsi="Times New Roman"/>
-          <w:sz w:val="24"/>
-          <w:szCs w:val="24"/>
-        </w:rPr>
-        <w:t>now lives with</w:t>
-      </w:r>
-      <w:r>
-        <w:rPr>
-          <w:rFonts w:ascii="Times New Roman" w:hAnsi="Times New Roman"/>
-          <w:sz w:val="24"/>
-          <w:szCs w:val="24"/>
-        </w:rPr>
-        <w:t xml:space="preserve"> </w:t>
-      </w:r>
-      <w:r>
-        <w:rPr>
-          <w:rFonts w:ascii="Times New Roman" w:hAnsi="Times New Roman"/>
+          <w:rFonts w:ascii="Arial" w:hAnsi="Arial" w:cs="Arial"/>
+          <w:sz w:val="24"/>
+          <w:szCs w:val="24"/>
+        </w:rPr>
+        <w:t xml:space="preserve">now lives with </w:t>
+      </w:r>
+      <w:r>
+        <w:rPr>
+          <w:rFonts w:ascii="Arial" w:hAnsi="Arial" w:cs="Arial"/>
           <w:sz w:val="24"/>
           <w:szCs w:val="24"/>
         </w:rPr>
@@ -1146,7 +1334,7 @@
       <w:proofErr w:type="spellStart"/>
       <w:r>
         <w:rPr>
-          <w:rFonts w:ascii="Times New Roman" w:hAnsi="Times New Roman"/>
+          <w:rFonts w:ascii="Arial" w:hAnsi="Arial" w:cs="Arial"/>
           <w:sz w:val="24"/>
           <w:szCs w:val="24"/>
         </w:rPr>
@@ -1155,7 +1343,7 @@
       <w:proofErr w:type="spellEnd"/>
       <w:r>
         <w:rPr>
-          <w:rFonts w:ascii="Times New Roman" w:hAnsi="Times New Roman"/>
+          <w:rFonts w:ascii="Arial" w:hAnsi="Arial" w:cs="Arial"/>
           <w:sz w:val="24"/>
           <w:szCs w:val="24"/>
         </w:rPr>
@@ -1164,7 +1352,7 @@
       <w:proofErr w:type="spellStart"/>
       <w:r>
         <w:rPr>
-          <w:rFonts w:ascii="Times New Roman" w:hAnsi="Times New Roman"/>
+          <w:rFonts w:ascii="Arial" w:hAnsi="Arial" w:cs="Arial"/>
           <w:sz w:val="24"/>
           <w:szCs w:val="24"/>
         </w:rPr>
@@ -1173,7 +1361,7 @@
       <w:proofErr w:type="spellEnd"/>
       <w:r>
         <w:rPr>
-          <w:rFonts w:ascii="Times New Roman" w:hAnsi="Times New Roman"/>
+          <w:rFonts w:ascii="Arial" w:hAnsi="Arial" w:cs="Arial"/>
           <w:sz w:val="24"/>
           <w:szCs w:val="24"/>
         </w:rPr>
@@ -1181,7 +1369,7 @@
       </w:r>
       <w:r>
         <w:rPr>
-          <w:rFonts w:ascii="Times New Roman" w:hAnsi="Times New Roman"/>
+          <w:rFonts w:ascii="Arial" w:hAnsi="Arial" w:cs="Arial"/>
           <w:sz w:val="24"/>
           <w:szCs w:val="24"/>
         </w:rPr>
@@ -1189,7 +1377,7 @@
       </w:r>
       <w:r>
         <w:rPr>
-          <w:rFonts w:ascii="Times New Roman" w:hAnsi="Times New Roman"/>
+          <w:rFonts w:ascii="Arial" w:hAnsi="Arial" w:cs="Arial"/>
           <w:sz w:val="24"/>
           <w:szCs w:val="24"/>
         </w:rPr>
@@ -1197,7 +1385,7 @@
       </w:r>
       <w:r>
         <w:rPr>
-          <w:rFonts w:ascii="Times New Roman" w:hAnsi="Times New Roman"/>
+          <w:rFonts w:ascii="Arial" w:hAnsi="Arial" w:cs="Arial"/>
           <w:sz w:val="24"/>
           <w:szCs w:val="24"/>
         </w:rPr>
@@ -1206,7 +1394,7 @@
       <w:proofErr w:type="spellStart"/>
       <w:r>
         <w:rPr>
-          <w:rFonts w:ascii="Times New Roman" w:hAnsi="Times New Roman"/>
+          <w:rFonts w:ascii="Arial" w:hAnsi="Arial" w:cs="Arial"/>
           <w:sz w:val="24"/>
           <w:szCs w:val="24"/>
         </w:rPr>
@@ -1215,7 +1403,7 @@
       <w:proofErr w:type="spellEnd"/>
       <w:r>
         <w:rPr>
-          <w:rFonts w:ascii="Times New Roman" w:hAnsi="Times New Roman"/>
+          <w:rFonts w:ascii="Arial" w:hAnsi="Arial" w:cs="Arial"/>
           <w:sz w:val="24"/>
           <w:szCs w:val="24"/>
         </w:rPr>
@@ -1224,7 +1412,7 @@
       <w:proofErr w:type="spellStart"/>
       <w:r>
         <w:rPr>
-          <w:rFonts w:ascii="Times New Roman" w:hAnsi="Times New Roman"/>
+          <w:rFonts w:ascii="Arial" w:hAnsi="Arial" w:cs="Arial"/>
           <w:sz w:val="24"/>
           <w:szCs w:val="24"/>
         </w:rPr>
@@ -1232,7 +1420,7 @@
       </w:r>
       <w:r>
         <w:rPr>
-          <w:rFonts w:ascii="Times New Roman" w:hAnsi="Times New Roman"/>
+          <w:rFonts w:ascii="Arial" w:hAnsi="Arial" w:cs="Arial"/>
           <w:sz w:val="24"/>
           <w:szCs w:val="24"/>
         </w:rPr>
@@ -1241,7 +1429,7 @@
       <w:proofErr w:type="spellEnd"/>
       <w:r>
         <w:rPr>
-          <w:rFonts w:ascii="Times New Roman" w:hAnsi="Times New Roman"/>
+          <w:rFonts w:ascii="Arial" w:hAnsi="Arial" w:cs="Arial"/>
           <w:sz w:val="24"/>
           <w:szCs w:val="24"/>
         </w:rPr>
@@ -1250,7 +1438,7 @@
       <w:proofErr w:type="spellStart"/>
       <w:r>
         <w:rPr>
-          <w:rFonts w:ascii="Times New Roman" w:hAnsi="Times New Roman"/>
+          <w:rFonts w:ascii="Arial" w:hAnsi="Arial" w:cs="Arial"/>
           <w:sz w:val="24"/>
           <w:szCs w:val="24"/>
         </w:rPr>
@@ -1259,7 +1447,7 @@
       <w:proofErr w:type="spellEnd"/>
       <w:r>
         <w:rPr>
-          <w:rFonts w:ascii="Times New Roman" w:hAnsi="Times New Roman"/>
+          <w:rFonts w:ascii="Arial" w:hAnsi="Arial" w:cs="Arial"/>
           <w:sz w:val="24"/>
           <w:szCs w:val="24"/>
         </w:rPr>
@@ -1268,7 +1456,7 @@
       <w:proofErr w:type="spellStart"/>
       <w:r>
         <w:rPr>
-          <w:rFonts w:ascii="Times New Roman" w:hAnsi="Times New Roman"/>
+          <w:rFonts w:ascii="Arial" w:hAnsi="Arial" w:cs="Arial"/>
           <w:sz w:val="24"/>
           <w:szCs w:val="24"/>
         </w:rPr>
@@ -1277,7 +1465,7 @@
       <w:proofErr w:type="spellEnd"/>
       <w:r>
         <w:rPr>
-          <w:rFonts w:ascii="Times New Roman" w:hAnsi="Times New Roman"/>
+          <w:rFonts w:ascii="Arial" w:hAnsi="Arial" w:cs="Arial"/>
           <w:sz w:val="24"/>
           <w:szCs w:val="24"/>
         </w:rPr>
@@ -1286,7 +1474,7 @@
       <w:proofErr w:type="spellStart"/>
       <w:r>
         <w:rPr>
-          <w:rFonts w:ascii="Times New Roman" w:hAnsi="Times New Roman"/>
+          <w:rFonts w:ascii="Arial" w:hAnsi="Arial" w:cs="Arial"/>
           <w:sz w:val="24"/>
           <w:szCs w:val="24"/>
         </w:rPr>
@@ -1295,7 +1483,7 @@
       <w:proofErr w:type="spellEnd"/>
       <w:r>
         <w:rPr>
-          <w:rFonts w:ascii="Times New Roman" w:hAnsi="Times New Roman"/>
+          <w:rFonts w:ascii="Arial" w:hAnsi="Arial" w:cs="Arial"/>
           <w:sz w:val="24"/>
           <w:szCs w:val="24"/>
         </w:rPr>
@@ -1304,7 +1492,7 @@
       <w:proofErr w:type="spellStart"/>
       <w:r>
         <w:rPr>
-          <w:rFonts w:ascii="Times New Roman" w:hAnsi="Times New Roman"/>
+          <w:rFonts w:ascii="Arial" w:hAnsi="Arial" w:cs="Arial"/>
           <w:sz w:val="24"/>
           <w:szCs w:val="24"/>
         </w:rPr>
@@ -1313,7 +1501,7 @@
       <w:proofErr w:type="spellEnd"/>
       <w:r>
         <w:rPr>
-          <w:rFonts w:ascii="Times New Roman" w:hAnsi="Times New Roman"/>
+          <w:rFonts w:ascii="Arial" w:hAnsi="Arial" w:cs="Arial"/>
           <w:sz w:val="24"/>
           <w:szCs w:val="24"/>
         </w:rPr>
@@ -1321,7 +1509,7 @@
       </w:r>
       <w:r>
         <w:rPr>
-          <w:rFonts w:ascii="Times New Roman" w:hAnsi="Times New Roman"/>
+          <w:rFonts w:ascii="Arial" w:hAnsi="Arial" w:cs="Arial"/>
           <w:sz w:val="24"/>
           <w:szCs w:val="24"/>
         </w:rPr>
@@ -1331,38 +1519,22 @@
     <w:p>
       <w:pPr>
         <w:rPr>
-          <w:rFonts w:ascii="Times New Roman" w:hAnsi="Times New Roman"/>
+          <w:rFonts w:ascii="Arial" w:hAnsi="Arial" w:cs="Arial"/>
           <w:sz w:val="24"/>
           <w:szCs w:val="24"/>
         </w:rPr>
       </w:pPr>
       <w:r>
         <w:rPr>
-          <w:rFonts w:ascii="Times New Roman" w:hAnsi="Times New Roman"/>
-          <w:sz w:val="24"/>
-          <w:szCs w:val="24"/>
-        </w:rPr>
-        <w:t xml:space="preserve">4. </w:t>
-      </w:r>
-      <w:r>
-        <w:rPr>
-          <w:rFonts w:ascii="Times New Roman" w:hAnsi="Times New Roman"/>
-          <w:sz w:val="24"/>
-          <w:szCs w:val="24"/>
-        </w:rPr>
-        <w:t>S</w:t>
-      </w:r>
-      <w:r>
-        <w:rPr>
-          <w:rFonts w:ascii="Times New Roman" w:hAnsi="Times New Roman"/>
-          <w:sz w:val="24"/>
-          <w:szCs w:val="24"/>
-        </w:rPr>
-        <w:t xml:space="preserve">ince the time that the guardian was appointed, there has been a material change of circumstance of myself or of </w:t>
-      </w:r>
-      <w:r>
-        <w:rPr>
-          <w:rFonts w:ascii="Times New Roman" w:hAnsi="Times New Roman"/>
+          <w:rFonts w:ascii="Arial" w:hAnsi="Arial" w:cs="Arial"/>
+          <w:sz w:val="24"/>
+          <w:szCs w:val="24"/>
+        </w:rPr>
+        <w:t xml:space="preserve">4. Since the time that the guardian was appointed, there has been a material change of circumstance of myself or of </w:t>
+      </w:r>
+      <w:r>
+        <w:rPr>
+          <w:rFonts w:ascii="Arial" w:hAnsi="Arial" w:cs="Arial"/>
           <w:sz w:val="24"/>
           <w:szCs w:val="24"/>
         </w:rPr>
@@ -1371,7 +1543,7 @@
       <w:proofErr w:type="spellStart"/>
       <w:r>
         <w:rPr>
-          <w:rFonts w:ascii="Times New Roman" w:hAnsi="Times New Roman"/>
+          <w:rFonts w:ascii="Arial" w:hAnsi="Arial" w:cs="Arial"/>
           <w:sz w:val="24"/>
           <w:szCs w:val="24"/>
         </w:rPr>
@@ -1380,7 +1552,7 @@
       <w:proofErr w:type="gramStart"/>
       <w:r>
         <w:rPr>
-          <w:rFonts w:ascii="Times New Roman" w:hAnsi="Times New Roman"/>
+          <w:rFonts w:ascii="Arial" w:hAnsi="Arial" w:cs="Arial"/>
           <w:sz w:val="24"/>
           <w:szCs w:val="24"/>
         </w:rPr>
@@ -1389,7 +1561,7 @@
       <w:proofErr w:type="spellEnd"/>
       <w:r>
         <w:rPr>
-          <w:rFonts w:ascii="Times New Roman" w:hAnsi="Times New Roman"/>
+          <w:rFonts w:ascii="Arial" w:hAnsi="Arial" w:cs="Arial"/>
           <w:sz w:val="24"/>
           <w:szCs w:val="24"/>
         </w:rPr>
@@ -1398,7 +1570,7 @@
       <w:proofErr w:type="gramEnd"/>
       <w:r>
         <w:rPr>
-          <w:rFonts w:ascii="Times New Roman" w:hAnsi="Times New Roman"/>
+          <w:rFonts w:ascii="Arial" w:hAnsi="Arial" w:cs="Arial"/>
           <w:sz w:val="24"/>
           <w:szCs w:val="24"/>
         </w:rPr>
@@ -1406,7 +1578,7 @@
       </w:r>
       <w:r>
         <w:rPr>
-          <w:rFonts w:ascii="Times New Roman" w:hAnsi="Times New Roman"/>
+          <w:rFonts w:ascii="Arial" w:hAnsi="Arial" w:cs="Arial"/>
           <w:sz w:val="24"/>
           <w:szCs w:val="24"/>
         </w:rPr>
@@ -1416,14 +1588,14 @@
     <w:p>
       <w:pPr>
         <w:rPr>
-          <w:rFonts w:ascii="Times New Roman" w:hAnsi="Times New Roman"/>
+          <w:rFonts w:ascii="Arial" w:hAnsi="Arial" w:cs="Arial"/>
           <w:sz w:val="24"/>
           <w:szCs w:val="24"/>
         </w:rPr>
       </w:pPr>
       <w:r>
         <w:rPr>
-          <w:rFonts w:ascii="Times New Roman" w:hAnsi="Times New Roman"/>
+          <w:rFonts w:ascii="Arial" w:hAnsi="Arial" w:cs="Arial"/>
           <w:sz w:val="24"/>
           <w:szCs w:val="24"/>
         </w:rPr>
@@ -1431,7 +1603,7 @@
       </w:r>
       <w:r>
         <w:rPr>
-          <w:rFonts w:ascii="Times New Roman" w:hAnsi="Times New Roman"/>
+          <w:rFonts w:ascii="Arial" w:hAnsi="Arial" w:cs="Arial"/>
           <w:sz w:val="24"/>
           <w:szCs w:val="24"/>
         </w:rPr>
@@ -1440,7 +1612,7 @@
       <w:proofErr w:type="gramStart"/>
       <w:r>
         <w:rPr>
-          <w:rFonts w:ascii="Times New Roman" w:hAnsi="Times New Roman"/>
+          <w:rFonts w:ascii="Arial" w:hAnsi="Arial" w:cs="Arial"/>
           <w:sz w:val="24"/>
           <w:szCs w:val="24"/>
         </w:rPr>
@@ -1448,7 +1620,7 @@
       </w:r>
       <w:r>
         <w:rPr>
-          <w:rFonts w:ascii="Times New Roman" w:hAnsi="Times New Roman"/>
+          <w:rFonts w:ascii="Arial" w:hAnsi="Arial" w:cs="Arial"/>
           <w:sz w:val="24"/>
           <w:szCs w:val="24"/>
         </w:rPr>
@@ -1458,7 +1630,7 @@
       <w:proofErr w:type="gramEnd"/>
       <w:r>
         <w:rPr>
-          <w:rFonts w:ascii="Times New Roman" w:hAnsi="Times New Roman"/>
+          <w:rFonts w:ascii="Arial" w:hAnsi="Arial" w:cs="Arial"/>
           <w:sz w:val="24"/>
           <w:szCs w:val="24"/>
         </w:rPr>
@@ -1466,7 +1638,7 @@
       </w:r>
       <w:r>
         <w:rPr>
-          <w:rFonts w:ascii="Times New Roman" w:hAnsi="Times New Roman"/>
+          <w:rFonts w:ascii="Arial" w:hAnsi="Arial" w:cs="Arial"/>
           <w:sz w:val="24"/>
           <w:szCs w:val="24"/>
         </w:rPr>
@@ -1475,7 +1647,7 @@
       <w:proofErr w:type="spellEnd"/>
       <w:r>
         <w:rPr>
-          <w:rFonts w:ascii="Times New Roman" w:hAnsi="Times New Roman"/>
+          <w:rFonts w:ascii="Arial" w:hAnsi="Arial" w:cs="Arial"/>
           <w:sz w:val="24"/>
           <w:szCs w:val="24"/>
         </w:rPr>
@@ -1484,7 +1656,7 @@
       <w:proofErr w:type="spellStart"/>
       <w:r>
         <w:rPr>
-          <w:rFonts w:ascii="Times New Roman" w:hAnsi="Times New Roman"/>
+          <w:rFonts w:ascii="Arial" w:hAnsi="Arial" w:cs="Arial"/>
           <w:sz w:val="24"/>
           <w:szCs w:val="24"/>
         </w:rPr>
@@ -1493,7 +1665,7 @@
       <w:proofErr w:type="gramStart"/>
       <w:r>
         <w:rPr>
-          <w:rFonts w:ascii="Times New Roman" w:hAnsi="Times New Roman"/>
+          <w:rFonts w:ascii="Arial" w:hAnsi="Arial" w:cs="Arial"/>
           <w:sz w:val="24"/>
           <w:szCs w:val="24"/>
         </w:rPr>
@@ -1502,7 +1674,7 @@
       <w:proofErr w:type="spellEnd"/>
       <w:r>
         <w:rPr>
-          <w:rFonts w:ascii="Times New Roman" w:hAnsi="Times New Roman"/>
+          <w:rFonts w:ascii="Arial" w:hAnsi="Arial" w:cs="Arial"/>
           <w:sz w:val="24"/>
           <w:szCs w:val="24"/>
         </w:rPr>
@@ -1510,7 +1682,7 @@
       </w:r>
       <w:r>
         <w:rPr>
-          <w:rFonts w:ascii="Times New Roman" w:hAnsi="Times New Roman"/>
+          <w:rFonts w:ascii="Arial" w:hAnsi="Arial" w:cs="Arial"/>
           <w:sz w:val="24"/>
           <w:szCs w:val="24"/>
         </w:rPr>
@@ -1521,14 +1693,14 @@
     <w:p>
       <w:pPr>
         <w:rPr>
-          <w:rFonts w:ascii="Times New Roman" w:hAnsi="Times New Roman"/>
+          <w:rFonts w:ascii="Arial" w:hAnsi="Arial" w:cs="Arial"/>
           <w:sz w:val="24"/>
           <w:szCs w:val="24"/>
         </w:rPr>
       </w:pPr>
       <w:r>
         <w:rPr>
-          <w:rFonts w:ascii="Times New Roman" w:hAnsi="Times New Roman"/>
+          <w:rFonts w:ascii="Arial" w:hAnsi="Arial" w:cs="Arial"/>
           <w:sz w:val="24"/>
           <w:szCs w:val="24"/>
         </w:rPr>
@@ -1537,7 +1709,7 @@
       <w:proofErr w:type="gramStart"/>
       <w:r>
         <w:rPr>
-          <w:rFonts w:ascii="Times New Roman" w:hAnsi="Times New Roman"/>
+          <w:rFonts w:ascii="Arial" w:hAnsi="Arial" w:cs="Arial"/>
           <w:sz w:val="24"/>
           <w:szCs w:val="24"/>
         </w:rPr>
@@ -1546,7 +1718,7 @@
       <w:proofErr w:type="gramEnd"/>
       <w:r>
         <w:rPr>
-          <w:rFonts w:ascii="Times New Roman" w:hAnsi="Times New Roman"/>
+          <w:rFonts w:ascii="Arial" w:hAnsi="Arial" w:cs="Arial"/>
           <w:sz w:val="24"/>
           <w:szCs w:val="24"/>
         </w:rPr>
@@ -1555,7 +1727,7 @@
       <w:proofErr w:type="gramStart"/>
       <w:r>
         <w:rPr>
-          <w:rFonts w:ascii="Times New Roman" w:hAnsi="Times New Roman"/>
+          <w:rFonts w:ascii="Arial" w:hAnsi="Arial" w:cs="Arial"/>
           <w:sz w:val="24"/>
           <w:szCs w:val="24"/>
         </w:rPr>
@@ -1563,7 +1735,7 @@
       </w:r>
       <w:r>
         <w:rPr>
-          <w:rFonts w:ascii="Times New Roman" w:hAnsi="Times New Roman"/>
+          <w:rFonts w:ascii="Arial" w:hAnsi="Arial" w:cs="Arial"/>
           <w:sz w:val="24"/>
           <w:szCs w:val="24"/>
         </w:rPr>
@@ -1573,7 +1745,7 @@
       <w:proofErr w:type="gramEnd"/>
       <w:r>
         <w:rPr>
-          <w:rFonts w:ascii="Times New Roman" w:hAnsi="Times New Roman"/>
+          <w:rFonts w:ascii="Arial" w:hAnsi="Arial" w:cs="Arial"/>
           <w:sz w:val="24"/>
           <w:szCs w:val="24"/>
         </w:rPr>
@@ -1582,7 +1754,7 @@
       <w:proofErr w:type="spellEnd"/>
       <w:r>
         <w:rPr>
-          <w:rFonts w:ascii="Times New Roman" w:hAnsi="Times New Roman"/>
+          <w:rFonts w:ascii="Arial" w:hAnsi="Arial" w:cs="Arial"/>
           <w:sz w:val="24"/>
           <w:szCs w:val="24"/>
         </w:rPr>
@@ -1591,7 +1763,7 @@
       <w:proofErr w:type="spellStart"/>
       <w:r>
         <w:rPr>
-          <w:rFonts w:ascii="Times New Roman" w:hAnsi="Times New Roman"/>
+          <w:rFonts w:ascii="Arial" w:hAnsi="Arial" w:cs="Arial"/>
           <w:sz w:val="24"/>
           <w:szCs w:val="24"/>
         </w:rPr>
@@ -1600,7 +1772,7 @@
       <w:proofErr w:type="gramStart"/>
       <w:r>
         <w:rPr>
-          <w:rFonts w:ascii="Times New Roman" w:hAnsi="Times New Roman"/>
+          <w:rFonts w:ascii="Arial" w:hAnsi="Arial" w:cs="Arial"/>
           <w:sz w:val="24"/>
           <w:szCs w:val="24"/>
         </w:rPr>
@@ -1609,7 +1781,7 @@
       <w:proofErr w:type="spellEnd"/>
       <w:r>
         <w:rPr>
-          <w:rFonts w:ascii="Times New Roman" w:hAnsi="Times New Roman"/>
+          <w:rFonts w:ascii="Arial" w:hAnsi="Arial" w:cs="Arial"/>
           <w:sz w:val="24"/>
           <w:szCs w:val="24"/>
         </w:rPr>
@@ -1617,7 +1789,7 @@
       </w:r>
       <w:r>
         <w:rPr>
-          <w:rFonts w:ascii="Times New Roman" w:hAnsi="Times New Roman"/>
+          <w:rFonts w:ascii="Arial" w:hAnsi="Arial" w:cs="Arial"/>
           <w:sz w:val="24"/>
           <w:szCs w:val="24"/>
         </w:rPr>
@@ -1628,14 +1800,14 @@
     <w:p>
       <w:pPr>
         <w:rPr>
-          <w:rFonts w:ascii="Times New Roman" w:hAnsi="Times New Roman"/>
+          <w:rFonts w:ascii="Arial" w:hAnsi="Arial" w:cs="Arial"/>
           <w:sz w:val="24"/>
           <w:szCs w:val="24"/>
         </w:rPr>
       </w:pPr>
       <w:r>
         <w:rPr>
-          <w:rFonts w:ascii="Times New Roman" w:hAnsi="Times New Roman"/>
+          <w:rFonts w:ascii="Arial" w:hAnsi="Arial" w:cs="Arial"/>
           <w:sz w:val="24"/>
           <w:szCs w:val="24"/>
         </w:rPr>
@@ -1643,7 +1815,7 @@
       </w:r>
       <w:r>
         <w:rPr>
-          <w:rFonts w:ascii="Times New Roman" w:hAnsi="Times New Roman"/>
+          <w:rFonts w:ascii="Arial" w:hAnsi="Arial" w:cs="Arial"/>
           <w:sz w:val="24"/>
           <w:szCs w:val="24"/>
         </w:rPr>
@@ -1652,7 +1824,7 @@
       <w:proofErr w:type="spellStart"/>
       <w:r>
         <w:rPr>
-          <w:rFonts w:ascii="Times New Roman" w:hAnsi="Times New Roman"/>
+          <w:rFonts w:ascii="Arial" w:hAnsi="Arial" w:cs="Arial"/>
           <w:sz w:val="24"/>
           <w:szCs w:val="24"/>
         </w:rPr>
@@ -1661,7 +1833,7 @@
       <w:proofErr w:type="gramStart"/>
       <w:r>
         <w:rPr>
-          <w:rFonts w:ascii="Times New Roman" w:hAnsi="Times New Roman"/>
+          <w:rFonts w:ascii="Arial" w:hAnsi="Arial" w:cs="Arial"/>
           <w:sz w:val="24"/>
           <w:szCs w:val="24"/>
         </w:rPr>
@@ -1670,7 +1842,7 @@
       <w:proofErr w:type="spellEnd"/>
       <w:r>
         <w:rPr>
-          <w:rFonts w:ascii="Times New Roman" w:hAnsi="Times New Roman"/>
+          <w:rFonts w:ascii="Arial" w:hAnsi="Arial" w:cs="Arial"/>
           <w:sz w:val="24"/>
           <w:szCs w:val="24"/>
         </w:rPr>
@@ -1679,7 +1851,7 @@
       <w:proofErr w:type="gramEnd"/>
       <w:r>
         <w:rPr>
-          <w:rFonts w:ascii="Times New Roman" w:hAnsi="Times New Roman"/>
+          <w:rFonts w:ascii="Arial" w:hAnsi="Arial" w:cs="Arial"/>
           <w:sz w:val="24"/>
           <w:szCs w:val="24"/>
         </w:rPr>
@@ -1687,7 +1859,7 @@
       </w:r>
       <w:r>
         <w:rPr>
-          <w:rFonts w:ascii="Times New Roman" w:hAnsi="Times New Roman"/>
+          <w:rFonts w:ascii="Arial" w:hAnsi="Arial" w:cs="Arial"/>
           <w:sz w:val="24"/>
           <w:szCs w:val="24"/>
         </w:rPr>
@@ -1696,15 +1868,17 @@
     </w:p>
     <w:p>
       <w:pPr>
-        <w:rPr>
-          <w:rFonts w:ascii="Times New Roman" w:hAnsi="Times New Roman"/>
+        <w:keepNext/>
+        <w:keepLines/>
+        <w:rPr>
+          <w:rFonts w:ascii="Arial" w:hAnsi="Arial" w:cs="Arial"/>
           <w:sz w:val="24"/>
           <w:szCs w:val="24"/>
         </w:rPr>
       </w:pPr>
       <w:r>
         <w:rPr>
-          <w:rFonts w:ascii="Times New Roman" w:hAnsi="Times New Roman"/>
+          <w:rFonts w:ascii="Arial" w:hAnsi="Arial" w:cs="Arial"/>
           <w:sz w:val="24"/>
           <w:szCs w:val="24"/>
         </w:rPr>
@@ -1712,7 +1886,7 @@
       </w:r>
       <w:r>
         <w:rPr>
-          <w:rFonts w:ascii="Times New Roman" w:hAnsi="Times New Roman"/>
+          <w:rFonts w:ascii="Arial" w:hAnsi="Arial" w:cs="Arial"/>
           <w:sz w:val="24"/>
           <w:szCs w:val="24"/>
         </w:rPr>
@@ -1721,7 +1895,7 @@
       <w:proofErr w:type="spellStart"/>
       <w:r>
         <w:rPr>
-          <w:rFonts w:ascii="Times New Roman" w:hAnsi="Times New Roman"/>
+          <w:rFonts w:ascii="Arial" w:hAnsi="Arial" w:cs="Arial"/>
           <w:sz w:val="24"/>
           <w:szCs w:val="24"/>
         </w:rPr>
@@ -1730,7 +1904,7 @@
       <w:proofErr w:type="spellEnd"/>
       <w:r>
         <w:rPr>
-          <w:rFonts w:ascii="Times New Roman" w:hAnsi="Times New Roman"/>
+          <w:rFonts w:ascii="Arial" w:hAnsi="Arial" w:cs="Arial"/>
           <w:sz w:val="24"/>
           <w:szCs w:val="24"/>
         </w:rPr>
@@ -1739,7 +1913,7 @@
       <w:proofErr w:type="spellStart"/>
       <w:r>
         <w:rPr>
-          <w:rFonts w:ascii="Times New Roman" w:hAnsi="Times New Roman"/>
+          <w:rFonts w:ascii="Arial" w:hAnsi="Arial" w:cs="Arial"/>
           <w:sz w:val="24"/>
           <w:szCs w:val="24"/>
         </w:rPr>
@@ -1748,7 +1922,7 @@
       <w:proofErr w:type="gramStart"/>
       <w:r>
         <w:rPr>
-          <w:rFonts w:ascii="Times New Roman" w:hAnsi="Times New Roman"/>
+          <w:rFonts w:ascii="Arial" w:hAnsi="Arial" w:cs="Arial"/>
           <w:sz w:val="24"/>
           <w:szCs w:val="24"/>
         </w:rPr>
@@ -1757,7 +1931,7 @@
       <w:proofErr w:type="spellEnd"/>
       <w:r>
         <w:rPr>
-          <w:rFonts w:ascii="Times New Roman" w:hAnsi="Times New Roman"/>
+          <w:rFonts w:ascii="Arial" w:hAnsi="Arial" w:cs="Arial"/>
           <w:sz w:val="24"/>
           <w:szCs w:val="24"/>
         </w:rPr>
@@ -1766,7 +1940,7 @@
       <w:proofErr w:type="gramEnd"/>
       <w:r>
         <w:rPr>
-          <w:rFonts w:ascii="Times New Roman" w:hAnsi="Times New Roman"/>
+          <w:rFonts w:ascii="Arial" w:hAnsi="Arial" w:cs="Arial"/>
           <w:sz w:val="24"/>
           <w:szCs w:val="24"/>
         </w:rPr>
@@ -1774,23 +1948,15 @@
       </w:r>
       <w:r>
         <w:rPr>
-          <w:rFonts w:ascii="Times New Roman" w:hAnsi="Times New Roman"/>
-          <w:sz w:val="24"/>
-          <w:szCs w:val="24"/>
-        </w:rPr>
-        <w:t xml:space="preserve"> </w:t>
-      </w:r>
-      <w:r>
-        <w:rPr>
-          <w:rFonts w:ascii="Times New Roman" w:hAnsi="Times New Roman"/>
-          <w:sz w:val="24"/>
-          <w:szCs w:val="24"/>
-        </w:rPr>
-        <w:t xml:space="preserve">be discharged as guardian of </w:t>
-      </w:r>
-      <w:r>
-        <w:rPr>
-          <w:rFonts w:ascii="Times New Roman" w:hAnsi="Times New Roman"/>
+          <w:rFonts w:ascii="Arial" w:hAnsi="Arial" w:cs="Arial"/>
+          <w:sz w:val="24"/>
+          <w:szCs w:val="24"/>
+        </w:rPr>
+        <w:t xml:space="preserve"> be discharged as guardian of </w:t>
+      </w:r>
+      <w:r>
+        <w:rPr>
+          <w:rFonts w:ascii="Arial" w:hAnsi="Arial" w:cs="Arial"/>
           <w:sz w:val="24"/>
           <w:szCs w:val="24"/>
         </w:rPr>
@@ -1799,7 +1965,7 @@
       <w:proofErr w:type="spellStart"/>
       <w:r>
         <w:rPr>
-          <w:rFonts w:ascii="Times New Roman" w:hAnsi="Times New Roman"/>
+          <w:rFonts w:ascii="Arial" w:hAnsi="Arial" w:cs="Arial"/>
           <w:sz w:val="24"/>
           <w:szCs w:val="24"/>
         </w:rPr>
@@ -1808,7 +1974,7 @@
       <w:proofErr w:type="gramStart"/>
       <w:r>
         <w:rPr>
-          <w:rFonts w:ascii="Times New Roman" w:hAnsi="Times New Roman"/>
+          <w:rFonts w:ascii="Arial" w:hAnsi="Arial" w:cs="Arial"/>
           <w:sz w:val="24"/>
           <w:szCs w:val="24"/>
         </w:rPr>
@@ -1817,7 +1983,7 @@
       <w:proofErr w:type="spellEnd"/>
       <w:r>
         <w:rPr>
-          <w:rFonts w:ascii="Times New Roman" w:hAnsi="Times New Roman"/>
+          <w:rFonts w:ascii="Arial" w:hAnsi="Arial" w:cs="Arial"/>
           <w:sz w:val="24"/>
           <w:szCs w:val="24"/>
         </w:rPr>
@@ -1826,7 +1992,7 @@
       <w:proofErr w:type="gramEnd"/>
       <w:r>
         <w:rPr>
-          <w:rFonts w:ascii="Times New Roman" w:hAnsi="Times New Roman"/>
+          <w:rFonts w:ascii="Arial" w:hAnsi="Arial" w:cs="Arial"/>
           <w:sz w:val="24"/>
           <w:szCs w:val="24"/>
         </w:rPr>
@@ -1834,258 +2000,232 @@
       </w:r>
       <w:r>
         <w:rPr>
-          <w:rFonts w:ascii="Times New Roman" w:hAnsi="Times New Roman"/>
-          <w:sz w:val="24"/>
-          <w:szCs w:val="24"/>
-        </w:rPr>
-        <w:t xml:space="preserve"> </w:t>
-      </w:r>
-      <w:r>
-        <w:rPr>
-          <w:rFonts w:ascii="Times New Roman" w:hAnsi="Times New Roman"/>
-          <w:sz w:val="24"/>
-          <w:szCs w:val="24"/>
-        </w:rPr>
-        <w:t>and this estate be closed.</w:t>
+          <w:rFonts w:ascii="Arial" w:hAnsi="Arial" w:cs="Arial"/>
+          <w:sz w:val="24"/>
+          <w:szCs w:val="24"/>
+        </w:rPr>
+        <w:t xml:space="preserve"> and this estate be closed.</w:t>
       </w:r>
     </w:p>
     <w:p>
       <w:pPr>
+        <w:keepNext/>
+        <w:keepLines/>
         <w:spacing w:after="0" w:line="240" w:lineRule="auto"/>
-        <w:rPr>
-          <w:rFonts w:ascii="Times New Roman" w:hAnsi="Times New Roman"/>
+        <w:jc w:val="right"/>
+        <w:rPr>
+          <w:rFonts w:ascii="Arial" w:hAnsi="Arial" w:cs="Arial"/>
           <w:color w:val="000000" w:themeColor="text1"/>
           <w:sz w:val="24"/>
           <w:szCs w:val="24"/>
         </w:rPr>
       </w:pPr>
+      <w:r>
+        <w:rPr>
+          <w:rFonts w:ascii="Arial" w:hAnsi="Arial" w:cs="Arial"/>
+          <w:color w:val="000000" w:themeColor="text1"/>
+          <w:sz w:val="24"/>
+          <w:szCs w:val="24"/>
+        </w:rPr>
+        <w:t>Respectfully submitted by,</w:t>
+      </w:r>
     </w:p>
     <w:p>
       <w:pPr>
+        <w:keepNext/>
+        <w:keepLines/>
         <w:spacing w:after="0" w:line="240" w:lineRule="auto"/>
-        <w:rPr>
-          <w:rFonts w:ascii="Times New Roman" w:hAnsi="Times New Roman"/>
+        <w:jc w:val="right"/>
+        <w:rPr>
+          <w:rFonts w:ascii="Arial" w:hAnsi="Arial" w:cs="Arial"/>
           <w:color w:val="000000" w:themeColor="text1"/>
           <w:sz w:val="24"/>
           <w:szCs w:val="24"/>
         </w:rPr>
       </w:pPr>
-      <w:r>
-        <w:rPr>
-          <w:rFonts w:ascii="Times New Roman" w:hAnsi="Times New Roman"/>
-          <w:color w:val="000000" w:themeColor="text1"/>
-          <w:sz w:val="24"/>
-          <w:szCs w:val="24"/>
-        </w:rPr>
-        <w:t xml:space="preserve">{% if </w:t>
-      </w:r>
-      <w:proofErr w:type="spellStart"/>
-      <w:r>
-        <w:rPr>
-          <w:rFonts w:ascii="Times New Roman" w:hAnsi="Times New Roman"/>
-          <w:color w:val="000000" w:themeColor="text1"/>
-          <w:sz w:val="24"/>
-          <w:szCs w:val="24"/>
-        </w:rPr>
-        <w:t>e_signature</w:t>
-      </w:r>
-      <w:proofErr w:type="spellEnd"/>
-      <w:r>
-        <w:rPr>
-          <w:rFonts w:ascii="Times New Roman" w:hAnsi="Times New Roman"/>
-          <w:color w:val="000000" w:themeColor="text1"/>
-          <w:sz w:val="24"/>
-          <w:szCs w:val="24"/>
-        </w:rPr>
-        <w:t xml:space="preserve"> </w:t>
-      </w:r>
-      <w:proofErr w:type="gramStart"/>
-      <w:r>
-        <w:rPr>
-          <w:rFonts w:ascii="Times New Roman" w:hAnsi="Times New Roman"/>
-          <w:color w:val="000000" w:themeColor="text1"/>
-          <w:sz w:val="24"/>
-          <w:szCs w:val="24"/>
-        </w:rPr>
-        <w:t>%}</w:t>
-      </w:r>
-      <w:r>
-        <w:rPr>
-          <w:rFonts w:ascii="Times New Roman" w:hAnsi="Times New Roman"/>
-          <w:color w:val="000000" w:themeColor="text1"/>
-          <w:sz w:val="24"/>
-          <w:szCs w:val="24"/>
-          <w:u w:val="single"/>
-        </w:rPr>
-        <w:t>{</w:t>
-      </w:r>
-      <w:proofErr w:type="gramEnd"/>
-      <w:r>
-        <w:rPr>
-          <w:rFonts w:ascii="Times New Roman" w:hAnsi="Times New Roman"/>
-          <w:color w:val="000000" w:themeColor="text1"/>
-          <w:sz w:val="24"/>
-          <w:szCs w:val="24"/>
-          <w:u w:val="single"/>
-        </w:rPr>
-        <w:t>{users[0].</w:t>
-      </w:r>
-      <w:proofErr w:type="spellStart"/>
-      <w:r>
-        <w:rPr>
-          <w:rFonts w:ascii="Times New Roman" w:hAnsi="Times New Roman"/>
-          <w:color w:val="000000" w:themeColor="text1"/>
-          <w:sz w:val="24"/>
-          <w:szCs w:val="24"/>
-          <w:u w:val="single"/>
-        </w:rPr>
-        <w:t>name_</w:t>
-      </w:r>
-      <w:proofErr w:type="gramStart"/>
-      <w:r>
-        <w:rPr>
-          <w:rFonts w:ascii="Times New Roman" w:hAnsi="Times New Roman"/>
-          <w:color w:val="000000" w:themeColor="text1"/>
-          <w:sz w:val="24"/>
-          <w:szCs w:val="24"/>
-          <w:u w:val="single"/>
-        </w:rPr>
-        <w:t>full</w:t>
-      </w:r>
-      <w:proofErr w:type="spellEnd"/>
-      <w:r>
-        <w:rPr>
-          <w:rFonts w:ascii="Times New Roman" w:hAnsi="Times New Roman"/>
-          <w:color w:val="000000" w:themeColor="text1"/>
-          <w:sz w:val="24"/>
-          <w:szCs w:val="24"/>
-          <w:u w:val="single"/>
-        </w:rPr>
-        <w:t>(</w:t>
-      </w:r>
-      <w:proofErr w:type="gramEnd"/>
-      <w:r>
-        <w:rPr>
-          <w:rFonts w:ascii="Times New Roman" w:hAnsi="Times New Roman"/>
-          <w:color w:val="000000" w:themeColor="text1"/>
-          <w:sz w:val="24"/>
-          <w:szCs w:val="24"/>
-          <w:u w:val="single"/>
-        </w:rPr>
-        <w:t>)</w:t>
-      </w:r>
-      <w:proofErr w:type="gramStart"/>
-      <w:r>
-        <w:rPr>
-          <w:rFonts w:ascii="Times New Roman" w:hAnsi="Times New Roman"/>
-          <w:color w:val="000000" w:themeColor="text1"/>
-          <w:sz w:val="24"/>
-          <w:szCs w:val="24"/>
-          <w:u w:val="single"/>
-        </w:rPr>
-        <w:t>}}</w:t>
-      </w:r>
-      <w:r>
-        <w:rPr>
-          <w:rFonts w:ascii="Times New Roman" w:hAnsi="Times New Roman"/>
-          <w:color w:val="000000" w:themeColor="text1"/>
-          <w:sz w:val="24"/>
-          <w:szCs w:val="24"/>
-        </w:rPr>
-        <w:t>{</w:t>
-      </w:r>
-      <w:proofErr w:type="gramEnd"/>
-      <w:r>
-        <w:rPr>
-          <w:rFonts w:ascii="Times New Roman" w:hAnsi="Times New Roman"/>
-          <w:color w:val="000000" w:themeColor="text1"/>
-          <w:sz w:val="24"/>
-          <w:szCs w:val="24"/>
-        </w:rPr>
-        <w:t xml:space="preserve">% else </w:t>
-      </w:r>
-      <w:proofErr w:type="gramStart"/>
-      <w:r>
-        <w:rPr>
-          <w:rFonts w:ascii="Times New Roman" w:hAnsi="Times New Roman"/>
-          <w:color w:val="000000" w:themeColor="text1"/>
-          <w:sz w:val="24"/>
-          <w:szCs w:val="24"/>
-        </w:rPr>
-        <w:t>%}</w:t>
-      </w:r>
-      <w:r>
-        <w:rPr>
-          <w:rFonts w:ascii="Times New Roman" w:hAnsi="Times New Roman"/>
-          <w:color w:val="000000" w:themeColor="text1"/>
-          <w:sz w:val="24"/>
-          <w:szCs w:val="24"/>
-        </w:rPr>
-        <w:t>_</w:t>
-      </w:r>
-      <w:proofErr w:type="gramEnd"/>
-      <w:r>
-        <w:rPr>
-          <w:rFonts w:ascii="Times New Roman" w:hAnsi="Times New Roman"/>
-          <w:color w:val="000000" w:themeColor="text1"/>
-          <w:sz w:val="24"/>
-          <w:szCs w:val="24"/>
-        </w:rPr>
-        <w:t>________________________</w:t>
-      </w:r>
-      <w:proofErr w:type="gramStart"/>
-      <w:r>
-        <w:rPr>
-          <w:rFonts w:ascii="Times New Roman" w:hAnsi="Times New Roman"/>
-          <w:color w:val="000000" w:themeColor="text1"/>
-          <w:sz w:val="24"/>
-          <w:szCs w:val="24"/>
-        </w:rPr>
-        <w:t>_</w:t>
-      </w:r>
-      <w:r>
-        <w:rPr>
-          <w:rFonts w:ascii="Times New Roman" w:hAnsi="Times New Roman"/>
-          <w:color w:val="000000" w:themeColor="text1"/>
-          <w:sz w:val="24"/>
-          <w:szCs w:val="24"/>
-        </w:rPr>
-        <w:t>{</w:t>
-      </w:r>
-      <w:proofErr w:type="gramEnd"/>
-      <w:r>
-        <w:rPr>
-          <w:rFonts w:ascii="Times New Roman" w:hAnsi="Times New Roman"/>
-          <w:color w:val="000000" w:themeColor="text1"/>
-          <w:sz w:val="24"/>
-          <w:szCs w:val="24"/>
-        </w:rPr>
-        <w:t xml:space="preserve">% </w:t>
-      </w:r>
-      <w:proofErr w:type="gramStart"/>
-      <w:r>
-        <w:rPr>
-          <w:rFonts w:ascii="Times New Roman" w:hAnsi="Times New Roman"/>
-          <w:color w:val="000000" w:themeColor="text1"/>
-          <w:sz w:val="24"/>
-          <w:szCs w:val="24"/>
-        </w:rPr>
-        <w:t>endif %}</w:t>
-      </w:r>
-      <w:proofErr w:type="gramEnd"/>
     </w:p>
+    <w:tbl>
+      <w:tblPr>
+        <w:tblStyle w:val="TableGrid"/>
+        <w:tblW w:w="5525" w:type="dxa"/>
+        <w:tblInd w:w="4015" w:type="dxa"/>
+        <w:tblBorders>
+          <w:top w:val="none" w:sz="0" w:space="0" w:color="auto"/>
+          <w:left w:val="none" w:sz="0" w:space="0" w:color="auto"/>
+          <w:right w:val="none" w:sz="0" w:space="0" w:color="auto"/>
+          <w:insideH w:val="none" w:sz="0" w:space="0" w:color="auto"/>
+          <w:insideV w:val="none" w:sz="0" w:space="0" w:color="auto"/>
+        </w:tblBorders>
+        <w:tblLook w:val="04A0" w:firstRow="1" w:lastRow="0" w:firstColumn="1" w:lastColumn="0" w:noHBand="0" w:noVBand="1"/>
+      </w:tblPr>
+      <w:tblGrid>
+        <w:gridCol w:w="5525"/>
+      </w:tblGrid>
+      <w:tr>
+        <w:tc>
+          <w:tcPr>
+            <w:tcW w:w="5525" w:type="dxa"/>
+          </w:tcPr>
+          <w:p>
+            <w:pPr>
+              <w:keepNext/>
+              <w:keepLines/>
+              <w:spacing w:after="0" w:line="240" w:lineRule="auto"/>
+              <w:jc w:val="right"/>
+              <w:rPr>
+                <w:rFonts w:ascii="Arial" w:hAnsi="Arial" w:cs="Arial"/>
+                <w:color w:val="000000" w:themeColor="text1"/>
+                <w:sz w:val="24"/>
+                <w:szCs w:val="24"/>
+              </w:rPr>
+            </w:pPr>
+            <w:r>
+              <w:rPr>
+                <w:rFonts w:ascii="Arial" w:hAnsi="Arial" w:cs="Arial"/>
+                <w:color w:val="000000" w:themeColor="text1"/>
+                <w:sz w:val="24"/>
+                <w:szCs w:val="24"/>
+              </w:rPr>
+              <w:t xml:space="preserve">{% if </w:t>
+            </w:r>
+            <w:proofErr w:type="spellStart"/>
+            <w:r>
+              <w:rPr>
+                <w:rFonts w:ascii="Arial" w:hAnsi="Arial" w:cs="Arial"/>
+                <w:color w:val="000000" w:themeColor="text1"/>
+                <w:sz w:val="24"/>
+                <w:szCs w:val="24"/>
+              </w:rPr>
+              <w:t>e_</w:t>
+            </w:r>
+            <w:proofErr w:type="gramStart"/>
+            <w:r>
+              <w:rPr>
+                <w:rFonts w:ascii="Arial" w:hAnsi="Arial" w:cs="Arial"/>
+                <w:color w:val="000000" w:themeColor="text1"/>
+                <w:sz w:val="24"/>
+                <w:szCs w:val="24"/>
+              </w:rPr>
+              <w:t>signature</w:t>
+            </w:r>
+            <w:proofErr w:type="spellEnd"/>
+            <w:r>
+              <w:rPr>
+                <w:rFonts w:ascii="Arial" w:hAnsi="Arial" w:cs="Arial"/>
+                <w:color w:val="000000" w:themeColor="text1"/>
+                <w:sz w:val="24"/>
+                <w:szCs w:val="24"/>
+              </w:rPr>
+              <w:t xml:space="preserve"> %}</w:t>
+            </w:r>
+            <w:proofErr w:type="gramEnd"/>
+            <w:r>
+              <w:rPr>
+                <w:rFonts w:ascii="Arial" w:hAnsi="Arial" w:cs="Arial"/>
+                <w:color w:val="000000" w:themeColor="text1"/>
+                <w:sz w:val="24"/>
+                <w:szCs w:val="24"/>
+              </w:rPr>
+              <w:t>/</w:t>
+            </w:r>
+            <w:proofErr w:type="gramStart"/>
+            <w:r>
+              <w:rPr>
+                <w:rFonts w:ascii="Arial" w:hAnsi="Arial" w:cs="Arial"/>
+                <w:color w:val="000000" w:themeColor="text1"/>
+                <w:sz w:val="24"/>
+                <w:szCs w:val="24"/>
+              </w:rPr>
+              <w:t>s/ {{</w:t>
+            </w:r>
+            <w:proofErr w:type="gramEnd"/>
+            <w:r>
+              <w:rPr>
+                <w:rFonts w:ascii="Arial" w:hAnsi="Arial" w:cs="Arial"/>
+                <w:color w:val="000000" w:themeColor="text1"/>
+                <w:sz w:val="24"/>
+                <w:szCs w:val="24"/>
+              </w:rPr>
+              <w:t>users[0].</w:t>
+            </w:r>
+            <w:proofErr w:type="spellStart"/>
+            <w:r>
+              <w:rPr>
+                <w:rFonts w:ascii="Arial" w:hAnsi="Arial" w:cs="Arial"/>
+                <w:color w:val="000000" w:themeColor="text1"/>
+                <w:sz w:val="24"/>
+                <w:szCs w:val="24"/>
+              </w:rPr>
+              <w:t>name_</w:t>
+            </w:r>
+            <w:proofErr w:type="gramStart"/>
+            <w:r>
+              <w:rPr>
+                <w:rFonts w:ascii="Arial" w:hAnsi="Arial" w:cs="Arial"/>
+                <w:color w:val="000000" w:themeColor="text1"/>
+                <w:sz w:val="24"/>
+                <w:szCs w:val="24"/>
+              </w:rPr>
+              <w:t>full</w:t>
+            </w:r>
+            <w:proofErr w:type="spellEnd"/>
+            <w:r>
+              <w:rPr>
+                <w:rFonts w:ascii="Arial" w:hAnsi="Arial" w:cs="Arial"/>
+                <w:color w:val="000000" w:themeColor="text1"/>
+                <w:sz w:val="24"/>
+                <w:szCs w:val="24"/>
+              </w:rPr>
+              <w:t>(</w:t>
+            </w:r>
+            <w:proofErr w:type="gramEnd"/>
+            <w:r>
+              <w:rPr>
+                <w:rFonts w:ascii="Arial" w:hAnsi="Arial" w:cs="Arial"/>
+                <w:color w:val="000000" w:themeColor="text1"/>
+                <w:sz w:val="24"/>
+                <w:szCs w:val="24"/>
+              </w:rPr>
+              <w:t>)</w:t>
+            </w:r>
+            <w:proofErr w:type="gramStart"/>
+            <w:r>
+              <w:rPr>
+                <w:rFonts w:ascii="Arial" w:hAnsi="Arial" w:cs="Arial"/>
+                <w:color w:val="000000" w:themeColor="text1"/>
+                <w:sz w:val="24"/>
+                <w:szCs w:val="24"/>
+              </w:rPr>
+              <w:t>}}{</w:t>
+            </w:r>
+            <w:proofErr w:type="gramEnd"/>
+            <w:r>
+              <w:rPr>
+                <w:rFonts w:ascii="Arial" w:hAnsi="Arial" w:cs="Arial"/>
+                <w:color w:val="000000" w:themeColor="text1"/>
+                <w:sz w:val="24"/>
+                <w:szCs w:val="24"/>
+              </w:rPr>
+              <w:t>% endif %}</w:t>
+            </w:r>
+          </w:p>
+        </w:tc>
+      </w:tr>
+    </w:tbl>
     <w:p>
       <w:pPr>
+        <w:keepLines/>
         <w:spacing w:after="0"/>
-        <w:rPr>
-          <w:rFonts w:ascii="Times New Roman" w:hAnsi="Times New Roman"/>
+        <w:jc w:val="right"/>
+        <w:rPr>
+          <w:rFonts w:ascii="Arial" w:hAnsi="Arial" w:cs="Arial"/>
           <w:sz w:val="24"/>
           <w:szCs w:val="24"/>
         </w:rPr>
       </w:pPr>
       <w:r>
         <w:rPr>
-          <w:rFonts w:ascii="Times New Roman" w:hAnsi="Times New Roman"/>
+          <w:rFonts w:ascii="Arial" w:hAnsi="Arial" w:cs="Arial"/>
           <w:sz w:val="24"/>
           <w:szCs w:val="24"/>
         </w:rPr>
@@ -2094,7 +2234,7 @@
       <w:proofErr w:type="spellStart"/>
       <w:r>
         <w:rPr>
-          <w:rFonts w:ascii="Times New Roman" w:hAnsi="Times New Roman"/>
+          <w:rFonts w:ascii="Arial" w:hAnsi="Arial" w:cs="Arial"/>
           <w:sz w:val="24"/>
           <w:szCs w:val="24"/>
         </w:rPr>
@@ -2103,7 +2243,7 @@
       <w:proofErr w:type="gramStart"/>
       <w:r>
         <w:rPr>
-          <w:rFonts w:ascii="Times New Roman" w:hAnsi="Times New Roman"/>
+          <w:rFonts w:ascii="Arial" w:hAnsi="Arial" w:cs="Arial"/>
           <w:sz w:val="24"/>
           <w:szCs w:val="24"/>
         </w:rPr>
@@ -2112,7 +2252,7 @@
       <w:proofErr w:type="spellEnd"/>
       <w:r>
         <w:rPr>
-          <w:rFonts w:ascii="Times New Roman" w:hAnsi="Times New Roman"/>
+          <w:rFonts w:ascii="Arial" w:hAnsi="Arial" w:cs="Arial"/>
           <w:sz w:val="24"/>
           <w:szCs w:val="24"/>
         </w:rPr>
@@ -2121,7 +2261,7 @@
       <w:proofErr w:type="gramEnd"/>
       <w:r>
         <w:rPr>
-          <w:rFonts w:ascii="Times New Roman" w:hAnsi="Times New Roman"/>
+          <w:rFonts w:ascii="Arial" w:hAnsi="Arial" w:cs="Arial"/>
           <w:sz w:val="24"/>
           <w:szCs w:val="24"/>
         </w:rPr>
@@ -2134,7 +2274,7 @@
         <w:spacing w:before="80"/>
         <w:jc w:val="center"/>
         <w:rPr>
-          <w:rFonts w:ascii="Times New Roman" w:hAnsi="Times New Roman" w:cs="Times New Roman"/>
+          <w:rFonts w:ascii="Arial" w:hAnsi="Arial" w:cs="Arial"/>
           <w:color w:val="000000" w:themeColor="text1"/>
           <w:sz w:val="24"/>
           <w:szCs w:val="24"/>
@@ -2142,7 +2282,7 @@
       </w:pPr>
       <w:r>
         <w:rPr>
-          <w:rFonts w:ascii="Times New Roman" w:hAnsi="Times New Roman" w:cs="Times New Roman"/>
+          <w:rFonts w:ascii="Arial" w:hAnsi="Arial" w:cs="Arial"/>
           <w:color w:val="000000" w:themeColor="text1"/>
           <w:spacing w:val="-2"/>
           <w:sz w:val="24"/>
@@ -2151,129 +2291,132 @@
         <w:lastRenderedPageBreak/>
         <w:t>CERTIFICATION</w:t>
       </w:r>
-    </w:p>
-    <w:p>
-      <w:pPr>
-        <w:pStyle w:val="BodyText"/>
-        <w:keepNext/>
-        <w:spacing w:before="247"/>
-        <w:rPr>
-          <w:rFonts w:ascii="Arial"/>
-          <w:b/>
-          <w:sz w:val="24"/>
-        </w:rPr>
-      </w:pPr>
     </w:p>
     <w:p>
       <w:pPr>
         <w:keepNext/>
         <w:rPr>
-          <w:rFonts w:ascii="Times New Roman" w:hAnsi="Times New Roman"/>
-          <w:sz w:val="24"/>
+          <w:rFonts w:ascii="Arial" w:hAnsi="Arial" w:cs="Arial"/>
+          <w:sz w:val="24"/>
+          <w:szCs w:val="24"/>
         </w:rPr>
       </w:pPr>
       <w:r>
         <w:rPr>
-          <w:rFonts w:ascii="Times New Roman" w:hAnsi="Times New Roman"/>
-          <w:sz w:val="24"/>
+          <w:rFonts w:ascii="Arial" w:hAnsi="Arial" w:cs="Arial"/>
+          <w:sz w:val="24"/>
+          <w:szCs w:val="24"/>
         </w:rPr>
         <w:t>Under</w:t>
       </w:r>
       <w:r>
         <w:rPr>
-          <w:rFonts w:ascii="Times New Roman" w:hAnsi="Times New Roman"/>
+          <w:rFonts w:ascii="Arial" w:hAnsi="Arial" w:cs="Arial"/>
           <w:spacing w:val="-6"/>
           <w:sz w:val="24"/>
+          <w:szCs w:val="24"/>
         </w:rPr>
         <w:t xml:space="preserve"> </w:t>
       </w:r>
       <w:r>
         <w:rPr>
-          <w:rFonts w:ascii="Times New Roman" w:hAnsi="Times New Roman"/>
-          <w:sz w:val="24"/>
+          <w:rFonts w:ascii="Arial" w:hAnsi="Arial" w:cs="Arial"/>
+          <w:sz w:val="24"/>
+          <w:szCs w:val="24"/>
         </w:rPr>
         <w:t>735</w:t>
       </w:r>
       <w:r>
         <w:rPr>
-          <w:rFonts w:ascii="Times New Roman" w:hAnsi="Times New Roman"/>
+          <w:rFonts w:ascii="Arial" w:hAnsi="Arial" w:cs="Arial"/>
           <w:spacing w:val="-2"/>
           <w:sz w:val="24"/>
+          <w:szCs w:val="24"/>
         </w:rPr>
         <w:t xml:space="preserve"> </w:t>
       </w:r>
       <w:r>
         <w:rPr>
-          <w:rFonts w:ascii="Times New Roman" w:hAnsi="Times New Roman"/>
-          <w:sz w:val="24"/>
+          <w:rFonts w:ascii="Arial" w:hAnsi="Arial" w:cs="Arial"/>
+          <w:sz w:val="24"/>
+          <w:szCs w:val="24"/>
         </w:rPr>
         <w:t>ILCS</w:t>
       </w:r>
       <w:r>
         <w:rPr>
-          <w:rFonts w:ascii="Times New Roman" w:hAnsi="Times New Roman"/>
+          <w:rFonts w:ascii="Arial" w:hAnsi="Arial" w:cs="Arial"/>
           <w:spacing w:val="-2"/>
           <w:sz w:val="24"/>
+          <w:szCs w:val="24"/>
         </w:rPr>
         <w:t xml:space="preserve"> </w:t>
       </w:r>
       <w:r>
         <w:rPr>
-          <w:rFonts w:ascii="Times New Roman" w:hAnsi="Times New Roman"/>
-          <w:sz w:val="24"/>
+          <w:rFonts w:ascii="Arial" w:hAnsi="Arial" w:cs="Arial"/>
+          <w:sz w:val="24"/>
+          <w:szCs w:val="24"/>
         </w:rPr>
         <w:t>5/1-109,</w:t>
       </w:r>
       <w:r>
         <w:rPr>
-          <w:rFonts w:ascii="Times New Roman" w:hAnsi="Times New Roman"/>
+          <w:rFonts w:ascii="Arial" w:hAnsi="Arial" w:cs="Arial"/>
           <w:spacing w:val="-1"/>
           <w:sz w:val="24"/>
+          <w:szCs w:val="24"/>
         </w:rPr>
         <w:t xml:space="preserve"> </w:t>
       </w:r>
       <w:r>
         <w:rPr>
-          <w:rFonts w:ascii="Times New Roman" w:hAnsi="Times New Roman"/>
-          <w:sz w:val="24"/>
+          <w:rFonts w:ascii="Arial" w:hAnsi="Arial" w:cs="Arial"/>
+          <w:sz w:val="24"/>
+          <w:szCs w:val="24"/>
         </w:rPr>
         <w:t>my</w:t>
       </w:r>
       <w:r>
         <w:rPr>
-          <w:rFonts w:ascii="Times New Roman" w:hAnsi="Times New Roman"/>
+          <w:rFonts w:ascii="Arial" w:hAnsi="Arial" w:cs="Arial"/>
           <w:spacing w:val="-3"/>
           <w:sz w:val="24"/>
+          <w:szCs w:val="24"/>
         </w:rPr>
         <w:t xml:space="preserve"> </w:t>
       </w:r>
       <w:r>
         <w:rPr>
-          <w:rFonts w:ascii="Times New Roman" w:hAnsi="Times New Roman"/>
-          <w:sz w:val="24"/>
+          <w:rFonts w:ascii="Arial" w:hAnsi="Arial" w:cs="Arial"/>
+          <w:sz w:val="24"/>
+          <w:szCs w:val="24"/>
         </w:rPr>
         <w:t>signature</w:t>
       </w:r>
       <w:r>
         <w:rPr>
-          <w:rFonts w:ascii="Times New Roman" w:hAnsi="Times New Roman"/>
+          <w:rFonts w:ascii="Arial" w:hAnsi="Arial" w:cs="Arial"/>
           <w:spacing w:val="-2"/>
           <w:sz w:val="24"/>
+          <w:szCs w:val="24"/>
         </w:rPr>
         <w:t xml:space="preserve"> </w:t>
       </w:r>
       <w:r>
         <w:rPr>
-          <w:rFonts w:ascii="Times New Roman" w:hAnsi="Times New Roman"/>
-          <w:sz w:val="24"/>
+          <w:rFonts w:ascii="Arial" w:hAnsi="Arial" w:cs="Arial"/>
+          <w:sz w:val="24"/>
+          <w:szCs w:val="24"/>
         </w:rPr>
         <w:t>means</w:t>
       </w:r>
       <w:r>
         <w:rPr>
-          <w:rFonts w:ascii="Times New Roman" w:hAnsi="Times New Roman"/>
+          <w:rFonts w:ascii="Arial" w:hAnsi="Arial" w:cs="Arial"/>
           <w:spacing w:val="-2"/>
           <w:sz w:val="24"/>
+          <w:szCs w:val="24"/>
         </w:rPr>
         <w:t xml:space="preserve"> that:</w:t>
       </w:r>
@@ -2296,224 +2439,254 @@
         <w:spacing w:before="204" w:after="0" w:line="278" w:lineRule="auto"/>
         <w:ind w:right="1699"/>
         <w:rPr>
-          <w:rFonts w:ascii="Times New Roman" w:hAnsi="Times New Roman"/>
-          <w:sz w:val="24"/>
+          <w:rFonts w:ascii="Arial" w:hAnsi="Arial" w:cs="Arial"/>
+          <w:sz w:val="24"/>
+          <w:szCs w:val="24"/>
         </w:rPr>
       </w:pPr>
       <w:r>
         <w:rPr>
-          <w:rFonts w:ascii="Times New Roman" w:hAnsi="Times New Roman"/>
-          <w:sz w:val="24"/>
+          <w:rFonts w:ascii="Arial" w:hAnsi="Arial" w:cs="Arial"/>
+          <w:sz w:val="24"/>
+          <w:szCs w:val="24"/>
         </w:rPr>
         <w:t>Everything</w:t>
       </w:r>
       <w:r>
         <w:rPr>
-          <w:rFonts w:ascii="Times New Roman" w:hAnsi="Times New Roman"/>
+          <w:rFonts w:ascii="Arial" w:hAnsi="Arial" w:cs="Arial"/>
           <w:spacing w:val="-2"/>
           <w:sz w:val="24"/>
+          <w:szCs w:val="24"/>
         </w:rPr>
         <w:t xml:space="preserve"> </w:t>
       </w:r>
       <w:r>
         <w:rPr>
-          <w:rFonts w:ascii="Times New Roman" w:hAnsi="Times New Roman"/>
-          <w:sz w:val="24"/>
+          <w:rFonts w:ascii="Arial" w:hAnsi="Arial" w:cs="Arial"/>
+          <w:sz w:val="24"/>
+          <w:szCs w:val="24"/>
         </w:rPr>
         <w:t>in</w:t>
       </w:r>
       <w:r>
         <w:rPr>
-          <w:rFonts w:ascii="Times New Roman" w:hAnsi="Times New Roman"/>
+          <w:rFonts w:ascii="Arial" w:hAnsi="Arial" w:cs="Arial"/>
           <w:spacing w:val="-2"/>
           <w:sz w:val="24"/>
+          <w:szCs w:val="24"/>
         </w:rPr>
         <w:t xml:space="preserve"> </w:t>
       </w:r>
       <w:r>
         <w:rPr>
-          <w:rFonts w:ascii="Times New Roman" w:hAnsi="Times New Roman"/>
-          <w:sz w:val="24"/>
+          <w:rFonts w:ascii="Arial" w:hAnsi="Arial" w:cs="Arial"/>
+          <w:sz w:val="24"/>
+          <w:szCs w:val="24"/>
         </w:rPr>
         <w:t>this</w:t>
       </w:r>
       <w:r>
         <w:rPr>
-          <w:rFonts w:ascii="Times New Roman" w:hAnsi="Times New Roman"/>
+          <w:rFonts w:ascii="Arial" w:hAnsi="Arial" w:cs="Arial"/>
           <w:spacing w:val="-3"/>
           <w:sz w:val="24"/>
+          <w:szCs w:val="24"/>
         </w:rPr>
         <w:t xml:space="preserve"> </w:t>
       </w:r>
       <w:r>
         <w:rPr>
-          <w:rFonts w:ascii="Times New Roman" w:hAnsi="Times New Roman"/>
-          <w:sz w:val="24"/>
+          <w:rFonts w:ascii="Arial" w:hAnsi="Arial" w:cs="Arial"/>
+          <w:sz w:val="24"/>
+          <w:szCs w:val="24"/>
         </w:rPr>
         <w:t>document</w:t>
       </w:r>
       <w:r>
         <w:rPr>
-          <w:rFonts w:ascii="Times New Roman" w:hAnsi="Times New Roman"/>
+          <w:rFonts w:ascii="Arial" w:hAnsi="Arial" w:cs="Arial"/>
           <w:spacing w:val="-2"/>
           <w:sz w:val="24"/>
+          <w:szCs w:val="24"/>
         </w:rPr>
         <w:t xml:space="preserve"> </w:t>
       </w:r>
       <w:r>
         <w:rPr>
-          <w:rFonts w:ascii="Times New Roman" w:hAnsi="Times New Roman"/>
-          <w:sz w:val="24"/>
+          <w:rFonts w:ascii="Arial" w:hAnsi="Arial" w:cs="Arial"/>
+          <w:sz w:val="24"/>
+          <w:szCs w:val="24"/>
         </w:rPr>
         <w:t>is</w:t>
       </w:r>
       <w:r>
         <w:rPr>
-          <w:rFonts w:ascii="Times New Roman" w:hAnsi="Times New Roman"/>
+          <w:rFonts w:ascii="Arial" w:hAnsi="Arial" w:cs="Arial"/>
           <w:spacing w:val="-3"/>
           <w:sz w:val="24"/>
+          <w:szCs w:val="24"/>
         </w:rPr>
         <w:t xml:space="preserve"> </w:t>
       </w:r>
       <w:r>
         <w:rPr>
-          <w:rFonts w:ascii="Times New Roman" w:hAnsi="Times New Roman"/>
-          <w:sz w:val="24"/>
+          <w:rFonts w:ascii="Arial" w:hAnsi="Arial" w:cs="Arial"/>
+          <w:sz w:val="24"/>
+          <w:szCs w:val="24"/>
         </w:rPr>
         <w:t>true</w:t>
       </w:r>
       <w:r>
         <w:rPr>
-          <w:rFonts w:ascii="Times New Roman" w:hAnsi="Times New Roman"/>
+          <w:rFonts w:ascii="Arial" w:hAnsi="Arial" w:cs="Arial"/>
           <w:spacing w:val="-2"/>
           <w:sz w:val="24"/>
+          <w:szCs w:val="24"/>
         </w:rPr>
         <w:t xml:space="preserve"> </w:t>
       </w:r>
       <w:r>
         <w:rPr>
-          <w:rFonts w:ascii="Times New Roman" w:hAnsi="Times New Roman"/>
-          <w:sz w:val="24"/>
+          <w:rFonts w:ascii="Arial" w:hAnsi="Arial" w:cs="Arial"/>
+          <w:sz w:val="24"/>
+          <w:szCs w:val="24"/>
         </w:rPr>
         <w:t>and</w:t>
       </w:r>
       <w:r>
         <w:rPr>
-          <w:rFonts w:ascii="Times New Roman" w:hAnsi="Times New Roman"/>
+          <w:rFonts w:ascii="Arial" w:hAnsi="Arial" w:cs="Arial"/>
           <w:spacing w:val="-2"/>
           <w:sz w:val="24"/>
+          <w:szCs w:val="24"/>
         </w:rPr>
         <w:t xml:space="preserve"> </w:t>
       </w:r>
       <w:r>
         <w:rPr>
-          <w:rFonts w:ascii="Times New Roman" w:hAnsi="Times New Roman"/>
-          <w:sz w:val="24"/>
+          <w:rFonts w:ascii="Arial" w:hAnsi="Arial" w:cs="Arial"/>
+          <w:sz w:val="24"/>
+          <w:szCs w:val="24"/>
         </w:rPr>
         <w:t>correct,</w:t>
       </w:r>
       <w:r>
         <w:rPr>
-          <w:rFonts w:ascii="Times New Roman" w:hAnsi="Times New Roman"/>
+          <w:rFonts w:ascii="Arial" w:hAnsi="Arial" w:cs="Arial"/>
           <w:spacing w:val="-2"/>
           <w:sz w:val="24"/>
+          <w:szCs w:val="24"/>
         </w:rPr>
         <w:t xml:space="preserve"> </w:t>
       </w:r>
       <w:r>
         <w:rPr>
-          <w:rFonts w:ascii="Times New Roman" w:hAnsi="Times New Roman"/>
-          <w:sz w:val="24"/>
+          <w:rFonts w:ascii="Arial" w:hAnsi="Arial" w:cs="Arial"/>
+          <w:sz w:val="24"/>
+          <w:szCs w:val="24"/>
         </w:rPr>
         <w:t>or</w:t>
       </w:r>
       <w:r>
         <w:rPr>
-          <w:rFonts w:ascii="Times New Roman" w:hAnsi="Times New Roman"/>
+          <w:rFonts w:ascii="Arial" w:hAnsi="Arial" w:cs="Arial"/>
           <w:spacing w:val="-4"/>
           <w:sz w:val="24"/>
+          <w:szCs w:val="24"/>
         </w:rPr>
         <w:t xml:space="preserve"> </w:t>
       </w:r>
       <w:r>
         <w:rPr>
-          <w:rFonts w:ascii="Times New Roman" w:hAnsi="Times New Roman"/>
-          <w:sz w:val="24"/>
+          <w:rFonts w:ascii="Arial" w:hAnsi="Arial" w:cs="Arial"/>
+          <w:sz w:val="24"/>
+          <w:szCs w:val="24"/>
         </w:rPr>
         <w:t>I</w:t>
       </w:r>
       <w:r>
         <w:rPr>
-          <w:rFonts w:ascii="Times New Roman" w:hAnsi="Times New Roman"/>
+          <w:rFonts w:ascii="Arial" w:hAnsi="Arial" w:cs="Arial"/>
           <w:spacing w:val="-5"/>
           <w:sz w:val="24"/>
+          <w:szCs w:val="24"/>
         </w:rPr>
         <w:t xml:space="preserve"> </w:t>
       </w:r>
       <w:r>
         <w:rPr>
-          <w:rFonts w:ascii="Times New Roman" w:hAnsi="Times New Roman"/>
-          <w:sz w:val="24"/>
+          <w:rFonts w:ascii="Arial" w:hAnsi="Arial" w:cs="Arial"/>
+          <w:sz w:val="24"/>
+          <w:szCs w:val="24"/>
         </w:rPr>
         <w:t>have</w:t>
       </w:r>
       <w:r>
         <w:rPr>
-          <w:rFonts w:ascii="Times New Roman" w:hAnsi="Times New Roman"/>
+          <w:rFonts w:ascii="Arial" w:hAnsi="Arial" w:cs="Arial"/>
           <w:spacing w:val="-2"/>
           <w:sz w:val="24"/>
+          <w:szCs w:val="24"/>
         </w:rPr>
         <w:t xml:space="preserve"> </w:t>
       </w:r>
       <w:r>
         <w:rPr>
-          <w:rFonts w:ascii="Times New Roman" w:hAnsi="Times New Roman"/>
-          <w:sz w:val="24"/>
+          <w:rFonts w:ascii="Arial" w:hAnsi="Arial" w:cs="Arial"/>
+          <w:sz w:val="24"/>
+          <w:szCs w:val="24"/>
         </w:rPr>
         <w:t>been</w:t>
       </w:r>
       <w:r>
         <w:rPr>
-          <w:rFonts w:ascii="Times New Roman" w:hAnsi="Times New Roman"/>
+          <w:rFonts w:ascii="Arial" w:hAnsi="Arial" w:cs="Arial"/>
           <w:spacing w:val="-2"/>
           <w:sz w:val="24"/>
+          <w:szCs w:val="24"/>
         </w:rPr>
         <w:t xml:space="preserve"> </w:t>
       </w:r>
       <w:r>
         <w:rPr>
-          <w:rFonts w:ascii="Times New Roman" w:hAnsi="Times New Roman"/>
-          <w:sz w:val="24"/>
+          <w:rFonts w:ascii="Arial" w:hAnsi="Arial" w:cs="Arial"/>
+          <w:sz w:val="24"/>
+          <w:szCs w:val="24"/>
         </w:rPr>
         <w:t>informed</w:t>
       </w:r>
       <w:r>
         <w:rPr>
-          <w:rFonts w:ascii="Times New Roman" w:hAnsi="Times New Roman"/>
+          <w:rFonts w:ascii="Arial" w:hAnsi="Arial" w:cs="Arial"/>
           <w:spacing w:val="-2"/>
           <w:sz w:val="24"/>
+          <w:szCs w:val="24"/>
         </w:rPr>
         <w:t xml:space="preserve"> </w:t>
       </w:r>
       <w:r>
         <w:rPr>
-          <w:rFonts w:ascii="Times New Roman" w:hAnsi="Times New Roman"/>
-          <w:sz w:val="24"/>
+          <w:rFonts w:ascii="Arial" w:hAnsi="Arial" w:cs="Arial"/>
+          <w:sz w:val="24"/>
+          <w:szCs w:val="24"/>
         </w:rPr>
         <w:t>or</w:t>
       </w:r>
       <w:r>
         <w:rPr>
-          <w:rFonts w:ascii="Times New Roman" w:hAnsi="Times New Roman"/>
+          <w:rFonts w:ascii="Arial" w:hAnsi="Arial" w:cs="Arial"/>
           <w:spacing w:val="-4"/>
           <w:sz w:val="24"/>
+          <w:szCs w:val="24"/>
         </w:rPr>
         <w:t xml:space="preserve"> </w:t>
       </w:r>
       <w:r>
         <w:rPr>
-          <w:rFonts w:ascii="Times New Roman" w:hAnsi="Times New Roman"/>
-          <w:sz w:val="24"/>
+          <w:rFonts w:ascii="Arial" w:hAnsi="Arial" w:cs="Arial"/>
+          <w:sz w:val="24"/>
+          <w:szCs w:val="24"/>
         </w:rPr>
         <w:t>I believe it to be true and correct, and</w:t>
       </w:r>
@@ -2537,209 +2710,237 @@
         <w:ind w:right="1901"/>
         <w:contextualSpacing w:val="0"/>
         <w:rPr>
-          <w:rFonts w:ascii="Times New Roman" w:hAnsi="Times New Roman"/>
-          <w:sz w:val="24"/>
+          <w:rFonts w:ascii="Arial" w:hAnsi="Arial" w:cs="Arial"/>
+          <w:sz w:val="24"/>
+          <w:szCs w:val="24"/>
         </w:rPr>
       </w:pPr>
       <w:r>
         <w:rPr>
-          <w:rFonts w:ascii="Times New Roman" w:hAnsi="Times New Roman"/>
-          <w:sz w:val="24"/>
+          <w:rFonts w:ascii="Arial" w:hAnsi="Arial" w:cs="Arial"/>
+          <w:sz w:val="24"/>
+          <w:szCs w:val="24"/>
         </w:rPr>
         <w:t>I</w:t>
       </w:r>
       <w:r>
         <w:rPr>
-          <w:rFonts w:ascii="Times New Roman" w:hAnsi="Times New Roman"/>
+          <w:rFonts w:ascii="Arial" w:hAnsi="Arial" w:cs="Arial"/>
           <w:spacing w:val="-2"/>
           <w:sz w:val="24"/>
+          <w:szCs w:val="24"/>
         </w:rPr>
         <w:t xml:space="preserve"> </w:t>
       </w:r>
       <w:r>
         <w:rPr>
-          <w:rFonts w:ascii="Times New Roman" w:hAnsi="Times New Roman"/>
-          <w:sz w:val="24"/>
+          <w:rFonts w:ascii="Arial" w:hAnsi="Arial" w:cs="Arial"/>
+          <w:sz w:val="24"/>
+          <w:szCs w:val="24"/>
         </w:rPr>
         <w:t>understand</w:t>
       </w:r>
       <w:r>
         <w:rPr>
-          <w:rFonts w:ascii="Times New Roman" w:hAnsi="Times New Roman"/>
+          <w:rFonts w:ascii="Arial" w:hAnsi="Arial" w:cs="Arial"/>
           <w:spacing w:val="-2"/>
           <w:sz w:val="24"/>
+          <w:szCs w:val="24"/>
         </w:rPr>
         <w:t xml:space="preserve"> </w:t>
       </w:r>
       <w:r>
         <w:rPr>
-          <w:rFonts w:ascii="Times New Roman" w:hAnsi="Times New Roman"/>
-          <w:sz w:val="24"/>
+          <w:rFonts w:ascii="Arial" w:hAnsi="Arial" w:cs="Arial"/>
+          <w:sz w:val="24"/>
+          <w:szCs w:val="24"/>
         </w:rPr>
         <w:t>that</w:t>
       </w:r>
       <w:r>
         <w:rPr>
-          <w:rFonts w:ascii="Times New Roman" w:hAnsi="Times New Roman"/>
+          <w:rFonts w:ascii="Arial" w:hAnsi="Arial" w:cs="Arial"/>
           <w:spacing w:val="-5"/>
           <w:sz w:val="24"/>
+          <w:szCs w:val="24"/>
         </w:rPr>
         <w:t xml:space="preserve"> </w:t>
       </w:r>
       <w:r>
         <w:rPr>
-          <w:rFonts w:ascii="Times New Roman" w:hAnsi="Times New Roman"/>
-          <w:sz w:val="24"/>
+          <w:rFonts w:ascii="Arial" w:hAnsi="Arial" w:cs="Arial"/>
+          <w:sz w:val="24"/>
+          <w:szCs w:val="24"/>
         </w:rPr>
         <w:t>making</w:t>
       </w:r>
       <w:r>
         <w:rPr>
-          <w:rFonts w:ascii="Times New Roman" w:hAnsi="Times New Roman"/>
+          <w:rFonts w:ascii="Arial" w:hAnsi="Arial" w:cs="Arial"/>
           <w:spacing w:val="-2"/>
           <w:sz w:val="24"/>
+          <w:szCs w:val="24"/>
         </w:rPr>
         <w:t xml:space="preserve"> </w:t>
       </w:r>
       <w:r>
         <w:rPr>
-          <w:rFonts w:ascii="Times New Roman" w:hAnsi="Times New Roman"/>
-          <w:sz w:val="24"/>
+          <w:rFonts w:ascii="Arial" w:hAnsi="Arial" w:cs="Arial"/>
+          <w:sz w:val="24"/>
+          <w:szCs w:val="24"/>
         </w:rPr>
         <w:t>a</w:t>
       </w:r>
       <w:r>
         <w:rPr>
-          <w:rFonts w:ascii="Times New Roman" w:hAnsi="Times New Roman"/>
+          <w:rFonts w:ascii="Arial" w:hAnsi="Arial" w:cs="Arial"/>
           <w:spacing w:val="-4"/>
           <w:sz w:val="24"/>
+          <w:szCs w:val="24"/>
         </w:rPr>
         <w:t xml:space="preserve"> </w:t>
       </w:r>
       <w:r>
         <w:rPr>
-          <w:rFonts w:ascii="Times New Roman" w:hAnsi="Times New Roman"/>
-          <w:sz w:val="24"/>
+          <w:rFonts w:ascii="Arial" w:hAnsi="Arial" w:cs="Arial"/>
+          <w:sz w:val="24"/>
+          <w:szCs w:val="24"/>
         </w:rPr>
         <w:t>false</w:t>
       </w:r>
       <w:r>
         <w:rPr>
-          <w:rFonts w:ascii="Times New Roman" w:hAnsi="Times New Roman"/>
+          <w:rFonts w:ascii="Arial" w:hAnsi="Arial" w:cs="Arial"/>
           <w:spacing w:val="-4"/>
           <w:sz w:val="24"/>
+          <w:szCs w:val="24"/>
         </w:rPr>
         <w:t xml:space="preserve"> </w:t>
       </w:r>
       <w:r>
         <w:rPr>
-          <w:rFonts w:ascii="Times New Roman" w:hAnsi="Times New Roman"/>
-          <w:sz w:val="24"/>
+          <w:rFonts w:ascii="Arial" w:hAnsi="Arial" w:cs="Arial"/>
+          <w:sz w:val="24"/>
+          <w:szCs w:val="24"/>
         </w:rPr>
         <w:t>statement</w:t>
       </w:r>
       <w:r>
         <w:rPr>
-          <w:rFonts w:ascii="Times New Roman" w:hAnsi="Times New Roman"/>
+          <w:rFonts w:ascii="Arial" w:hAnsi="Arial" w:cs="Arial"/>
           <w:spacing w:val="-5"/>
           <w:sz w:val="24"/>
+          <w:szCs w:val="24"/>
         </w:rPr>
         <w:t xml:space="preserve"> </w:t>
       </w:r>
       <w:r>
         <w:rPr>
-          <w:rFonts w:ascii="Times New Roman" w:hAnsi="Times New Roman"/>
-          <w:sz w:val="24"/>
+          <w:rFonts w:ascii="Arial" w:hAnsi="Arial" w:cs="Arial"/>
+          <w:sz w:val="24"/>
+          <w:szCs w:val="24"/>
         </w:rPr>
         <w:t>on</w:t>
       </w:r>
       <w:r>
         <w:rPr>
-          <w:rFonts w:ascii="Times New Roman" w:hAnsi="Times New Roman"/>
+          <w:rFonts w:ascii="Arial" w:hAnsi="Arial" w:cs="Arial"/>
           <w:spacing w:val="-2"/>
           <w:sz w:val="24"/>
+          <w:szCs w:val="24"/>
         </w:rPr>
         <w:t xml:space="preserve"> </w:t>
       </w:r>
       <w:r>
         <w:rPr>
-          <w:rFonts w:ascii="Times New Roman" w:hAnsi="Times New Roman"/>
-          <w:sz w:val="24"/>
+          <w:rFonts w:ascii="Arial" w:hAnsi="Arial" w:cs="Arial"/>
+          <w:sz w:val="24"/>
+          <w:szCs w:val="24"/>
         </w:rPr>
         <w:t>this</w:t>
       </w:r>
       <w:r>
         <w:rPr>
-          <w:rFonts w:ascii="Times New Roman" w:hAnsi="Times New Roman"/>
+          <w:rFonts w:ascii="Arial" w:hAnsi="Arial" w:cs="Arial"/>
           <w:spacing w:val="-3"/>
           <w:sz w:val="24"/>
+          <w:szCs w:val="24"/>
         </w:rPr>
         <w:t xml:space="preserve"> </w:t>
       </w:r>
       <w:r>
         <w:rPr>
-          <w:rFonts w:ascii="Times New Roman" w:hAnsi="Times New Roman"/>
-          <w:sz w:val="24"/>
+          <w:rFonts w:ascii="Arial" w:hAnsi="Arial" w:cs="Arial"/>
+          <w:sz w:val="24"/>
+          <w:szCs w:val="24"/>
         </w:rPr>
         <w:t>form</w:t>
       </w:r>
       <w:r>
         <w:rPr>
-          <w:rFonts w:ascii="Times New Roman" w:hAnsi="Times New Roman"/>
+          <w:rFonts w:ascii="Arial" w:hAnsi="Arial" w:cs="Arial"/>
           <w:spacing w:val="-4"/>
           <w:sz w:val="24"/>
+          <w:szCs w:val="24"/>
         </w:rPr>
         <w:t xml:space="preserve"> </w:t>
       </w:r>
       <w:r>
         <w:rPr>
-          <w:rFonts w:ascii="Times New Roman" w:hAnsi="Times New Roman"/>
-          <w:sz w:val="24"/>
+          <w:rFonts w:ascii="Arial" w:hAnsi="Arial" w:cs="Arial"/>
+          <w:sz w:val="24"/>
+          <w:szCs w:val="24"/>
         </w:rPr>
         <w:t>is</w:t>
       </w:r>
       <w:r>
         <w:rPr>
-          <w:rFonts w:ascii="Times New Roman" w:hAnsi="Times New Roman"/>
+          <w:rFonts w:ascii="Arial" w:hAnsi="Arial" w:cs="Arial"/>
           <w:spacing w:val="-3"/>
           <w:sz w:val="24"/>
+          <w:szCs w:val="24"/>
         </w:rPr>
         <w:t xml:space="preserve"> </w:t>
       </w:r>
       <w:r>
         <w:rPr>
-          <w:rFonts w:ascii="Times New Roman" w:hAnsi="Times New Roman"/>
-          <w:sz w:val="24"/>
+          <w:rFonts w:ascii="Arial" w:hAnsi="Arial" w:cs="Arial"/>
+          <w:sz w:val="24"/>
+          <w:szCs w:val="24"/>
         </w:rPr>
         <w:t>perjury</w:t>
       </w:r>
       <w:r>
         <w:rPr>
-          <w:rFonts w:ascii="Times New Roman" w:hAnsi="Times New Roman"/>
+          <w:rFonts w:ascii="Arial" w:hAnsi="Arial" w:cs="Arial"/>
           <w:spacing w:val="-3"/>
           <w:sz w:val="24"/>
+          <w:szCs w:val="24"/>
         </w:rPr>
         <w:t xml:space="preserve"> </w:t>
       </w:r>
       <w:r>
         <w:rPr>
-          <w:rFonts w:ascii="Times New Roman" w:hAnsi="Times New Roman"/>
-          <w:sz w:val="24"/>
+          <w:rFonts w:ascii="Arial" w:hAnsi="Arial" w:cs="Arial"/>
+          <w:sz w:val="24"/>
+          <w:szCs w:val="24"/>
         </w:rPr>
         <w:t>and</w:t>
       </w:r>
       <w:r>
         <w:rPr>
-          <w:rFonts w:ascii="Times New Roman" w:hAnsi="Times New Roman"/>
+          <w:rFonts w:ascii="Arial" w:hAnsi="Arial" w:cs="Arial"/>
           <w:spacing w:val="-2"/>
           <w:sz w:val="24"/>
+          <w:szCs w:val="24"/>
         </w:rPr>
         <w:t xml:space="preserve"> </w:t>
       </w:r>
       <w:r>
         <w:rPr>
-          <w:rFonts w:ascii="Times New Roman" w:hAnsi="Times New Roman"/>
-          <w:sz w:val="24"/>
+          <w:rFonts w:ascii="Arial" w:hAnsi="Arial" w:cs="Arial"/>
+          <w:sz w:val="24"/>
+          <w:szCs w:val="24"/>
         </w:rPr>
         <w:t>has penalties provided by law.</w:t>
       </w:r>
@@ -2749,8 +2950,9 @@
         <w:pStyle w:val="BodyText"/>
         <w:keepNext/>
         <w:rPr>
-          <w:rFonts w:ascii="Times New Roman" w:hAnsi="Times New Roman" w:cs="Times New Roman"/>
-          <w:sz w:val="20"/>
+          <w:rFonts w:ascii="Arial" w:hAnsi="Arial" w:cs="Arial"/>
+          <w:sz w:val="24"/>
+          <w:szCs w:val="24"/>
         </w:rPr>
       </w:pPr>
     </w:p>
@@ -2759,18 +2961,9 @@
         <w:pStyle w:val="BodyText"/>
         <w:keepNext/>
         <w:rPr>
-          <w:rFonts w:ascii="Times New Roman" w:hAnsi="Times New Roman" w:cs="Times New Roman"/>
-          <w:sz w:val="20"/>
-        </w:rPr>
-      </w:pPr>
-    </w:p>
-    <w:p>
-      <w:pPr>
-        <w:pStyle w:val="BodyText"/>
-        <w:keepNext/>
-        <w:rPr>
-          <w:rFonts w:ascii="Times New Roman" w:hAnsi="Times New Roman" w:cs="Times New Roman"/>
-          <w:sz w:val="20"/>
+          <w:rFonts w:ascii="Arial" w:hAnsi="Arial" w:cs="Arial"/>
+          <w:sz w:val="24"/>
+          <w:szCs w:val="24"/>
         </w:rPr>
       </w:pPr>
     </w:p>
@@ -2802,14 +2995,14 @@
               <w:keepNext/>
               <w:spacing w:after="0"/>
               <w:rPr>
-                <w:rFonts w:ascii="Times New Roman" w:hAnsi="Times New Roman"/>
+                <w:rFonts w:ascii="Arial" w:hAnsi="Arial" w:cs="Arial"/>
                 <w:sz w:val="24"/>
                 <w:szCs w:val="24"/>
               </w:rPr>
             </w:pPr>
             <w:r>
               <w:rPr>
-                <w:rFonts w:ascii="Times New Roman" w:hAnsi="Times New Roman"/>
+                <w:rFonts w:ascii="Arial" w:hAnsi="Arial" w:cs="Arial"/>
                 <w:sz w:val="24"/>
                 <w:szCs w:val="24"/>
               </w:rPr>
@@ -2818,7 +3011,7 @@
             <w:proofErr w:type="spellStart"/>
             <w:r>
               <w:rPr>
-                <w:rFonts w:ascii="Times New Roman" w:hAnsi="Times New Roman"/>
+                <w:rFonts w:ascii="Arial" w:hAnsi="Arial" w:cs="Arial"/>
                 <w:sz w:val="24"/>
                 <w:szCs w:val="24"/>
               </w:rPr>
@@ -2827,7 +3020,7 @@
             <w:proofErr w:type="gramStart"/>
             <w:r>
               <w:rPr>
-                <w:rFonts w:ascii="Times New Roman" w:hAnsi="Times New Roman"/>
+                <w:rFonts w:ascii="Arial" w:hAnsi="Arial" w:cs="Arial"/>
                 <w:sz w:val="24"/>
                 <w:szCs w:val="24"/>
               </w:rPr>
@@ -2836,7 +3029,7 @@
             <w:proofErr w:type="spellEnd"/>
             <w:r>
               <w:rPr>
-                <w:rFonts w:ascii="Times New Roman" w:hAnsi="Times New Roman"/>
+                <w:rFonts w:ascii="Arial" w:hAnsi="Arial" w:cs="Arial"/>
                 <w:sz w:val="24"/>
                 <w:szCs w:val="24"/>
               </w:rPr>
@@ -2845,7 +3038,7 @@
             <w:proofErr w:type="gramEnd"/>
             <w:r>
               <w:rPr>
-                <w:rFonts w:ascii="Times New Roman" w:hAnsi="Times New Roman"/>
+                <w:rFonts w:ascii="Arial" w:hAnsi="Arial" w:cs="Arial"/>
                 <w:sz w:val="24"/>
                 <w:szCs w:val="24"/>
               </w:rPr>
@@ -2854,7 +3047,7 @@
             <w:proofErr w:type="gramStart"/>
             <w:r>
               <w:rPr>
-                <w:rFonts w:ascii="Times New Roman" w:hAnsi="Times New Roman"/>
+                <w:rFonts w:ascii="Arial" w:hAnsi="Arial" w:cs="Arial"/>
                 <w:sz w:val="24"/>
                 <w:szCs w:val="24"/>
               </w:rPr>
@@ -2863,7 +3056,7 @@
             <w:proofErr w:type="gramEnd"/>
             <w:r>
               <w:rPr>
-                <w:rFonts w:ascii="Times New Roman" w:hAnsi="Times New Roman"/>
+                <w:rFonts w:ascii="Arial" w:hAnsi="Arial" w:cs="Arial"/>
                 <w:sz w:val="24"/>
                 <w:szCs w:val="24"/>
               </w:rPr>
@@ -2872,7 +3065,7 @@
             <w:proofErr w:type="spellStart"/>
             <w:r>
               <w:rPr>
-                <w:rFonts w:ascii="Times New Roman" w:hAnsi="Times New Roman"/>
+                <w:rFonts w:ascii="Arial" w:hAnsi="Arial" w:cs="Arial"/>
                 <w:sz w:val="24"/>
                 <w:szCs w:val="24"/>
               </w:rPr>
@@ -2881,7 +3074,7 @@
             <w:proofErr w:type="gramStart"/>
             <w:r>
               <w:rPr>
-                <w:rFonts w:ascii="Times New Roman" w:hAnsi="Times New Roman"/>
+                <w:rFonts w:ascii="Arial" w:hAnsi="Arial" w:cs="Arial"/>
                 <w:sz w:val="24"/>
                 <w:szCs w:val="24"/>
               </w:rPr>
@@ -2890,7 +3083,7 @@
             <w:proofErr w:type="spellEnd"/>
             <w:r>
               <w:rPr>
-                <w:rFonts w:ascii="Times New Roman" w:hAnsi="Times New Roman"/>
+                <w:rFonts w:ascii="Arial" w:hAnsi="Arial" w:cs="Arial"/>
                 <w:sz w:val="24"/>
                 <w:szCs w:val="24"/>
               </w:rPr>
@@ -2899,7 +3092,7 @@
             <w:proofErr w:type="gramEnd"/>
             <w:r>
               <w:rPr>
-                <w:rFonts w:ascii="Times New Roman" w:hAnsi="Times New Roman"/>
+                <w:rFonts w:ascii="Arial" w:hAnsi="Arial" w:cs="Arial"/>
                 <w:sz w:val="24"/>
                 <w:szCs w:val="24"/>
               </w:rPr>
@@ -2908,7 +3101,7 @@
             <w:proofErr w:type="gramStart"/>
             <w:r>
               <w:rPr>
-                <w:rFonts w:ascii="Times New Roman" w:hAnsi="Times New Roman"/>
+                <w:rFonts w:ascii="Arial" w:hAnsi="Arial" w:cs="Arial"/>
                 <w:sz w:val="24"/>
                 <w:szCs w:val="24"/>
               </w:rPr>
@@ -2917,7 +3110,7 @@
             <w:proofErr w:type="gramEnd"/>
             <w:r>
               <w:rPr>
-                <w:rFonts w:ascii="Times New Roman" w:hAnsi="Times New Roman"/>
+                <w:rFonts w:ascii="Arial" w:hAnsi="Arial" w:cs="Arial"/>
                 <w:sz w:val="24"/>
                 <w:szCs w:val="24"/>
               </w:rPr>
@@ -2939,7 +3132,7 @@
             <w:pPr>
               <w:spacing w:after="0"/>
               <w:rPr>
-                <w:rFonts w:ascii="Times New Roman" w:hAnsi="Times New Roman"/>
+                <w:rFonts w:ascii="Arial" w:hAnsi="Arial" w:cs="Arial"/>
                 <w:sz w:val="24"/>
                 <w:szCs w:val="24"/>
               </w:rPr>
@@ -2960,14 +3153,14 @@
             <w:pPr>
               <w:spacing w:after="0"/>
               <w:rPr>
-                <w:rFonts w:ascii="Times New Roman" w:hAnsi="Times New Roman"/>
+                <w:rFonts w:ascii="Arial" w:hAnsi="Arial" w:cs="Arial"/>
                 <w:sz w:val="24"/>
                 <w:szCs w:val="24"/>
               </w:rPr>
             </w:pPr>
             <w:r>
               <w:rPr>
-                <w:rFonts w:ascii="Times New Roman" w:hAnsi="Times New Roman"/>
+                <w:rFonts w:ascii="Arial" w:hAnsi="Arial" w:cs="Arial"/>
                 <w:sz w:val="24"/>
                 <w:szCs w:val="24"/>
               </w:rPr>
@@ -2976,7 +3169,7 @@
             <w:proofErr w:type="spellStart"/>
             <w:r>
               <w:rPr>
-                <w:rFonts w:ascii="Times New Roman" w:hAnsi="Times New Roman"/>
+                <w:rFonts w:ascii="Arial" w:hAnsi="Arial" w:cs="Arial"/>
                 <w:sz w:val="24"/>
                 <w:szCs w:val="24"/>
               </w:rPr>
@@ -2985,7 +3178,7 @@
             <w:proofErr w:type="spellEnd"/>
             <w:r>
               <w:rPr>
-                <w:rFonts w:ascii="Times New Roman" w:hAnsi="Times New Roman"/>
+                <w:rFonts w:ascii="Arial" w:hAnsi="Arial" w:cs="Arial"/>
                 <w:sz w:val="24"/>
                 <w:szCs w:val="24"/>
               </w:rPr>
@@ -2994,7 +3187,7 @@
             <w:proofErr w:type="gramStart"/>
             <w:r>
               <w:rPr>
-                <w:rFonts w:ascii="Times New Roman" w:hAnsi="Times New Roman"/>
+                <w:rFonts w:ascii="Arial" w:hAnsi="Arial" w:cs="Arial"/>
                 <w:sz w:val="24"/>
                 <w:szCs w:val="24"/>
               </w:rPr>
@@ -3003,7 +3196,7 @@
             <w:proofErr w:type="gramEnd"/>
             <w:r>
               <w:rPr>
-                <w:rFonts w:ascii="Times New Roman" w:hAnsi="Times New Roman"/>
+                <w:rFonts w:ascii="Arial" w:hAnsi="Arial" w:cs="Arial"/>
                 <w:sz w:val="24"/>
                 <w:szCs w:val="24"/>
               </w:rPr>
@@ -3012,7 +3205,7 @@
             <w:proofErr w:type="gramStart"/>
             <w:r>
               <w:rPr>
-                <w:rFonts w:ascii="Times New Roman" w:hAnsi="Times New Roman"/>
+                <w:rFonts w:ascii="Arial" w:hAnsi="Arial" w:cs="Arial"/>
                 <w:sz w:val="24"/>
                 <w:szCs w:val="24"/>
               </w:rPr>
@@ -3021,7 +3214,7 @@
             <w:proofErr w:type="gramEnd"/>
             <w:r>
               <w:rPr>
-                <w:rFonts w:ascii="Times New Roman" w:hAnsi="Times New Roman"/>
+                <w:rFonts w:ascii="Arial" w:hAnsi="Arial" w:cs="Arial"/>
                 <w:sz w:val="24"/>
                 <w:szCs w:val="24"/>
               </w:rPr>
@@ -3030,7 +3223,7 @@
             <w:proofErr w:type="gramStart"/>
             <w:r>
               <w:rPr>
-                <w:rFonts w:ascii="Times New Roman" w:hAnsi="Times New Roman"/>
+                <w:rFonts w:ascii="Arial" w:hAnsi="Arial" w:cs="Arial"/>
                 <w:sz w:val="24"/>
                 <w:szCs w:val="24"/>
               </w:rPr>
@@ -3039,7 +3232,7 @@
             <w:proofErr w:type="gramEnd"/>
             <w:r>
               <w:rPr>
-                <w:rFonts w:ascii="Times New Roman" w:hAnsi="Times New Roman"/>
+                <w:rFonts w:ascii="Arial" w:hAnsi="Arial" w:cs="Arial"/>
                 <w:sz w:val="24"/>
                 <w:szCs w:val="24"/>
               </w:rPr>
@@ -3064,14 +3257,14 @@
               <w:keepNext/>
               <w:spacing w:after="0"/>
               <w:rPr>
-                <w:rFonts w:ascii="Times New Roman" w:hAnsi="Times New Roman"/>
+                <w:rFonts w:ascii="Arial" w:hAnsi="Arial" w:cs="Arial"/>
                 <w:sz w:val="24"/>
                 <w:szCs w:val="24"/>
               </w:rPr>
             </w:pPr>
             <w:r>
               <w:rPr>
-                <w:rFonts w:ascii="Times New Roman" w:hAnsi="Times New Roman"/>
+                <w:rFonts w:ascii="Arial" w:hAnsi="Arial" w:cs="Arial"/>
                 <w:sz w:val="24"/>
                 <w:szCs w:val="24"/>
               </w:rPr>
@@ -3093,7 +3286,7 @@
             <w:pPr>
               <w:spacing w:after="0"/>
               <w:rPr>
-                <w:rFonts w:ascii="Times New Roman" w:hAnsi="Times New Roman"/>
+                <w:rFonts w:ascii="Arial" w:hAnsi="Arial" w:cs="Arial"/>
                 <w:sz w:val="24"/>
                 <w:szCs w:val="24"/>
               </w:rPr>
@@ -3114,14 +3307,14 @@
             <w:pPr>
               <w:spacing w:after="0"/>
               <w:rPr>
-                <w:rFonts w:ascii="Times New Roman" w:hAnsi="Times New Roman"/>
+                <w:rFonts w:ascii="Arial" w:hAnsi="Arial" w:cs="Arial"/>
                 <w:sz w:val="24"/>
                 <w:szCs w:val="24"/>
               </w:rPr>
             </w:pPr>
             <w:r>
               <w:rPr>
-                <w:rFonts w:ascii="Times New Roman" w:hAnsi="Times New Roman"/>
+                <w:rFonts w:ascii="Arial" w:hAnsi="Arial" w:cs="Arial"/>
                 <w:sz w:val="24"/>
                 <w:szCs w:val="24"/>
               </w:rPr>
@@ -3146,7 +3339,7 @@
               <w:keepNext/>
               <w:spacing w:after="0"/>
               <w:rPr>
-                <w:rFonts w:ascii="Times New Roman" w:hAnsi="Times New Roman"/>
+                <w:rFonts w:ascii="Arial" w:hAnsi="Arial" w:cs="Arial"/>
                 <w:sz w:val="24"/>
                 <w:szCs w:val="24"/>
               </w:rPr>
@@ -3167,7 +3360,7 @@
             <w:pPr>
               <w:spacing w:after="0"/>
               <w:rPr>
-                <w:rFonts w:ascii="Times New Roman" w:hAnsi="Times New Roman"/>
+                <w:rFonts w:ascii="Arial" w:hAnsi="Arial" w:cs="Arial"/>
                 <w:sz w:val="24"/>
                 <w:szCs w:val="24"/>
               </w:rPr>
@@ -3188,7 +3381,7 @@
             <w:pPr>
               <w:spacing w:after="0"/>
               <w:rPr>
-                <w:rFonts w:ascii="Times New Roman" w:hAnsi="Times New Roman"/>
+                <w:rFonts w:ascii="Arial" w:hAnsi="Arial" w:cs="Arial"/>
                 <w:sz w:val="24"/>
                 <w:szCs w:val="24"/>
               </w:rPr>
@@ -3212,14 +3405,14 @@
               <w:keepNext/>
               <w:spacing w:after="0"/>
               <w:rPr>
-                <w:rFonts w:ascii="Times New Roman" w:hAnsi="Times New Roman"/>
+                <w:rFonts w:ascii="Arial" w:hAnsi="Arial" w:cs="Arial"/>
                 <w:sz w:val="24"/>
                 <w:szCs w:val="24"/>
               </w:rPr>
             </w:pPr>
             <w:r>
               <w:rPr>
-                <w:rFonts w:ascii="Times New Roman" w:hAnsi="Times New Roman"/>
+                <w:rFonts w:ascii="Arial" w:hAnsi="Arial" w:cs="Arial"/>
                 <w:sz w:val="24"/>
                 <w:szCs w:val="24"/>
               </w:rPr>
@@ -3228,7 +3421,7 @@
             <w:proofErr w:type="spellStart"/>
             <w:r>
               <w:rPr>
-                <w:rFonts w:ascii="Times New Roman" w:hAnsi="Times New Roman"/>
+                <w:rFonts w:ascii="Arial" w:hAnsi="Arial" w:cs="Arial"/>
                 <w:sz w:val="24"/>
                 <w:szCs w:val="24"/>
               </w:rPr>
@@ -3237,7 +3430,7 @@
             <w:proofErr w:type="gramStart"/>
             <w:r>
               <w:rPr>
-                <w:rFonts w:ascii="Times New Roman" w:hAnsi="Times New Roman"/>
+                <w:rFonts w:ascii="Arial" w:hAnsi="Arial" w:cs="Arial"/>
                 <w:sz w:val="24"/>
                 <w:szCs w:val="24"/>
               </w:rPr>
@@ -3246,7 +3439,7 @@
             <w:proofErr w:type="spellEnd"/>
             <w:r>
               <w:rPr>
-                <w:rFonts w:ascii="Times New Roman" w:hAnsi="Times New Roman"/>
+                <w:rFonts w:ascii="Arial" w:hAnsi="Arial" w:cs="Arial"/>
                 <w:sz w:val="24"/>
                 <w:szCs w:val="24"/>
               </w:rPr>
@@ -3255,7 +3448,7 @@
             <w:proofErr w:type="gramEnd"/>
             <w:r>
               <w:rPr>
-                <w:rFonts w:ascii="Times New Roman" w:hAnsi="Times New Roman"/>
+                <w:rFonts w:ascii="Arial" w:hAnsi="Arial" w:cs="Arial"/>
                 <w:sz w:val="24"/>
                 <w:szCs w:val="24"/>
               </w:rPr>
@@ -3277,7 +3470,7 @@
             <w:pPr>
               <w:spacing w:after="0"/>
               <w:rPr>
-                <w:rFonts w:ascii="Times New Roman" w:hAnsi="Times New Roman"/>
+                <w:rFonts w:ascii="Arial" w:hAnsi="Arial" w:cs="Arial"/>
                 <w:sz w:val="24"/>
                 <w:szCs w:val="24"/>
               </w:rPr>
@@ -3298,7 +3491,7 @@
             <w:pPr>
               <w:spacing w:after="0"/>
               <w:rPr>
-                <w:rFonts w:ascii="Times New Roman" w:hAnsi="Times New Roman"/>
+                <w:rFonts w:ascii="Arial" w:hAnsi="Arial" w:cs="Arial"/>
                 <w:sz w:val="24"/>
                 <w:szCs w:val="24"/>
               </w:rPr>
@@ -3322,14 +3515,14 @@
               <w:keepNext/>
               <w:spacing w:after="0"/>
               <w:rPr>
-                <w:rFonts w:ascii="Times New Roman" w:hAnsi="Times New Roman"/>
+                <w:rFonts w:ascii="Arial" w:hAnsi="Arial" w:cs="Arial"/>
                 <w:sz w:val="24"/>
                 <w:szCs w:val="24"/>
               </w:rPr>
             </w:pPr>
             <w:r>
               <w:rPr>
-                <w:rFonts w:ascii="Times New Roman" w:hAnsi="Times New Roman"/>
+                <w:rFonts w:ascii="Arial" w:hAnsi="Arial" w:cs="Arial"/>
                 <w:sz w:val="24"/>
                 <w:szCs w:val="24"/>
               </w:rPr>
@@ -3351,7 +3544,7 @@
             <w:pPr>
               <w:spacing w:after="0"/>
               <w:rPr>
-                <w:rFonts w:ascii="Times New Roman" w:hAnsi="Times New Roman"/>
+                <w:rFonts w:ascii="Arial" w:hAnsi="Arial" w:cs="Arial"/>
                 <w:sz w:val="24"/>
                 <w:szCs w:val="24"/>
               </w:rPr>
@@ -3372,7 +3565,7 @@
             <w:pPr>
               <w:spacing w:after="0"/>
               <w:rPr>
-                <w:rFonts w:ascii="Times New Roman" w:hAnsi="Times New Roman"/>
+                <w:rFonts w:ascii="Arial" w:hAnsi="Arial" w:cs="Arial"/>
                 <w:sz w:val="24"/>
                 <w:szCs w:val="24"/>
               </w:rPr>
@@ -3396,7 +3589,7 @@
               <w:keepNext/>
               <w:spacing w:after="0"/>
               <w:rPr>
-                <w:rFonts w:ascii="Times New Roman" w:hAnsi="Times New Roman"/>
+                <w:rFonts w:ascii="Arial" w:hAnsi="Arial" w:cs="Arial"/>
                 <w:sz w:val="24"/>
                 <w:szCs w:val="24"/>
               </w:rPr>
@@ -3417,7 +3610,7 @@
             <w:pPr>
               <w:spacing w:after="0"/>
               <w:rPr>
-                <w:rFonts w:ascii="Times New Roman" w:hAnsi="Times New Roman"/>
+                <w:rFonts w:ascii="Arial" w:hAnsi="Arial" w:cs="Arial"/>
                 <w:sz w:val="24"/>
                 <w:szCs w:val="24"/>
               </w:rPr>
@@ -3438,7 +3631,7 @@
             <w:pPr>
               <w:spacing w:after="0"/>
               <w:rPr>
-                <w:rFonts w:ascii="Times New Roman" w:hAnsi="Times New Roman"/>
+                <w:rFonts w:ascii="Arial" w:hAnsi="Arial" w:cs="Arial"/>
                 <w:sz w:val="24"/>
                 <w:szCs w:val="24"/>
               </w:rPr>
@@ -3462,14 +3655,14 @@
               <w:keepNext/>
               <w:spacing w:after="0"/>
               <w:rPr>
-                <w:rFonts w:ascii="Times New Roman" w:hAnsi="Times New Roman"/>
+                <w:rFonts w:ascii="Arial" w:hAnsi="Arial" w:cs="Arial"/>
                 <w:sz w:val="24"/>
                 <w:szCs w:val="24"/>
               </w:rPr>
             </w:pPr>
             <w:r>
               <w:rPr>
-                <w:rFonts w:ascii="Times New Roman" w:hAnsi="Times New Roman"/>
+                <w:rFonts w:ascii="Arial" w:hAnsi="Arial" w:cs="Arial"/>
                 <w:sz w:val="24"/>
                 <w:szCs w:val="24"/>
               </w:rPr>
@@ -3478,7 +3671,7 @@
             <w:proofErr w:type="gramStart"/>
             <w:r>
               <w:rPr>
-                <w:rFonts w:ascii="Times New Roman" w:hAnsi="Times New Roman"/>
+                <w:rFonts w:ascii="Arial" w:hAnsi="Arial" w:cs="Arial"/>
                 <w:sz w:val="24"/>
                 <w:szCs w:val="24"/>
               </w:rPr>
@@ -3487,7 +3680,7 @@
             <w:proofErr w:type="gramEnd"/>
             <w:r>
               <w:rPr>
-                <w:rFonts w:ascii="Times New Roman" w:hAnsi="Times New Roman"/>
+                <w:rFonts w:ascii="Arial" w:hAnsi="Arial" w:cs="Arial"/>
                 <w:sz w:val="24"/>
                 <w:szCs w:val="24"/>
               </w:rPr>
@@ -3496,7 +3689,7 @@
             <w:proofErr w:type="gramStart"/>
             <w:r>
               <w:rPr>
-                <w:rFonts w:ascii="Times New Roman" w:hAnsi="Times New Roman"/>
+                <w:rFonts w:ascii="Arial" w:hAnsi="Arial" w:cs="Arial"/>
                 <w:sz w:val="24"/>
                 <w:szCs w:val="24"/>
               </w:rPr>
@@ -3505,7 +3698,7 @@
             <w:proofErr w:type="spellStart"/>
             <w:r>
               <w:rPr>
-                <w:rFonts w:ascii="Times New Roman" w:hAnsi="Times New Roman"/>
+                <w:rFonts w:ascii="Arial" w:hAnsi="Arial" w:cs="Arial"/>
                 <w:sz w:val="24"/>
                 <w:szCs w:val="24"/>
               </w:rPr>
@@ -3514,7 +3707,7 @@
             <w:proofErr w:type="gramEnd"/>
             <w:r>
               <w:rPr>
-                <w:rFonts w:ascii="Times New Roman" w:hAnsi="Times New Roman"/>
+                <w:rFonts w:ascii="Arial" w:hAnsi="Arial" w:cs="Arial"/>
                 <w:sz w:val="24"/>
                 <w:szCs w:val="24"/>
               </w:rPr>
@@ -3523,7 +3716,7 @@
             <w:proofErr w:type="gramStart"/>
             <w:r>
               <w:rPr>
-                <w:rFonts w:ascii="Times New Roman" w:hAnsi="Times New Roman"/>
+                <w:rFonts w:ascii="Arial" w:hAnsi="Arial" w:cs="Arial"/>
                 <w:sz w:val="24"/>
                 <w:szCs w:val="24"/>
               </w:rPr>
@@ -3532,7 +3725,7 @@
             <w:proofErr w:type="spellEnd"/>
             <w:r>
               <w:rPr>
-                <w:rFonts w:ascii="Times New Roman" w:hAnsi="Times New Roman"/>
+                <w:rFonts w:ascii="Arial" w:hAnsi="Arial" w:cs="Arial"/>
                 <w:sz w:val="24"/>
                 <w:szCs w:val="24"/>
               </w:rPr>
@@ -3541,7 +3734,7 @@
             <w:proofErr w:type="gramEnd"/>
             <w:r>
               <w:rPr>
-                <w:rFonts w:ascii="Times New Roman" w:hAnsi="Times New Roman"/>
+                <w:rFonts w:ascii="Arial" w:hAnsi="Arial" w:cs="Arial"/>
                 <w:sz w:val="24"/>
                 <w:szCs w:val="24"/>
               </w:rPr>
@@ -3550,7 +3743,7 @@
             <w:proofErr w:type="gramStart"/>
             <w:r>
               <w:rPr>
-                <w:rFonts w:ascii="Times New Roman" w:hAnsi="Times New Roman"/>
+                <w:rFonts w:ascii="Arial" w:hAnsi="Arial" w:cs="Arial"/>
                 <w:sz w:val="24"/>
                 <w:szCs w:val="24"/>
               </w:rPr>
@@ -3559,7 +3752,7 @@
             <w:proofErr w:type="gramEnd"/>
             <w:r>
               <w:rPr>
-                <w:rFonts w:ascii="Times New Roman" w:hAnsi="Times New Roman"/>
+                <w:rFonts w:ascii="Arial" w:hAnsi="Arial" w:cs="Arial"/>
                 <w:sz w:val="24"/>
                 <w:szCs w:val="24"/>
               </w:rPr>
@@ -3568,7 +3761,7 @@
             <w:proofErr w:type="spellStart"/>
             <w:r>
               <w:rPr>
-                <w:rFonts w:ascii="Times New Roman" w:hAnsi="Times New Roman"/>
+                <w:rFonts w:ascii="Arial" w:hAnsi="Arial" w:cs="Arial"/>
                 <w:sz w:val="24"/>
                 <w:szCs w:val="24"/>
               </w:rPr>
@@ -3577,7 +3770,7 @@
             <w:proofErr w:type="spellEnd"/>
             <w:r>
               <w:rPr>
-                <w:rFonts w:ascii="Times New Roman" w:hAnsi="Times New Roman"/>
+                <w:rFonts w:ascii="Arial" w:hAnsi="Arial" w:cs="Arial"/>
                 <w:sz w:val="24"/>
                 <w:szCs w:val="24"/>
               </w:rPr>
@@ -3586,7 +3779,7 @@
             <w:proofErr w:type="gramStart"/>
             <w:r>
               <w:rPr>
-                <w:rFonts w:ascii="Times New Roman" w:hAnsi="Times New Roman"/>
+                <w:rFonts w:ascii="Arial" w:hAnsi="Arial" w:cs="Arial"/>
                 <w:sz w:val="24"/>
                 <w:szCs w:val="24"/>
               </w:rPr>
@@ -3595,7 +3788,7 @@
             <w:proofErr w:type="spellStart"/>
             <w:r>
               <w:rPr>
-                <w:rFonts w:ascii="Times New Roman" w:hAnsi="Times New Roman"/>
+                <w:rFonts w:ascii="Arial" w:hAnsi="Arial" w:cs="Arial"/>
                 <w:sz w:val="24"/>
                 <w:szCs w:val="24"/>
               </w:rPr>
@@ -3604,7 +3797,7 @@
             <w:proofErr w:type="gramEnd"/>
             <w:r>
               <w:rPr>
-                <w:rFonts w:ascii="Times New Roman" w:hAnsi="Times New Roman"/>
+                <w:rFonts w:ascii="Arial" w:hAnsi="Arial" w:cs="Arial"/>
                 <w:sz w:val="24"/>
                 <w:szCs w:val="24"/>
               </w:rPr>
@@ -3613,7 +3806,7 @@
             <w:proofErr w:type="spellEnd"/>
             <w:r>
               <w:rPr>
-                <w:rFonts w:ascii="Times New Roman" w:hAnsi="Times New Roman"/>
+                <w:rFonts w:ascii="Arial" w:hAnsi="Arial" w:cs="Arial"/>
                 <w:sz w:val="24"/>
                 <w:szCs w:val="24"/>
               </w:rPr>
@@ -3622,7 +3815,7 @@
             <w:proofErr w:type="gramStart"/>
             <w:r>
               <w:rPr>
-                <w:rFonts w:ascii="Times New Roman" w:hAnsi="Times New Roman"/>
+                <w:rFonts w:ascii="Arial" w:hAnsi="Arial" w:cs="Arial"/>
                 <w:sz w:val="24"/>
                 <w:szCs w:val="24"/>
               </w:rPr>
@@ -3631,7 +3824,7 @@
             <w:proofErr w:type="gramEnd"/>
             <w:r>
               <w:rPr>
-                <w:rFonts w:ascii="Times New Roman" w:hAnsi="Times New Roman"/>
+                <w:rFonts w:ascii="Arial" w:hAnsi="Arial" w:cs="Arial"/>
                 <w:sz w:val="24"/>
                 <w:szCs w:val="24"/>
               </w:rPr>
@@ -3653,7 +3846,7 @@
             <w:pPr>
               <w:spacing w:after="0"/>
               <w:rPr>
-                <w:rFonts w:ascii="Times New Roman" w:hAnsi="Times New Roman"/>
+                <w:rFonts w:ascii="Arial" w:hAnsi="Arial" w:cs="Arial"/>
                 <w:sz w:val="24"/>
                 <w:szCs w:val="24"/>
               </w:rPr>
@@ -3674,14 +3867,14 @@
             <w:pPr>
               <w:spacing w:after="0"/>
               <w:rPr>
-                <w:rFonts w:ascii="Times New Roman" w:hAnsi="Times New Roman"/>
+                <w:rFonts w:ascii="Arial" w:hAnsi="Arial" w:cs="Arial"/>
                 <w:sz w:val="24"/>
                 <w:szCs w:val="24"/>
               </w:rPr>
             </w:pPr>
             <w:r>
               <w:rPr>
-                <w:rFonts w:ascii="Times New Roman" w:hAnsi="Times New Roman"/>
+                <w:rFonts w:ascii="Arial" w:hAnsi="Arial" w:cs="Arial"/>
                 <w:sz w:val="24"/>
                 <w:szCs w:val="24"/>
               </w:rPr>
@@ -3690,7 +3883,7 @@
             <w:proofErr w:type="gramStart"/>
             <w:r>
               <w:rPr>
-                <w:rFonts w:ascii="Times New Roman" w:hAnsi="Times New Roman"/>
+                <w:rFonts w:ascii="Arial" w:hAnsi="Arial" w:cs="Arial"/>
                 <w:sz w:val="24"/>
                 <w:szCs w:val="24"/>
               </w:rPr>
@@ -3699,7 +3892,7 @@
             <w:proofErr w:type="gramEnd"/>
             <w:r>
               <w:rPr>
-                <w:rFonts w:ascii="Times New Roman" w:hAnsi="Times New Roman"/>
+                <w:rFonts w:ascii="Arial" w:hAnsi="Arial" w:cs="Arial"/>
                 <w:sz w:val="24"/>
                 <w:szCs w:val="24"/>
               </w:rPr>
@@ -3708,7 +3901,7 @@
             <w:proofErr w:type="gramStart"/>
             <w:r>
               <w:rPr>
-                <w:rFonts w:ascii="Times New Roman" w:hAnsi="Times New Roman"/>
+                <w:rFonts w:ascii="Arial" w:hAnsi="Arial" w:cs="Arial"/>
                 <w:sz w:val="24"/>
                 <w:szCs w:val="24"/>
               </w:rPr>
@@ -3717,7 +3910,7 @@
             <w:proofErr w:type="spellStart"/>
             <w:r>
               <w:rPr>
-                <w:rFonts w:ascii="Times New Roman" w:hAnsi="Times New Roman"/>
+                <w:rFonts w:ascii="Arial" w:hAnsi="Arial" w:cs="Arial"/>
                 <w:sz w:val="24"/>
                 <w:szCs w:val="24"/>
               </w:rPr>
@@ -3726,7 +3919,7 @@
             <w:proofErr w:type="gramEnd"/>
             <w:r>
               <w:rPr>
-                <w:rFonts w:ascii="Times New Roman" w:hAnsi="Times New Roman"/>
+                <w:rFonts w:ascii="Arial" w:hAnsi="Arial" w:cs="Arial"/>
                 <w:sz w:val="24"/>
                 <w:szCs w:val="24"/>
               </w:rPr>
@@ -3735,7 +3928,7 @@
             <w:proofErr w:type="spellEnd"/>
             <w:r>
               <w:rPr>
-                <w:rFonts w:ascii="Times New Roman" w:hAnsi="Times New Roman"/>
+                <w:rFonts w:ascii="Arial" w:hAnsi="Arial" w:cs="Arial"/>
                 <w:sz w:val="24"/>
                 <w:szCs w:val="24"/>
               </w:rPr>
@@ -3744,7 +3937,7 @@
             <w:proofErr w:type="gramStart"/>
             <w:r>
               <w:rPr>
-                <w:rFonts w:ascii="Times New Roman" w:hAnsi="Times New Roman"/>
+                <w:rFonts w:ascii="Arial" w:hAnsi="Arial" w:cs="Arial"/>
                 <w:sz w:val="24"/>
                 <w:szCs w:val="24"/>
               </w:rPr>
@@ -3753,7 +3946,7 @@
             <w:proofErr w:type="gramEnd"/>
             <w:r>
               <w:rPr>
-                <w:rFonts w:ascii="Times New Roman" w:hAnsi="Times New Roman"/>
+                <w:rFonts w:ascii="Arial" w:hAnsi="Arial" w:cs="Arial"/>
                 <w:sz w:val="24"/>
                 <w:szCs w:val="24"/>
               </w:rPr>
@@ -3762,7 +3955,7 @@
             <w:proofErr w:type="gramStart"/>
             <w:r>
               <w:rPr>
-                <w:rFonts w:ascii="Times New Roman" w:hAnsi="Times New Roman"/>
+                <w:rFonts w:ascii="Arial" w:hAnsi="Arial" w:cs="Arial"/>
                 <w:sz w:val="24"/>
                 <w:szCs w:val="24"/>
               </w:rPr>
@@ -3771,7 +3964,7 @@
             <w:proofErr w:type="gramEnd"/>
             <w:r>
               <w:rPr>
-                <w:rFonts w:ascii="Times New Roman" w:hAnsi="Times New Roman"/>
+                <w:rFonts w:ascii="Arial" w:hAnsi="Arial" w:cs="Arial"/>
                 <w:sz w:val="24"/>
                 <w:szCs w:val="24"/>
               </w:rPr>
@@ -3796,14 +3989,14 @@
               <w:keepNext/>
               <w:spacing w:after="0"/>
               <w:rPr>
-                <w:rFonts w:ascii="Times New Roman" w:hAnsi="Times New Roman"/>
+                <w:rFonts w:ascii="Arial" w:hAnsi="Arial" w:cs="Arial"/>
                 <w:sz w:val="24"/>
                 <w:szCs w:val="24"/>
               </w:rPr>
             </w:pPr>
             <w:r>
               <w:rPr>
-                <w:rFonts w:ascii="Times New Roman" w:hAnsi="Times New Roman"/>
+                <w:rFonts w:ascii="Arial" w:hAnsi="Arial" w:cs="Arial"/>
                 <w:sz w:val="24"/>
                 <w:szCs w:val="24"/>
               </w:rPr>
@@ -3825,7 +4018,7 @@
             <w:pPr>
               <w:spacing w:after="0"/>
               <w:rPr>
-                <w:rFonts w:ascii="Times New Roman" w:hAnsi="Times New Roman"/>
+                <w:rFonts w:ascii="Arial" w:hAnsi="Arial" w:cs="Arial"/>
                 <w:sz w:val="24"/>
                 <w:szCs w:val="24"/>
               </w:rPr>
@@ -3846,14 +4039,14 @@
             <w:pPr>
               <w:spacing w:after="0"/>
               <w:rPr>
-                <w:rFonts w:ascii="Times New Roman" w:hAnsi="Times New Roman"/>
+                <w:rFonts w:ascii="Arial" w:hAnsi="Arial" w:cs="Arial"/>
                 <w:sz w:val="24"/>
                 <w:szCs w:val="24"/>
               </w:rPr>
             </w:pPr>
             <w:r>
               <w:rPr>
-                <w:rFonts w:ascii="Times New Roman" w:hAnsi="Times New Roman"/>
+                <w:rFonts w:ascii="Arial" w:hAnsi="Arial" w:cs="Arial"/>
                 <w:sz w:val="24"/>
                 <w:szCs w:val="24"/>
               </w:rPr>
@@ -3878,7 +4071,7 @@
               <w:keepNext/>
               <w:spacing w:after="0"/>
               <w:rPr>
-                <w:rFonts w:ascii="Times New Roman" w:hAnsi="Times New Roman"/>
+                <w:rFonts w:ascii="Arial" w:hAnsi="Arial" w:cs="Arial"/>
                 <w:sz w:val="24"/>
                 <w:szCs w:val="24"/>
               </w:rPr>
@@ -3899,7 +4092,7 @@
             <w:pPr>
               <w:spacing w:after="0"/>
               <w:rPr>
-                <w:rFonts w:ascii="Times New Roman" w:hAnsi="Times New Roman"/>
+                <w:rFonts w:ascii="Arial" w:hAnsi="Arial" w:cs="Arial"/>
                 <w:sz w:val="24"/>
                 <w:szCs w:val="24"/>
               </w:rPr>
@@ -3920,7 +4113,7 @@
             <w:pPr>
               <w:spacing w:after="0"/>
               <w:rPr>
-                <w:rFonts w:ascii="Times New Roman" w:hAnsi="Times New Roman"/>
+                <w:rFonts w:ascii="Arial" w:hAnsi="Arial" w:cs="Arial"/>
                 <w:sz w:val="24"/>
                 <w:szCs w:val="24"/>
               </w:rPr>
@@ -3945,14 +4138,14 @@
               <w:keepNext/>
               <w:spacing w:after="0"/>
               <w:rPr>
-                <w:rFonts w:ascii="Times New Roman" w:hAnsi="Times New Roman"/>
+                <w:rFonts w:ascii="Arial" w:hAnsi="Arial" w:cs="Arial"/>
                 <w:sz w:val="24"/>
                 <w:szCs w:val="24"/>
               </w:rPr>
             </w:pPr>
             <w:r>
               <w:rPr>
-                <w:rFonts w:ascii="Times New Roman" w:hAnsi="Times New Roman"/>
+                <w:rFonts w:ascii="Arial" w:hAnsi="Arial" w:cs="Arial"/>
                 <w:sz w:val="24"/>
                 <w:szCs w:val="24"/>
               </w:rPr>
@@ -3961,7 +4154,7 @@
             <w:proofErr w:type="gramStart"/>
             <w:r>
               <w:rPr>
-                <w:rFonts w:ascii="Times New Roman" w:hAnsi="Times New Roman"/>
+                <w:rFonts w:ascii="Arial" w:hAnsi="Arial" w:cs="Arial"/>
                 <w:sz w:val="24"/>
                 <w:szCs w:val="24"/>
               </w:rPr>
@@ -3970,7 +4163,7 @@
             <w:proofErr w:type="spellStart"/>
             <w:r>
               <w:rPr>
-                <w:rFonts w:ascii="Times New Roman" w:hAnsi="Times New Roman"/>
+                <w:rFonts w:ascii="Arial" w:hAnsi="Arial" w:cs="Arial"/>
                 <w:sz w:val="24"/>
                 <w:szCs w:val="24"/>
               </w:rPr>
@@ -3979,7 +4172,7 @@
             <w:proofErr w:type="gramEnd"/>
             <w:r>
               <w:rPr>
-                <w:rFonts w:ascii="Times New Roman" w:hAnsi="Times New Roman"/>
+                <w:rFonts w:ascii="Arial" w:hAnsi="Arial" w:cs="Arial"/>
                 <w:sz w:val="24"/>
                 <w:szCs w:val="24"/>
               </w:rPr>
@@ -3988,7 +4181,7 @@
             <w:proofErr w:type="spellEnd"/>
             <w:r>
               <w:rPr>
-                <w:rFonts w:ascii="Times New Roman" w:hAnsi="Times New Roman"/>
+                <w:rFonts w:ascii="Arial" w:hAnsi="Arial" w:cs="Arial"/>
                 <w:sz w:val="24"/>
                 <w:szCs w:val="24"/>
               </w:rPr>
@@ -4013,14 +4206,14 @@
               <w:keepNext/>
               <w:spacing w:after="0"/>
               <w:rPr>
-                <w:rFonts w:ascii="Times New Roman" w:hAnsi="Times New Roman"/>
+                <w:rFonts w:ascii="Arial" w:hAnsi="Arial" w:cs="Arial"/>
                 <w:sz w:val="24"/>
                 <w:szCs w:val="24"/>
               </w:rPr>
             </w:pPr>
             <w:r>
               <w:rPr>
-                <w:rFonts w:ascii="Times New Roman" w:hAnsi="Times New Roman"/>
+                <w:rFonts w:ascii="Arial" w:hAnsi="Arial" w:cs="Arial"/>
                 <w:sz w:val="24"/>
                 <w:szCs w:val="24"/>
               </w:rPr>
@@ -4042,7 +4235,7 @@
             <w:pPr>
               <w:spacing w:after="0"/>
               <w:rPr>
-                <w:rFonts w:ascii="Times New Roman" w:hAnsi="Times New Roman"/>
+                <w:rFonts w:ascii="Arial" w:hAnsi="Arial" w:cs="Arial"/>
                 <w:sz w:val="24"/>
                 <w:szCs w:val="24"/>
               </w:rPr>
@@ -4063,7 +4256,7 @@
             <w:pPr>
               <w:spacing w:after="0"/>
               <w:rPr>
-                <w:rFonts w:ascii="Times New Roman" w:hAnsi="Times New Roman"/>
+                <w:rFonts w:ascii="Arial" w:hAnsi="Arial" w:cs="Arial"/>
                 <w:sz w:val="24"/>
                 <w:szCs w:val="24"/>
               </w:rPr>
@@ -4076,19 +4269,14 @@
       <w:pPr>
         <w:spacing w:after="0"/>
         <w:rPr>
-          <w:rFonts w:ascii="Times New Roman" w:hAnsi="Times New Roman"/>
+          <w:rFonts w:ascii="Arial" w:hAnsi="Arial" w:cs="Arial"/>
           <w:sz w:val="24"/>
           <w:szCs w:val="24"/>
         </w:rPr>
       </w:pPr>
     </w:p>
     <w:sectPr>
-      <w:headerReference w:type="even" r:id="rId7"/>
-      <w:headerReference w:type="default" r:id="rId8"/>
-      <w:footerReference w:type="even" r:id="rId9"/>
-      <w:footerReference w:type="default" r:id="rId10"/>
-      <w:headerReference w:type="first" r:id="rId11"/>
-      <w:footerReference w:type="first" r:id="rId12"/>
+      <w:footerReference w:type="default" r:id="rId7"/>
       <w:pgSz w:w="12240" w:h="15840"/>
       <w:pgMar w:top="1440" w:right="1440" w:bottom="1440" w:left="1440" w:header="720" w:footer="720" w:gutter="0"/>
       <w:cols w:space="720"/>
@@ -4125,20 +4313,10 @@
 
 <file path=word/footer1.xml><?xml version="1.0" encoding="utf-8"?>
 <w:ftr xmlns:wpc="http://schemas.microsoft.com/office/word/2010/wordprocessingCanvas" xmlns:cx="http://schemas.microsoft.com/office/drawing/2014/chartex" xmlns:cx1="http://schemas.microsoft.com/office/drawing/2015/9/8/chartex" xmlns:cx2="http://schemas.microsoft.com/office/drawing/2015/10/21/chartex" xmlns:cx3="http://schemas.microsoft.com/office/drawing/2016/5/9/chartex" xmlns:cx4="http://schemas.microsoft.com/office/drawing/2016/5/10/chartex" xmlns:cx5="http://schemas.microsoft.com/office/drawing/2016/5/11/chartex" xmlns:cx6="http://schemas.microsoft.com/office/drawing/2016/5/12/chartex" xmlns:cx7="http://schemas.microsoft.com/office/drawing/2016/5/13/chartex" xmlns:cx8="http://schemas.microsoft.com/office/drawing/2016/5/14/chartex" xmlns:mc="http://schemas.openxmlformats.org/markup-compatibility/2006" xmlns:aink="http://schemas.microsoft.com/office/drawing/2016/ink" xmlns:am3d="http://schemas.microsoft.com/office/drawing/2017/model3d" xmlns:o="urn:schemas-microsoft-com:office:office" xmlns:oel="http://schemas.microsoft.com/office/2019/extlst" xmlns:r="http://schemas.openxmlformats.org/officeDocument/2006/relationships" xmlns:m="http://schemas.openxmlformats.org/officeDocument/2006/math" xmlns:v="urn:schemas-microsoft-com:vml" xmlns:wp14="http://schemas.microsoft.com/office/word/2010/wordprocessingDrawing" xmlns:wp="http://schemas.openxmlformats.org/drawingml/2006/wordprocessingDrawing" xmlns:w10="urn:schemas-microsoft-com:office:word" xmlns:w="http://schemas.openxmlformats.org/wordprocessingml/2006/main" xmlns:w14="http://schemas.microsoft.com/office/word/2010/wordml" xmlns:w15="http://schemas.microsoft.com/office/word/2012/wordml" xmlns:w16cex="http://schemas.microsoft.com/office/word/2018/wordml/cex" xmlns:w16cid="http://schemas.microsoft.com/office/word/2016/wordml/cid" xmlns:w16="http://schemas.microsoft.com/office/word/2018/wordml" xmlns:w16du="http://schemas.microsoft.com/office/word/2023/wordml/word16du" xmlns:w16sdtdh="http://schemas.microsoft.com/office/word/2020/wordml/sdtdatahash" xmlns:w16sdtfl="http://schemas.microsoft.com/office/word/2024/wordml/sdtformatlock" xmlns:w16se="http://schemas.microsoft.com/office/word/2015/wordml/symex" xmlns:wpg="http://schemas.microsoft.com/office/word/2010/wordprocessingGroup" xmlns:wpi="http://schemas.microsoft.com/office/word/2010/wordprocessingInk" xmlns:wne="http://schemas.microsoft.com/office/word/2006/wordml" xmlns:wps="http://schemas.microsoft.com/office/word/2010/wordprocessingShape" mc:Ignorable="w14 w15 w16se w16cid w16 w16cex w16sdtdh w16sdtfl w16du wp14">
-  <w:p>
-    <w:pPr>
-      <w:pStyle w:val="Footer"/>
-    </w:pPr>
-  </w:p>
-</w:ftr>
-</file>
-
-<file path=word/footer2.xml><?xml version="1.0" encoding="utf-8"?>
-<w:ftr xmlns:wpc="http://schemas.microsoft.com/office/word/2010/wordprocessingCanvas" xmlns:cx="http://schemas.microsoft.com/office/drawing/2014/chartex" xmlns:cx1="http://schemas.microsoft.com/office/drawing/2015/9/8/chartex" xmlns:cx2="http://schemas.microsoft.com/office/drawing/2015/10/21/chartex" xmlns:cx3="http://schemas.microsoft.com/office/drawing/2016/5/9/chartex" xmlns:cx4="http://schemas.microsoft.com/office/drawing/2016/5/10/chartex" xmlns:cx5="http://schemas.microsoft.com/office/drawing/2016/5/11/chartex" xmlns:cx6="http://schemas.microsoft.com/office/drawing/2016/5/12/chartex" xmlns:cx7="http://schemas.microsoft.com/office/drawing/2016/5/13/chartex" xmlns:cx8="http://schemas.microsoft.com/office/drawing/2016/5/14/chartex" xmlns:mc="http://schemas.openxmlformats.org/markup-compatibility/2006" xmlns:aink="http://schemas.microsoft.com/office/drawing/2016/ink" xmlns:am3d="http://schemas.microsoft.com/office/drawing/2017/model3d" xmlns:o="urn:schemas-microsoft-com:office:office" xmlns:oel="http://schemas.microsoft.com/office/2019/extlst" xmlns:r="http://schemas.openxmlformats.org/officeDocument/2006/relationships" xmlns:m="http://schemas.openxmlformats.org/officeDocument/2006/math" xmlns:v="urn:schemas-microsoft-com:vml" xmlns:wp14="http://schemas.microsoft.com/office/word/2010/wordprocessingDrawing" xmlns:wp="http://schemas.openxmlformats.org/drawingml/2006/wordprocessingDrawing" xmlns:w10="urn:schemas-microsoft-com:office:word" xmlns:w="http://schemas.openxmlformats.org/wordprocessingml/2006/main" xmlns:w14="http://schemas.microsoft.com/office/word/2010/wordml" xmlns:w15="http://schemas.microsoft.com/office/word/2012/wordml" xmlns:w16cex="http://schemas.microsoft.com/office/word/2018/wordml/cex" xmlns:w16cid="http://schemas.microsoft.com/office/word/2016/wordml/cid" xmlns:w16="http://schemas.microsoft.com/office/word/2018/wordml" xmlns:w16du="http://schemas.microsoft.com/office/word/2023/wordml/word16du" xmlns:w16sdtdh="http://schemas.microsoft.com/office/word/2020/wordml/sdtdatahash" xmlns:w16sdtfl="http://schemas.microsoft.com/office/word/2024/wordml/sdtformatlock" xmlns:w16se="http://schemas.microsoft.com/office/word/2015/wordml/symex" xmlns:wpg="http://schemas.microsoft.com/office/word/2010/wordprocessingGroup" xmlns:wpi="http://schemas.microsoft.com/office/word/2010/wordprocessingInk" xmlns:wne="http://schemas.microsoft.com/office/word/2006/wordml" xmlns:wps="http://schemas.microsoft.com/office/word/2010/wordprocessingShape" mc:Ignorable="w14 w15 w16se w16cid w16 w16cex w16sdtdh w16sdtfl w16du wp14">
   <w:sdt>
     <w:sdtPr>
       <w:rPr>
-        <w:rFonts w:ascii="Times New Roman" w:hAnsi="Times New Roman"/>
+        <w:rFonts w:ascii="Arial" w:hAnsi="Arial" w:cs="Arial"/>
         <w:sz w:val="24"/>
         <w:szCs w:val="24"/>
       </w:rPr>
@@ -4152,7 +4330,7 @@
       <w:sdt>
         <w:sdtPr>
           <w:rPr>
-            <w:rFonts w:ascii="Times New Roman" w:hAnsi="Times New Roman"/>
+            <w:rFonts w:ascii="Arial" w:hAnsi="Arial" w:cs="Arial"/>
             <w:sz w:val="24"/>
             <w:szCs w:val="24"/>
           </w:rPr>
@@ -4168,14 +4346,14 @@
               <w:pStyle w:val="Footer"/>
               <w:jc w:val="center"/>
               <w:rPr>
-                <w:rFonts w:ascii="Times New Roman" w:hAnsi="Times New Roman"/>
+                <w:rFonts w:ascii="Arial" w:hAnsi="Arial" w:cs="Arial"/>
                 <w:sz w:val="24"/>
                 <w:szCs w:val="24"/>
               </w:rPr>
             </w:pPr>
             <w:r>
               <w:rPr>
-                <w:rFonts w:ascii="Times New Roman" w:hAnsi="Times New Roman"/>
+                <w:rFonts w:ascii="Arial" w:hAnsi="Arial" w:cs="Arial"/>
                 <w:sz w:val="24"/>
                 <w:szCs w:val="24"/>
               </w:rPr>
@@ -4183,7 +4361,7 @@
             </w:r>
             <w:r>
               <w:rPr>
-                <w:rFonts w:ascii="Times New Roman" w:hAnsi="Times New Roman"/>
+                <w:rFonts w:ascii="Arial" w:hAnsi="Arial" w:cs="Arial"/>
                 <w:sz w:val="24"/>
                 <w:szCs w:val="24"/>
               </w:rPr>
@@ -4191,7 +4369,7 @@
             </w:r>
             <w:r>
               <w:rPr>
-                <w:rFonts w:ascii="Times New Roman" w:hAnsi="Times New Roman"/>
+                <w:rFonts w:ascii="Arial" w:hAnsi="Arial" w:cs="Arial"/>
                 <w:sz w:val="24"/>
                 <w:szCs w:val="24"/>
               </w:rPr>
@@ -4199,7 +4377,7 @@
             </w:r>
             <w:r>
               <w:rPr>
-                <w:rFonts w:ascii="Times New Roman" w:hAnsi="Times New Roman"/>
+                <w:rFonts w:ascii="Arial" w:hAnsi="Arial" w:cs="Arial"/>
                 <w:sz w:val="24"/>
                 <w:szCs w:val="24"/>
               </w:rPr>
@@ -4207,7 +4385,7 @@
             </w:r>
             <w:r>
               <w:rPr>
-                <w:rFonts w:ascii="Times New Roman" w:hAnsi="Times New Roman"/>
+                <w:rFonts w:ascii="Arial" w:hAnsi="Arial" w:cs="Arial"/>
                 <w:noProof/>
                 <w:sz w:val="24"/>
                 <w:szCs w:val="24"/>
@@ -4216,7 +4394,7 @@
             </w:r>
             <w:r>
               <w:rPr>
-                <w:rFonts w:ascii="Times New Roman" w:hAnsi="Times New Roman"/>
+                <w:rFonts w:ascii="Arial" w:hAnsi="Arial" w:cs="Arial"/>
                 <w:sz w:val="24"/>
                 <w:szCs w:val="24"/>
               </w:rPr>
@@ -4224,7 +4402,7 @@
             </w:r>
             <w:r>
               <w:rPr>
-                <w:rFonts w:ascii="Times New Roman" w:hAnsi="Times New Roman"/>
+                <w:rFonts w:ascii="Arial" w:hAnsi="Arial" w:cs="Arial"/>
                 <w:sz w:val="24"/>
                 <w:szCs w:val="24"/>
               </w:rPr>
@@ -4232,7 +4410,7 @@
             </w:r>
             <w:r>
               <w:rPr>
-                <w:rFonts w:ascii="Times New Roman" w:hAnsi="Times New Roman"/>
+                <w:rFonts w:ascii="Arial" w:hAnsi="Arial" w:cs="Arial"/>
                 <w:sz w:val="24"/>
                 <w:szCs w:val="24"/>
               </w:rPr>
@@ -4240,7 +4418,7 @@
             </w:r>
             <w:r>
               <w:rPr>
-                <w:rFonts w:ascii="Times New Roman" w:hAnsi="Times New Roman"/>
+                <w:rFonts w:ascii="Arial" w:hAnsi="Arial" w:cs="Arial"/>
                 <w:sz w:val="24"/>
                 <w:szCs w:val="24"/>
               </w:rPr>
@@ -4248,7 +4426,7 @@
             </w:r>
             <w:r>
               <w:rPr>
-                <w:rFonts w:ascii="Times New Roman" w:hAnsi="Times New Roman"/>
+                <w:rFonts w:ascii="Arial" w:hAnsi="Arial" w:cs="Arial"/>
                 <w:sz w:val="24"/>
                 <w:szCs w:val="24"/>
               </w:rPr>
@@ -4256,7 +4434,7 @@
             </w:r>
             <w:r>
               <w:rPr>
-                <w:rFonts w:ascii="Times New Roman" w:hAnsi="Times New Roman"/>
+                <w:rFonts w:ascii="Arial" w:hAnsi="Arial" w:cs="Arial"/>
                 <w:noProof/>
                 <w:sz w:val="24"/>
                 <w:szCs w:val="24"/>
@@ -4265,7 +4443,7 @@
             </w:r>
             <w:r>
               <w:rPr>
-                <w:rFonts w:ascii="Times New Roman" w:hAnsi="Times New Roman"/>
+                <w:rFonts w:ascii="Arial" w:hAnsi="Arial" w:cs="Arial"/>
                 <w:sz w:val="24"/>
                 <w:szCs w:val="24"/>
               </w:rPr>
@@ -4276,16 +4454,6 @@
       </w:sdt>
     </w:sdtContent>
   </w:sdt>
-  <w:p>
-    <w:pPr>
-      <w:pStyle w:val="Footer"/>
-    </w:pPr>
-  </w:p>
-</w:ftr>
-</file>
-
-<file path=word/footer3.xml><?xml version="1.0" encoding="utf-8"?>
-<w:ftr xmlns:wpc="http://schemas.microsoft.com/office/word/2010/wordprocessingCanvas" xmlns:cx="http://schemas.microsoft.com/office/drawing/2014/chartex" xmlns:cx1="http://schemas.microsoft.com/office/drawing/2015/9/8/chartex" xmlns:cx2="http://schemas.microsoft.com/office/drawing/2015/10/21/chartex" xmlns:cx3="http://schemas.microsoft.com/office/drawing/2016/5/9/chartex" xmlns:cx4="http://schemas.microsoft.com/office/drawing/2016/5/10/chartex" xmlns:cx5="http://schemas.microsoft.com/office/drawing/2016/5/11/chartex" xmlns:cx6="http://schemas.microsoft.com/office/drawing/2016/5/12/chartex" xmlns:cx7="http://schemas.microsoft.com/office/drawing/2016/5/13/chartex" xmlns:cx8="http://schemas.microsoft.com/office/drawing/2016/5/14/chartex" xmlns:mc="http://schemas.openxmlformats.org/markup-compatibility/2006" xmlns:aink="http://schemas.microsoft.com/office/drawing/2016/ink" xmlns:am3d="http://schemas.microsoft.com/office/drawing/2017/model3d" xmlns:o="urn:schemas-microsoft-com:office:office" xmlns:oel="http://schemas.microsoft.com/office/2019/extlst" xmlns:r="http://schemas.openxmlformats.org/officeDocument/2006/relationships" xmlns:m="http://schemas.openxmlformats.org/officeDocument/2006/math" xmlns:v="urn:schemas-microsoft-com:vml" xmlns:wp14="http://schemas.microsoft.com/office/word/2010/wordprocessingDrawing" xmlns:wp="http://schemas.openxmlformats.org/drawingml/2006/wordprocessingDrawing" xmlns:w10="urn:schemas-microsoft-com:office:word" xmlns:w="http://schemas.openxmlformats.org/wordprocessingml/2006/main" xmlns:w14="http://schemas.microsoft.com/office/word/2010/wordml" xmlns:w15="http://schemas.microsoft.com/office/word/2012/wordml" xmlns:w16cex="http://schemas.microsoft.com/office/word/2018/wordml/cex" xmlns:w16cid="http://schemas.microsoft.com/office/word/2016/wordml/cid" xmlns:w16="http://schemas.microsoft.com/office/word/2018/wordml" xmlns:w16du="http://schemas.microsoft.com/office/word/2023/wordml/word16du" xmlns:w16sdtdh="http://schemas.microsoft.com/office/word/2020/wordml/sdtdatahash" xmlns:w16sdtfl="http://schemas.microsoft.com/office/word/2024/wordml/sdtformatlock" xmlns:w16se="http://schemas.microsoft.com/office/word/2015/wordml/symex" xmlns:wpg="http://schemas.microsoft.com/office/word/2010/wordprocessingGroup" xmlns:wpi="http://schemas.microsoft.com/office/word/2010/wordprocessingInk" xmlns:wne="http://schemas.microsoft.com/office/word/2006/wordml" xmlns:wps="http://schemas.microsoft.com/office/word/2010/wordprocessingShape" mc:Ignorable="w14 w15 w16se w16cid w16 w16cex w16sdtdh w16sdtfl w16du wp14">
   <w:p>
     <w:pPr>
       <w:pStyle w:val="Footer"/>
@@ -4317,36 +4485,6 @@
     </w:p>
   </w:footnote>
 </w:footnotes>
-</file>
-
-<file path=word/header1.xml><?xml version="1.0" encoding="utf-8"?>
-<w:hdr xmlns:wpc="http://schemas.microsoft.com/office/word/2010/wordprocessingCanvas" xmlns:cx="http://schemas.microsoft.com/office/drawing/2014/chartex" xmlns:cx1="http://schemas.microsoft.com/office/drawing/2015/9/8/chartex" xmlns:cx2="http://schemas.microsoft.com/office/drawing/2015/10/21/chartex" xmlns:cx3="http://schemas.microsoft.com/office/drawing/2016/5/9/chartex" xmlns:cx4="http://schemas.microsoft.com/office/drawing/2016/5/10/chartex" xmlns:cx5="http://schemas.microsoft.com/office/drawing/2016/5/11/chartex" xmlns:cx6="http://schemas.microsoft.com/office/drawing/2016/5/12/chartex" xmlns:cx7="http://schemas.microsoft.com/office/drawing/2016/5/13/chartex" xmlns:cx8="http://schemas.microsoft.com/office/drawing/2016/5/14/chartex" xmlns:mc="http://schemas.openxmlformats.org/markup-compatibility/2006" xmlns:aink="http://schemas.microsoft.com/office/drawing/2016/ink" xmlns:am3d="http://schemas.microsoft.com/office/drawing/2017/model3d" xmlns:o="urn:schemas-microsoft-com:office:office" xmlns:oel="http://schemas.microsoft.com/office/2019/extlst" xmlns:r="http://schemas.openxmlformats.org/officeDocument/2006/relationships" xmlns:m="http://schemas.openxmlformats.org/officeDocument/2006/math" xmlns:v="urn:schemas-microsoft-com:vml" xmlns:wp14="http://schemas.microsoft.com/office/word/2010/wordprocessingDrawing" xmlns:wp="http://schemas.openxmlformats.org/drawingml/2006/wordprocessingDrawing" xmlns:w10="urn:schemas-microsoft-com:office:word" xmlns:w="http://schemas.openxmlformats.org/wordprocessingml/2006/main" xmlns:w14="http://schemas.microsoft.com/office/word/2010/wordml" xmlns:w15="http://schemas.microsoft.com/office/word/2012/wordml" xmlns:w16cex="http://schemas.microsoft.com/office/word/2018/wordml/cex" xmlns:w16cid="http://schemas.microsoft.com/office/word/2016/wordml/cid" xmlns:w16="http://schemas.microsoft.com/office/word/2018/wordml" xmlns:w16du="http://schemas.microsoft.com/office/word/2023/wordml/word16du" xmlns:w16sdtdh="http://schemas.microsoft.com/office/word/2020/wordml/sdtdatahash" xmlns:w16sdtfl="http://schemas.microsoft.com/office/word/2024/wordml/sdtformatlock" xmlns:w16se="http://schemas.microsoft.com/office/word/2015/wordml/symex" xmlns:wpg="http://schemas.microsoft.com/office/word/2010/wordprocessingGroup" xmlns:wpi="http://schemas.microsoft.com/office/word/2010/wordprocessingInk" xmlns:wne="http://schemas.microsoft.com/office/word/2006/wordml" xmlns:wps="http://schemas.microsoft.com/office/word/2010/wordprocessingShape" mc:Ignorable="w14 w15 w16se w16cid w16 w16cex w16sdtdh w16sdtfl w16du wp14">
-  <w:p>
-    <w:pPr>
-      <w:pStyle w:val="Header"/>
-    </w:pPr>
-  </w:p>
-</w:hdr>
-</file>
-
-<file path=word/header2.xml><?xml version="1.0" encoding="utf-8"?>
-<w:hdr xmlns:wpc="http://schemas.microsoft.com/office/word/2010/wordprocessingCanvas" xmlns:cx="http://schemas.microsoft.com/office/drawing/2014/chartex" xmlns:cx1="http://schemas.microsoft.com/office/drawing/2015/9/8/chartex" xmlns:cx2="http://schemas.microsoft.com/office/drawing/2015/10/21/chartex" xmlns:cx3="http://schemas.microsoft.com/office/drawing/2016/5/9/chartex" xmlns:cx4="http://schemas.microsoft.com/office/drawing/2016/5/10/chartex" xmlns:cx5="http://schemas.microsoft.com/office/drawing/2016/5/11/chartex" xmlns:cx6="http://schemas.microsoft.com/office/drawing/2016/5/12/chartex" xmlns:cx7="http://schemas.microsoft.com/office/drawing/2016/5/13/chartex" xmlns:cx8="http://schemas.microsoft.com/office/drawing/2016/5/14/chartex" xmlns:mc="http://schemas.openxmlformats.org/markup-compatibility/2006" xmlns:aink="http://schemas.microsoft.com/office/drawing/2016/ink" xmlns:am3d="http://schemas.microsoft.com/office/drawing/2017/model3d" xmlns:o="urn:schemas-microsoft-com:office:office" xmlns:oel="http://schemas.microsoft.com/office/2019/extlst" xmlns:r="http://schemas.openxmlformats.org/officeDocument/2006/relationships" xmlns:m="http://schemas.openxmlformats.org/officeDocument/2006/math" xmlns:v="urn:schemas-microsoft-com:vml" xmlns:wp14="http://schemas.microsoft.com/office/word/2010/wordprocessingDrawing" xmlns:wp="http://schemas.openxmlformats.org/drawingml/2006/wordprocessingDrawing" xmlns:w10="urn:schemas-microsoft-com:office:word" xmlns:w="http://schemas.openxmlformats.org/wordprocessingml/2006/main" xmlns:w14="http://schemas.microsoft.com/office/word/2010/wordml" xmlns:w15="http://schemas.microsoft.com/office/word/2012/wordml" xmlns:w16cex="http://schemas.microsoft.com/office/word/2018/wordml/cex" xmlns:w16cid="http://schemas.microsoft.com/office/word/2016/wordml/cid" xmlns:w16="http://schemas.microsoft.com/office/word/2018/wordml" xmlns:w16du="http://schemas.microsoft.com/office/word/2023/wordml/word16du" xmlns:w16sdtdh="http://schemas.microsoft.com/office/word/2020/wordml/sdtdatahash" xmlns:w16sdtfl="http://schemas.microsoft.com/office/word/2024/wordml/sdtformatlock" xmlns:w16se="http://schemas.microsoft.com/office/word/2015/wordml/symex" xmlns:wpg="http://schemas.microsoft.com/office/word/2010/wordprocessingGroup" xmlns:wpi="http://schemas.microsoft.com/office/word/2010/wordprocessingInk" xmlns:wne="http://schemas.microsoft.com/office/word/2006/wordml" xmlns:wps="http://schemas.microsoft.com/office/word/2010/wordprocessingShape" mc:Ignorable="w14 w15 w16se w16cid w16 w16cex w16sdtdh w16sdtfl w16du wp14">
-  <w:p>
-    <w:pPr>
-      <w:pStyle w:val="Header"/>
-    </w:pPr>
-  </w:p>
-</w:hdr>
-</file>
-
-<file path=word/header3.xml><?xml version="1.0" encoding="utf-8"?>
-<w:hdr xmlns:wpc="http://schemas.microsoft.com/office/word/2010/wordprocessingCanvas" xmlns:cx="http://schemas.microsoft.com/office/drawing/2014/chartex" xmlns:cx1="http://schemas.microsoft.com/office/drawing/2015/9/8/chartex" xmlns:cx2="http://schemas.microsoft.com/office/drawing/2015/10/21/chartex" xmlns:cx3="http://schemas.microsoft.com/office/drawing/2016/5/9/chartex" xmlns:cx4="http://schemas.microsoft.com/office/drawing/2016/5/10/chartex" xmlns:cx5="http://schemas.microsoft.com/office/drawing/2016/5/11/chartex" xmlns:cx6="http://schemas.microsoft.com/office/drawing/2016/5/12/chartex" xmlns:cx7="http://schemas.microsoft.com/office/drawing/2016/5/13/chartex" xmlns:cx8="http://schemas.microsoft.com/office/drawing/2016/5/14/chartex" xmlns:mc="http://schemas.openxmlformats.org/markup-compatibility/2006" xmlns:aink="http://schemas.microsoft.com/office/drawing/2016/ink" xmlns:am3d="http://schemas.microsoft.com/office/drawing/2017/model3d" xmlns:o="urn:schemas-microsoft-com:office:office" xmlns:oel="http://schemas.microsoft.com/office/2019/extlst" xmlns:r="http://schemas.openxmlformats.org/officeDocument/2006/relationships" xmlns:m="http://schemas.openxmlformats.org/officeDocument/2006/math" xmlns:v="urn:schemas-microsoft-com:vml" xmlns:wp14="http://schemas.microsoft.com/office/word/2010/wordprocessingDrawing" xmlns:wp="http://schemas.openxmlformats.org/drawingml/2006/wordprocessingDrawing" xmlns:w10="urn:schemas-microsoft-com:office:word" xmlns:w="http://schemas.openxmlformats.org/wordprocessingml/2006/main" xmlns:w14="http://schemas.microsoft.com/office/word/2010/wordml" xmlns:w15="http://schemas.microsoft.com/office/word/2012/wordml" xmlns:w16cex="http://schemas.microsoft.com/office/word/2018/wordml/cex" xmlns:w16cid="http://schemas.microsoft.com/office/word/2016/wordml/cid" xmlns:w16="http://schemas.microsoft.com/office/word/2018/wordml" xmlns:w16du="http://schemas.microsoft.com/office/word/2023/wordml/word16du" xmlns:w16sdtdh="http://schemas.microsoft.com/office/word/2020/wordml/sdtdatahash" xmlns:w16sdtfl="http://schemas.microsoft.com/office/word/2024/wordml/sdtformatlock" xmlns:w16se="http://schemas.microsoft.com/office/word/2015/wordml/symex" xmlns:wpg="http://schemas.microsoft.com/office/word/2010/wordprocessingGroup" xmlns:wpi="http://schemas.microsoft.com/office/word/2010/wordprocessingInk" xmlns:wne="http://schemas.microsoft.com/office/word/2006/wordml" xmlns:wps="http://schemas.microsoft.com/office/word/2010/wordprocessingShape" mc:Ignorable="w14 w15 w16se w16cid w16 w16cex w16sdtdh w16sdtfl w16du wp14">
-  <w:p>
-    <w:pPr>
-      <w:pStyle w:val="Header"/>
-    </w:pPr>
-  </w:p>
-</w:hdr>
 </file>
 
 <file path=word/numbering.xml><?xml version="1.0" encoding="utf-8"?>
@@ -5034,7 +5172,6 @@
     <w:next w:val="Normal"/>
     <w:link w:val="Heading2Char"/>
     <w:uiPriority w:val="9"/>
-    <w:semiHidden/>
     <w:unhideWhenUsed/>
     <w:qFormat/>
     <w:rsid w:val="006D723B"/>
@@ -5251,7 +5388,6 @@
     <w:basedOn w:val="DefaultParagraphFont"/>
     <w:link w:val="Heading2"/>
     <w:uiPriority w:val="9"/>
-    <w:semiHidden/>
     <w:rsid w:val="006D723B"/>
     <w:rPr>
       <w:rFonts w:asciiTheme="majorHAnsi" w:eastAsiaTheme="majorEastAsia" w:hAnsiTheme="majorHAnsi" w:cstheme="majorBidi"/>

--- a/docassemble/MinorGuardianshipDischarge/data/templates/guardianship_discharge_petition.docx
+++ b/docassemble/MinorGuardianshipDischarge/data/templates/guardianship_discharge_petition.docx
@@ -246,6 +246,15 @@
                 <w:szCs w:val="24"/>
               </w:rPr>
             </w:pPr>
+            <w:r>
+              <w:rPr>
+                <w:rFonts w:ascii="Arial" w:hAnsi="Arial" w:cs="Arial"/>
+                <w:color w:val="000000"/>
+                <w:sz w:val="24"/>
+                <w:szCs w:val="24"/>
+              </w:rPr>
+              <w:t>CASE NUMBER:</w:t>
+            </w:r>
           </w:p>
         </w:tc>
         <w:tc>
@@ -424,7 +433,7 @@
                 <w:sz w:val="24"/>
                 <w:szCs w:val="24"/>
               </w:rPr>
-              <w:t xml:space="preserve">NO. {% if </w:t>
+              <w:t xml:space="preserve">{% if </w:t>
             </w:r>
             <w:proofErr w:type="spellStart"/>
             <w:r>
@@ -1882,6 +1891,7 @@
           <w:sz w:val="24"/>
           <w:szCs w:val="24"/>
         </w:rPr>
+        <w:lastRenderedPageBreak/>
         <w:t xml:space="preserve">WHEREFORE, I pray that </w:t>
       </w:r>
       <w:r>
@@ -2020,35 +2030,12 @@
           <w:szCs w:val="24"/>
         </w:rPr>
       </w:pPr>
-      <w:r>
-        <w:rPr>
-          <w:rFonts w:ascii="Arial" w:hAnsi="Arial" w:cs="Arial"/>
-          <w:color w:val="000000" w:themeColor="text1"/>
-          <w:sz w:val="24"/>
-          <w:szCs w:val="24"/>
-        </w:rPr>
-        <w:t>Respectfully submitted by,</w:t>
-      </w:r>
-    </w:p>
-    <w:p>
-      <w:pPr>
-        <w:keepNext/>
-        <w:keepLines/>
-        <w:spacing w:after="0" w:line="240" w:lineRule="auto"/>
-        <w:jc w:val="right"/>
-        <w:rPr>
-          <w:rFonts w:ascii="Arial" w:hAnsi="Arial" w:cs="Arial"/>
-          <w:color w:val="000000" w:themeColor="text1"/>
-          <w:sz w:val="24"/>
-          <w:szCs w:val="24"/>
-        </w:rPr>
-      </w:pPr>
     </w:p>
     <w:tbl>
       <w:tblPr>
         <w:tblStyle w:val="TableGrid"/>
-        <w:tblW w:w="5525" w:type="dxa"/>
-        <w:tblInd w:w="4015" w:type="dxa"/>
+        <w:tblW w:w="4320" w:type="dxa"/>
+        <w:tblInd w:w="5220" w:type="dxa"/>
         <w:tblBorders>
           <w:top w:val="none" w:sz="0" w:space="0" w:color="auto"/>
           <w:left w:val="none" w:sz="0" w:space="0" w:color="auto"/>
@@ -2059,12 +2046,60 @@
         <w:tblLook w:val="04A0" w:firstRow="1" w:lastRow="0" w:firstColumn="1" w:lastColumn="0" w:noHBand="0" w:noVBand="1"/>
       </w:tblPr>
       <w:tblGrid>
-        <w:gridCol w:w="5525"/>
+        <w:gridCol w:w="4320"/>
       </w:tblGrid>
       <w:tr>
         <w:tc>
           <w:tcPr>
-            <w:tcW w:w="5525" w:type="dxa"/>
+            <w:tcW w:w="4320" w:type="dxa"/>
+            <w:tcBorders>
+              <w:bottom w:val="nil"/>
+            </w:tcBorders>
+          </w:tcPr>
+          <w:p>
+            <w:pPr>
+              <w:keepNext/>
+              <w:keepLines/>
+              <w:spacing w:after="0" w:line="240" w:lineRule="auto"/>
+              <w:rPr>
+                <w:rFonts w:ascii="Arial" w:hAnsi="Arial" w:cs="Arial"/>
+                <w:color w:val="000000" w:themeColor="text1"/>
+                <w:sz w:val="24"/>
+                <w:szCs w:val="24"/>
+              </w:rPr>
+            </w:pPr>
+            <w:r>
+              <w:rPr>
+                <w:rFonts w:ascii="Arial" w:hAnsi="Arial" w:cs="Arial"/>
+                <w:color w:val="000000" w:themeColor="text1"/>
+                <w:sz w:val="24"/>
+                <w:szCs w:val="24"/>
+              </w:rPr>
+              <w:t>Respectfully submitted by,</w:t>
+            </w:r>
+          </w:p>
+          <w:p>
+            <w:pPr>
+              <w:keepNext/>
+              <w:keepLines/>
+              <w:spacing w:after="0" w:line="240" w:lineRule="auto"/>
+              <w:rPr>
+                <w:rFonts w:ascii="Arial" w:hAnsi="Arial" w:cs="Arial"/>
+                <w:color w:val="000000" w:themeColor="text1"/>
+                <w:sz w:val="24"/>
+                <w:szCs w:val="24"/>
+              </w:rPr>
+            </w:pPr>
+          </w:p>
+        </w:tc>
+      </w:tr>
+      <w:tr>
+        <w:tc>
+          <w:tcPr>
+            <w:tcW w:w="4320" w:type="dxa"/>
+            <w:tcBorders>
+              <w:bottom w:val="nil"/>
+            </w:tcBorders>
           </w:tcPr>
           <w:p>
             <w:pPr>
@@ -2079,13 +2114,36 @@
                 <w:szCs w:val="24"/>
               </w:rPr>
             </w:pPr>
-            <w:r>
+          </w:p>
+        </w:tc>
+      </w:tr>
+      <w:tr>
+        <w:tc>
+          <w:tcPr>
+            <w:tcW w:w="4320" w:type="dxa"/>
+            <w:tcBorders>
+              <w:bottom w:val="single" w:sz="4" w:space="0" w:color="auto"/>
+            </w:tcBorders>
+          </w:tcPr>
+          <w:p>
+            <w:pPr>
+              <w:keepNext/>
+              <w:keepLines/>
+              <w:spacing w:after="0" w:line="240" w:lineRule="auto"/>
               <w:rPr>
                 <w:rFonts w:ascii="Arial" w:hAnsi="Arial" w:cs="Arial"/>
                 <w:color w:val="000000" w:themeColor="text1"/>
                 <w:sz w:val="24"/>
                 <w:szCs w:val="24"/>
               </w:rPr>
+            </w:pPr>
+            <w:r>
+              <w:rPr>
+                <w:rFonts w:ascii="Arial" w:hAnsi="Arial" w:cs="Arial"/>
+                <w:color w:val="000000" w:themeColor="text1"/>
+                <w:sz w:val="24"/>
+                <w:szCs w:val="24"/>
+              </w:rPr>
               <w:t xml:space="preserve">{% if </w:t>
             </w:r>
             <w:proofErr w:type="spellStart"/>
@@ -2208,66 +2266,93 @@
               </w:rPr>
               <w:t>% endif %}</w:t>
             </w:r>
+          </w:p>
+        </w:tc>
+      </w:tr>
+      <w:tr>
+        <w:tc>
+          <w:tcPr>
+            <w:tcW w:w="4320" w:type="dxa"/>
+            <w:tcBorders>
+              <w:top w:val="single" w:sz="4" w:space="0" w:color="auto"/>
+              <w:bottom w:val="nil"/>
+            </w:tcBorders>
+          </w:tcPr>
+          <w:p>
+            <w:pPr>
+              <w:keepNext/>
+              <w:keepLines/>
+              <w:spacing w:after="0"/>
+              <w:rPr>
+                <w:rFonts w:ascii="Arial" w:hAnsi="Arial" w:cs="Arial"/>
+                <w:sz w:val="24"/>
+                <w:szCs w:val="24"/>
+              </w:rPr>
+            </w:pPr>
+            <w:r>
+              <w:rPr>
+                <w:rFonts w:ascii="Arial" w:hAnsi="Arial" w:cs="Arial"/>
+                <w:sz w:val="24"/>
+                <w:szCs w:val="24"/>
+              </w:rPr>
+              <w:t>{{users[0].</w:t>
+            </w:r>
+            <w:proofErr w:type="spellStart"/>
+            <w:r>
+              <w:rPr>
+                <w:rFonts w:ascii="Arial" w:hAnsi="Arial" w:cs="Arial"/>
+                <w:sz w:val="24"/>
+                <w:szCs w:val="24"/>
+              </w:rPr>
+              <w:t>name_</w:t>
+            </w:r>
+            <w:proofErr w:type="gramStart"/>
+            <w:r>
+              <w:rPr>
+                <w:rFonts w:ascii="Arial" w:hAnsi="Arial" w:cs="Arial"/>
+                <w:sz w:val="24"/>
+                <w:szCs w:val="24"/>
+              </w:rPr>
+              <w:t>full</w:t>
+            </w:r>
+            <w:proofErr w:type="spellEnd"/>
+            <w:r>
+              <w:rPr>
+                <w:rFonts w:ascii="Arial" w:hAnsi="Arial" w:cs="Arial"/>
+                <w:sz w:val="24"/>
+                <w:szCs w:val="24"/>
+              </w:rPr>
+              <w:t>(</w:t>
+            </w:r>
+            <w:proofErr w:type="gramEnd"/>
+            <w:r>
+              <w:rPr>
+                <w:rFonts w:ascii="Arial" w:hAnsi="Arial" w:cs="Arial"/>
+                <w:sz w:val="24"/>
+                <w:szCs w:val="24"/>
+              </w:rPr>
+              <w:t>)}}</w:t>
+            </w:r>
+          </w:p>
+          <w:p>
+            <w:pPr>
+              <w:keepNext/>
+              <w:keepLines/>
+              <w:spacing w:after="0" w:line="240" w:lineRule="auto"/>
+              <w:jc w:val="right"/>
+              <w:rPr>
+                <w:rFonts w:ascii="Arial" w:hAnsi="Arial" w:cs="Arial"/>
+                <w:color w:val="000000" w:themeColor="text1"/>
+                <w:sz w:val="24"/>
+                <w:szCs w:val="24"/>
+              </w:rPr>
+            </w:pPr>
           </w:p>
         </w:tc>
       </w:tr>
     </w:tbl>
-    <w:p>
-      <w:pPr>
-        <w:keepLines/>
-        <w:spacing w:after="0"/>
-        <w:jc w:val="right"/>
-        <w:rPr>
-          <w:rFonts w:ascii="Arial" w:hAnsi="Arial" w:cs="Arial"/>
-          <w:sz w:val="24"/>
-          <w:szCs w:val="24"/>
-        </w:rPr>
-      </w:pPr>
-      <w:r>
-        <w:rPr>
-          <w:rFonts w:ascii="Arial" w:hAnsi="Arial" w:cs="Arial"/>
-          <w:sz w:val="24"/>
-          <w:szCs w:val="24"/>
-        </w:rPr>
-        <w:t>{{users[0].</w:t>
-      </w:r>
-      <w:proofErr w:type="spellStart"/>
-      <w:r>
-        <w:rPr>
-          <w:rFonts w:ascii="Arial" w:hAnsi="Arial" w:cs="Arial"/>
-          <w:sz w:val="24"/>
-          <w:szCs w:val="24"/>
-        </w:rPr>
-        <w:t>name_</w:t>
-      </w:r>
-      <w:proofErr w:type="gramStart"/>
-      <w:r>
-        <w:rPr>
-          <w:rFonts w:ascii="Arial" w:hAnsi="Arial" w:cs="Arial"/>
-          <w:sz w:val="24"/>
-          <w:szCs w:val="24"/>
-        </w:rPr>
-        <w:t>full</w:t>
-      </w:r>
-      <w:proofErr w:type="spellEnd"/>
-      <w:r>
-        <w:rPr>
-          <w:rFonts w:ascii="Arial" w:hAnsi="Arial" w:cs="Arial"/>
-          <w:sz w:val="24"/>
-          <w:szCs w:val="24"/>
-        </w:rPr>
-        <w:t>(</w:t>
-      </w:r>
-      <w:proofErr w:type="gramEnd"/>
-      <w:r>
-        <w:rPr>
-          <w:rFonts w:ascii="Arial" w:hAnsi="Arial" w:cs="Arial"/>
-          <w:sz w:val="24"/>
-          <w:szCs w:val="24"/>
-        </w:rPr>
-        <w:t>)}}</w:t>
-      </w:r>
-    </w:p>
+    <w:p/>
+    <w:p/>
     <w:p>
       <w:pPr>
         <w:pStyle w:val="Heading2"/>
@@ -2288,7 +2373,6 @@
           <w:sz w:val="24"/>
           <w:szCs w:val="24"/>
         </w:rPr>
-        <w:lastRenderedPageBreak/>
         <w:t>CERTIFICATION</w:t>
       </w:r>
     </w:p>
